--- a/docs/product/DrivingMood-Design.docx
+++ b/docs/product/DrivingMood-Design.docx
@@ -113,7 +113,7 @@
         <w:t>앱</w:t>
       </w:r>
       <w:r>
-        <w:t xml:space="preserve"> 0.2.5 · </w:t>
+        <w:t xml:space="preserve"> 0.3.0 · </w:t>
       </w:r>
       <w:r>
         <w:t>제품</w:t>
@@ -411,19 +411,67 @@
         <w:t>프로토타입은</w:t>
       </w:r>
       <w:r>
-        <w:t xml:space="preserve"> </w:t>
-      </w:r>
-      <w:r>
-        <w:t>환경</w:t>
-      </w:r>
-      <w:r>
-        <w:t xml:space="preserve"> </w:t>
-      </w:r>
-      <w:r>
-        <w:t>관측과</w:t>
-      </w:r>
-      <w:r>
-        <w:t xml:space="preserve"> </w:t>
+        <w:t xml:space="preserve"> 30</w:t>
+      </w:r>
+      <w:r>
+        <w:t>초</w:t>
+      </w:r>
+      <w:r>
+        <w:t>·60</w:t>
+      </w:r>
+      <w:r>
+        <w:t>초</w:t>
+      </w:r>
+      <w:r>
+        <w:t xml:space="preserve"> </w:t>
+      </w:r>
+      <w:r>
+        <w:t>영상</w:t>
+      </w:r>
+      <w:r>
+        <w:t xml:space="preserve"> </w:t>
+      </w:r>
+      <w:r>
+        <w:t>촬영</w:t>
+      </w:r>
+      <w:r>
+        <w:t xml:space="preserve">, </w:t>
+      </w:r>
+      <w:r>
+        <w:t>저장</w:t>
+      </w:r>
+      <w:r>
+        <w:t xml:space="preserve"> </w:t>
+      </w:r>
+      <w:r>
+        <w:t>영상</w:t>
+      </w:r>
+      <w:r>
+        <w:t xml:space="preserve"> </w:t>
+      </w:r>
+      <w:r>
+        <w:t>분석</w:t>
+      </w:r>
+      <w:r>
+        <w:t xml:space="preserve">, </w:t>
+      </w:r>
+      <w:r>
+        <w:t>완료음</w:t>
+      </w:r>
+      <w:r>
+        <w:t xml:space="preserve">, </w:t>
+      </w:r>
+      <w:r>
+        <w:t>무드</w:t>
+      </w:r>
+      <w:r>
+        <w:t xml:space="preserve"> </w:t>
+      </w:r>
+      <w:r>
+        <w:t>결과</w:t>
+      </w:r>
+      <w:r>
+        <w:t xml:space="preserve">, </w:t>
       </w:r>
       <w:r>
         <w:t>음악</w:t>
@@ -432,109 +480,37 @@
         <w:t xml:space="preserve"> </w:t>
       </w:r>
       <w:r>
-        <w:t>추천을</w:t>
-      </w:r>
-      <w:r>
-        <w:t xml:space="preserve"> </w:t>
-      </w:r>
-      <w:r>
-        <w:t>먼저</w:t>
+        <w:t>추천</w:t>
+      </w:r>
+      <w:r>
+        <w:t>·</w:t>
+      </w:r>
+      <w:r>
+        <w:t>조명</w:t>
+      </w:r>
+      <w:r>
+        <w:t xml:space="preserve"> </w:t>
+      </w:r>
+      <w:r>
+        <w:t>미리보기를</w:t>
+      </w:r>
+      <w:r>
+        <w:t xml:space="preserve"> </w:t>
+      </w:r>
+      <w:r>
+        <w:t>하나의</w:t>
+      </w:r>
+      <w:r>
+        <w:t xml:space="preserve"> </w:t>
+      </w:r>
+      <w:r>
+        <w:t>흐름으로</w:t>
       </w:r>
       <w:r>
         <w:t xml:space="preserve"> </w:t>
       </w:r>
       <w:r>
         <w:t>연결한다</w:t>
-      </w:r>
-      <w:r>
-        <w:t xml:space="preserve">. </w:t>
-      </w:r>
-      <w:r>
-        <w:t>다음</w:t>
-      </w:r>
-      <w:r>
-        <w:t xml:space="preserve"> </w:t>
-      </w:r>
-      <w:r>
-        <w:t>단계에서는</w:t>
-      </w:r>
-      <w:r>
-        <w:t xml:space="preserve"> 30</w:t>
-      </w:r>
-      <w:r>
-        <w:t>초</w:t>
-      </w:r>
-      <w:r>
-        <w:t>·60</w:t>
-      </w:r>
-      <w:r>
-        <w:t>초</w:t>
-      </w:r>
-      <w:r>
-        <w:t xml:space="preserve"> </w:t>
-      </w:r>
-      <w:r>
-        <w:t>영상</w:t>
-      </w:r>
-      <w:r>
-        <w:t xml:space="preserve"> </w:t>
-      </w:r>
-      <w:r>
-        <w:t>촬영</w:t>
-      </w:r>
-      <w:r>
-        <w:t xml:space="preserve">, </w:t>
-      </w:r>
-      <w:r>
-        <w:t>분석</w:t>
-      </w:r>
-      <w:r>
-        <w:t xml:space="preserve"> </w:t>
-      </w:r>
-      <w:r>
-        <w:t>완료음</w:t>
-      </w:r>
-      <w:r>
-        <w:t xml:space="preserve">, </w:t>
-      </w:r>
-      <w:r>
-        <w:t>무드</w:t>
-      </w:r>
-      <w:r>
-        <w:t xml:space="preserve"> </w:t>
-      </w:r>
-      <w:r>
-        <w:t>결과와</w:t>
-      </w:r>
-      <w:r>
-        <w:t xml:space="preserve"> </w:t>
-      </w:r>
-      <w:r>
-        <w:t>조명</w:t>
-      </w:r>
-      <w:r>
-        <w:t xml:space="preserve"> </w:t>
-      </w:r>
-      <w:r>
-        <w:t>프리셋까지</w:t>
-      </w:r>
-      <w:r>
-        <w:t xml:space="preserve"> </w:t>
-      </w:r>
-      <w:r>
-        <w:t>하나의</w:t>
-      </w:r>
-      <w:r>
-        <w:t xml:space="preserve"> </w:t>
-      </w:r>
-      <w:r>
-        <w:t>흐름으로</w:t>
-      </w:r>
-      <w:r>
-        <w:t xml:space="preserve"> </w:t>
-      </w:r>
-      <w:r>
-        <w:t>구성한다</w:t>
       </w:r>
       <w:r>
         <w:t>.</w:t>
@@ -852,7 +828,7 @@
                 <w:color w:val="FFFFFF"/>
                 <w:sz w:val="20"/>
               </w:rPr>
-              <w:t xml:space="preserve"> 0.2.5</w:t>
+              <w:t xml:space="preserve"> 0.3.0</w:t>
             </w:r>
           </w:p>
         </w:tc>
@@ -1126,7 +1102,25 @@
               <w:rPr>
                 <w:sz w:val="20"/>
               </w:rPr>
-              <w:t>사람</w:t>
+              <w:t>30/60</w:t>
+            </w:r>
+            <w:r>
+              <w:rPr>
+                <w:sz w:val="20"/>
+              </w:rPr>
+              <w:t>초</w:t>
+            </w:r>
+            <w:r>
+              <w:rPr>
+                <w:sz w:val="20"/>
+              </w:rPr>
+              <w:t xml:space="preserve"> </w:t>
+            </w:r>
+            <w:r>
+              <w:rPr>
+                <w:sz w:val="20"/>
+              </w:rPr>
+              <w:t>녹화</w:t>
             </w:r>
             <w:r>
               <w:rPr>
@@ -1138,43 +1132,31 @@
               <w:rPr>
                 <w:sz w:val="20"/>
               </w:rPr>
-              <w:t>차량</w:t>
-            </w:r>
-            <w:r>
-              <w:rPr>
-                <w:sz w:val="20"/>
-              </w:rPr>
-              <w:t>·</w:t>
-            </w:r>
-            <w:r>
-              <w:rPr>
-                <w:sz w:val="20"/>
-              </w:rPr>
-              <w:t>조명</w:t>
-            </w:r>
-            <w:r>
-              <w:rPr>
-                <w:sz w:val="20"/>
-              </w:rPr>
-              <w:t xml:space="preserve"> </w:t>
-            </w:r>
-            <w:r>
-              <w:rPr>
-                <w:sz w:val="20"/>
-              </w:rPr>
-              <w:t>관측과</w:t>
-            </w:r>
-            <w:r>
-              <w:rPr>
-                <w:sz w:val="20"/>
-              </w:rPr>
-              <w:t xml:space="preserve"> 50</w:t>
-            </w:r>
-            <w:r>
-              <w:rPr>
-                <w:sz w:val="20"/>
-              </w:rPr>
-              <w:t>초</w:t>
+              <w:t>프레임</w:t>
+            </w:r>
+            <w:r>
+              <w:rPr>
+                <w:sz w:val="20"/>
+              </w:rPr>
+              <w:t xml:space="preserve"> </w:t>
+            </w:r>
+            <w:r>
+              <w:rPr>
+                <w:sz w:val="20"/>
+              </w:rPr>
+              <w:t>분석과</w:t>
+            </w:r>
+            <w:r>
+              <w:rPr>
+                <w:sz w:val="20"/>
+              </w:rPr>
+              <w:t xml:space="preserve"> </w:t>
+            </w:r>
+            <w:r>
+              <w:rPr>
+                <w:sz w:val="20"/>
+              </w:rPr>
+              <w:t>관측</w:t>
             </w:r>
             <w:r>
               <w:rPr>
@@ -1546,19 +1528,43 @@
               <w:rPr>
                 <w:sz w:val="20"/>
               </w:rPr>
-              <w:t>추천과</w:t>
-            </w:r>
-            <w:r>
-              <w:rPr>
-                <w:sz w:val="20"/>
-              </w:rPr>
-              <w:t xml:space="preserve"> </w:t>
-            </w:r>
-            <w:r>
-              <w:rPr>
-                <w:sz w:val="20"/>
-              </w:rPr>
-              <w:t>재생</w:t>
+              <w:t>추천</w:t>
+            </w:r>
+            <w:r>
+              <w:rPr>
+                <w:sz w:val="20"/>
+              </w:rPr>
+              <w:t>·</w:t>
+            </w:r>
+            <w:r>
+              <w:rPr>
+                <w:sz w:val="20"/>
+              </w:rPr>
+              <w:t>재생과</w:t>
+            </w:r>
+            <w:r>
+              <w:rPr>
+                <w:sz w:val="20"/>
+              </w:rPr>
+              <w:t xml:space="preserve"> </w:t>
+            </w:r>
+            <w:r>
+              <w:rPr>
+                <w:sz w:val="20"/>
+              </w:rPr>
+              <w:t>조명</w:t>
+            </w:r>
+            <w:r>
+              <w:rPr>
+                <w:sz w:val="20"/>
+              </w:rPr>
+              <w:t xml:space="preserve"> </w:t>
+            </w:r>
+            <w:r>
+              <w:rPr>
+                <w:sz w:val="20"/>
+              </w:rPr>
+              <w:t>미리보기</w:t>
             </w:r>
           </w:p>
         </w:tc>
@@ -1856,7 +1862,7 @@
           <w:noProof/>
         </w:rPr>
         <w:drawing>
-          <wp:inline distT="0" distB="0" distL="0" distR="0" wp14:anchorId="48A7332F" wp14:editId="51638085">
+          <wp:inline distT="0" distB="0" distL="0" distR="0" wp14:anchorId="51A41FAF" wp14:editId="20604E66">
             <wp:extent cx="6400800" cy="3120390"/>
             <wp:effectExtent l="0" t="0" r="0" b="0"/>
             <wp:docPr id="1" name="Picture 1"/>
@@ -1945,22 +1951,43 @@
     </w:p>
     <w:p>
       <w:r>
-        <w:t>0.2.5</w:t>
-      </w:r>
-      <w:r>
-        <w:t>의</w:t>
-      </w:r>
-      <w:r>
-        <w:t xml:space="preserve"> </w:t>
-      </w:r>
-      <w:r>
         <w:t>분석</w:t>
       </w:r>
       <w:r>
         <w:t xml:space="preserve"> </w:t>
       </w:r>
       <w:r>
-        <w:t>버튼은</w:t>
+        <w:t>버튼으로</w:t>
+      </w:r>
+      <w:r>
+        <w:t xml:space="preserve"> 30</w:t>
+      </w:r>
+      <w:r>
+        <w:t>초</w:t>
+      </w:r>
+      <w:r>
+        <w:t xml:space="preserve"> </w:t>
+      </w:r>
+      <w:r>
+        <w:t>또는</w:t>
+      </w:r>
+      <w:r>
+        <w:t xml:space="preserve"> 60</w:t>
+      </w:r>
+      <w:r>
+        <w:t>초</w:t>
+      </w:r>
+      <w:r>
+        <w:t xml:space="preserve"> </w:t>
+      </w:r>
+      <w:r>
+        <w:t>영상을</w:t>
+      </w:r>
+      <w:r>
+        <w:t xml:space="preserve"> </w:t>
+      </w:r>
+      <w:r>
+        <w:t>녹화하며</w:t>
       </w:r>
       <w:r>
         <w:t xml:space="preserve"> </w:t>
@@ -1972,40 +1999,58 @@
         <w:t>·</w:t>
       </w:r>
       <w:r>
-        <w:t>날씨</w:t>
-      </w:r>
-      <w:r>
-        <w:t xml:space="preserve"> </w:t>
-      </w:r>
-      <w:r>
-        <w:t>조회와</w:t>
-      </w:r>
-      <w:r>
-        <w:t xml:space="preserve"> 50</w:t>
-      </w:r>
-      <w:r>
-        <w:t>초</w:t>
-      </w:r>
-      <w:r>
-        <w:t xml:space="preserve"> </w:t>
-      </w:r>
-      <w:r>
-        <w:t>카메라</w:t>
-      </w:r>
-      <w:r>
-        <w:t xml:space="preserve"> </w:t>
-      </w:r>
-      <w:r>
-        <w:t>관측을</w:t>
-      </w:r>
-      <w:r>
-        <w:t xml:space="preserve"> </w:t>
-      </w:r>
-      <w:r>
-        <w:t>시작한다</w:t>
-      </w:r>
-      <w:r>
-        <w:t>. 1</w:t>
+        <w:t>날씨를</w:t>
+      </w:r>
+      <w:r>
+        <w:t xml:space="preserve"> </w:t>
+      </w:r>
+      <w:r>
+        <w:t>병행</w:t>
+      </w:r>
+      <w:r>
+        <w:t xml:space="preserve"> </w:t>
+      </w:r>
+      <w:r>
+        <w:t>확인한다</w:t>
+      </w:r>
+      <w:r>
+        <w:t xml:space="preserve">. </w:t>
+      </w:r>
+      <w:r>
+        <w:t>저장이</w:t>
+      </w:r>
+      <w:r>
+        <w:t xml:space="preserve"> </w:t>
+      </w:r>
+      <w:r>
+        <w:t>완료되면</w:t>
+      </w:r>
+      <w:r>
+        <w:t xml:space="preserve"> </w:t>
+      </w:r>
+      <w:r>
+        <w:t>영상의</w:t>
+      </w:r>
+      <w:r>
+        <w:t xml:space="preserve"> </w:t>
+      </w:r>
+      <w:r>
+        <w:t>실제</w:t>
+      </w:r>
+      <w:r>
+        <w:t xml:space="preserve"> </w:t>
+      </w:r>
+      <w:r>
+        <w:t>시각을</w:t>
+      </w:r>
+      <w:r>
+        <w:t xml:space="preserve"> </w:t>
+      </w:r>
+      <w:r>
+        <w:t>기준으로</w:t>
+      </w:r>
+      <w:r>
+        <w:t xml:space="preserve"> 1</w:t>
       </w:r>
       <w:r>
         <w:t>초마다</w:t>
@@ -2020,97 +2065,97 @@
         <w:t xml:space="preserve"> </w:t>
       </w:r>
       <w:r>
-        <w:t>관측을</w:t>
-      </w:r>
-      <w:r>
-        <w:t xml:space="preserve"> </w:t>
-      </w:r>
-      <w:r>
-        <w:t>모아</w:t>
-      </w:r>
-      <w:r>
-        <w:t xml:space="preserve"> </w:t>
-      </w:r>
-      <w:r>
-        <w:t>점수를</w:t>
-      </w:r>
-      <w:r>
-        <w:t xml:space="preserve"> </w:t>
-      </w:r>
-      <w:r>
-        <w:t>계산하고</w:t>
-      </w:r>
-      <w:r>
-        <w:t xml:space="preserve">, </w:t>
-      </w:r>
-      <w:r>
-        <w:t>완료</w:t>
+        <w:t>프레임을</w:t>
+      </w:r>
+      <w:r>
+        <w:t xml:space="preserve"> </w:t>
+      </w:r>
+      <w:r>
+        <w:t>분석한다</w:t>
+      </w:r>
+      <w:r>
+        <w:t xml:space="preserve">. </w:t>
+      </w:r>
+      <w:r>
+        <w:t>결과</w:t>
+      </w:r>
+      <w:r>
+        <w:t xml:space="preserve"> </w:t>
+      </w:r>
+      <w:r>
+        <w:t>확정</w:t>
+      </w:r>
+      <w:r>
+        <w:t xml:space="preserve"> </w:t>
+      </w:r>
+      <w:r>
+        <w:t>후</w:t>
+      </w:r>
+      <w:r>
+        <w:t xml:space="preserve"> </w:t>
+      </w:r>
+      <w:r>
+        <w:t>완료음을</w:t>
+      </w:r>
+      <w:r>
+        <w:t xml:space="preserve"> </w:t>
+      </w:r>
+      <w:r>
+        <w:t>내고</w:t>
+      </w:r>
+      <w:r>
+        <w:t xml:space="preserve"> </w:t>
+      </w:r>
+      <w:r>
+        <w:t>음악</w:t>
       </w:r>
       <w:r>
         <w:t>·</w:t>
       </w:r>
       <w:r>
+        <w:t>조명</w:t>
+      </w:r>
+      <w:r>
+        <w:t xml:space="preserve"> </w:t>
+      </w:r>
+      <w:r>
+        <w:t>프리셋에</w:t>
+      </w:r>
+      <w:r>
+        <w:t xml:space="preserve"> </w:t>
+      </w:r>
+      <w:r>
+        <w:t>연결한다</w:t>
+      </w:r>
+      <w:r>
+        <w:t xml:space="preserve">. </w:t>
+      </w:r>
+      <w:r>
+        <w:t>임시영상은</w:t>
+      </w:r>
+      <w:r>
+        <w:t xml:space="preserve"> </w:t>
+      </w:r>
+      <w:r>
+        <w:t>분석</w:t>
+      </w:r>
+      <w:r>
+        <w:t>·</w:t>
+      </w:r>
+      <w:r>
         <w:t>취소</w:t>
       </w:r>
       <w:r>
-        <w:t>·</w:t>
-      </w:r>
-      <w:r>
-        <w:t>화면</w:t>
-      </w:r>
-      <w:r>
-        <w:t xml:space="preserve"> </w:t>
-      </w:r>
-      <w:r>
-        <w:t>이탈</w:t>
-      </w:r>
-      <w:r>
-        <w:t xml:space="preserve"> </w:t>
-      </w:r>
-      <w:r>
-        <w:t>시</w:t>
-      </w:r>
-      <w:r>
-        <w:t xml:space="preserve"> </w:t>
-      </w:r>
-      <w:r>
-        <w:t>수집을</w:t>
-      </w:r>
-      <w:r>
-        <w:t xml:space="preserve"> </w:t>
-      </w:r>
-      <w:r>
-        <w:t>종료한다</w:t>
-      </w:r>
-      <w:r>
-        <w:t xml:space="preserve">. </w:t>
-      </w:r>
-      <w:r>
-        <w:t>음악</w:t>
-      </w:r>
-      <w:r>
-        <w:t xml:space="preserve"> </w:t>
-      </w:r>
-      <w:r>
-        <w:t>조작은</w:t>
-      </w:r>
-      <w:r>
-        <w:t xml:space="preserve"> </w:t>
-      </w:r>
-      <w:r>
-        <w:t>완료된</w:t>
-      </w:r>
-      <w:r>
-        <w:t xml:space="preserve"> </w:t>
-      </w:r>
-      <w:r>
-        <w:t>결과를</w:t>
-      </w:r>
-      <w:r>
-        <w:t xml:space="preserve"> </w:t>
-      </w:r>
-      <w:r>
-        <w:t>재사용한다</w:t>
+        <w:t xml:space="preserve"> </w:t>
+      </w:r>
+      <w:r>
+        <w:t>후</w:t>
+      </w:r>
+      <w:r>
+        <w:t xml:space="preserve"> </w:t>
+      </w:r>
+      <w:r>
+        <w:t>삭제한다</w:t>
       </w:r>
       <w:r>
         <w:t>.</w:t>
@@ -2118,968 +2163,187 @@
     </w:p>
     <w:p>
       <w:r>
-        <w:t>기상청</w:t>
-      </w:r>
-      <w:r>
-        <w:t xml:space="preserve"> </w:t>
-      </w:r>
-      <w:r>
-        <w:t>초단기실황은</w:t>
-      </w:r>
-      <w:r>
-        <w:t xml:space="preserve"> </w:t>
-      </w:r>
-      <w:r>
-        <w:t>지역별</w:t>
-      </w:r>
-      <w:r>
-        <w:t xml:space="preserve"> </w:t>
-      </w:r>
-      <w:r>
-        <w:t>유효</w:t>
-      </w:r>
-      <w:r>
-        <w:t xml:space="preserve"> </w:t>
-      </w:r>
-      <w:r>
-        <w:t>캐시를</w:t>
-      </w:r>
-      <w:r>
-        <w:t xml:space="preserve"> </w:t>
-      </w:r>
-      <w:r>
-        <w:t>재사용하고</w:t>
-      </w:r>
-      <w:r>
-        <w:t xml:space="preserve"> </w:t>
-      </w:r>
-      <w:r>
-        <w:t>중복</w:t>
+        <w:t>사람의</w:t>
+      </w:r>
+      <w:r>
+        <w:t xml:space="preserve"> </w:t>
+      </w:r>
+      <w:r>
+        <w:t>기여</w:t>
+      </w:r>
+      <w:r>
+        <w:t xml:space="preserve">, </w:t>
+      </w:r>
+      <w:r>
+        <w:t>빛의</w:t>
+      </w:r>
+      <w:r>
+        <w:t xml:space="preserve"> </w:t>
+      </w:r>
+      <w:r>
+        <w:t>면적과</w:t>
+      </w:r>
+      <w:r>
+        <w:t xml:space="preserve"> </w:t>
+      </w:r>
+      <w:r>
+        <w:t>색</w:t>
+      </w:r>
+      <w:r>
+        <w:t xml:space="preserve"> </w:t>
+      </w:r>
+      <w:r>
+        <w:t>분포</w:t>
+      </w:r>
+      <w:r>
+        <w:t xml:space="preserve">, </w:t>
+      </w:r>
+      <w:r>
+        <w:t>하늘</w:t>
       </w:r>
       <w:r>
         <w:t>·</w:t>
       </w:r>
       <w:r>
-        <w:t>실패</w:t>
-      </w:r>
-      <w:r>
-        <w:t xml:space="preserve"> </w:t>
-      </w:r>
-      <w:r>
-        <w:t>요청을</w:t>
-      </w:r>
-      <w:r>
-        <w:t xml:space="preserve"> </w:t>
-      </w:r>
-      <w:r>
-        <w:t>제한한다</w:t>
-      </w:r>
-      <w:r>
-        <w:t xml:space="preserve">. [11] </w:t>
-      </w:r>
-      <w:r>
-        <w:t>카메라</w:t>
-      </w:r>
-      <w:r>
-        <w:t xml:space="preserve"> </w:t>
-      </w:r>
-      <w:r>
-        <w:t>입력은</w:t>
-      </w:r>
-      <w:r>
-        <w:t xml:space="preserve"> </w:t>
-      </w:r>
-      <w:r>
-        <w:t>방향과</w:t>
-      </w:r>
-      <w:r>
-        <w:t xml:space="preserve"> </w:t>
-      </w:r>
-      <w:r>
-        <w:t>비율을</w:t>
-      </w:r>
-      <w:r>
-        <w:t xml:space="preserve"> </w:t>
-      </w:r>
-      <w:r>
-        <w:t>보정한</w:t>
-      </w:r>
-      <w:r>
-        <w:t xml:space="preserve"> </w:t>
-      </w:r>
-      <w:r>
-        <w:t>뒤</w:t>
-      </w:r>
-      <w:r>
-        <w:t xml:space="preserve"> </w:t>
-      </w:r>
-      <w:r>
-        <w:t>처리한다</w:t>
-      </w:r>
-      <w:r>
-        <w:t>.</w:t>
-      </w:r>
-    </w:p>
-    <w:p>
-      <w:r>
-        <w:t>영상</w:t>
-      </w:r>
-      <w:r>
-        <w:t xml:space="preserve"> </w:t>
-      </w:r>
-      <w:r>
-        <w:t>모델은</w:t>
-      </w:r>
-      <w:r>
-        <w:t xml:space="preserve"> </w:t>
-      </w:r>
-      <w:r>
-        <w:t>물체</w:t>
-      </w:r>
-      <w:r>
-        <w:t xml:space="preserve"> </w:t>
-      </w:r>
-      <w:r>
-        <w:t>관측을</w:t>
+        <w:t>날씨</w:t>
+      </w:r>
+      <w:r>
+        <w:t xml:space="preserve"> </w:t>
+      </w:r>
+      <w:r>
+        <w:t>근거를</w:t>
+      </w:r>
+      <w:r>
+        <w:t xml:space="preserve"> </w:t>
+      </w:r>
+      <w:r>
+        <w:t>각각</w:t>
+      </w:r>
+      <w:r>
+        <w:t xml:space="preserve"> </w:t>
+      </w:r>
+      <w:r>
+        <w:t>계산한다</w:t>
+      </w:r>
+      <w:r>
+        <w:t xml:space="preserve">. </w:t>
+      </w:r>
+      <w:r>
+        <w:t>색감</w:t>
+      </w:r>
+      <w:r>
+        <w:t>·</w:t>
+      </w:r>
+      <w:r>
+        <w:t>밝은</w:t>
+      </w:r>
+      <w:r>
+        <w:t xml:space="preserve"> </w:t>
+      </w:r>
+      <w:r>
+        <w:t>면적의</w:t>
+      </w:r>
+      <w:r>
+        <w:t xml:space="preserve"> </w:t>
+      </w:r>
+      <w:r>
+        <w:t>강도와</w:t>
+      </w:r>
+      <w:r>
+        <w:t xml:space="preserve"> </w:t>
+      </w:r>
+      <w:r>
+        <w:t>측정</w:t>
+      </w:r>
+      <w:r>
+        <w:t xml:space="preserve"> </w:t>
+      </w:r>
+      <w:r>
+        <w:t>품질을</w:t>
+      </w:r>
+      <w:r>
+        <w:t xml:space="preserve"> </w:t>
+      </w:r>
+      <w:r>
+        <w:t>분리하고</w:t>
       </w:r>
       <w:r>
         <w:t xml:space="preserve">, </w:t>
       </w:r>
       <w:r>
-        <w:t>규칙은</w:t>
-      </w:r>
-      <w:r>
-        <w:t xml:space="preserve"> </w:t>
-      </w:r>
-      <w:r>
-        <w:t>무드</w:t>
-      </w:r>
-      <w:r>
-        <w:t xml:space="preserve"> </w:t>
-      </w:r>
-      <w:r>
-        <w:t>해석을</w:t>
-      </w:r>
-      <w:r>
-        <w:t xml:space="preserve"> </w:t>
-      </w:r>
-      <w:r>
-        <w:t>담당한다</w:t>
-      </w:r>
-      <w:r>
-        <w:t>. APK</w:t>
-      </w:r>
-      <w:r>
-        <w:t>의</w:t>
-      </w:r>
-      <w:r>
-        <w:t xml:space="preserve"> EfficientDet Lite0</w:t>
-      </w:r>
-      <w:r>
-        <w:t>가</w:t>
-      </w:r>
-      <w:r>
-        <w:t xml:space="preserve"> </w:t>
-      </w:r>
-      <w:r>
-        <w:t>사람</w:t>
-      </w:r>
-      <w:r>
-        <w:t>·</w:t>
-      </w:r>
-      <w:r>
-        <w:t>차량을</w:t>
-      </w:r>
-      <w:r>
-        <w:t xml:space="preserve"> </w:t>
-      </w:r>
-      <w:r>
-        <w:t>검출하고</w:t>
-      </w:r>
-      <w:r>
-        <w:t xml:space="preserve">, </w:t>
-      </w:r>
-      <w:r>
-        <w:t>차량</w:t>
-      </w:r>
-      <w:r>
-        <w:t xml:space="preserve"> </w:t>
-      </w:r>
-      <w:r>
-        <w:t>영역을</w:t>
-      </w:r>
-      <w:r>
-        <w:t xml:space="preserve"> </w:t>
-      </w:r>
-      <w:r>
-        <w:t>제외한</w:t>
-      </w:r>
-      <w:r>
-        <w:t xml:space="preserve"> </w:t>
-      </w:r>
-      <w:r>
-        <w:t>픽셀에서</w:t>
-      </w:r>
-      <w:r>
-        <w:t xml:space="preserve"> </w:t>
-      </w:r>
-      <w:r>
-        <w:t>조명과</w:t>
-      </w:r>
-      <w:r>
-        <w:t xml:space="preserve"> </w:t>
-      </w:r>
-      <w:r>
-        <w:t>색감을</w:t>
-      </w:r>
-      <w:r>
-        <w:t xml:space="preserve"> </w:t>
-      </w:r>
-      <w:r>
-        <w:t>측정한다</w:t>
+        <w:t>각</w:t>
+      </w:r>
+      <w:r>
+        <w:t xml:space="preserve"> </w:t>
+      </w:r>
+      <w:r>
+        <w:t>영역의</w:t>
+      </w:r>
+      <w:r>
+        <w:t xml:space="preserve"> </w:t>
+      </w:r>
+      <w:r>
+        <w:t>실제</w:t>
+      </w:r>
+      <w:r>
+        <w:t xml:space="preserve"> </w:t>
+      </w:r>
+      <w:r>
+        <w:t>픽셀량으로</w:t>
+      </w:r>
+      <w:r>
+        <w:t xml:space="preserve"> </w:t>
+      </w:r>
+      <w:r>
+        <w:t>기여를</w:t>
+      </w:r>
+      <w:r>
+        <w:t xml:space="preserve"> </w:t>
+      </w:r>
+      <w:r>
+        <w:t>배분한다</w:t>
       </w:r>
       <w:r>
         <w:t xml:space="preserve">. </w:t>
       </w:r>
       <w:r>
-        <w:t>의미분할은</w:t>
-      </w:r>
-      <w:r>
-        <w:t xml:space="preserve"> </w:t>
-      </w:r>
-      <w:r>
-        <w:t>데스크톱</w:t>
-      </w:r>
-      <w:r>
-        <w:t xml:space="preserve"> </w:t>
-      </w:r>
-      <w:r>
-        <w:t>비교</w:t>
-      </w:r>
-      <w:r>
-        <w:t xml:space="preserve"> </w:t>
-      </w:r>
-      <w:r>
-        <w:t>경로에서</w:t>
-      </w:r>
-      <w:r>
-        <w:t xml:space="preserve"> </w:t>
-      </w:r>
-      <w:r>
-        <w:t>사용한다</w:t>
-      </w:r>
-      <w:r>
-        <w:t>.</w:t>
-      </w:r>
-    </w:p>
-    <w:p>
-      <w:r>
-        <w:t>사람</w:t>
-      </w:r>
-      <w:r>
-        <w:t>·</w:t>
-      </w:r>
-      <w:r>
-        <w:t>주변</w:t>
-      </w:r>
-      <w:r>
-        <w:t xml:space="preserve"> </w:t>
-      </w:r>
-      <w:r>
-        <w:t>조명은</w:t>
-      </w:r>
-      <w:r>
-        <w:t xml:space="preserve"> </w:t>
-      </w:r>
-      <w:r>
-        <w:t>활력</w:t>
-      </w:r>
-      <w:r>
-        <w:t xml:space="preserve">, </w:t>
-      </w:r>
-      <w:r>
-        <w:t>색감은</w:t>
-      </w:r>
-      <w:r>
-        <w:t xml:space="preserve"> </w:t>
-      </w:r>
-      <w:r>
-        <w:t>따뜻함</w:t>
-      </w:r>
-      <w:r>
-        <w:t>·</w:t>
-      </w:r>
-      <w:r>
-        <w:t>차가움</w:t>
-      </w:r>
-      <w:r>
-        <w:t xml:space="preserve">, </w:t>
-      </w:r>
-      <w:r>
-        <w:t>지원되는</w:t>
-      </w:r>
-      <w:r>
-        <w:t xml:space="preserve"> </w:t>
-      </w:r>
-      <w:r>
-        <w:t>하늘</w:t>
-      </w:r>
-      <w:r>
-        <w:t>·</w:t>
-      </w:r>
-      <w:r>
-        <w:t>날씨</w:t>
-      </w:r>
-      <w:r>
-        <w:t xml:space="preserve"> </w:t>
-      </w:r>
-      <w:r>
-        <w:t>관측은</w:t>
-      </w:r>
-      <w:r>
-        <w:t xml:space="preserve"> </w:t>
-      </w:r>
-      <w:r>
-        <w:t>산뜻함의</w:t>
-      </w:r>
-      <w:r>
-        <w:t xml:space="preserve"> </w:t>
-      </w:r>
-      <w:r>
-        <w:t>근거로</w:t>
-      </w:r>
-      <w:r>
-        <w:t xml:space="preserve"> </w:t>
-      </w:r>
-      <w:r>
-        <w:t>분리한다</w:t>
-      </w:r>
-      <w:r>
-        <w:t xml:space="preserve">. </w:t>
-      </w:r>
-      <w:r>
-        <w:t>가산</w:t>
-      </w:r>
-      <w:r>
-        <w:t>·</w:t>
-      </w:r>
-      <w:r>
-        <w:t>감점의</w:t>
-      </w:r>
-      <w:r>
-        <w:t xml:space="preserve"> </w:t>
-      </w:r>
-      <w:r>
-        <w:t>관측값과</w:t>
-      </w:r>
-      <w:r>
-        <w:t xml:space="preserve"> </w:t>
-      </w:r>
-      <w:r>
-        <w:t>가중치</w:t>
-      </w:r>
-      <w:r>
-        <w:t xml:space="preserve">, </w:t>
-      </w:r>
-      <w:r>
-        <w:t>적용</w:t>
-      </w:r>
-      <w:r>
-        <w:t xml:space="preserve"> </w:t>
-      </w:r>
-      <w:r>
-        <w:t>이유를</w:t>
-      </w:r>
-      <w:r>
-        <w:t xml:space="preserve"> </w:t>
-      </w:r>
-      <w:r>
-        <w:t>원장에</w:t>
-      </w:r>
-      <w:r>
-        <w:t xml:space="preserve"> </w:t>
-      </w:r>
-      <w:r>
-        <w:t>남긴다</w:t>
-      </w:r>
-      <w:r>
-        <w:t xml:space="preserve">. </w:t>
-      </w:r>
-      <w:r>
-        <w:t>박스별</w:t>
-      </w:r>
-      <w:r>
-        <w:t xml:space="preserve"> </w:t>
-      </w:r>
-      <w:r>
-        <w:t>점수는</w:t>
-      </w:r>
-      <w:r>
-        <w:t xml:space="preserve"> </w:t>
-      </w:r>
-      <w:r>
-        <w:t>실제</w:t>
-      </w:r>
-      <w:r>
-        <w:t xml:space="preserve"> </w:t>
-      </w:r>
-      <w:r>
-        <w:t>그룹</w:t>
-      </w:r>
-      <w:r>
-        <w:t xml:space="preserve"> </w:t>
-      </w:r>
-      <w:r>
-        <w:t>기여를</w:t>
-      </w:r>
-      <w:r>
-        <w:t xml:space="preserve"> </w:t>
-      </w:r>
-      <w:r>
-        <w:t>나눠</w:t>
-      </w:r>
-      <w:r>
-        <w:t xml:space="preserve"> </w:t>
-      </w:r>
-      <w:r>
-        <w:t>표시하며</w:t>
-      </w:r>
-      <w:r>
-        <w:t xml:space="preserve"> </w:t>
-      </w:r>
-      <w:r>
-        <w:t>차량을</w:t>
-      </w:r>
-      <w:r>
-        <w:t xml:space="preserve"> </w:t>
-      </w:r>
-      <w:r>
-        <w:t>이미</w:t>
-      </w:r>
-      <w:r>
-        <w:t xml:space="preserve"> </w:t>
-      </w:r>
-      <w:r>
-        <w:t>제외했다면</w:t>
-      </w:r>
-      <w:r>
-        <w:t xml:space="preserve"> </w:t>
-      </w:r>
-      <w:r>
-        <w:t>다시</w:t>
-      </w:r>
-      <w:r>
-        <w:t xml:space="preserve"> </w:t>
-      </w:r>
-      <w:r>
-        <w:t>감점하지</w:t>
-      </w:r>
-      <w:r>
-        <w:t xml:space="preserve"> </w:t>
-      </w:r>
-      <w:r>
-        <w:t>않는다</w:t>
-      </w:r>
-      <w:r>
-        <w:t>.</w:t>
-      </w:r>
-    </w:p>
-    <w:p>
-      <w:r>
-        <w:t>시간</w:t>
-      </w:r>
-      <w:r>
-        <w:t xml:space="preserve"> </w:t>
-      </w:r>
-      <w:r>
-        <w:t>구간의</w:t>
-      </w:r>
-      <w:r>
-        <w:t xml:space="preserve"> </w:t>
-      </w:r>
-      <w:r>
-        <w:t>기여를</w:t>
-      </w:r>
-      <w:r>
-        <w:t xml:space="preserve"> </w:t>
-      </w:r>
-      <w:r>
-        <w:t>평균해</w:t>
-      </w:r>
-      <w:r>
-        <w:t xml:space="preserve"> </w:t>
-      </w:r>
-      <w:r>
-        <w:t>같은</w:t>
-      </w:r>
-      <w:r>
-        <w:t xml:space="preserve"> </w:t>
-      </w:r>
-      <w:r>
-        <w:t>사람이</w:t>
-      </w:r>
-      <w:r>
-        <w:t xml:space="preserve"> </w:t>
-      </w:r>
-      <w:r>
-        <w:t>반복</w:t>
-      </w:r>
-      <w:r>
-        <w:t xml:space="preserve"> </w:t>
-      </w:r>
-      <w:r>
-        <w:t>등장할</w:t>
-      </w:r>
-      <w:r>
-        <w:t xml:space="preserve"> </w:t>
-      </w:r>
-      <w:r>
-        <w:t>때</w:t>
-      </w:r>
-      <w:r>
-        <w:t xml:space="preserve"> </w:t>
-      </w:r>
-      <w:r>
-        <w:t>인원수가</w:t>
-      </w:r>
-      <w:r>
-        <w:t xml:space="preserve"> </w:t>
-      </w:r>
-      <w:r>
-        <w:t>누적되는</w:t>
-      </w:r>
-      <w:r>
-        <w:t xml:space="preserve"> </w:t>
-      </w:r>
-      <w:r>
-        <w:t>문제를</w:t>
-      </w:r>
-      <w:r>
-        <w:t xml:space="preserve"> </w:t>
-      </w:r>
-      <w:r>
-        <w:t>줄인다</w:t>
-      </w:r>
-      <w:r>
-        <w:t xml:space="preserve">. </w:t>
-      </w:r>
-      <w:r>
-        <w:t>종료</w:t>
-      </w:r>
-      <w:r>
-        <w:t xml:space="preserve"> </w:t>
-      </w:r>
-      <w:r>
-        <w:t>후</w:t>
-      </w:r>
-      <w:r>
-        <w:t xml:space="preserve"> </w:t>
-      </w:r>
-      <w:r>
-        <w:t>프레임</w:t>
-      </w:r>
-      <w:r>
-        <w:t>·</w:t>
-      </w:r>
-      <w:r>
-        <w:t>지난</w:t>
-      </w:r>
-      <w:r>
-        <w:t xml:space="preserve"> </w:t>
-      </w:r>
-      <w:r>
-        <w:t>요청</w:t>
-      </w:r>
-      <w:r>
-        <w:t>·</w:t>
-      </w:r>
-      <w:r>
-        <w:t>중복</w:t>
-      </w:r>
-      <w:r>
-        <w:t xml:space="preserve"> </w:t>
-      </w:r>
-      <w:r>
-        <w:t>시각은</w:t>
-      </w:r>
-      <w:r>
-        <w:t xml:space="preserve"> </w:t>
-      </w:r>
-      <w:r>
-        <w:t>제외한다</w:t>
-      </w:r>
-      <w:r>
-        <w:t xml:space="preserve">. </w:t>
-      </w:r>
-      <w:r>
-        <w:t>색감만으로</w:t>
-      </w:r>
-      <w:r>
-        <w:t xml:space="preserve"> ‘</w:t>
-      </w:r>
-      <w:r>
-        <w:t>몽환적인</w:t>
-      </w:r>
-      <w:r>
-        <w:t>’</w:t>
-      </w:r>
-      <w:r>
-        <w:t>을</w:t>
-      </w:r>
-      <w:r>
-        <w:t xml:space="preserve"> </w:t>
-      </w:r>
-      <w:r>
-        <w:t>고르던</w:t>
-      </w:r>
-      <w:r>
-        <w:t xml:space="preserve"> </w:t>
-      </w:r>
-      <w:r>
-        <w:t>규칙은</w:t>
-      </w:r>
-      <w:r>
-        <w:t xml:space="preserve"> </w:t>
-      </w:r>
-      <w:r>
-        <w:t>장면별</w:t>
-      </w:r>
-      <w:r>
-        <w:t xml:space="preserve"> </w:t>
-      </w:r>
-      <w:r>
-        <w:t>관측</w:t>
-      </w:r>
-      <w:r>
-        <w:t xml:space="preserve"> </w:t>
-      </w:r>
-      <w:r>
-        <w:t>근거로</w:t>
-      </w:r>
-      <w:r>
-        <w:t xml:space="preserve"> </w:t>
-      </w:r>
-      <w:r>
-        <w:t>대체했다</w:t>
-      </w:r>
-      <w:r>
-        <w:t>.</w:t>
-      </w:r>
-    </w:p>
-    <w:p>
-      <w:r>
-        <w:t>도로</w:t>
-      </w:r>
-      <w:r>
-        <w:t xml:space="preserve"> </w:t>
-      </w:r>
-      <w:r>
-        <w:t>맥락은</w:t>
-      </w:r>
-      <w:r>
-        <w:t xml:space="preserve"> </w:t>
-      </w:r>
-      <w:r>
-        <w:t>차량광</w:t>
-      </w:r>
-      <w:r>
-        <w:t>·</w:t>
-      </w:r>
-      <w:r>
-        <w:t>안내판을</w:t>
-      </w:r>
-      <w:r>
-        <w:t xml:space="preserve"> </w:t>
-      </w:r>
-      <w:r>
-        <w:t>상권</w:t>
-      </w:r>
-      <w:r>
-        <w:t xml:space="preserve"> </w:t>
-      </w:r>
-      <w:r>
-        <w:t>조명과</w:t>
-      </w:r>
-      <w:r>
-        <w:t xml:space="preserve"> </w:t>
-      </w:r>
-      <w:r>
-        <w:t>구별하는</w:t>
-      </w:r>
-      <w:r>
-        <w:t xml:space="preserve"> </w:t>
-      </w:r>
-      <w:r>
-        <w:t>보조</w:t>
-      </w:r>
-      <w:r>
-        <w:t xml:space="preserve"> </w:t>
-      </w:r>
-      <w:r>
-        <w:t>조건이다</w:t>
-      </w:r>
-      <w:r>
-        <w:t xml:space="preserve">. </w:t>
-      </w:r>
-      <w:r>
-        <w:t>향후</w:t>
-      </w:r>
-      <w:r>
-        <w:t xml:space="preserve"> GPS·</w:t>
-      </w:r>
-      <w:r>
-        <w:t>카메라</w:t>
-      </w:r>
-      <w:r>
-        <w:t xml:space="preserve"> </w:t>
-      </w:r>
-      <w:r>
-        <w:t>방향</w:t>
-      </w:r>
-      <w:r>
-        <w:t>·</w:t>
-      </w:r>
-      <w:r>
-        <w:t>건물</w:t>
-      </w:r>
-      <w:r>
-        <w:t xml:space="preserve"> </w:t>
-      </w:r>
-      <w:r>
-        <w:t>정보</w:t>
-      </w:r>
-      <w:r>
-        <w:t>·</w:t>
-      </w:r>
-      <w:r>
-        <w:t>등록</w:t>
-      </w:r>
-      <w:r>
-        <w:t xml:space="preserve"> </w:t>
-      </w:r>
-      <w:r>
-        <w:t>영업시간을</w:t>
-      </w:r>
-      <w:r>
-        <w:t xml:space="preserve"> </w:t>
-      </w:r>
-      <w:r>
-        <w:t>대조해</w:t>
-      </w:r>
-      <w:r>
-        <w:t xml:space="preserve"> </w:t>
-      </w:r>
-      <w:r>
-        <w:t>아파트</w:t>
-      </w:r>
-      <w:r>
-        <w:t xml:space="preserve"> </w:t>
-      </w:r>
-      <w:r>
-        <w:t>창문과</w:t>
-      </w:r>
-      <w:r>
-        <w:t xml:space="preserve"> </w:t>
-      </w:r>
-      <w:r>
-        <w:t>매장</w:t>
-      </w:r>
-      <w:r>
-        <w:t xml:space="preserve"> </w:t>
-      </w:r>
-      <w:r>
-        <w:t>조명의</w:t>
-      </w:r>
-      <w:r>
-        <w:t xml:space="preserve"> </w:t>
-      </w:r>
-      <w:r>
-        <w:t>해석을</w:t>
-      </w:r>
-      <w:r>
-        <w:t xml:space="preserve"> </w:t>
-      </w:r>
-      <w:r>
-        <w:t>보완한다</w:t>
-      </w:r>
-      <w:r>
-        <w:t>.</w:t>
-      </w:r>
-    </w:p>
-    <w:p>
-      <w:r>
-        <w:t>‘</w:t>
-      </w:r>
-      <w:r>
-        <w:t>원하는</w:t>
-      </w:r>
-      <w:r>
-        <w:t xml:space="preserve"> </w:t>
-      </w:r>
-      <w:r>
-        <w:t>분위기</w:t>
-      </w:r>
-      <w:r>
-        <w:t>’</w:t>
-      </w:r>
-      <w:r>
-        <w:t>는</w:t>
-      </w:r>
-      <w:r>
-        <w:t xml:space="preserve"> </w:t>
-      </w:r>
-      <w:r>
-        <w:t>환경</w:t>
-      </w:r>
-      <w:r>
-        <w:t xml:space="preserve"> </w:t>
-      </w:r>
-      <w:r>
-        <w:t>결과와</w:t>
-      </w:r>
-      <w:r>
-        <w:t xml:space="preserve"> </w:t>
-      </w:r>
-      <w:r>
-        <w:t>별개로</w:t>
-      </w:r>
-      <w:r>
-        <w:t xml:space="preserve"> </w:t>
-      </w:r>
-      <w:r>
-        <w:t>음악에</w:t>
-      </w:r>
-      <w:r>
-        <w:t xml:space="preserve"> </w:t>
-      </w:r>
-      <w:r>
-        <w:t>우선</w:t>
-      </w:r>
-      <w:r>
-        <w:t xml:space="preserve"> </w:t>
-      </w:r>
-      <w:r>
-        <w:t>반영한다</w:t>
-      </w:r>
-      <w:r>
-        <w:t xml:space="preserve">. </w:t>
-      </w:r>
-      <w:r>
-        <w:t>곡의</w:t>
-      </w:r>
-      <w:r>
-        <w:t xml:space="preserve"> </w:t>
-      </w:r>
-      <w:r>
-        <w:t>가중치는</w:t>
-      </w:r>
-      <w:r>
-        <w:t xml:space="preserve"> </w:t>
-      </w:r>
-      <w:r>
-        <w:t>장르</w:t>
-      </w:r>
-      <w:r>
-        <w:t xml:space="preserve"> </w:t>
-      </w:r>
-      <w:r>
-        <w:t>일치에</w:t>
-      </w:r>
-      <w:r>
-        <w:t xml:space="preserve"> 3, </w:t>
-      </w:r>
-      <w:r>
-        <w:t>환경</w:t>
-      </w:r>
-      <w:r>
-        <w:t xml:space="preserve"> </w:t>
-      </w:r>
-      <w:r>
-        <w:t>태그</w:t>
-      </w:r>
-      <w:r>
-        <w:t xml:space="preserve"> </w:t>
-      </w:r>
-      <w:r>
-        <w:t>일치에</w:t>
-      </w:r>
-      <w:r>
-        <w:t xml:space="preserve"> 2, </w:t>
-      </w:r>
-      <w:r>
-        <w:t>선택</w:t>
-      </w:r>
-      <w:r>
-        <w:t xml:space="preserve"> </w:t>
-      </w:r>
-      <w:r>
-        <w:t>목표</w:t>
-      </w:r>
-      <w:r>
-        <w:t xml:space="preserve"> </w:t>
-      </w:r>
-      <w:r>
-        <w:t>일치에</w:t>
-      </w:r>
-      <w:r>
-        <w:t xml:space="preserve"> 6</w:t>
-      </w:r>
-      <w:r>
-        <w:t>을</w:t>
-      </w:r>
-      <w:r>
-        <w:t xml:space="preserve"> </w:t>
-      </w:r>
-      <w:r>
-        <w:t>기본값</w:t>
-      </w:r>
-      <w:r>
-        <w:t xml:space="preserve"> 1</w:t>
-      </w:r>
-      <w:r>
-        <w:t>에</w:t>
-      </w:r>
-      <w:r>
-        <w:t xml:space="preserve"> </w:t>
-      </w:r>
-      <w:r>
-        <w:t>더한다</w:t>
-      </w:r>
-      <w:r>
-        <w:t xml:space="preserve">. </w:t>
-      </w:r>
-      <w:r>
-        <w:t>최근</w:t>
-      </w:r>
-      <w:r>
-        <w:t xml:space="preserve"> </w:t>
-      </w:r>
-      <w:r>
-        <w:t>곡의</w:t>
-      </w:r>
-      <w:r>
-        <w:t xml:space="preserve"> </w:t>
-      </w:r>
-      <w:r>
-        <w:t>반복을</w:t>
-      </w:r>
-      <w:r>
-        <w:t xml:space="preserve"> </w:t>
-      </w:r>
-      <w:r>
-        <w:t>줄이고</w:t>
-      </w:r>
-      <w:r>
-        <w:t xml:space="preserve"> </w:t>
-      </w:r>
-      <w:r>
-        <w:t>가중</w:t>
-      </w:r>
-      <w:r>
-        <w:t xml:space="preserve"> </w:t>
-      </w:r>
-      <w:r>
-        <w:t>무작위로</w:t>
+        <w:t>공간</w:t>
+      </w:r>
+      <w:r>
+        <w:t xml:space="preserve"> </w:t>
+      </w:r>
+      <w:r>
+        <w:t>분포와</w:t>
+      </w:r>
+      <w:r>
+        <w:t xml:space="preserve"> </w:t>
+      </w:r>
+      <w:r>
+        <w:t>시간에</w:t>
+      </w:r>
+      <w:r>
+        <w:t xml:space="preserve"> </w:t>
+      </w:r>
+      <w:r>
+        <w:t>걸친</w:t>
+      </w:r>
+      <w:r>
+        <w:t xml:space="preserve"> </w:t>
+      </w:r>
+      <w:r>
+        <w:t>지속성을</w:t>
+      </w:r>
+      <w:r>
+        <w:t xml:space="preserve"> </w:t>
+      </w:r>
+      <w:r>
+        <w:t>평가해</w:t>
+      </w:r>
+      <w:r>
+        <w:t xml:space="preserve"> </w:t>
+      </w:r>
+      <w:r>
+        <w:t>음악</w:t>
       </w:r>
       <w:r>
         <w:t xml:space="preserve"> </w:t>
@@ -3091,476 +2355,7 @@
         <w:t xml:space="preserve"> </w:t>
       </w:r>
       <w:r>
-        <w:t>정한다</w:t>
-      </w:r>
-      <w:r>
-        <w:t xml:space="preserve">. </w:t>
-      </w:r>
-      <w:r>
-        <w:t>선택</w:t>
-      </w:r>
-      <w:r>
-        <w:t xml:space="preserve"> </w:t>
-      </w:r>
-      <w:r>
-        <w:t>변경은</w:t>
-      </w:r>
-      <w:r>
-        <w:t xml:space="preserve"> </w:t>
-      </w:r>
-      <w:r>
-        <w:t>완료된</w:t>
-      </w:r>
-      <w:r>
-        <w:t xml:space="preserve"> </w:t>
-      </w:r>
-      <w:r>
-        <w:t>관측으로</w:t>
-      </w:r>
-      <w:r>
-        <w:t xml:space="preserve"> </w:t>
-      </w:r>
-      <w:r>
-        <w:t>추천만</w:t>
-      </w:r>
-      <w:r>
-        <w:t xml:space="preserve"> </w:t>
-      </w:r>
-      <w:r>
-        <w:t>갱신한다</w:t>
-      </w:r>
-      <w:r>
-        <w:t>.</w:t>
-      </w:r>
-    </w:p>
-    <w:p>
-      <w:r>
-        <w:t>근거</w:t>
-      </w:r>
-      <w:r>
-        <w:t xml:space="preserve">: </w:t>
-      </w:r>
-      <w:r>
-        <w:rPr>
-          <w:sz w:val="20"/>
-        </w:rPr>
-        <w:t>SceneAccumulator</w:t>
-      </w:r>
-      <w:r>
-        <w:t xml:space="preserve">, </w:t>
-      </w:r>
-      <w:r>
-        <w:rPr>
-          <w:sz w:val="20"/>
-        </w:rPr>
-        <w:t>SceneMoodScorer</w:t>
-      </w:r>
-      <w:r>
-        <w:t xml:space="preserve">, </w:t>
-      </w:r>
-      <w:r>
-        <w:rPr>
-          <w:sz w:val="20"/>
-        </w:rPr>
-        <w:t>SceneObservationBuilder</w:t>
-      </w:r>
-      <w:r>
-        <w:t>와</w:t>
-      </w:r>
-      <w:r>
-        <w:t xml:space="preserve"> </w:t>
-      </w:r>
-      <w:hyperlink r:id="rId9">
-        <w:r>
-          <w:rPr>
-            <w:color w:val="245C7A"/>
-          </w:rPr>
-          <w:t>점수</w:t>
-        </w:r>
-        <w:r>
-          <w:rPr>
-            <w:color w:val="245C7A"/>
-          </w:rPr>
-          <w:t xml:space="preserve"> </w:t>
-        </w:r>
-        <w:r>
-          <w:rPr>
-            <w:color w:val="245C7A"/>
-          </w:rPr>
-          <w:t>설계</w:t>
-        </w:r>
-      </w:hyperlink>
-      <w:r>
-        <w:t xml:space="preserve">, </w:t>
-      </w:r>
-      <w:hyperlink r:id="rId10">
-        <w:r>
-          <w:rPr>
-            <w:color w:val="245C7A"/>
-          </w:rPr>
-          <w:t>검증</w:t>
-        </w:r>
-        <w:r>
-          <w:rPr>
-            <w:color w:val="245C7A"/>
-          </w:rPr>
-          <w:t xml:space="preserve"> </w:t>
-        </w:r>
-        <w:r>
-          <w:rPr>
-            <w:color w:val="245C7A"/>
-          </w:rPr>
-          <w:t>기록</w:t>
-        </w:r>
-      </w:hyperlink>
-      <w:r>
-        <w:t>.</w:t>
-      </w:r>
-    </w:p>
-    <w:p>
-      <w:pPr>
-        <w:pStyle w:val="1"/>
-        <w:pageBreakBefore/>
-      </w:pPr>
-      <w:r>
-        <w:lastRenderedPageBreak/>
-        <w:t xml:space="preserve">3 </w:t>
-      </w:r>
-      <w:r>
-        <w:t>공통</w:t>
-      </w:r>
-      <w:r>
-        <w:t xml:space="preserve"> </w:t>
-      </w:r>
-      <w:r>
-        <w:t>무드</w:t>
-      </w:r>
-      <w:r>
-        <w:t xml:space="preserve"> </w:t>
-      </w:r>
-      <w:r>
-        <w:t>엔진의</w:t>
-      </w:r>
-      <w:r>
-        <w:t xml:space="preserve"> </w:t>
-      </w:r>
-      <w:r>
-        <w:t>목표</w:t>
-      </w:r>
-      <w:r>
-        <w:t xml:space="preserve"> </w:t>
-      </w:r>
-      <w:r>
-        <w:t>구조</w:t>
-      </w:r>
-    </w:p>
-    <w:p>
-      <w:pPr>
-        <w:keepNext/>
-        <w:spacing w:after="40" w:line="240" w:lineRule="auto"/>
-      </w:pPr>
-      <w:r>
-        <w:rPr>
-          <w:noProof/>
-        </w:rPr>
-        <w:drawing>
-          <wp:inline distT="0" distB="0" distL="0" distR="0" wp14:anchorId="71463E1D" wp14:editId="2EC9C989">
-            <wp:extent cx="6400800" cy="2221454"/>
-            <wp:effectExtent l="0" t="0" r="0" b="0"/>
-            <wp:docPr id="2" name="Picture 2"/>
-            <wp:cNvGraphicFramePr>
-              <a:graphicFrameLocks xmlns:a="http://schemas.openxmlformats.org/drawingml/2006/main" noChangeAspect="1"/>
-            </wp:cNvGraphicFramePr>
-            <a:graphic xmlns:a="http://schemas.openxmlformats.org/drawingml/2006/main">
-              <a:graphicData uri="http://schemas.openxmlformats.org/drawingml/2006/picture">
-                <pic:pic xmlns:pic="http://schemas.openxmlformats.org/drawingml/2006/picture">
-                  <pic:nvPicPr>
-                    <pic:cNvPr id="0" name="target-architecture.png"/>
-                    <pic:cNvPicPr/>
-                  </pic:nvPicPr>
-                  <pic:blipFill>
-                    <a:blip r:embed="rId11"/>
-                    <a:stretch>
-                      <a:fillRect/>
-                    </a:stretch>
-                  </pic:blipFill>
-                  <pic:spPr>
-                    <a:xfrm>
-                      <a:off x="0" y="0"/>
-                      <a:ext cx="6400800" cy="2221454"/>
-                    </a:xfrm>
-                    <a:prstGeom prst="rect">
-                      <a:avLst/>
-                    </a:prstGeom>
-                  </pic:spPr>
-                </pic:pic>
-              </a:graphicData>
-            </a:graphic>
-          </wp:inline>
-        </w:drawing>
-      </w:r>
-    </w:p>
-    <w:p>
-      <w:pPr>
-        <w:pStyle w:val="af0"/>
-        <w:spacing w:after="200"/>
-      </w:pPr>
-      <w:r>
-        <w:t>공통</w:t>
-      </w:r>
-      <w:r>
-        <w:t xml:space="preserve"> </w:t>
-      </w:r>
-      <w:r>
-        <w:t>무드</w:t>
-      </w:r>
-      <w:r>
-        <w:t xml:space="preserve"> </w:t>
-      </w:r>
-      <w:r>
-        <w:t>엔진과</w:t>
-      </w:r>
-      <w:r>
-        <w:t xml:space="preserve"> </w:t>
-      </w:r>
-      <w:r>
-        <w:t>다양한</w:t>
-      </w:r>
-      <w:r>
-        <w:t xml:space="preserve"> </w:t>
-      </w:r>
-      <w:r>
-        <w:t>활용</w:t>
-      </w:r>
-      <w:r>
-        <w:t xml:space="preserve"> </w:t>
-      </w:r>
-      <w:r>
-        <w:t>기능의</w:t>
-      </w:r>
-      <w:r>
-        <w:t xml:space="preserve"> </w:t>
-      </w:r>
-      <w:r>
-        <w:t>설계</w:t>
-      </w:r>
-    </w:p>
-    <w:p>
-      <w:r>
-        <w:t>0.2.5</w:t>
-      </w:r>
-      <w:r>
-        <w:t>는</w:t>
-      </w:r>
-      <w:r>
-        <w:t xml:space="preserve"> </w:t>
-      </w:r>
-      <w:r>
-        <w:t>순수</w:t>
-      </w:r>
-      <w:r>
-        <w:t xml:space="preserve"> Kotlin </w:t>
-      </w:r>
-      <w:r>
-        <w:t>점수기와</w:t>
-      </w:r>
-      <w:r>
-        <w:t xml:space="preserve"> </w:t>
-      </w:r>
-      <w:r>
-        <w:t>관측</w:t>
-      </w:r>
-      <w:r>
-        <w:t xml:space="preserve"> </w:t>
-      </w:r>
-      <w:r>
-        <w:t>창을</w:t>
-      </w:r>
-      <w:r>
-        <w:t xml:space="preserve"> </w:t>
-      </w:r>
-      <w:r>
-        <w:t>분리해</w:t>
-      </w:r>
-      <w:r>
-        <w:t xml:space="preserve"> </w:t>
-      </w:r>
-      <w:r>
-        <w:t>앱과</w:t>
-      </w:r>
-      <w:r>
-        <w:t xml:space="preserve"> </w:t>
-      </w:r>
-      <w:r>
-        <w:t>데스크톱이</w:t>
-      </w:r>
-      <w:r>
-        <w:t xml:space="preserve"> </w:t>
-      </w:r>
-      <w:r>
-        <w:t>같은</w:t>
-      </w:r>
-      <w:r>
-        <w:t xml:space="preserve"> </w:t>
-      </w:r>
-      <w:r>
-        <w:t>규칙을</w:t>
-      </w:r>
-      <w:r>
-        <w:t xml:space="preserve"> </w:t>
-      </w:r>
-      <w:r>
-        <w:t>호출한다</w:t>
-      </w:r>
-      <w:r>
-        <w:t xml:space="preserve">. </w:t>
-      </w:r>
-      <w:r>
-        <w:t>후속</w:t>
-      </w:r>
-      <w:r>
-        <w:t xml:space="preserve"> </w:t>
-      </w:r>
-      <w:r>
-        <w:t>입력</w:t>
-      </w:r>
-      <w:r>
-        <w:t xml:space="preserve"> </w:t>
-      </w:r>
-      <w:r>
-        <w:t>제공자는</w:t>
-      </w:r>
-      <w:r>
-        <w:t xml:space="preserve"> </w:t>
-      </w:r>
-      <w:r>
-        <w:t>내비게이션</w:t>
-      </w:r>
-      <w:r>
-        <w:t>·</w:t>
-      </w:r>
-      <w:r>
-        <w:t>시간</w:t>
-      </w:r>
-      <w:r>
-        <w:t>·</w:t>
-      </w:r>
-      <w:r>
-        <w:t>날씨</w:t>
-      </w:r>
-      <w:r>
-        <w:t>·</w:t>
-      </w:r>
-      <w:r>
-        <w:t>피드백을</w:t>
-      </w:r>
-      <w:r>
-        <w:t xml:space="preserve"> </w:t>
-      </w:r>
-      <w:r>
-        <w:t>표준</w:t>
-      </w:r>
-      <w:r>
-        <w:t xml:space="preserve"> </w:t>
-      </w:r>
-      <w:r>
-        <w:t>형식으로</w:t>
-      </w:r>
-      <w:r>
-        <w:t xml:space="preserve"> </w:t>
-      </w:r>
-      <w:r>
-        <w:t>전달하고</w:t>
-      </w:r>
-      <w:r>
-        <w:t xml:space="preserve"> </w:t>
-      </w:r>
-      <w:r>
-        <w:t>각</w:t>
-      </w:r>
-      <w:r>
-        <w:t xml:space="preserve"> </w:t>
-      </w:r>
-      <w:r>
-        <w:t>활용</w:t>
-      </w:r>
-      <w:r>
-        <w:t xml:space="preserve"> </w:t>
-      </w:r>
-      <w:r>
-        <w:t>기능은</w:t>
-      </w:r>
-      <w:r>
-        <w:t xml:space="preserve"> </w:t>
-      </w:r>
-      <w:r>
-        <w:t>같은</w:t>
-      </w:r>
-      <w:r>
-        <w:t xml:space="preserve"> </w:t>
-      </w:r>
-      <w:r>
-        <w:t>무드</w:t>
-      </w:r>
-      <w:r>
-        <w:t xml:space="preserve"> </w:t>
-      </w:r>
-      <w:r>
-        <w:t>결과를</w:t>
-      </w:r>
-      <w:r>
-        <w:t xml:space="preserve"> </w:t>
-      </w:r>
-      <w:r>
-        <w:t>사용한다</w:t>
-      </w:r>
-      <w:r>
-        <w:t xml:space="preserve">. </w:t>
-      </w:r>
-      <w:r>
-        <w:t>아래의</w:t>
-      </w:r>
-      <w:r>
-        <w:t xml:space="preserve"> </w:t>
-      </w:r>
-      <w:r>
-        <w:t>확장</w:t>
-      </w:r>
-      <w:r>
-        <w:t xml:space="preserve"> MoodState</w:t>
-      </w:r>
-      <w:r>
-        <w:t>와</w:t>
-      </w:r>
-      <w:r>
-        <w:t xml:space="preserve"> </w:t>
-      </w:r>
-      <w:r>
-        <w:t>차량</w:t>
-      </w:r>
-      <w:r>
-        <w:t xml:space="preserve"> </w:t>
-      </w:r>
-      <w:r>
-        <w:t>출력</w:t>
-      </w:r>
-      <w:r>
-        <w:t xml:space="preserve"> </w:t>
-      </w:r>
-      <w:r>
-        <w:t>구조는</w:t>
-      </w:r>
-      <w:r>
-        <w:t xml:space="preserve"> </w:t>
-      </w:r>
-      <w:r>
-        <w:t>목표</w:t>
-      </w:r>
-      <w:r>
-        <w:t xml:space="preserve"> </w:t>
-      </w:r>
-      <w:r>
-        <w:t>설계다</w:t>
+        <w:t>만든다</w:t>
       </w:r>
       <w:r>
         <w:t>.</w:t>
@@ -3613,7 +2408,7 @@
                 <w:color w:val="FFFFFF"/>
                 <w:sz w:val="20"/>
               </w:rPr>
-              <w:t>제안</w:t>
+              <w:t>계산</w:t>
             </w:r>
             <w:r>
               <w:rPr>
@@ -3629,23 +2424,7 @@
                 <w:color w:val="FFFFFF"/>
                 <w:sz w:val="20"/>
               </w:rPr>
-              <w:t>출력</w:t>
-            </w:r>
-            <w:r>
-              <w:rPr>
-                <w:b/>
-                <w:color w:val="FFFFFF"/>
-                <w:sz w:val="20"/>
-              </w:rPr>
-              <w:t xml:space="preserve"> </w:t>
-            </w:r>
-            <w:r>
-              <w:rPr>
-                <w:b/>
-                <w:color w:val="FFFFFF"/>
-                <w:sz w:val="20"/>
-              </w:rPr>
-              <w:t>필드</w:t>
+              <w:t>항목</w:t>
             </w:r>
           </w:p>
         </w:tc>
@@ -3671,7 +2450,7 @@
                 <w:color w:val="FFFFFF"/>
                 <w:sz w:val="20"/>
               </w:rPr>
-              <w:t>의미와</w:t>
+              <w:t>프레임별</w:t>
             </w:r>
             <w:r>
               <w:rPr>
@@ -3687,23 +2466,7 @@
                 <w:color w:val="FFFFFF"/>
                 <w:sz w:val="20"/>
               </w:rPr>
-              <w:t>사용</w:t>
-            </w:r>
-            <w:r>
-              <w:rPr>
-                <w:b/>
-                <w:color w:val="FFFFFF"/>
-                <w:sz w:val="20"/>
-              </w:rPr>
-              <w:t xml:space="preserve"> </w:t>
-            </w:r>
-            <w:r>
-              <w:rPr>
-                <w:b/>
-                <w:color w:val="FFFFFF"/>
-                <w:sz w:val="20"/>
-              </w:rPr>
-              <w:t>원칙</w:t>
+              <w:t>규칙</w:t>
             </w:r>
           </w:p>
         </w:tc>
@@ -3733,7 +2496,31 @@
               <w:rPr>
                 <w:sz w:val="20"/>
               </w:rPr>
-              <w:t>environmentKeywords</w:t>
+              <w:t>따뜻한</w:t>
+            </w:r>
+            <w:r>
+              <w:rPr>
+                <w:sz w:val="20"/>
+              </w:rPr>
+              <w:t xml:space="preserve"> </w:t>
+            </w:r>
+            <w:r>
+              <w:rPr>
+                <w:sz w:val="20"/>
+              </w:rPr>
+              <w:t>색감</w:t>
+            </w:r>
+            <w:r>
+              <w:rPr>
+                <w:sz w:val="20"/>
+              </w:rPr>
+              <w:t xml:space="preserve"> </w:t>
+            </w:r>
+            <w:r>
+              <w:rPr>
+                <w:sz w:val="20"/>
+              </w:rPr>
+              <w:t>강도</w:t>
             </w:r>
           </w:p>
         </w:tc>
@@ -3757,91 +2544,97 @@
               <w:rPr>
                 <w:sz w:val="20"/>
               </w:rPr>
-              <w:t>따뜻한</w:t>
-            </w:r>
-            <w:r>
-              <w:rPr>
-                <w:sz w:val="20"/>
-              </w:rPr>
-              <w:t xml:space="preserve"> </w:t>
-            </w:r>
-            <w:r>
-              <w:rPr>
-                <w:sz w:val="20"/>
-              </w:rPr>
-              <w:t>색감</w:t>
-            </w:r>
-            <w:r>
-              <w:rPr>
-                <w:sz w:val="20"/>
-              </w:rPr>
-              <w:t xml:space="preserve">, </w:t>
-            </w:r>
-            <w:r>
-              <w:rPr>
-                <w:sz w:val="20"/>
-              </w:rPr>
-              <w:t>낮은</w:t>
-            </w:r>
-            <w:r>
-              <w:rPr>
-                <w:sz w:val="20"/>
-              </w:rPr>
-              <w:t xml:space="preserve"> </w:t>
-            </w:r>
-            <w:r>
-              <w:rPr>
-                <w:sz w:val="20"/>
-              </w:rPr>
-              <w:t>조도</w:t>
-            </w:r>
-            <w:r>
-              <w:rPr>
-                <w:sz w:val="20"/>
-              </w:rPr>
-              <w:t xml:space="preserve"> </w:t>
-            </w:r>
-            <w:r>
-              <w:rPr>
-                <w:sz w:val="20"/>
-              </w:rPr>
-              <w:t>등</w:t>
-            </w:r>
-            <w:r>
-              <w:rPr>
-                <w:sz w:val="20"/>
-              </w:rPr>
-              <w:t xml:space="preserve"> </w:t>
-            </w:r>
-            <w:r>
-              <w:rPr>
-                <w:sz w:val="20"/>
-              </w:rPr>
-              <w:t>관측에서</w:t>
-            </w:r>
-            <w:r>
-              <w:rPr>
-                <w:sz w:val="20"/>
-              </w:rPr>
-              <w:t xml:space="preserve"> </w:t>
-            </w:r>
-            <w:r>
-              <w:rPr>
-                <w:sz w:val="20"/>
-              </w:rPr>
-              <w:t>얻은</w:t>
-            </w:r>
-            <w:r>
-              <w:rPr>
-                <w:sz w:val="20"/>
-              </w:rPr>
-              <w:t xml:space="preserve"> </w:t>
-            </w:r>
-            <w:r>
-              <w:rPr>
-                <w:sz w:val="20"/>
-              </w:rPr>
-              <w:t>분위기</w:t>
+              <w:t xml:space="preserve">70 × </w:t>
+            </w:r>
+            <w:r>
+              <w:rPr>
+                <w:sz w:val="20"/>
+              </w:rPr>
+              <w:t>빨강</w:t>
+            </w:r>
+            <w:r>
+              <w:rPr>
+                <w:sz w:val="20"/>
+              </w:rPr>
+              <w:t>·</w:t>
+            </w:r>
+            <w:r>
+              <w:rPr>
+                <w:sz w:val="20"/>
+              </w:rPr>
+              <w:t>노랑</w:t>
+            </w:r>
+            <w:r>
+              <w:rPr>
+                <w:sz w:val="20"/>
+              </w:rPr>
+              <w:t xml:space="preserve"> </w:t>
+            </w:r>
+            <w:r>
+              <w:rPr>
+                <w:sz w:val="20"/>
+              </w:rPr>
+              <w:t>픽셀의</w:t>
+            </w:r>
+            <w:r>
+              <w:rPr>
+                <w:sz w:val="20"/>
+              </w:rPr>
+              <w:t xml:space="preserve"> </w:t>
+            </w:r>
+            <w:r>
+              <w:rPr>
+                <w:sz w:val="20"/>
+              </w:rPr>
+              <w:t>채도</w:t>
+            </w:r>
+            <w:r>
+              <w:rPr>
+                <w:sz w:val="20"/>
+              </w:rPr>
+              <w:t xml:space="preserve"> </w:t>
+            </w:r>
+            <w:r>
+              <w:rPr>
+                <w:sz w:val="20"/>
+              </w:rPr>
+              <w:t>합</w:t>
+            </w:r>
+            <w:r>
+              <w:rPr>
+                <w:sz w:val="20"/>
+              </w:rPr>
+              <w:t xml:space="preserve"> ÷ </w:t>
+            </w:r>
+            <w:r>
+              <w:rPr>
+                <w:sz w:val="20"/>
+              </w:rPr>
+              <w:t>전체</w:t>
+            </w:r>
+            <w:r>
+              <w:rPr>
+                <w:sz w:val="20"/>
+              </w:rPr>
+              <w:t xml:space="preserve"> </w:t>
+            </w:r>
+            <w:r>
+              <w:rPr>
+                <w:sz w:val="20"/>
+              </w:rPr>
+              <w:t>픽셀</w:t>
+            </w:r>
+            <w:r>
+              <w:rPr>
+                <w:sz w:val="20"/>
+              </w:rPr>
+              <w:t xml:space="preserve"> </w:t>
+            </w:r>
+            <w:r>
+              <w:rPr>
+                <w:sz w:val="20"/>
+              </w:rPr>
+              <w:t>수</w:t>
             </w:r>
           </w:p>
         </w:tc>
@@ -3871,7 +2664,31 @@
               <w:rPr>
                 <w:sz w:val="20"/>
               </w:rPr>
-              <w:t>driverReportedMood</w:t>
+              <w:t>차가운</w:t>
+            </w:r>
+            <w:r>
+              <w:rPr>
+                <w:sz w:val="20"/>
+              </w:rPr>
+              <w:t xml:space="preserve"> </w:t>
+            </w:r>
+            <w:r>
+              <w:rPr>
+                <w:sz w:val="20"/>
+              </w:rPr>
+              <w:t>색감</w:t>
+            </w:r>
+            <w:r>
+              <w:rPr>
+                <w:sz w:val="20"/>
+              </w:rPr>
+              <w:t xml:space="preserve"> </w:t>
+            </w:r>
+            <w:r>
+              <w:rPr>
+                <w:sz w:val="20"/>
+              </w:rPr>
+              <w:t>강도</w:t>
             </w:r>
           </w:p>
         </w:tc>
@@ -3895,79 +2712,97 @@
               <w:rPr>
                 <w:sz w:val="20"/>
               </w:rPr>
-              <w:t>운전자가</w:t>
-            </w:r>
-            <w:r>
-              <w:rPr>
-                <w:sz w:val="20"/>
-              </w:rPr>
-              <w:t xml:space="preserve"> </w:t>
-            </w:r>
-            <w:r>
-              <w:rPr>
-                <w:sz w:val="20"/>
-              </w:rPr>
-              <w:t>직접</w:t>
-            </w:r>
-            <w:r>
-              <w:rPr>
-                <w:sz w:val="20"/>
-              </w:rPr>
-              <w:t xml:space="preserve"> </w:t>
-            </w:r>
-            <w:r>
-              <w:rPr>
-                <w:sz w:val="20"/>
-              </w:rPr>
-              <w:t>선택한</w:t>
-            </w:r>
-            <w:r>
-              <w:rPr>
-                <w:sz w:val="20"/>
-              </w:rPr>
-              <w:t xml:space="preserve"> </w:t>
-            </w:r>
-            <w:r>
-              <w:rPr>
-                <w:sz w:val="20"/>
-              </w:rPr>
-              <w:t>현재</w:t>
-            </w:r>
-            <w:r>
-              <w:rPr>
-                <w:sz w:val="20"/>
-              </w:rPr>
-              <w:t xml:space="preserve"> </w:t>
-            </w:r>
-            <w:r>
-              <w:rPr>
-                <w:sz w:val="20"/>
-              </w:rPr>
-              <w:t>기분과</w:t>
-            </w:r>
-            <w:r>
-              <w:rPr>
-                <w:sz w:val="20"/>
-              </w:rPr>
-              <w:t xml:space="preserve"> </w:t>
-            </w:r>
-            <w:r>
-              <w:rPr>
-                <w:sz w:val="20"/>
-              </w:rPr>
-              <w:t>입력</w:t>
-            </w:r>
-            <w:r>
-              <w:rPr>
-                <w:sz w:val="20"/>
-              </w:rPr>
-              <w:t xml:space="preserve"> </w:t>
-            </w:r>
-            <w:r>
-              <w:rPr>
-                <w:sz w:val="20"/>
-              </w:rPr>
-              <w:t>시각</w:t>
+              <w:t xml:space="preserve">70 × </w:t>
+            </w:r>
+            <w:r>
+              <w:rPr>
+                <w:sz w:val="20"/>
+              </w:rPr>
+              <w:t>청록</w:t>
+            </w:r>
+            <w:r>
+              <w:rPr>
+                <w:sz w:val="20"/>
+              </w:rPr>
+              <w:t>·</w:t>
+            </w:r>
+            <w:r>
+              <w:rPr>
+                <w:sz w:val="20"/>
+              </w:rPr>
+              <w:t>파랑</w:t>
+            </w:r>
+            <w:r>
+              <w:rPr>
+                <w:sz w:val="20"/>
+              </w:rPr>
+              <w:t xml:space="preserve"> </w:t>
+            </w:r>
+            <w:r>
+              <w:rPr>
+                <w:sz w:val="20"/>
+              </w:rPr>
+              <w:t>픽셀의</w:t>
+            </w:r>
+            <w:r>
+              <w:rPr>
+                <w:sz w:val="20"/>
+              </w:rPr>
+              <w:t xml:space="preserve"> </w:t>
+            </w:r>
+            <w:r>
+              <w:rPr>
+                <w:sz w:val="20"/>
+              </w:rPr>
+              <w:t>채도</w:t>
+            </w:r>
+            <w:r>
+              <w:rPr>
+                <w:sz w:val="20"/>
+              </w:rPr>
+              <w:t xml:space="preserve"> </w:t>
+            </w:r>
+            <w:r>
+              <w:rPr>
+                <w:sz w:val="20"/>
+              </w:rPr>
+              <w:t>합</w:t>
+            </w:r>
+            <w:r>
+              <w:rPr>
+                <w:sz w:val="20"/>
+              </w:rPr>
+              <w:t xml:space="preserve"> ÷ </w:t>
+            </w:r>
+            <w:r>
+              <w:rPr>
+                <w:sz w:val="20"/>
+              </w:rPr>
+              <w:t>전체</w:t>
+            </w:r>
+            <w:r>
+              <w:rPr>
+                <w:sz w:val="20"/>
+              </w:rPr>
+              <w:t xml:space="preserve"> </w:t>
+            </w:r>
+            <w:r>
+              <w:rPr>
+                <w:sz w:val="20"/>
+              </w:rPr>
+              <w:t>픽셀</w:t>
+            </w:r>
+            <w:r>
+              <w:rPr>
+                <w:sz w:val="20"/>
+              </w:rPr>
+              <w:t xml:space="preserve"> </w:t>
+            </w:r>
+            <w:r>
+              <w:rPr>
+                <w:sz w:val="20"/>
+              </w:rPr>
+              <w:t>수</w:t>
             </w:r>
           </w:p>
         </w:tc>
@@ -3997,7 +2832,31 @@
               <w:rPr>
                 <w:sz w:val="20"/>
               </w:rPr>
-              <w:t>desiredMood</w:t>
+              <w:t>밝은</w:t>
+            </w:r>
+            <w:r>
+              <w:rPr>
+                <w:sz w:val="20"/>
+              </w:rPr>
+              <w:t xml:space="preserve"> </w:t>
+            </w:r>
+            <w:r>
+              <w:rPr>
+                <w:sz w:val="20"/>
+              </w:rPr>
+              <w:t>면적</w:t>
+            </w:r>
+            <w:r>
+              <w:rPr>
+                <w:sz w:val="20"/>
+              </w:rPr>
+              <w:t xml:space="preserve"> </w:t>
+            </w:r>
+            <w:r>
+              <w:rPr>
+                <w:sz w:val="20"/>
+              </w:rPr>
+              <w:t>강도</w:t>
             </w:r>
           </w:p>
         </w:tc>
@@ -4021,67 +2880,97 @@
               <w:rPr>
                 <w:sz w:val="20"/>
               </w:rPr>
-              <w:t>운전자가</w:t>
-            </w:r>
-            <w:r>
-              <w:rPr>
-                <w:sz w:val="20"/>
-              </w:rPr>
-              <w:t xml:space="preserve"> </w:t>
-            </w:r>
-            <w:r>
-              <w:rPr>
-                <w:sz w:val="20"/>
-              </w:rPr>
-              <w:t>원하는</w:t>
-            </w:r>
-            <w:r>
-              <w:rPr>
-                <w:sz w:val="20"/>
-              </w:rPr>
-              <w:t xml:space="preserve"> </w:t>
-            </w:r>
-            <w:r>
-              <w:rPr>
-                <w:sz w:val="20"/>
-              </w:rPr>
-              <w:t>분위기이며</w:t>
-            </w:r>
-            <w:r>
-              <w:rPr>
-                <w:sz w:val="20"/>
-              </w:rPr>
-              <w:t xml:space="preserve"> </w:t>
-            </w:r>
-            <w:r>
-              <w:rPr>
-                <w:sz w:val="20"/>
-              </w:rPr>
-              <w:t>현재</w:t>
-            </w:r>
-            <w:r>
-              <w:rPr>
-                <w:sz w:val="20"/>
-              </w:rPr>
-              <w:t xml:space="preserve"> </w:t>
-            </w:r>
-            <w:r>
-              <w:rPr>
-                <w:sz w:val="20"/>
-              </w:rPr>
-              <w:t>기분과</w:t>
-            </w:r>
-            <w:r>
-              <w:rPr>
-                <w:sz w:val="20"/>
-              </w:rPr>
-              <w:t xml:space="preserve"> </w:t>
-            </w:r>
-            <w:r>
-              <w:rPr>
-                <w:sz w:val="20"/>
-              </w:rPr>
-              <w:t>별개</w:t>
+              <w:t xml:space="preserve">35 × </w:t>
+            </w:r>
+            <w:r>
+              <w:rPr>
+                <w:sz w:val="20"/>
+              </w:rPr>
+              <w:t>중복</w:t>
+            </w:r>
+            <w:r>
+              <w:rPr>
+                <w:sz w:val="20"/>
+              </w:rPr>
+              <w:t xml:space="preserve"> </w:t>
+            </w:r>
+            <w:r>
+              <w:rPr>
+                <w:sz w:val="20"/>
+              </w:rPr>
+              <w:t>없는</w:t>
+            </w:r>
+            <w:r>
+              <w:rPr>
+                <w:sz w:val="20"/>
+              </w:rPr>
+              <w:t xml:space="preserve"> </w:t>
+            </w:r>
+            <w:r>
+              <w:rPr>
+                <w:sz w:val="20"/>
+              </w:rPr>
+              <w:t>관측</w:t>
+            </w:r>
+            <w:r>
+              <w:rPr>
+                <w:sz w:val="20"/>
+              </w:rPr>
+              <w:t xml:space="preserve"> </w:t>
+            </w:r>
+            <w:r>
+              <w:rPr>
+                <w:sz w:val="20"/>
+              </w:rPr>
+              <w:t>픽셀</w:t>
+            </w:r>
+            <w:r>
+              <w:rPr>
+                <w:sz w:val="20"/>
+              </w:rPr>
+              <w:t xml:space="preserve"> </w:t>
+            </w:r>
+            <w:r>
+              <w:rPr>
+                <w:sz w:val="20"/>
+              </w:rPr>
+              <w:t>수</w:t>
+            </w:r>
+            <w:r>
+              <w:rPr>
+                <w:sz w:val="20"/>
+              </w:rPr>
+              <w:t xml:space="preserve"> ÷ </w:t>
+            </w:r>
+            <w:r>
+              <w:rPr>
+                <w:sz w:val="20"/>
+              </w:rPr>
+              <w:t>전체</w:t>
+            </w:r>
+            <w:r>
+              <w:rPr>
+                <w:sz w:val="20"/>
+              </w:rPr>
+              <w:t xml:space="preserve"> </w:t>
+            </w:r>
+            <w:r>
+              <w:rPr>
+                <w:sz w:val="20"/>
+              </w:rPr>
+              <w:t>픽셀</w:t>
+            </w:r>
+            <w:r>
+              <w:rPr>
+                <w:sz w:val="20"/>
+              </w:rPr>
+              <w:t xml:space="preserve"> </w:t>
+            </w:r>
+            <w:r>
+              <w:rPr>
+                <w:sz w:val="20"/>
+              </w:rPr>
+              <w:t>수</w:t>
             </w:r>
           </w:p>
         </w:tc>
@@ -4111,7 +3000,19 @@
               <w:rPr>
                 <w:sz w:val="20"/>
               </w:rPr>
-              <w:t>resolvedKeywords</w:t>
+              <w:t>사람</w:t>
+            </w:r>
+            <w:r>
+              <w:rPr>
+                <w:sz w:val="20"/>
+              </w:rPr>
+              <w:t xml:space="preserve"> </w:t>
+            </w:r>
+            <w:r>
+              <w:rPr>
+                <w:sz w:val="20"/>
+              </w:rPr>
+              <w:t>기여</w:t>
             </w:r>
           </w:p>
         </w:tc>
@@ -4135,91 +3036,49 @@
               <w:rPr>
                 <w:sz w:val="20"/>
               </w:rPr>
-              <w:t>입력</w:t>
-            </w:r>
-            <w:r>
-              <w:rPr>
-                <w:sz w:val="20"/>
-              </w:rPr>
-              <w:t xml:space="preserve"> </w:t>
-            </w:r>
-            <w:r>
-              <w:rPr>
-                <w:sz w:val="20"/>
-              </w:rPr>
-              <w:t>품질과</w:t>
-            </w:r>
-            <w:r>
-              <w:rPr>
-                <w:sz w:val="20"/>
-              </w:rPr>
-              <w:t xml:space="preserve"> </w:t>
-            </w:r>
-            <w:r>
-              <w:rPr>
-                <w:sz w:val="20"/>
-              </w:rPr>
-              <w:t>사용자</w:t>
-            </w:r>
-            <w:r>
-              <w:rPr>
-                <w:sz w:val="20"/>
-              </w:rPr>
-              <w:t xml:space="preserve"> </w:t>
-            </w:r>
-            <w:r>
-              <w:rPr>
-                <w:sz w:val="20"/>
-              </w:rPr>
-              <w:t>선택을</w:t>
-            </w:r>
-            <w:r>
-              <w:rPr>
-                <w:sz w:val="20"/>
-              </w:rPr>
-              <w:t xml:space="preserve"> </w:t>
-            </w:r>
-            <w:r>
-              <w:rPr>
-                <w:sz w:val="20"/>
-              </w:rPr>
-              <w:t>반영한</w:t>
-            </w:r>
-            <w:r>
-              <w:rPr>
-                <w:sz w:val="20"/>
-              </w:rPr>
-              <w:t xml:space="preserve"> </w:t>
-            </w:r>
-            <w:r>
-              <w:rPr>
-                <w:sz w:val="20"/>
-              </w:rPr>
-              <w:t>공통</w:t>
-            </w:r>
-            <w:r>
-              <w:rPr>
-                <w:sz w:val="20"/>
-              </w:rPr>
-              <w:t xml:space="preserve"> </w:t>
-            </w:r>
-            <w:r>
-              <w:rPr>
-                <w:sz w:val="20"/>
-              </w:rPr>
-              <w:t>무드</w:t>
-            </w:r>
-            <w:r>
-              <w:rPr>
-                <w:sz w:val="20"/>
-              </w:rPr>
-              <w:t xml:space="preserve"> </w:t>
-            </w:r>
-            <w:r>
-              <w:rPr>
-                <w:sz w:val="20"/>
-              </w:rPr>
-              <w:t>키워드</w:t>
+              <w:t>55 × min(</w:t>
+            </w:r>
+            <w:r>
+              <w:rPr>
+                <w:sz w:val="20"/>
+              </w:rPr>
+              <w:t>검출</w:t>
+            </w:r>
+            <w:r>
+              <w:rPr>
+                <w:sz w:val="20"/>
+              </w:rPr>
+              <w:t xml:space="preserve"> </w:t>
+            </w:r>
+            <w:r>
+              <w:rPr>
+                <w:sz w:val="20"/>
+              </w:rPr>
+              <w:t>수</w:t>
+            </w:r>
+            <w:r>
+              <w:rPr>
+                <w:sz w:val="20"/>
+              </w:rPr>
+              <w:t xml:space="preserve"> ÷ 5, 1) × </w:t>
+            </w:r>
+            <w:r>
+              <w:rPr>
+                <w:sz w:val="20"/>
+              </w:rPr>
+              <w:t>측정</w:t>
+            </w:r>
+            <w:r>
+              <w:rPr>
+                <w:sz w:val="20"/>
+              </w:rPr>
+              <w:t xml:space="preserve"> </w:t>
+            </w:r>
+            <w:r>
+              <w:rPr>
+                <w:sz w:val="20"/>
+              </w:rPr>
+              <w:t>품질</w:t>
             </w:r>
           </w:p>
         </w:tc>
@@ -4249,19 +3108,19 @@
               <w:rPr>
                 <w:sz w:val="20"/>
               </w:rPr>
-              <w:t>evidence</w:t>
-            </w:r>
-            <w:r>
-              <w:rPr>
-                <w:sz w:val="20"/>
-              </w:rPr>
-              <w:t>와</w:t>
-            </w:r>
-            <w:r>
-              <w:rPr>
-                <w:sz w:val="20"/>
-              </w:rPr>
-              <w:t xml:space="preserve"> quality</w:t>
+              <w:t>영역별</w:t>
+            </w:r>
+            <w:r>
+              <w:rPr>
+                <w:sz w:val="20"/>
+              </w:rPr>
+              <w:t xml:space="preserve"> </w:t>
+            </w:r>
+            <w:r>
+              <w:rPr>
+                <w:sz w:val="20"/>
+              </w:rPr>
+              <w:t>배분</w:t>
             </w:r>
           </w:p>
         </w:tc>
@@ -4285,7 +3144,31 @@
               <w:rPr>
                 <w:sz w:val="20"/>
               </w:rPr>
-              <w:t>출처</w:t>
+              <w:t>실제</w:t>
+            </w:r>
+            <w:r>
+              <w:rPr>
+                <w:sz w:val="20"/>
+              </w:rPr>
+              <w:t xml:space="preserve"> </w:t>
+            </w:r>
+            <w:r>
+              <w:rPr>
+                <w:sz w:val="20"/>
+              </w:rPr>
+              <w:t>영역의</w:t>
+            </w:r>
+            <w:r>
+              <w:rPr>
+                <w:sz w:val="20"/>
+              </w:rPr>
+              <w:t xml:space="preserve"> </w:t>
+            </w:r>
+            <w:r>
+              <w:rPr>
+                <w:sz w:val="20"/>
+              </w:rPr>
+              <w:t>픽셀량</w:t>
             </w:r>
             <w:r>
               <w:rPr>
@@ -4297,91 +3180,1236 @@
               <w:rPr>
                 <w:sz w:val="20"/>
               </w:rPr>
-              <w:t>시각</w:t>
-            </w:r>
-            <w:r>
-              <w:rPr>
-                <w:sz w:val="20"/>
-              </w:rPr>
-              <w:t>·</w:t>
-            </w:r>
-            <w:r>
-              <w:rPr>
-                <w:sz w:val="20"/>
-              </w:rPr>
-              <w:t>누락</w:t>
-            </w:r>
-            <w:r>
-              <w:rPr>
-                <w:sz w:val="20"/>
-              </w:rPr>
-              <w:t>·</w:t>
-            </w:r>
-            <w:r>
-              <w:rPr>
-                <w:sz w:val="20"/>
-              </w:rPr>
-              <w:t>측정</w:t>
-            </w:r>
-            <w:r>
-              <w:rPr>
-                <w:sz w:val="20"/>
-              </w:rPr>
-              <w:t xml:space="preserve"> </w:t>
-            </w:r>
-            <w:r>
-              <w:rPr>
-                <w:sz w:val="20"/>
-              </w:rPr>
-              <w:t>품질</w:t>
-            </w:r>
-            <w:r>
-              <w:rPr>
-                <w:sz w:val="20"/>
-              </w:rPr>
-              <w:t>·</w:t>
-            </w:r>
-            <w:r>
-              <w:rPr>
-                <w:sz w:val="20"/>
-              </w:rPr>
-              <w:t>해석</w:t>
-            </w:r>
-            <w:r>
-              <w:rPr>
-                <w:sz w:val="20"/>
-              </w:rPr>
-              <w:t xml:space="preserve"> </w:t>
-            </w:r>
-            <w:r>
-              <w:rPr>
-                <w:sz w:val="20"/>
-              </w:rPr>
-              <w:t>근거를</w:t>
-            </w:r>
-            <w:r>
-              <w:rPr>
-                <w:sz w:val="20"/>
-              </w:rPr>
-              <w:t xml:space="preserve"> </w:t>
-            </w:r>
-            <w:r>
-              <w:rPr>
-                <w:sz w:val="20"/>
-              </w:rPr>
-              <w:t>함께</w:t>
-            </w:r>
-            <w:r>
-              <w:rPr>
-                <w:sz w:val="20"/>
-              </w:rPr>
-              <w:t xml:space="preserve"> </w:t>
-            </w:r>
-            <w:r>
-              <w:rPr>
-                <w:sz w:val="20"/>
-              </w:rPr>
-              <w:t>전달</w:t>
+              <w:t>채도</w:t>
+            </w:r>
+            <w:r>
+              <w:rPr>
+                <w:sz w:val="20"/>
+              </w:rPr>
+              <w:t xml:space="preserve"> </w:t>
+            </w:r>
+            <w:r>
+              <w:rPr>
+                <w:sz w:val="20"/>
+              </w:rPr>
+              <w:t>합에</w:t>
+            </w:r>
+            <w:r>
+              <w:rPr>
+                <w:sz w:val="20"/>
+              </w:rPr>
+              <w:t xml:space="preserve"> </w:t>
+            </w:r>
+            <w:r>
+              <w:rPr>
+                <w:sz w:val="20"/>
+              </w:rPr>
+              <w:t>따라</w:t>
+            </w:r>
+            <w:r>
+              <w:rPr>
+                <w:sz w:val="20"/>
+              </w:rPr>
+              <w:t xml:space="preserve"> </w:t>
+            </w:r>
+            <w:r>
+              <w:rPr>
+                <w:sz w:val="20"/>
+              </w:rPr>
+              <w:t>기여</w:t>
+            </w:r>
+            <w:r>
+              <w:rPr>
+                <w:sz w:val="20"/>
+              </w:rPr>
+              <w:t xml:space="preserve"> </w:t>
+            </w:r>
+            <w:r>
+              <w:rPr>
+                <w:sz w:val="20"/>
+              </w:rPr>
+              <w:t>배분</w:t>
+            </w:r>
+          </w:p>
+        </w:tc>
+      </w:tr>
+    </w:tbl>
+    <w:p>
+      <w:pPr>
+        <w:spacing w:after="40" w:line="240" w:lineRule="auto"/>
+      </w:pPr>
+    </w:p>
+    <w:p>
+      <w:r>
+        <w:t>색</w:t>
+      </w:r>
+      <w:r>
+        <w:t xml:space="preserve"> </w:t>
+      </w:r>
+      <w:r>
+        <w:t>해석은</w:t>
+      </w:r>
+      <w:r>
+        <w:t xml:space="preserve"> </w:t>
+      </w:r>
+      <w:r>
+        <w:t>화면</w:t>
+      </w:r>
+      <w:r>
+        <w:t xml:space="preserve"> </w:t>
+      </w:r>
+      <w:r>
+        <w:t>점유율</w:t>
+      </w:r>
+      <w:r>
+        <w:t xml:space="preserve"> 0.1% </w:t>
+      </w:r>
+      <w:r>
+        <w:t>이상과</w:t>
+      </w:r>
+      <w:r>
+        <w:t xml:space="preserve"> </w:t>
+      </w:r>
+      <w:r>
+        <w:t>색</w:t>
+      </w:r>
+      <w:r>
+        <w:t xml:space="preserve"> </w:t>
+      </w:r>
+      <w:r>
+        <w:t>분류</w:t>
+      </w:r>
+      <w:r>
+        <w:t xml:space="preserve"> </w:t>
+      </w:r>
+      <w:r>
+        <w:t>가능</w:t>
+      </w:r>
+      <w:r>
+        <w:t xml:space="preserve"> </w:t>
+      </w:r>
+      <w:r>
+        <w:t>범위</w:t>
+      </w:r>
+      <w:r>
+        <w:t xml:space="preserve"> </w:t>
+      </w:r>
+      <w:r>
+        <w:t>절반</w:t>
+      </w:r>
+      <w:r>
+        <w:t xml:space="preserve"> </w:t>
+      </w:r>
+      <w:r>
+        <w:t>이상을</w:t>
+      </w:r>
+      <w:r>
+        <w:t xml:space="preserve"> </w:t>
+      </w:r>
+      <w:r>
+        <w:t>확인한다</w:t>
+      </w:r>
+      <w:r>
+        <w:t xml:space="preserve">. </w:t>
+      </w:r>
+      <w:r>
+        <w:t>한</w:t>
+      </w:r>
+      <w:r>
+        <w:t xml:space="preserve"> </w:t>
+      </w:r>
+      <w:r>
+        <w:t>색군의</w:t>
+      </w:r>
+      <w:r>
+        <w:t xml:space="preserve"> </w:t>
+      </w:r>
+      <w:r>
+        <w:t>채도</w:t>
+      </w:r>
+      <w:r>
+        <w:t xml:space="preserve"> </w:t>
+      </w:r>
+      <w:r>
+        <w:t>비중</w:t>
+      </w:r>
+      <w:r>
+        <w:t xml:space="preserve"> 60% </w:t>
+      </w:r>
+      <w:r>
+        <w:t>이상을</w:t>
+      </w:r>
+      <w:r>
+        <w:t xml:space="preserve"> </w:t>
+      </w:r>
+      <w:r>
+        <w:t>주된</w:t>
+      </w:r>
+      <w:r>
+        <w:t xml:space="preserve"> </w:t>
+      </w:r>
+      <w:r>
+        <w:t>색감</w:t>
+      </w:r>
+      <w:r>
+        <w:t xml:space="preserve">, </w:t>
+      </w:r>
+      <w:r>
+        <w:t>두</w:t>
+      </w:r>
+      <w:r>
+        <w:t xml:space="preserve"> </w:t>
+      </w:r>
+      <w:r>
+        <w:t>색군이</w:t>
+      </w:r>
+      <w:r>
+        <w:t xml:space="preserve"> </w:t>
+      </w:r>
+      <w:r>
+        <w:t>각각</w:t>
+      </w:r>
+      <w:r>
+        <w:t xml:space="preserve"> 20% </w:t>
+      </w:r>
+      <w:r>
+        <w:t>이상</w:t>
+      </w:r>
+      <w:r>
+        <w:t>·</w:t>
+      </w:r>
+      <w:r>
+        <w:t>합계</w:t>
+      </w:r>
+      <w:r>
+        <w:t xml:space="preserve"> 60% </w:t>
+      </w:r>
+      <w:r>
+        <w:t>이상이면</w:t>
+      </w:r>
+      <w:r>
+        <w:t xml:space="preserve"> </w:t>
+      </w:r>
+      <w:r>
+        <w:t>혼재로</w:t>
+      </w:r>
+      <w:r>
+        <w:t xml:space="preserve"> </w:t>
+      </w:r>
+      <w:r>
+        <w:t>해석한다</w:t>
+      </w:r>
+      <w:r>
+        <w:t xml:space="preserve">. </w:t>
+      </w:r>
+      <w:r>
+        <w:t>시각적</w:t>
+      </w:r>
+      <w:r>
+        <w:t xml:space="preserve"> </w:t>
+      </w:r>
+      <w:r>
+        <w:t>활력은</w:t>
+      </w:r>
+      <w:r>
+        <w:t xml:space="preserve"> </w:t>
+      </w:r>
+      <w:r>
+        <w:t>화면</w:t>
+      </w:r>
+      <w:r>
+        <w:t xml:space="preserve"> </w:t>
+      </w:r>
+      <w:r>
+        <w:t>점유율</w:t>
+      </w:r>
+      <w:r>
+        <w:t xml:space="preserve"> 2%</w:t>
+      </w:r>
+      <w:r>
+        <w:t>와</w:t>
+      </w:r>
+      <w:r>
+        <w:t xml:space="preserve"> 2×2 </w:t>
+      </w:r>
+      <w:r>
+        <w:t>중</w:t>
+      </w:r>
+      <w:r>
+        <w:t xml:space="preserve"> </w:t>
+      </w:r>
+      <w:r>
+        <w:t>두</w:t>
+      </w:r>
+      <w:r>
+        <w:t xml:space="preserve"> </w:t>
+      </w:r>
+      <w:r>
+        <w:t>구역</w:t>
+      </w:r>
+      <w:r>
+        <w:t xml:space="preserve"> </w:t>
+      </w:r>
+      <w:r>
+        <w:t>이상의</w:t>
+      </w:r>
+      <w:r>
+        <w:t xml:space="preserve"> </w:t>
+      </w:r>
+      <w:r>
+        <w:t>분포를</w:t>
+      </w:r>
+      <w:r>
+        <w:t xml:space="preserve"> </w:t>
+      </w:r>
+      <w:r>
+        <w:t>사용한다</w:t>
+      </w:r>
+      <w:r>
+        <w:t xml:space="preserve">. </w:t>
+      </w:r>
+      <w:r>
+        <w:t>이</w:t>
+      </w:r>
+      <w:r>
+        <w:t xml:space="preserve"> </w:t>
+      </w:r>
+      <w:r>
+        <w:t>조건들이</w:t>
+      </w:r>
+      <w:r>
+        <w:t xml:space="preserve"> </w:t>
+      </w:r>
+      <w:r>
+        <w:t>촬영</w:t>
+      </w:r>
+      <w:r>
+        <w:t xml:space="preserve"> </w:t>
+      </w:r>
+      <w:r>
+        <w:t>기간의</w:t>
+      </w:r>
+      <w:r>
+        <w:t xml:space="preserve"> </w:t>
+      </w:r>
+      <w:r>
+        <w:t>절반</w:t>
+      </w:r>
+      <w:r>
+        <w:t xml:space="preserve"> </w:t>
+      </w:r>
+      <w:r>
+        <w:t>이상</w:t>
+      </w:r>
+      <w:r>
+        <w:t xml:space="preserve"> </w:t>
+      </w:r>
+      <w:r>
+        <w:t>지속되는지</w:t>
+      </w:r>
+      <w:r>
+        <w:t xml:space="preserve"> </w:t>
+      </w:r>
+      <w:r>
+        <w:t>평가하는</w:t>
+      </w:r>
+      <w:r>
+        <w:t xml:space="preserve"> </w:t>
+      </w:r>
+      <w:r>
+        <w:t>초기</w:t>
+      </w:r>
+      <w:r>
+        <w:t xml:space="preserve"> </w:t>
+      </w:r>
+      <w:r>
+        <w:t>규칙이다</w:t>
+      </w:r>
+      <w:r>
+        <w:t>.</w:t>
+      </w:r>
+    </w:p>
+    <w:p>
+      <w:r>
+        <w:t>시간</w:t>
+      </w:r>
+      <w:r>
+        <w:t xml:space="preserve"> </w:t>
+      </w:r>
+      <w:r>
+        <w:t>구간별</w:t>
+      </w:r>
+      <w:r>
+        <w:t xml:space="preserve"> </w:t>
+      </w:r>
+      <w:r>
+        <w:t>기여를</w:t>
+      </w:r>
+      <w:r>
+        <w:t xml:space="preserve"> </w:t>
+      </w:r>
+      <w:r>
+        <w:t>평균하고</w:t>
+      </w:r>
+      <w:r>
+        <w:t xml:space="preserve">, </w:t>
+      </w:r>
+      <w:r>
+        <w:t>색</w:t>
+      </w:r>
+      <w:r>
+        <w:t>·</w:t>
+      </w:r>
+      <w:r>
+        <w:t>빛의</w:t>
+      </w:r>
+      <w:r>
+        <w:t xml:space="preserve"> </w:t>
+      </w:r>
+      <w:r>
+        <w:t>주요</w:t>
+      </w:r>
+      <w:r>
+        <w:t xml:space="preserve"> </w:t>
+      </w:r>
+      <w:r>
+        <w:t>조건이</w:t>
+      </w:r>
+      <w:r>
+        <w:t xml:space="preserve"> </w:t>
+      </w:r>
+      <w:r>
+        <w:t>촬영</w:t>
+      </w:r>
+      <w:r>
+        <w:t xml:space="preserve"> </w:t>
+      </w:r>
+      <w:r>
+        <w:t>기간의</w:t>
+      </w:r>
+      <w:r>
+        <w:t xml:space="preserve"> </w:t>
+      </w:r>
+      <w:r>
+        <w:t>절반</w:t>
+      </w:r>
+      <w:r>
+        <w:t xml:space="preserve"> </w:t>
+      </w:r>
+      <w:r>
+        <w:t>이상</w:t>
+      </w:r>
+      <w:r>
+        <w:t xml:space="preserve"> </w:t>
+      </w:r>
+      <w:r>
+        <w:t>지속되는지</w:t>
+      </w:r>
+      <w:r>
+        <w:t xml:space="preserve"> </w:t>
+      </w:r>
+      <w:r>
+        <w:t>확인한다</w:t>
+      </w:r>
+      <w:r>
+        <w:t xml:space="preserve">. </w:t>
+      </w:r>
+      <w:r>
+        <w:t>사람</w:t>
+      </w:r>
+      <w:r>
+        <w:t>·</w:t>
+      </w:r>
+      <w:r>
+        <w:t>하늘</w:t>
+      </w:r>
+      <w:r>
+        <w:t>·</w:t>
+      </w:r>
+      <w:r>
+        <w:t>날씨의</w:t>
+      </w:r>
+      <w:r>
+        <w:t xml:space="preserve"> </w:t>
+      </w:r>
+      <w:r>
+        <w:t>점수와</w:t>
+      </w:r>
+      <w:r>
+        <w:t xml:space="preserve"> </w:t>
+      </w:r>
+      <w:r>
+        <w:t>빛의</w:t>
+      </w:r>
+      <w:r>
+        <w:t xml:space="preserve"> </w:t>
+      </w:r>
+      <w:r>
+        <w:t>면적</w:t>
+      </w:r>
+      <w:r>
+        <w:t xml:space="preserve"> </w:t>
+      </w:r>
+      <w:r>
+        <w:t>강도는</w:t>
+      </w:r>
+      <w:r>
+        <w:t xml:space="preserve"> </w:t>
+      </w:r>
+      <w:r>
+        <w:t>별도</w:t>
+      </w:r>
+      <w:r>
+        <w:t xml:space="preserve"> </w:t>
+      </w:r>
+      <w:r>
+        <w:t>항목으로</w:t>
+      </w:r>
+      <w:r>
+        <w:t xml:space="preserve"> </w:t>
+      </w:r>
+      <w:r>
+        <w:t>표시한다</w:t>
+      </w:r>
+      <w:r>
+        <w:t xml:space="preserve">. </w:t>
+      </w:r>
+      <w:r>
+        <w:t>세부</w:t>
+      </w:r>
+      <w:r>
+        <w:t xml:space="preserve"> </w:t>
+      </w:r>
+      <w:r>
+        <w:t>식과</w:t>
+      </w:r>
+      <w:r>
+        <w:t xml:space="preserve"> </w:t>
+      </w:r>
+      <w:r>
+        <w:t>조건은</w:t>
+      </w:r>
+      <w:r>
+        <w:t xml:space="preserve"> </w:t>
+      </w:r>
+      <w:hyperlink r:id="rId9">
+        <w:r>
+          <w:rPr>
+            <w:color w:val="245C7A"/>
+          </w:rPr>
+          <w:t>점수</w:t>
+        </w:r>
+        <w:r>
+          <w:rPr>
+            <w:color w:val="245C7A"/>
+          </w:rPr>
+          <w:t xml:space="preserve"> </w:t>
+        </w:r>
+        <w:r>
+          <w:rPr>
+            <w:color w:val="245C7A"/>
+          </w:rPr>
+          <w:t>설계</w:t>
+        </w:r>
+      </w:hyperlink>
+      <w:r>
+        <w:t>에</w:t>
+      </w:r>
+      <w:r>
+        <w:t xml:space="preserve"> </w:t>
+      </w:r>
+      <w:r>
+        <w:t>정리했다</w:t>
+      </w:r>
+      <w:r>
+        <w:t>.</w:t>
+      </w:r>
+    </w:p>
+    <w:p>
+      <w:r>
+        <w:t>근거</w:t>
+      </w:r>
+      <w:r>
+        <w:t xml:space="preserve">: </w:t>
+      </w:r>
+      <w:r>
+        <w:rPr>
+          <w:sz w:val="20"/>
+        </w:rPr>
+        <w:t>SceneAccumulator</w:t>
+      </w:r>
+      <w:r>
+        <w:t xml:space="preserve">, </w:t>
+      </w:r>
+      <w:r>
+        <w:rPr>
+          <w:sz w:val="20"/>
+        </w:rPr>
+        <w:t>SceneMoodScorer</w:t>
+      </w:r>
+      <w:r>
+        <w:t xml:space="preserve">, </w:t>
+      </w:r>
+      <w:r>
+        <w:rPr>
+          <w:sz w:val="20"/>
+        </w:rPr>
+        <w:t>SceneObservationBuilder</w:t>
+      </w:r>
+      <w:r>
+        <w:t>와</w:t>
+      </w:r>
+      <w:r>
+        <w:t xml:space="preserve"> </w:t>
+      </w:r>
+      <w:hyperlink r:id="rId10">
+        <w:r>
+          <w:rPr>
+            <w:color w:val="245C7A"/>
+          </w:rPr>
+          <w:t>점수</w:t>
+        </w:r>
+        <w:r>
+          <w:rPr>
+            <w:color w:val="245C7A"/>
+          </w:rPr>
+          <w:t xml:space="preserve"> </w:t>
+        </w:r>
+        <w:r>
+          <w:rPr>
+            <w:color w:val="245C7A"/>
+          </w:rPr>
+          <w:t>설계</w:t>
+        </w:r>
+      </w:hyperlink>
+      <w:r>
+        <w:t xml:space="preserve">, </w:t>
+      </w:r>
+      <w:hyperlink r:id="rId11">
+        <w:r>
+          <w:rPr>
+            <w:color w:val="245C7A"/>
+          </w:rPr>
+          <w:t>검증</w:t>
+        </w:r>
+        <w:r>
+          <w:rPr>
+            <w:color w:val="245C7A"/>
+          </w:rPr>
+          <w:t xml:space="preserve"> </w:t>
+        </w:r>
+        <w:r>
+          <w:rPr>
+            <w:color w:val="245C7A"/>
+          </w:rPr>
+          <w:t>기록</w:t>
+        </w:r>
+      </w:hyperlink>
+      <w:r>
+        <w:t>.</w:t>
+      </w:r>
+    </w:p>
+    <w:p>
+      <w:pPr>
+        <w:pStyle w:val="1"/>
+        <w:pageBreakBefore/>
+      </w:pPr>
+      <w:r>
+        <w:lastRenderedPageBreak/>
+        <w:t xml:space="preserve">3 </w:t>
+      </w:r>
+      <w:r>
+        <w:t>공통</w:t>
+      </w:r>
+      <w:r>
+        <w:t xml:space="preserve"> </w:t>
+      </w:r>
+      <w:r>
+        <w:t>무드</w:t>
+      </w:r>
+      <w:r>
+        <w:t xml:space="preserve"> </w:t>
+      </w:r>
+      <w:r>
+        <w:t>엔진의</w:t>
+      </w:r>
+      <w:r>
+        <w:t xml:space="preserve"> </w:t>
+      </w:r>
+      <w:r>
+        <w:t>목표</w:t>
+      </w:r>
+      <w:r>
+        <w:t xml:space="preserve"> </w:t>
+      </w:r>
+      <w:r>
+        <w:t>구조</w:t>
+      </w:r>
+    </w:p>
+    <w:p>
+      <w:pPr>
+        <w:keepNext/>
+        <w:spacing w:after="40" w:line="240" w:lineRule="auto"/>
+      </w:pPr>
+      <w:r>
+        <w:rPr>
+          <w:noProof/>
+        </w:rPr>
+        <w:drawing>
+          <wp:inline distT="0" distB="0" distL="0" distR="0" wp14:anchorId="29AC6005" wp14:editId="54EC65CC">
+            <wp:extent cx="6400800" cy="2221454"/>
+            <wp:effectExtent l="0" t="0" r="0" b="0"/>
+            <wp:docPr id="2" name="Picture 2"/>
+            <wp:cNvGraphicFramePr>
+              <a:graphicFrameLocks xmlns:a="http://schemas.openxmlformats.org/drawingml/2006/main" noChangeAspect="1"/>
+            </wp:cNvGraphicFramePr>
+            <a:graphic xmlns:a="http://schemas.openxmlformats.org/drawingml/2006/main">
+              <a:graphicData uri="http://schemas.openxmlformats.org/drawingml/2006/picture">
+                <pic:pic xmlns:pic="http://schemas.openxmlformats.org/drawingml/2006/picture">
+                  <pic:nvPicPr>
+                    <pic:cNvPr id="0" name="target-architecture.png"/>
+                    <pic:cNvPicPr/>
+                  </pic:nvPicPr>
+                  <pic:blipFill>
+                    <a:blip r:embed="rId12"/>
+                    <a:stretch>
+                      <a:fillRect/>
+                    </a:stretch>
+                  </pic:blipFill>
+                  <pic:spPr>
+                    <a:xfrm>
+                      <a:off x="0" y="0"/>
+                      <a:ext cx="6400800" cy="2221454"/>
+                    </a:xfrm>
+                    <a:prstGeom prst="rect">
+                      <a:avLst/>
+                    </a:prstGeom>
+                  </pic:spPr>
+                </pic:pic>
+              </a:graphicData>
+            </a:graphic>
+          </wp:inline>
+        </w:drawing>
+      </w:r>
+    </w:p>
+    <w:p>
+      <w:pPr>
+        <w:pStyle w:val="af0"/>
+        <w:spacing w:after="200"/>
+      </w:pPr>
+      <w:r>
+        <w:t>공통</w:t>
+      </w:r>
+      <w:r>
+        <w:t xml:space="preserve"> </w:t>
+      </w:r>
+      <w:r>
+        <w:t>무드</w:t>
+      </w:r>
+      <w:r>
+        <w:t xml:space="preserve"> </w:t>
+      </w:r>
+      <w:r>
+        <w:t>엔진과</w:t>
+      </w:r>
+      <w:r>
+        <w:t xml:space="preserve"> </w:t>
+      </w:r>
+      <w:r>
+        <w:t>다양한</w:t>
+      </w:r>
+      <w:r>
+        <w:t xml:space="preserve"> </w:t>
+      </w:r>
+      <w:r>
+        <w:t>활용</w:t>
+      </w:r>
+      <w:r>
+        <w:t xml:space="preserve"> </w:t>
+      </w:r>
+      <w:r>
+        <w:t>기능의</w:t>
+      </w:r>
+      <w:r>
+        <w:t xml:space="preserve"> </w:t>
+      </w:r>
+      <w:r>
+        <w:t>설계</w:t>
+      </w:r>
+    </w:p>
+    <w:p>
+      <w:r>
+        <w:t>0.3.0</w:t>
+      </w:r>
+      <w:r>
+        <w:t>은</w:t>
+      </w:r>
+      <w:r>
+        <w:t xml:space="preserve"> </w:t>
+      </w:r>
+      <w:r>
+        <w:t>순수</w:t>
+      </w:r>
+      <w:r>
+        <w:t xml:space="preserve"> Kotlin </w:t>
+      </w:r>
+      <w:r>
+        <w:t>점수기와</w:t>
+      </w:r>
+      <w:r>
+        <w:t xml:space="preserve"> </w:t>
+      </w:r>
+      <w:r>
+        <w:t>관측</w:t>
+      </w:r>
+      <w:r>
+        <w:t xml:space="preserve"> </w:t>
+      </w:r>
+      <w:r>
+        <w:t>창을</w:t>
+      </w:r>
+      <w:r>
+        <w:t xml:space="preserve"> </w:t>
+      </w:r>
+      <w:r>
+        <w:t>분리해</w:t>
+      </w:r>
+      <w:r>
+        <w:t xml:space="preserve"> </w:t>
+      </w:r>
+      <w:r>
+        <w:t>앱과</w:t>
+      </w:r>
+      <w:r>
+        <w:t xml:space="preserve"> </w:t>
+      </w:r>
+      <w:r>
+        <w:t>데스크톱이</w:t>
+      </w:r>
+      <w:r>
+        <w:t xml:space="preserve"> </w:t>
+      </w:r>
+      <w:r>
+        <w:t>같은</w:t>
+      </w:r>
+      <w:r>
+        <w:t xml:space="preserve"> </w:t>
+      </w:r>
+      <w:r>
+        <w:t>규칙을</w:t>
+      </w:r>
+      <w:r>
+        <w:t xml:space="preserve"> </w:t>
+      </w:r>
+      <w:r>
+        <w:t>호출한다</w:t>
+      </w:r>
+      <w:r>
+        <w:t xml:space="preserve">. </w:t>
+      </w:r>
+      <w:r>
+        <w:t>입력</w:t>
+      </w:r>
+      <w:r>
+        <w:t xml:space="preserve"> </w:t>
+      </w:r>
+      <w:r>
+        <w:t>제공자는</w:t>
+      </w:r>
+      <w:r>
+        <w:t xml:space="preserve"> </w:t>
+      </w:r>
+      <w:r>
+        <w:t>시간</w:t>
+      </w:r>
+      <w:r>
+        <w:t>·</w:t>
+      </w:r>
+      <w:r>
+        <w:t>날씨</w:t>
+      </w:r>
+      <w:r>
+        <w:t>·</w:t>
+      </w:r>
+      <w:r>
+        <w:t>영상</w:t>
+      </w:r>
+      <w:r>
+        <w:t xml:space="preserve"> </w:t>
+      </w:r>
+      <w:r>
+        <w:t>관측을</w:t>
+      </w:r>
+      <w:r>
+        <w:t xml:space="preserve"> </w:t>
+      </w:r>
+      <w:r>
+        <w:t>전달하고</w:t>
+      </w:r>
+      <w:r>
+        <w:t xml:space="preserve"> </w:t>
+      </w:r>
+      <w:r>
+        <w:t>음악과</w:t>
+      </w:r>
+      <w:r>
+        <w:t xml:space="preserve"> </w:t>
+      </w:r>
+      <w:r>
+        <w:t>조명</w:t>
+      </w:r>
+      <w:r>
+        <w:t xml:space="preserve"> </w:t>
+      </w:r>
+      <w:r>
+        <w:t>미리보기가</w:t>
+      </w:r>
+      <w:r>
+        <w:t xml:space="preserve"> </w:t>
+      </w:r>
+      <w:r>
+        <w:t>같은</w:t>
+      </w:r>
+      <w:r>
+        <w:t xml:space="preserve"> </w:t>
+      </w:r>
+      <w:r>
+        <w:t>결과를</w:t>
+      </w:r>
+      <w:r>
+        <w:t xml:space="preserve"> </w:t>
+      </w:r>
+      <w:r>
+        <w:t>활용한다</w:t>
+      </w:r>
+      <w:r>
+        <w:t xml:space="preserve">. </w:t>
+      </w:r>
+      <w:r>
+        <w:t>아래의</w:t>
+      </w:r>
+      <w:r>
+        <w:t xml:space="preserve"> </w:t>
+      </w:r>
+      <w:r>
+        <w:t>확장</w:t>
+      </w:r>
+      <w:r>
+        <w:t xml:space="preserve"> MoodState</w:t>
+      </w:r>
+      <w:r>
+        <w:t>와</w:t>
+      </w:r>
+      <w:r>
+        <w:t xml:space="preserve"> </w:t>
+      </w:r>
+      <w:r>
+        <w:t>차량</w:t>
+      </w:r>
+      <w:r>
+        <w:t xml:space="preserve"> </w:t>
+      </w:r>
+      <w:r>
+        <w:t>출력</w:t>
+      </w:r>
+      <w:r>
+        <w:t xml:space="preserve"> </w:t>
+      </w:r>
+      <w:r>
+        <w:t>구조는</w:t>
+      </w:r>
+      <w:r>
+        <w:t xml:space="preserve"> </w:t>
+      </w:r>
+      <w:r>
+        <w:t>목표</w:t>
+      </w:r>
+      <w:r>
+        <w:t xml:space="preserve"> </w:t>
+      </w:r>
+      <w:r>
+        <w:t>설계다</w:t>
+      </w:r>
+      <w:r>
+        <w:t>.</w:t>
+      </w:r>
+    </w:p>
+    <w:tbl>
+      <w:tblPr>
+        <w:tblW w:w="0" w:type="auto"/>
+        <w:jc w:val="center"/>
+        <w:tblBorders>
+          <w:top w:val="single" w:sz="4" w:space="0" w:color="D9D9D9"/>
+          <w:left w:val="single" w:sz="4" w:space="0" w:color="D9D9D9"/>
+          <w:bottom w:val="single" w:sz="4" w:space="0" w:color="D9D9D9"/>
+          <w:right w:val="single" w:sz="4" w:space="0" w:color="D9D9D9"/>
+          <w:insideH w:val="single" w:sz="4" w:space="0" w:color="D9D9D9"/>
+          <w:insideV w:val="single" w:sz="4" w:space="0" w:color="D9D9D9"/>
+        </w:tblBorders>
+        <w:tblLayout w:type="fixed"/>
+        <w:tblLook w:val="04A0" w:firstRow="1" w:lastRow="0" w:firstColumn="1" w:lastColumn="0" w:noHBand="0" w:noVBand="1"/>
+      </w:tblPr>
+      <w:tblGrid>
+        <w:gridCol w:w="2232"/>
+        <w:gridCol w:w="7848"/>
+      </w:tblGrid>
+      <w:tr>
+        <w:trPr>
+          <w:cantSplit/>
+          <w:tblHeader/>
+          <w:jc w:val="center"/>
+        </w:trPr>
+        <w:tc>
+          <w:tcPr>
+            <w:tcW w:w="2232" w:type="dxa"/>
+            <w:shd w:val="clear" w:color="auto" w:fill="002C5F"/>
+            <w:tcMar>
+              <w:top w:w="90" w:type="dxa"/>
+              <w:left w:w="105" w:type="dxa"/>
+              <w:bottom w:w="90" w:type="dxa"/>
+              <w:right w:w="105" w:type="dxa"/>
+            </w:tcMar>
+            <w:vAlign w:val="center"/>
+          </w:tcPr>
+          <w:p>
+            <w:pPr>
+              <w:spacing w:after="0" w:line="290" w:lineRule="exact"/>
+            </w:pPr>
+            <w:r>
+              <w:rPr>
+                <w:b/>
+                <w:color w:val="FFFFFF"/>
+                <w:sz w:val="20"/>
+              </w:rPr>
+              <w:t>제안</w:t>
+            </w:r>
+            <w:r>
+              <w:rPr>
+                <w:b/>
+                <w:color w:val="FFFFFF"/>
+                <w:sz w:val="20"/>
+              </w:rPr>
+              <w:t xml:space="preserve"> </w:t>
+            </w:r>
+            <w:r>
+              <w:rPr>
+                <w:b/>
+                <w:color w:val="FFFFFF"/>
+                <w:sz w:val="20"/>
+              </w:rPr>
+              <w:t>출력</w:t>
+            </w:r>
+            <w:r>
+              <w:rPr>
+                <w:b/>
+                <w:color w:val="FFFFFF"/>
+                <w:sz w:val="20"/>
+              </w:rPr>
+              <w:t xml:space="preserve"> </w:t>
+            </w:r>
+            <w:r>
+              <w:rPr>
+                <w:b/>
+                <w:color w:val="FFFFFF"/>
+                <w:sz w:val="20"/>
+              </w:rPr>
+              <w:t>필드</w:t>
+            </w:r>
+          </w:p>
+        </w:tc>
+        <w:tc>
+          <w:tcPr>
+            <w:tcW w:w="7848" w:type="dxa"/>
+            <w:shd w:val="clear" w:color="auto" w:fill="002C5F"/>
+            <w:tcMar>
+              <w:top w:w="90" w:type="dxa"/>
+              <w:left w:w="105" w:type="dxa"/>
+              <w:bottom w:w="90" w:type="dxa"/>
+              <w:right w:w="105" w:type="dxa"/>
+            </w:tcMar>
+            <w:vAlign w:val="center"/>
+          </w:tcPr>
+          <w:p>
+            <w:pPr>
+              <w:spacing w:after="0" w:line="290" w:lineRule="exact"/>
+            </w:pPr>
+            <w:r>
+              <w:rPr>
+                <w:b/>
+                <w:color w:val="FFFFFF"/>
+                <w:sz w:val="20"/>
+              </w:rPr>
+              <w:t>의미와</w:t>
+            </w:r>
+            <w:r>
+              <w:rPr>
+                <w:b/>
+                <w:color w:val="FFFFFF"/>
+                <w:sz w:val="20"/>
+              </w:rPr>
+              <w:t xml:space="preserve"> </w:t>
+            </w:r>
+            <w:r>
+              <w:rPr>
+                <w:b/>
+                <w:color w:val="FFFFFF"/>
+                <w:sz w:val="20"/>
+              </w:rPr>
+              <w:t>사용</w:t>
+            </w:r>
+            <w:r>
+              <w:rPr>
+                <w:b/>
+                <w:color w:val="FFFFFF"/>
+                <w:sz w:val="20"/>
+              </w:rPr>
+              <w:t xml:space="preserve"> </w:t>
+            </w:r>
+            <w:r>
+              <w:rPr>
+                <w:b/>
+                <w:color w:val="FFFFFF"/>
+                <w:sz w:val="20"/>
+              </w:rPr>
+              <w:t>원칙</w:t>
+            </w:r>
+          </w:p>
+        </w:tc>
+      </w:tr>
+      <w:tr>
+        <w:trPr>
+          <w:cantSplit/>
+          <w:jc w:val="center"/>
+        </w:trPr>
+        <w:tc>
+          <w:tcPr>
+            <w:tcW w:w="2232" w:type="dxa"/>
+            <w:shd w:val="clear" w:color="auto" w:fill="FFFFFF"/>
+            <w:tcMar>
+              <w:top w:w="90" w:type="dxa"/>
+              <w:left w:w="105" w:type="dxa"/>
+              <w:bottom w:w="90" w:type="dxa"/>
+              <w:right w:w="105" w:type="dxa"/>
+            </w:tcMar>
+            <w:vAlign w:val="center"/>
+          </w:tcPr>
+          <w:p>
+            <w:pPr>
+              <w:spacing w:after="0" w:line="290" w:lineRule="exact"/>
+            </w:pPr>
+            <w:r>
+              <w:rPr>
+                <w:sz w:val="20"/>
+              </w:rPr>
+              <w:t>environmentKeywords</w:t>
+            </w:r>
+          </w:p>
+        </w:tc>
+        <w:tc>
+          <w:tcPr>
+            <w:tcW w:w="7848" w:type="dxa"/>
+            <w:shd w:val="clear" w:color="auto" w:fill="FFFFFF"/>
+            <w:tcMar>
+              <w:top w:w="90" w:type="dxa"/>
+              <w:left w:w="105" w:type="dxa"/>
+              <w:bottom w:w="90" w:type="dxa"/>
+              <w:right w:w="105" w:type="dxa"/>
+            </w:tcMar>
+            <w:vAlign w:val="center"/>
+          </w:tcPr>
+          <w:p>
+            <w:pPr>
+              <w:spacing w:after="0" w:line="290" w:lineRule="exact"/>
+            </w:pPr>
+            <w:r>
+              <w:rPr>
+                <w:sz w:val="20"/>
+              </w:rPr>
+              <w:t>따뜻한</w:t>
+            </w:r>
+            <w:r>
+              <w:rPr>
+                <w:sz w:val="20"/>
+              </w:rPr>
+              <w:t xml:space="preserve"> </w:t>
+            </w:r>
+            <w:r>
+              <w:rPr>
+                <w:sz w:val="20"/>
+              </w:rPr>
+              <w:t>색감</w:t>
+            </w:r>
+            <w:r>
+              <w:rPr>
+                <w:sz w:val="20"/>
+              </w:rPr>
+              <w:t xml:space="preserve">, </w:t>
+            </w:r>
+            <w:r>
+              <w:rPr>
+                <w:sz w:val="20"/>
+              </w:rPr>
+              <w:t>낮은</w:t>
+            </w:r>
+            <w:r>
+              <w:rPr>
+                <w:sz w:val="20"/>
+              </w:rPr>
+              <w:t xml:space="preserve"> </w:t>
+            </w:r>
+            <w:r>
+              <w:rPr>
+                <w:sz w:val="20"/>
+              </w:rPr>
+              <w:t>조도</w:t>
+            </w:r>
+            <w:r>
+              <w:rPr>
+                <w:sz w:val="20"/>
+              </w:rPr>
+              <w:t xml:space="preserve"> </w:t>
+            </w:r>
+            <w:r>
+              <w:rPr>
+                <w:sz w:val="20"/>
+              </w:rPr>
+              <w:t>등</w:t>
+            </w:r>
+            <w:r>
+              <w:rPr>
+                <w:sz w:val="20"/>
+              </w:rPr>
+              <w:t xml:space="preserve"> </w:t>
+            </w:r>
+            <w:r>
+              <w:rPr>
+                <w:sz w:val="20"/>
+              </w:rPr>
+              <w:t>관측에서</w:t>
+            </w:r>
+            <w:r>
+              <w:rPr>
+                <w:sz w:val="20"/>
+              </w:rPr>
+              <w:t xml:space="preserve"> </w:t>
+            </w:r>
+            <w:r>
+              <w:rPr>
+                <w:sz w:val="20"/>
+              </w:rPr>
+              <w:t>얻은</w:t>
+            </w:r>
+            <w:r>
+              <w:rPr>
+                <w:sz w:val="20"/>
+              </w:rPr>
+              <w:t xml:space="preserve"> </w:t>
+            </w:r>
+            <w:r>
+              <w:rPr>
+                <w:sz w:val="20"/>
+              </w:rPr>
+              <w:t>분위기</w:t>
             </w:r>
           </w:p>
         </w:tc>
@@ -4411,19 +4439,7 @@
               <w:rPr>
                 <w:sz w:val="20"/>
               </w:rPr>
-              <w:t>status</w:t>
-            </w:r>
-            <w:r>
-              <w:rPr>
-                <w:sz w:val="20"/>
-              </w:rPr>
-              <w:t>와</w:t>
-            </w:r>
-            <w:r>
-              <w:rPr>
-                <w:sz w:val="20"/>
-              </w:rPr>
-              <w:t xml:space="preserve"> validity</w:t>
+              <w:t>driverReportedMood</w:t>
             </w:r>
           </w:p>
         </w:tc>
@@ -4447,6 +4463,558 @@
               <w:rPr>
                 <w:sz w:val="20"/>
               </w:rPr>
+              <w:t>운전자가</w:t>
+            </w:r>
+            <w:r>
+              <w:rPr>
+                <w:sz w:val="20"/>
+              </w:rPr>
+              <w:t xml:space="preserve"> </w:t>
+            </w:r>
+            <w:r>
+              <w:rPr>
+                <w:sz w:val="20"/>
+              </w:rPr>
+              <w:t>직접</w:t>
+            </w:r>
+            <w:r>
+              <w:rPr>
+                <w:sz w:val="20"/>
+              </w:rPr>
+              <w:t xml:space="preserve"> </w:t>
+            </w:r>
+            <w:r>
+              <w:rPr>
+                <w:sz w:val="20"/>
+              </w:rPr>
+              <w:t>선택한</w:t>
+            </w:r>
+            <w:r>
+              <w:rPr>
+                <w:sz w:val="20"/>
+              </w:rPr>
+              <w:t xml:space="preserve"> </w:t>
+            </w:r>
+            <w:r>
+              <w:rPr>
+                <w:sz w:val="20"/>
+              </w:rPr>
+              <w:t>현재</w:t>
+            </w:r>
+            <w:r>
+              <w:rPr>
+                <w:sz w:val="20"/>
+              </w:rPr>
+              <w:t xml:space="preserve"> </w:t>
+            </w:r>
+            <w:r>
+              <w:rPr>
+                <w:sz w:val="20"/>
+              </w:rPr>
+              <w:t>기분과</w:t>
+            </w:r>
+            <w:r>
+              <w:rPr>
+                <w:sz w:val="20"/>
+              </w:rPr>
+              <w:t xml:space="preserve"> </w:t>
+            </w:r>
+            <w:r>
+              <w:rPr>
+                <w:sz w:val="20"/>
+              </w:rPr>
+              <w:t>입력</w:t>
+            </w:r>
+            <w:r>
+              <w:rPr>
+                <w:sz w:val="20"/>
+              </w:rPr>
+              <w:t xml:space="preserve"> </w:t>
+            </w:r>
+            <w:r>
+              <w:rPr>
+                <w:sz w:val="20"/>
+              </w:rPr>
+              <w:t>시각</w:t>
+            </w:r>
+          </w:p>
+        </w:tc>
+      </w:tr>
+      <w:tr>
+        <w:trPr>
+          <w:cantSplit/>
+          <w:jc w:val="center"/>
+        </w:trPr>
+        <w:tc>
+          <w:tcPr>
+            <w:tcW w:w="2232" w:type="dxa"/>
+            <w:shd w:val="clear" w:color="auto" w:fill="FFFFFF"/>
+            <w:tcMar>
+              <w:top w:w="90" w:type="dxa"/>
+              <w:left w:w="105" w:type="dxa"/>
+              <w:bottom w:w="90" w:type="dxa"/>
+              <w:right w:w="105" w:type="dxa"/>
+            </w:tcMar>
+            <w:vAlign w:val="center"/>
+          </w:tcPr>
+          <w:p>
+            <w:pPr>
+              <w:spacing w:after="0" w:line="290" w:lineRule="exact"/>
+            </w:pPr>
+            <w:r>
+              <w:rPr>
+                <w:sz w:val="20"/>
+              </w:rPr>
+              <w:t>desiredMood</w:t>
+            </w:r>
+          </w:p>
+        </w:tc>
+        <w:tc>
+          <w:tcPr>
+            <w:tcW w:w="7848" w:type="dxa"/>
+            <w:shd w:val="clear" w:color="auto" w:fill="FFFFFF"/>
+            <w:tcMar>
+              <w:top w:w="90" w:type="dxa"/>
+              <w:left w:w="105" w:type="dxa"/>
+              <w:bottom w:w="90" w:type="dxa"/>
+              <w:right w:w="105" w:type="dxa"/>
+            </w:tcMar>
+            <w:vAlign w:val="center"/>
+          </w:tcPr>
+          <w:p>
+            <w:pPr>
+              <w:spacing w:after="0" w:line="290" w:lineRule="exact"/>
+            </w:pPr>
+            <w:r>
+              <w:rPr>
+                <w:sz w:val="20"/>
+              </w:rPr>
+              <w:t>운전자가</w:t>
+            </w:r>
+            <w:r>
+              <w:rPr>
+                <w:sz w:val="20"/>
+              </w:rPr>
+              <w:t xml:space="preserve"> </w:t>
+            </w:r>
+            <w:r>
+              <w:rPr>
+                <w:sz w:val="20"/>
+              </w:rPr>
+              <w:t>원하는</w:t>
+            </w:r>
+            <w:r>
+              <w:rPr>
+                <w:sz w:val="20"/>
+              </w:rPr>
+              <w:t xml:space="preserve"> </w:t>
+            </w:r>
+            <w:r>
+              <w:rPr>
+                <w:sz w:val="20"/>
+              </w:rPr>
+              <w:t>분위기이며</w:t>
+            </w:r>
+            <w:r>
+              <w:rPr>
+                <w:sz w:val="20"/>
+              </w:rPr>
+              <w:t xml:space="preserve"> </w:t>
+            </w:r>
+            <w:r>
+              <w:rPr>
+                <w:sz w:val="20"/>
+              </w:rPr>
+              <w:t>현재</w:t>
+            </w:r>
+            <w:r>
+              <w:rPr>
+                <w:sz w:val="20"/>
+              </w:rPr>
+              <w:t xml:space="preserve"> </w:t>
+            </w:r>
+            <w:r>
+              <w:rPr>
+                <w:sz w:val="20"/>
+              </w:rPr>
+              <w:t>기분과</w:t>
+            </w:r>
+            <w:r>
+              <w:rPr>
+                <w:sz w:val="20"/>
+              </w:rPr>
+              <w:t xml:space="preserve"> </w:t>
+            </w:r>
+            <w:r>
+              <w:rPr>
+                <w:sz w:val="20"/>
+              </w:rPr>
+              <w:t>별개</w:t>
+            </w:r>
+          </w:p>
+        </w:tc>
+      </w:tr>
+      <w:tr>
+        <w:trPr>
+          <w:cantSplit/>
+          <w:jc w:val="center"/>
+        </w:trPr>
+        <w:tc>
+          <w:tcPr>
+            <w:tcW w:w="2232" w:type="dxa"/>
+            <w:shd w:val="clear" w:color="auto" w:fill="F3F6F8"/>
+            <w:tcMar>
+              <w:top w:w="90" w:type="dxa"/>
+              <w:left w:w="105" w:type="dxa"/>
+              <w:bottom w:w="90" w:type="dxa"/>
+              <w:right w:w="105" w:type="dxa"/>
+            </w:tcMar>
+            <w:vAlign w:val="center"/>
+          </w:tcPr>
+          <w:p>
+            <w:pPr>
+              <w:spacing w:after="0" w:line="290" w:lineRule="exact"/>
+            </w:pPr>
+            <w:r>
+              <w:rPr>
+                <w:sz w:val="20"/>
+              </w:rPr>
+              <w:t>resolvedKeywords</w:t>
+            </w:r>
+          </w:p>
+        </w:tc>
+        <w:tc>
+          <w:tcPr>
+            <w:tcW w:w="7848" w:type="dxa"/>
+            <w:shd w:val="clear" w:color="auto" w:fill="F3F6F8"/>
+            <w:tcMar>
+              <w:top w:w="90" w:type="dxa"/>
+              <w:left w:w="105" w:type="dxa"/>
+              <w:bottom w:w="90" w:type="dxa"/>
+              <w:right w:w="105" w:type="dxa"/>
+            </w:tcMar>
+            <w:vAlign w:val="center"/>
+          </w:tcPr>
+          <w:p>
+            <w:pPr>
+              <w:spacing w:after="0" w:line="290" w:lineRule="exact"/>
+            </w:pPr>
+            <w:r>
+              <w:rPr>
+                <w:sz w:val="20"/>
+              </w:rPr>
+              <w:t>입력</w:t>
+            </w:r>
+            <w:r>
+              <w:rPr>
+                <w:sz w:val="20"/>
+              </w:rPr>
+              <w:t xml:space="preserve"> </w:t>
+            </w:r>
+            <w:r>
+              <w:rPr>
+                <w:sz w:val="20"/>
+              </w:rPr>
+              <w:t>품질과</w:t>
+            </w:r>
+            <w:r>
+              <w:rPr>
+                <w:sz w:val="20"/>
+              </w:rPr>
+              <w:t xml:space="preserve"> </w:t>
+            </w:r>
+            <w:r>
+              <w:rPr>
+                <w:sz w:val="20"/>
+              </w:rPr>
+              <w:t>사용자</w:t>
+            </w:r>
+            <w:r>
+              <w:rPr>
+                <w:sz w:val="20"/>
+              </w:rPr>
+              <w:t xml:space="preserve"> </w:t>
+            </w:r>
+            <w:r>
+              <w:rPr>
+                <w:sz w:val="20"/>
+              </w:rPr>
+              <w:t>선택을</w:t>
+            </w:r>
+            <w:r>
+              <w:rPr>
+                <w:sz w:val="20"/>
+              </w:rPr>
+              <w:t xml:space="preserve"> </w:t>
+            </w:r>
+            <w:r>
+              <w:rPr>
+                <w:sz w:val="20"/>
+              </w:rPr>
+              <w:t>반영한</w:t>
+            </w:r>
+            <w:r>
+              <w:rPr>
+                <w:sz w:val="20"/>
+              </w:rPr>
+              <w:t xml:space="preserve"> </w:t>
+            </w:r>
+            <w:r>
+              <w:rPr>
+                <w:sz w:val="20"/>
+              </w:rPr>
+              <w:t>공통</w:t>
+            </w:r>
+            <w:r>
+              <w:rPr>
+                <w:sz w:val="20"/>
+              </w:rPr>
+              <w:t xml:space="preserve"> </w:t>
+            </w:r>
+            <w:r>
+              <w:rPr>
+                <w:sz w:val="20"/>
+              </w:rPr>
+              <w:t>무드</w:t>
+            </w:r>
+            <w:r>
+              <w:rPr>
+                <w:sz w:val="20"/>
+              </w:rPr>
+              <w:t xml:space="preserve"> </w:t>
+            </w:r>
+            <w:r>
+              <w:rPr>
+                <w:sz w:val="20"/>
+              </w:rPr>
+              <w:t>키워드</w:t>
+            </w:r>
+          </w:p>
+        </w:tc>
+      </w:tr>
+      <w:tr>
+        <w:trPr>
+          <w:cantSplit/>
+          <w:jc w:val="center"/>
+        </w:trPr>
+        <w:tc>
+          <w:tcPr>
+            <w:tcW w:w="2232" w:type="dxa"/>
+            <w:shd w:val="clear" w:color="auto" w:fill="FFFFFF"/>
+            <w:tcMar>
+              <w:top w:w="90" w:type="dxa"/>
+              <w:left w:w="105" w:type="dxa"/>
+              <w:bottom w:w="90" w:type="dxa"/>
+              <w:right w:w="105" w:type="dxa"/>
+            </w:tcMar>
+            <w:vAlign w:val="center"/>
+          </w:tcPr>
+          <w:p>
+            <w:pPr>
+              <w:spacing w:after="0" w:line="290" w:lineRule="exact"/>
+            </w:pPr>
+            <w:r>
+              <w:rPr>
+                <w:sz w:val="20"/>
+              </w:rPr>
+              <w:t>evidence</w:t>
+            </w:r>
+            <w:r>
+              <w:rPr>
+                <w:sz w:val="20"/>
+              </w:rPr>
+              <w:t>와</w:t>
+            </w:r>
+            <w:r>
+              <w:rPr>
+                <w:sz w:val="20"/>
+              </w:rPr>
+              <w:t xml:space="preserve"> quality</w:t>
+            </w:r>
+          </w:p>
+        </w:tc>
+        <w:tc>
+          <w:tcPr>
+            <w:tcW w:w="7848" w:type="dxa"/>
+            <w:shd w:val="clear" w:color="auto" w:fill="FFFFFF"/>
+            <w:tcMar>
+              <w:top w:w="90" w:type="dxa"/>
+              <w:left w:w="105" w:type="dxa"/>
+              <w:bottom w:w="90" w:type="dxa"/>
+              <w:right w:w="105" w:type="dxa"/>
+            </w:tcMar>
+            <w:vAlign w:val="center"/>
+          </w:tcPr>
+          <w:p>
+            <w:pPr>
+              <w:spacing w:after="0" w:line="290" w:lineRule="exact"/>
+            </w:pPr>
+            <w:r>
+              <w:rPr>
+                <w:sz w:val="20"/>
+              </w:rPr>
+              <w:t>출처</w:t>
+            </w:r>
+            <w:r>
+              <w:rPr>
+                <w:sz w:val="20"/>
+              </w:rPr>
+              <w:t>·</w:t>
+            </w:r>
+            <w:r>
+              <w:rPr>
+                <w:sz w:val="20"/>
+              </w:rPr>
+              <w:t>시각</w:t>
+            </w:r>
+            <w:r>
+              <w:rPr>
+                <w:sz w:val="20"/>
+              </w:rPr>
+              <w:t>·</w:t>
+            </w:r>
+            <w:r>
+              <w:rPr>
+                <w:sz w:val="20"/>
+              </w:rPr>
+              <w:t>누락</w:t>
+            </w:r>
+            <w:r>
+              <w:rPr>
+                <w:sz w:val="20"/>
+              </w:rPr>
+              <w:t>·</w:t>
+            </w:r>
+            <w:r>
+              <w:rPr>
+                <w:sz w:val="20"/>
+              </w:rPr>
+              <w:t>측정</w:t>
+            </w:r>
+            <w:r>
+              <w:rPr>
+                <w:sz w:val="20"/>
+              </w:rPr>
+              <w:t xml:space="preserve"> </w:t>
+            </w:r>
+            <w:r>
+              <w:rPr>
+                <w:sz w:val="20"/>
+              </w:rPr>
+              <w:t>품질</w:t>
+            </w:r>
+            <w:r>
+              <w:rPr>
+                <w:sz w:val="20"/>
+              </w:rPr>
+              <w:t>·</w:t>
+            </w:r>
+            <w:r>
+              <w:rPr>
+                <w:sz w:val="20"/>
+              </w:rPr>
+              <w:t>해석</w:t>
+            </w:r>
+            <w:r>
+              <w:rPr>
+                <w:sz w:val="20"/>
+              </w:rPr>
+              <w:t xml:space="preserve"> </w:t>
+            </w:r>
+            <w:r>
+              <w:rPr>
+                <w:sz w:val="20"/>
+              </w:rPr>
+              <w:t>근거를</w:t>
+            </w:r>
+            <w:r>
+              <w:rPr>
+                <w:sz w:val="20"/>
+              </w:rPr>
+              <w:t xml:space="preserve"> </w:t>
+            </w:r>
+            <w:r>
+              <w:rPr>
+                <w:sz w:val="20"/>
+              </w:rPr>
+              <w:t>함께</w:t>
+            </w:r>
+            <w:r>
+              <w:rPr>
+                <w:sz w:val="20"/>
+              </w:rPr>
+              <w:t xml:space="preserve"> </w:t>
+            </w:r>
+            <w:r>
+              <w:rPr>
+                <w:sz w:val="20"/>
+              </w:rPr>
+              <w:t>전달</w:t>
+            </w:r>
+          </w:p>
+        </w:tc>
+      </w:tr>
+      <w:tr>
+        <w:trPr>
+          <w:cantSplit/>
+          <w:jc w:val="center"/>
+        </w:trPr>
+        <w:tc>
+          <w:tcPr>
+            <w:tcW w:w="2232" w:type="dxa"/>
+            <w:shd w:val="clear" w:color="auto" w:fill="F3F6F8"/>
+            <w:tcMar>
+              <w:top w:w="90" w:type="dxa"/>
+              <w:left w:w="105" w:type="dxa"/>
+              <w:bottom w:w="90" w:type="dxa"/>
+              <w:right w:w="105" w:type="dxa"/>
+            </w:tcMar>
+            <w:vAlign w:val="center"/>
+          </w:tcPr>
+          <w:p>
+            <w:pPr>
+              <w:spacing w:after="0" w:line="290" w:lineRule="exact"/>
+            </w:pPr>
+            <w:r>
+              <w:rPr>
+                <w:sz w:val="20"/>
+              </w:rPr>
+              <w:t>status</w:t>
+            </w:r>
+            <w:r>
+              <w:rPr>
+                <w:sz w:val="20"/>
+              </w:rPr>
+              <w:t>와</w:t>
+            </w:r>
+            <w:r>
+              <w:rPr>
+                <w:sz w:val="20"/>
+              </w:rPr>
+              <w:t xml:space="preserve"> validity</w:t>
+            </w:r>
+          </w:p>
+        </w:tc>
+        <w:tc>
+          <w:tcPr>
+            <w:tcW w:w="7848" w:type="dxa"/>
+            <w:shd w:val="clear" w:color="auto" w:fill="F3F6F8"/>
+            <w:tcMar>
+              <w:top w:w="90" w:type="dxa"/>
+              <w:left w:w="105" w:type="dxa"/>
+              <w:bottom w:w="90" w:type="dxa"/>
+              <w:right w:w="105" w:type="dxa"/>
+            </w:tcMar>
+            <w:vAlign w:val="center"/>
+          </w:tcPr>
+          <w:p>
+            <w:pPr>
+              <w:spacing w:after="0" w:line="290" w:lineRule="exact"/>
+            </w:pPr>
+            <w:r>
+              <w:rPr>
+                <w:sz w:val="20"/>
+              </w:rPr>
               <w:t>유효</w:t>
             </w:r>
             <w:r>
@@ -4897,6 +5465,233 @@
       </w:r>
       <w:r>
         <w:t>사용한다</w:t>
+      </w:r>
+      <w:r>
+        <w:t>.</w:t>
+      </w:r>
+    </w:p>
+    <w:p>
+      <w:r>
+        <w:t>‘</w:t>
+      </w:r>
+      <w:r>
+        <w:t>원하는</w:t>
+      </w:r>
+      <w:r>
+        <w:t xml:space="preserve"> </w:t>
+      </w:r>
+      <w:r>
+        <w:t>분위기</w:t>
+      </w:r>
+      <w:r>
+        <w:t>’</w:t>
+      </w:r>
+      <w:r>
+        <w:t>는</w:t>
+      </w:r>
+      <w:r>
+        <w:t xml:space="preserve"> </w:t>
+      </w:r>
+      <w:r>
+        <w:t>환경</w:t>
+      </w:r>
+      <w:r>
+        <w:t xml:space="preserve"> </w:t>
+      </w:r>
+      <w:r>
+        <w:t>결과와</w:t>
+      </w:r>
+      <w:r>
+        <w:t xml:space="preserve"> </w:t>
+      </w:r>
+      <w:r>
+        <w:t>별개로</w:t>
+      </w:r>
+      <w:r>
+        <w:t xml:space="preserve"> </w:t>
+      </w:r>
+      <w:r>
+        <w:t>음악에</w:t>
+      </w:r>
+      <w:r>
+        <w:t xml:space="preserve"> </w:t>
+      </w:r>
+      <w:r>
+        <w:t>우선</w:t>
+      </w:r>
+      <w:r>
+        <w:t xml:space="preserve"> </w:t>
+      </w:r>
+      <w:r>
+        <w:t>반영한다</w:t>
+      </w:r>
+      <w:r>
+        <w:t xml:space="preserve">. </w:t>
+      </w:r>
+      <w:r>
+        <w:t>곡의</w:t>
+      </w:r>
+      <w:r>
+        <w:t xml:space="preserve"> </w:t>
+      </w:r>
+      <w:r>
+        <w:t>가중치는</w:t>
+      </w:r>
+      <w:r>
+        <w:t xml:space="preserve"> </w:t>
+      </w:r>
+      <w:r>
+        <w:t>장르</w:t>
+      </w:r>
+      <w:r>
+        <w:t xml:space="preserve"> </w:t>
+      </w:r>
+      <w:r>
+        <w:t>일치에</w:t>
+      </w:r>
+      <w:r>
+        <w:t xml:space="preserve"> 3, </w:t>
+      </w:r>
+      <w:r>
+        <w:t>환경</w:t>
+      </w:r>
+      <w:r>
+        <w:t xml:space="preserve"> </w:t>
+      </w:r>
+      <w:r>
+        <w:t>태그</w:t>
+      </w:r>
+      <w:r>
+        <w:t xml:space="preserve"> </w:t>
+      </w:r>
+      <w:r>
+        <w:t>일치에</w:t>
+      </w:r>
+      <w:r>
+        <w:t xml:space="preserve"> 2, </w:t>
+      </w:r>
+      <w:r>
+        <w:t>선택</w:t>
+      </w:r>
+      <w:r>
+        <w:t xml:space="preserve"> </w:t>
+      </w:r>
+      <w:r>
+        <w:t>목표</w:t>
+      </w:r>
+      <w:r>
+        <w:t xml:space="preserve"> </w:t>
+      </w:r>
+      <w:r>
+        <w:t>일치에</w:t>
+      </w:r>
+      <w:r>
+        <w:t xml:space="preserve"> 6</w:t>
+      </w:r>
+      <w:r>
+        <w:t>을</w:t>
+      </w:r>
+      <w:r>
+        <w:t xml:space="preserve"> </w:t>
+      </w:r>
+      <w:r>
+        <w:t>기본값</w:t>
+      </w:r>
+      <w:r>
+        <w:t xml:space="preserve"> 1</w:t>
+      </w:r>
+      <w:r>
+        <w:t>에</w:t>
+      </w:r>
+      <w:r>
+        <w:t xml:space="preserve"> </w:t>
+      </w:r>
+      <w:r>
+        <w:t>더한다</w:t>
+      </w:r>
+      <w:r>
+        <w:t xml:space="preserve">. </w:t>
+      </w:r>
+      <w:r>
+        <w:t>최근</w:t>
+      </w:r>
+      <w:r>
+        <w:t xml:space="preserve"> </w:t>
+      </w:r>
+      <w:r>
+        <w:t>곡의</w:t>
+      </w:r>
+      <w:r>
+        <w:t xml:space="preserve"> </w:t>
+      </w:r>
+      <w:r>
+        <w:t>반복을</w:t>
+      </w:r>
+      <w:r>
+        <w:t xml:space="preserve"> </w:t>
+      </w:r>
+      <w:r>
+        <w:t>줄이고</w:t>
+      </w:r>
+      <w:r>
+        <w:t xml:space="preserve"> </w:t>
+      </w:r>
+      <w:r>
+        <w:t>가중</w:t>
+      </w:r>
+      <w:r>
+        <w:t xml:space="preserve"> </w:t>
+      </w:r>
+      <w:r>
+        <w:t>무작위로</w:t>
+      </w:r>
+      <w:r>
+        <w:t xml:space="preserve"> </w:t>
+      </w:r>
+      <w:r>
+        <w:t>후보를</w:t>
+      </w:r>
+      <w:r>
+        <w:t xml:space="preserve"> </w:t>
+      </w:r>
+      <w:r>
+        <w:t>정한다</w:t>
+      </w:r>
+      <w:r>
+        <w:t xml:space="preserve">. </w:t>
+      </w:r>
+      <w:r>
+        <w:t>선택</w:t>
+      </w:r>
+      <w:r>
+        <w:t xml:space="preserve"> </w:t>
+      </w:r>
+      <w:r>
+        <w:t>변경은</w:t>
+      </w:r>
+      <w:r>
+        <w:t xml:space="preserve"> </w:t>
+      </w:r>
+      <w:r>
+        <w:t>완료된</w:t>
+      </w:r>
+      <w:r>
+        <w:t xml:space="preserve"> </w:t>
+      </w:r>
+      <w:r>
+        <w:t>관측으로</w:t>
+      </w:r>
+      <w:r>
+        <w:t xml:space="preserve"> </w:t>
+      </w:r>
+      <w:r>
+        <w:t>추천만</w:t>
+      </w:r>
+      <w:r>
+        <w:t xml:space="preserve"> </w:t>
+      </w:r>
+      <w:r>
+        <w:t>갱신한다</w:t>
       </w:r>
       <w:r>
         <w:t>.</w:t>
@@ -5405,13 +6200,7 @@
               <w:rPr>
                 <w:sz w:val="20"/>
               </w:rPr>
-              <w:t xml:space="preserve">0.2.5 APK </w:t>
-            </w:r>
-            <w:r>
-              <w:rPr>
-                <w:sz w:val="20"/>
-              </w:rPr>
-              <w:t>기준선</w:t>
+              <w:t>0.3.0 APK</w:t>
             </w:r>
           </w:p>
         </w:tc>
@@ -6182,7 +6971,7 @@
       <w:r>
         <w:t xml:space="preserve">. </w:t>
       </w:r>
-      <w:hyperlink r:id="rId12">
+      <w:hyperlink r:id="rId13">
         <w:r>
           <w:rPr>
             <w:color w:val="245C7A"/>
@@ -8523,7 +9312,7 @@
     </w:p>
     <w:p>
       <w:r>
-        <w:t>목표</w:t>
+        <w:t>현재</w:t>
       </w:r>
       <w:r>
         <w:t xml:space="preserve"> </w:t>
@@ -8670,10 +9459,58 @@
         <w:rPr>
           <w:b/>
         </w:rPr>
-        <w:t>활용</w:t>
-      </w:r>
-      <w:r>
-        <w:t>이다</w:t>
+        <w:t>미리보기</w:t>
+      </w:r>
+      <w:r>
+        <w:t>다</w:t>
+      </w:r>
+      <w:r>
+        <w:t xml:space="preserve">. </w:t>
+      </w:r>
+      <w:r>
+        <w:t>이후</w:t>
+      </w:r>
+      <w:r>
+        <w:t xml:space="preserve"> </w:t>
+      </w:r>
+      <w:r>
+        <w:t>차량</w:t>
+      </w:r>
+      <w:r>
+        <w:t xml:space="preserve"> </w:t>
+      </w:r>
+      <w:r>
+        <w:t>연결에서도</w:t>
+      </w:r>
+      <w:r>
+        <w:t xml:space="preserve"> </w:t>
+      </w:r>
+      <w:r>
+        <w:t>같은</w:t>
+      </w:r>
+      <w:r>
+        <w:t xml:space="preserve"> </w:t>
+      </w:r>
+      <w:r>
+        <w:t>입력</w:t>
+      </w:r>
+      <w:r>
+        <w:t>·</w:t>
+      </w:r>
+      <w:r>
+        <w:t>출력</w:t>
+      </w:r>
+      <w:r>
+        <w:t xml:space="preserve"> </w:t>
+      </w:r>
+      <w:r>
+        <w:t>구조를</w:t>
+      </w:r>
+      <w:r>
+        <w:t xml:space="preserve"> </w:t>
+      </w:r>
+      <w:r>
+        <w:t>확장한다</w:t>
       </w:r>
       <w:r>
         <w:t>.</w:t>
@@ -10535,28 +11372,55 @@
     </w:p>
     <w:p>
       <w:r>
-        <w:t>현재</w:t>
-      </w:r>
-      <w:r>
-        <w:t xml:space="preserve"> 0.2.5</w:t>
-      </w:r>
-      <w:r>
-        <w:t>는</w:t>
-      </w:r>
-      <w:r>
-        <w:t xml:space="preserve"> </w:t>
-      </w:r>
-      <w:r>
-        <w:t>누적</w:t>
-      </w:r>
-      <w:r>
-        <w:t xml:space="preserve"> </w:t>
-      </w:r>
-      <w:r>
-        <w:t>관측과</w:t>
-      </w:r>
-      <w:r>
-        <w:t xml:space="preserve"> </w:t>
+        <w:t>0.3.0</w:t>
+      </w:r>
+      <w:r>
+        <w:t>은</w:t>
+      </w:r>
+      <w:r>
+        <w:t xml:space="preserve"> </w:t>
+      </w:r>
+      <w:r>
+        <w:t>요청형</w:t>
+      </w:r>
+      <w:r>
+        <w:t xml:space="preserve"> </w:t>
+      </w:r>
+      <w:r>
+        <w:t>녹화</w:t>
+      </w:r>
+      <w:r>
+        <w:t>·</w:t>
+      </w:r>
+      <w:r>
+        <w:t>분석</w:t>
+      </w:r>
+      <w:r>
+        <w:t xml:space="preserve"> </w:t>
+      </w:r>
+      <w:r>
+        <w:t>흐름과</w:t>
+      </w:r>
+      <w:r>
+        <w:t xml:space="preserve"> </w:t>
+      </w:r>
+      <w:r>
+        <w:t>실제</w:t>
+      </w:r>
+      <w:r>
+        <w:t xml:space="preserve"> </w:t>
+      </w:r>
+      <w:r>
+        <w:t>픽셀</w:t>
+      </w:r>
+      <w:r>
+        <w:t xml:space="preserve"> </w:t>
+      </w:r>
+      <w:r>
+        <w:t>분포</w:t>
+      </w:r>
+      <w:r>
+        <w:t xml:space="preserve">, </w:t>
       </w:r>
       <w:r>
         <w:t>요소별</w:t>
@@ -10571,19 +11435,7 @@
         <w:t xml:space="preserve"> </w:t>
       </w:r>
       <w:r>
-        <w:t>연결한</w:t>
-      </w:r>
-      <w:r>
-        <w:t xml:space="preserve"> </w:t>
-      </w:r>
-      <w:r>
-        <w:t>기준</w:t>
-      </w:r>
-      <w:r>
-        <w:t xml:space="preserve"> </w:t>
-      </w:r>
-      <w:r>
-        <w:t>구현이다</w:t>
+        <w:t>연결했다</w:t>
       </w:r>
       <w:r>
         <w:t xml:space="preserve">. </w:t>
@@ -10595,31 +11447,25 @@
         <w:t xml:space="preserve"> </w:t>
       </w:r>
       <w:r>
-        <w:t>개발은</w:t>
-      </w:r>
-      <w:r>
-        <w:t xml:space="preserve"> </w:t>
-      </w:r>
-      <w:r>
-        <w:t>실제</w:t>
-      </w:r>
-      <w:r>
-        <w:t xml:space="preserve"> </w:t>
-      </w:r>
-      <w:r>
-        <w:t>녹화</w:t>
+        <w:t>단계는</w:t>
+      </w:r>
+      <w:r>
+        <w:t xml:space="preserve"> </w:t>
+      </w:r>
+      <w:r>
+        <w:t>작은</w:t>
+      </w:r>
+      <w:r>
+        <w:t xml:space="preserve"> </w:t>
+      </w:r>
+      <w:r>
+        <w:t>간판</w:t>
       </w:r>
       <w:r>
         <w:t>·</w:t>
       </w:r>
       <w:r>
-        <w:t>분석</w:t>
-      </w:r>
-      <w:r>
-        <w:t xml:space="preserve"> </w:t>
-      </w:r>
-      <w:r>
-        <w:t>흐름과</w:t>
+        <w:t>넓은</w:t>
       </w:r>
       <w:r>
         <w:t xml:space="preserve"> </w:t>
@@ -10628,28 +11474,58 @@
         <w:t>조명</w:t>
       </w:r>
       <w:r>
+        <w:t xml:space="preserve"> </w:t>
+      </w:r>
+      <w:r>
+        <w:t>관측의</w:t>
+      </w:r>
+      <w:r>
+        <w:t xml:space="preserve"> </w:t>
+      </w:r>
+      <w:r>
+        <w:t>모바일</w:t>
+      </w:r>
+      <w:r>
+        <w:t xml:space="preserve"> </w:t>
+      </w:r>
+      <w:r>
+        <w:t>적용과</w:t>
+      </w:r>
+      <w:r>
+        <w:t xml:space="preserve"> </w:t>
+      </w:r>
+      <w:r>
+        <w:t>시간</w:t>
+      </w:r>
+      <w:r>
         <w:t>·</w:t>
       </w:r>
       <w:r>
-        <w:t>색감</w:t>
-      </w:r>
-      <w:r>
-        <w:t xml:space="preserve"> </w:t>
-      </w:r>
-      <w:r>
-        <w:t>관측</w:t>
-      </w:r>
-      <w:r>
-        <w:t xml:space="preserve"> </w:t>
-      </w:r>
-      <w:r>
-        <w:t>개선에</w:t>
-      </w:r>
-      <w:r>
-        <w:t xml:space="preserve"> </w:t>
-      </w:r>
-      <w:r>
-        <w:t>집중한다</w:t>
+        <w:t>날씨</w:t>
+      </w:r>
+      <w:r>
+        <w:t>·</w:t>
+      </w:r>
+      <w:r>
+        <w:t>공간에</w:t>
+      </w:r>
+      <w:r>
+        <w:t xml:space="preserve"> </w:t>
+      </w:r>
+      <w:r>
+        <w:t>따른</w:t>
+      </w:r>
+      <w:r>
+        <w:t xml:space="preserve"> </w:t>
+      </w:r>
+      <w:r>
+        <w:t>장면</w:t>
+      </w:r>
+      <w:r>
+        <w:t xml:space="preserve"> </w:t>
+      </w:r>
+      <w:r>
+        <w:t>해석이다</w:t>
       </w:r>
       <w:r>
         <w:t>.</w:t>
@@ -12465,7 +13341,13 @@
         <w:t>보여주는</w:t>
       </w:r>
       <w:r>
-        <w:t xml:space="preserve"> GIF</w:t>
+        <w:t xml:space="preserve"> </w:t>
+      </w:r>
+      <w:r>
+        <w:t>그림</w:t>
+      </w:r>
+      <w:r>
+        <w:t>·GIF</w:t>
       </w:r>
       <w:r>
         <w:t>를</w:t>
@@ -12475,6 +13357,1148 @@
       </w:r>
       <w:r>
         <w:t>구성한다</w:t>
+      </w:r>
+      <w:r>
+        <w:t>.</w:t>
+      </w:r>
+    </w:p>
+    <w:p>
+      <w:r>
+        <w:t>장면</w:t>
+      </w:r>
+      <w:r>
+        <w:t xml:space="preserve"> </w:t>
+      </w:r>
+      <w:r>
+        <w:t>해석은</w:t>
+      </w:r>
+      <w:r>
+        <w:t xml:space="preserve"> </w:t>
+      </w:r>
+      <w:r>
+        <w:t>개별</w:t>
+      </w:r>
+      <w:r>
+        <w:t xml:space="preserve"> </w:t>
+      </w:r>
+      <w:r>
+        <w:t>물체의</w:t>
+      </w:r>
+      <w:r>
+        <w:t xml:space="preserve"> </w:t>
+      </w:r>
+      <w:r>
+        <w:t>기여에</w:t>
+      </w:r>
+      <w:r>
+        <w:t xml:space="preserve"> </w:t>
+      </w:r>
+      <w:r>
+        <w:t>시간</w:t>
+      </w:r>
+      <w:r>
+        <w:t>·</w:t>
+      </w:r>
+      <w:r>
+        <w:t>날씨</w:t>
+      </w:r>
+      <w:r>
+        <w:t>·</w:t>
+      </w:r>
+      <w:r>
+        <w:t>공간</w:t>
+      </w:r>
+      <w:r>
+        <w:t>·</w:t>
+      </w:r>
+      <w:r>
+        <w:t>주변</w:t>
+      </w:r>
+      <w:r>
+        <w:t xml:space="preserve"> </w:t>
+      </w:r>
+      <w:r>
+        <w:t>활동의</w:t>
+      </w:r>
+      <w:r>
+        <w:t xml:space="preserve"> </w:t>
+      </w:r>
+      <w:r>
+        <w:t>조합을</w:t>
+      </w:r>
+      <w:r>
+        <w:t xml:space="preserve"> </w:t>
+      </w:r>
+      <w:r>
+        <w:t>더하는</w:t>
+      </w:r>
+      <w:r>
+        <w:t xml:space="preserve"> </w:t>
+      </w:r>
+      <w:r>
+        <w:t>방향으로</w:t>
+      </w:r>
+      <w:r>
+        <w:t xml:space="preserve"> </w:t>
+      </w:r>
+      <w:r>
+        <w:t>확장한다</w:t>
+      </w:r>
+      <w:r>
+        <w:t xml:space="preserve">. </w:t>
+      </w:r>
+      <w:r>
+        <w:t>시간은</w:t>
+      </w:r>
+      <w:r>
+        <w:t xml:space="preserve"> </w:t>
+      </w:r>
+      <w:r>
+        <w:t>기기</w:t>
+      </w:r>
+      <w:r>
+        <w:t xml:space="preserve"> </w:t>
+      </w:r>
+      <w:r>
+        <w:t>시각을</w:t>
+      </w:r>
+      <w:r>
+        <w:t xml:space="preserve"> </w:t>
+      </w:r>
+      <w:r>
+        <w:t>사용하고</w:t>
+      </w:r>
+      <w:r>
+        <w:t xml:space="preserve">, </w:t>
+      </w:r>
+      <w:r>
+        <w:t>위치</w:t>
+      </w:r>
+      <w:r>
+        <w:t xml:space="preserve"> </w:t>
+      </w:r>
+      <w:r>
+        <w:t>기반</w:t>
+      </w:r>
+      <w:r>
+        <w:t xml:space="preserve"> </w:t>
+      </w:r>
+      <w:r>
+        <w:t>일출</w:t>
+      </w:r>
+      <w:r>
+        <w:t>·</w:t>
+      </w:r>
+      <w:r>
+        <w:t>일몰로</w:t>
+      </w:r>
+      <w:r>
+        <w:t xml:space="preserve"> </w:t>
+      </w:r>
+      <w:r>
+        <w:t>계절</w:t>
+      </w:r>
+      <w:r>
+        <w:t xml:space="preserve"> </w:t>
+      </w:r>
+      <w:r>
+        <w:t>차이를</w:t>
+      </w:r>
+      <w:r>
+        <w:t xml:space="preserve"> </w:t>
+      </w:r>
+      <w:r>
+        <w:t>보완한다</w:t>
+      </w:r>
+      <w:r>
+        <w:t xml:space="preserve">. </w:t>
+      </w:r>
+      <w:r>
+        <w:t>하늘의</w:t>
+      </w:r>
+      <w:r>
+        <w:t xml:space="preserve"> </w:t>
+      </w:r>
+      <w:r>
+        <w:t>밝기</w:t>
+      </w:r>
+      <w:r>
+        <w:t>·</w:t>
+      </w:r>
+      <w:r>
+        <w:t>색과</w:t>
+      </w:r>
+      <w:r>
+        <w:t xml:space="preserve"> </w:t>
+      </w:r>
+      <w:r>
+        <w:t>건물</w:t>
+      </w:r>
+      <w:r>
+        <w:t>·</w:t>
+      </w:r>
+      <w:r>
+        <w:t>간판의</w:t>
+      </w:r>
+      <w:r>
+        <w:t xml:space="preserve"> </w:t>
+      </w:r>
+      <w:r>
+        <w:t>빛을</w:t>
+      </w:r>
+      <w:r>
+        <w:t xml:space="preserve"> </w:t>
+      </w:r>
+      <w:r>
+        <w:t>분리해</w:t>
+      </w:r>
+      <w:r>
+        <w:t xml:space="preserve"> </w:t>
+      </w:r>
+      <w:r>
+        <w:t>같은</w:t>
+      </w:r>
+      <w:r>
+        <w:t xml:space="preserve"> </w:t>
+      </w:r>
+      <w:r>
+        <w:t>밝기도</w:t>
+      </w:r>
+      <w:r>
+        <w:t xml:space="preserve"> </w:t>
+      </w:r>
+      <w:r>
+        <w:t>맥락에</w:t>
+      </w:r>
+      <w:r>
+        <w:t xml:space="preserve"> </w:t>
+      </w:r>
+      <w:r>
+        <w:t>따라</w:t>
+      </w:r>
+      <w:r>
+        <w:t xml:space="preserve"> </w:t>
+      </w:r>
+      <w:r>
+        <w:t>다르게</w:t>
+      </w:r>
+      <w:r>
+        <w:t xml:space="preserve"> </w:t>
+      </w:r>
+      <w:r>
+        <w:t>해석한다</w:t>
+      </w:r>
+      <w:r>
+        <w:t>.</w:t>
+      </w:r>
+    </w:p>
+    <w:tbl>
+      <w:tblPr>
+        <w:tblW w:w="0" w:type="auto"/>
+        <w:jc w:val="center"/>
+        <w:tblBorders>
+          <w:top w:val="single" w:sz="4" w:space="0" w:color="D9D9D9"/>
+          <w:left w:val="single" w:sz="4" w:space="0" w:color="D9D9D9"/>
+          <w:bottom w:val="single" w:sz="4" w:space="0" w:color="D9D9D9"/>
+          <w:right w:val="single" w:sz="4" w:space="0" w:color="D9D9D9"/>
+          <w:insideH w:val="single" w:sz="4" w:space="0" w:color="D9D9D9"/>
+          <w:insideV w:val="single" w:sz="4" w:space="0" w:color="D9D9D9"/>
+        </w:tblBorders>
+        <w:tblLayout w:type="fixed"/>
+        <w:tblLook w:val="04A0" w:firstRow="1" w:lastRow="0" w:firstColumn="1" w:lastColumn="0" w:noHBand="0" w:noVBand="1"/>
+      </w:tblPr>
+      <w:tblGrid>
+        <w:gridCol w:w="2232"/>
+        <w:gridCol w:w="7848"/>
+      </w:tblGrid>
+      <w:tr>
+        <w:trPr>
+          <w:cantSplit/>
+          <w:tblHeader/>
+          <w:jc w:val="center"/>
+        </w:trPr>
+        <w:tc>
+          <w:tcPr>
+            <w:tcW w:w="2232" w:type="dxa"/>
+            <w:shd w:val="clear" w:color="auto" w:fill="002C5F"/>
+            <w:tcMar>
+              <w:top w:w="90" w:type="dxa"/>
+              <w:left w:w="105" w:type="dxa"/>
+              <w:bottom w:w="90" w:type="dxa"/>
+              <w:right w:w="105" w:type="dxa"/>
+            </w:tcMar>
+            <w:vAlign w:val="center"/>
+          </w:tcPr>
+          <w:p>
+            <w:pPr>
+              <w:spacing w:after="0" w:line="290" w:lineRule="exact"/>
+            </w:pPr>
+            <w:r>
+              <w:rPr>
+                <w:b/>
+                <w:color w:val="FFFFFF"/>
+                <w:sz w:val="20"/>
+              </w:rPr>
+              <w:t>장면</w:t>
+            </w:r>
+            <w:r>
+              <w:rPr>
+                <w:b/>
+                <w:color w:val="FFFFFF"/>
+                <w:sz w:val="20"/>
+              </w:rPr>
+              <w:t xml:space="preserve"> </w:t>
+            </w:r>
+            <w:r>
+              <w:rPr>
+                <w:b/>
+                <w:color w:val="FFFFFF"/>
+                <w:sz w:val="20"/>
+              </w:rPr>
+              <w:t>조합의</w:t>
+            </w:r>
+            <w:r>
+              <w:rPr>
+                <w:b/>
+                <w:color w:val="FFFFFF"/>
+                <w:sz w:val="20"/>
+              </w:rPr>
+              <w:t xml:space="preserve"> </w:t>
+            </w:r>
+            <w:r>
+              <w:rPr>
+                <w:b/>
+                <w:color w:val="FFFFFF"/>
+                <w:sz w:val="20"/>
+              </w:rPr>
+              <w:t>예</w:t>
+            </w:r>
+          </w:p>
+        </w:tc>
+        <w:tc>
+          <w:tcPr>
+            <w:tcW w:w="7848" w:type="dxa"/>
+            <w:shd w:val="clear" w:color="auto" w:fill="002C5F"/>
+            <w:tcMar>
+              <w:top w:w="90" w:type="dxa"/>
+              <w:left w:w="105" w:type="dxa"/>
+              <w:bottom w:w="90" w:type="dxa"/>
+              <w:right w:w="105" w:type="dxa"/>
+            </w:tcMar>
+            <w:vAlign w:val="center"/>
+          </w:tcPr>
+          <w:p>
+            <w:pPr>
+              <w:spacing w:after="0" w:line="290" w:lineRule="exact"/>
+            </w:pPr>
+            <w:r>
+              <w:rPr>
+                <w:b/>
+                <w:color w:val="FFFFFF"/>
+                <w:sz w:val="20"/>
+              </w:rPr>
+              <w:t>확장할</w:t>
+            </w:r>
+            <w:r>
+              <w:rPr>
+                <w:b/>
+                <w:color w:val="FFFFFF"/>
+                <w:sz w:val="20"/>
+              </w:rPr>
+              <w:t xml:space="preserve"> </w:t>
+            </w:r>
+            <w:r>
+              <w:rPr>
+                <w:b/>
+                <w:color w:val="FFFFFF"/>
+                <w:sz w:val="20"/>
+              </w:rPr>
+              <w:t>환경</w:t>
+            </w:r>
+            <w:r>
+              <w:rPr>
+                <w:b/>
+                <w:color w:val="FFFFFF"/>
+                <w:sz w:val="20"/>
+              </w:rPr>
+              <w:t xml:space="preserve"> </w:t>
+            </w:r>
+            <w:r>
+              <w:rPr>
+                <w:b/>
+                <w:color w:val="FFFFFF"/>
+                <w:sz w:val="20"/>
+              </w:rPr>
+              <w:t>무드</w:t>
+            </w:r>
+          </w:p>
+        </w:tc>
+      </w:tr>
+      <w:tr>
+        <w:trPr>
+          <w:cantSplit/>
+          <w:jc w:val="center"/>
+        </w:trPr>
+        <w:tc>
+          <w:tcPr>
+            <w:tcW w:w="2232" w:type="dxa"/>
+            <w:shd w:val="clear" w:color="auto" w:fill="FFFFFF"/>
+            <w:tcMar>
+              <w:top w:w="90" w:type="dxa"/>
+              <w:left w:w="105" w:type="dxa"/>
+              <w:bottom w:w="90" w:type="dxa"/>
+              <w:right w:w="105" w:type="dxa"/>
+            </w:tcMar>
+            <w:vAlign w:val="center"/>
+          </w:tcPr>
+          <w:p>
+            <w:pPr>
+              <w:spacing w:after="0" w:line="290" w:lineRule="exact"/>
+            </w:pPr>
+            <w:r>
+              <w:rPr>
+                <w:sz w:val="20"/>
+              </w:rPr>
+              <w:t>밤</w:t>
+            </w:r>
+            <w:r>
+              <w:rPr>
+                <w:sz w:val="20"/>
+              </w:rPr>
+              <w:t>·</w:t>
+            </w:r>
+            <w:r>
+              <w:rPr>
+                <w:sz w:val="20"/>
+              </w:rPr>
+              <w:t>어두운</w:t>
+            </w:r>
+            <w:r>
+              <w:rPr>
+                <w:sz w:val="20"/>
+              </w:rPr>
+              <w:t xml:space="preserve"> </w:t>
+            </w:r>
+            <w:r>
+              <w:rPr>
+                <w:sz w:val="20"/>
+              </w:rPr>
+              <w:t>하늘</w:t>
+            </w:r>
+            <w:r>
+              <w:rPr>
+                <w:sz w:val="20"/>
+              </w:rPr>
+              <w:t>·</w:t>
+            </w:r>
+            <w:r>
+              <w:rPr>
+                <w:sz w:val="20"/>
+              </w:rPr>
+              <w:t>여러</w:t>
+            </w:r>
+            <w:r>
+              <w:rPr>
+                <w:sz w:val="20"/>
+              </w:rPr>
+              <w:t xml:space="preserve"> </w:t>
+            </w:r>
+            <w:r>
+              <w:rPr>
+                <w:sz w:val="20"/>
+              </w:rPr>
+              <w:t>네온과</w:t>
+            </w:r>
+            <w:r>
+              <w:rPr>
+                <w:sz w:val="20"/>
+              </w:rPr>
+              <w:t xml:space="preserve"> </w:t>
+            </w:r>
+            <w:r>
+              <w:rPr>
+                <w:sz w:val="20"/>
+              </w:rPr>
+              <w:t>사람</w:t>
+            </w:r>
+          </w:p>
+        </w:tc>
+        <w:tc>
+          <w:tcPr>
+            <w:tcW w:w="7848" w:type="dxa"/>
+            <w:shd w:val="clear" w:color="auto" w:fill="FFFFFF"/>
+            <w:tcMar>
+              <w:top w:w="90" w:type="dxa"/>
+              <w:left w:w="105" w:type="dxa"/>
+              <w:bottom w:w="90" w:type="dxa"/>
+              <w:right w:w="105" w:type="dxa"/>
+            </w:tcMar>
+            <w:vAlign w:val="center"/>
+          </w:tcPr>
+          <w:p>
+            <w:pPr>
+              <w:spacing w:after="0" w:line="290" w:lineRule="exact"/>
+            </w:pPr>
+            <w:r>
+              <w:rPr>
+                <w:sz w:val="20"/>
+              </w:rPr>
+              <w:t>활기</w:t>
+            </w:r>
+            <w:r>
+              <w:rPr>
+                <w:sz w:val="20"/>
+              </w:rPr>
+              <w:t xml:space="preserve"> </w:t>
+            </w:r>
+            <w:r>
+              <w:rPr>
+                <w:sz w:val="20"/>
+              </w:rPr>
+              <w:t>있는</w:t>
+            </w:r>
+            <w:r>
+              <w:rPr>
+                <w:sz w:val="20"/>
+              </w:rPr>
+              <w:t xml:space="preserve"> </w:t>
+            </w:r>
+            <w:r>
+              <w:rPr>
+                <w:sz w:val="20"/>
+              </w:rPr>
+              <w:t>도시</w:t>
+            </w:r>
+            <w:r>
+              <w:rPr>
+                <w:sz w:val="20"/>
+              </w:rPr>
+              <w:t xml:space="preserve"> </w:t>
+            </w:r>
+            <w:r>
+              <w:rPr>
+                <w:sz w:val="20"/>
+              </w:rPr>
+              <w:t>분위기</w:t>
+            </w:r>
+          </w:p>
+        </w:tc>
+      </w:tr>
+      <w:tr>
+        <w:trPr>
+          <w:cantSplit/>
+          <w:jc w:val="center"/>
+        </w:trPr>
+        <w:tc>
+          <w:tcPr>
+            <w:tcW w:w="2232" w:type="dxa"/>
+            <w:shd w:val="clear" w:color="auto" w:fill="F3F6F8"/>
+            <w:tcMar>
+              <w:top w:w="90" w:type="dxa"/>
+              <w:left w:w="105" w:type="dxa"/>
+              <w:bottom w:w="90" w:type="dxa"/>
+              <w:right w:w="105" w:type="dxa"/>
+            </w:tcMar>
+            <w:vAlign w:val="center"/>
+          </w:tcPr>
+          <w:p>
+            <w:pPr>
+              <w:spacing w:after="0" w:line="290" w:lineRule="exact"/>
+            </w:pPr>
+            <w:r>
+              <w:rPr>
+                <w:sz w:val="20"/>
+              </w:rPr>
+              <w:t>맑은</w:t>
+            </w:r>
+            <w:r>
+              <w:rPr>
+                <w:sz w:val="20"/>
+              </w:rPr>
+              <w:t xml:space="preserve"> </w:t>
+            </w:r>
+            <w:r>
+              <w:rPr>
+                <w:sz w:val="20"/>
+              </w:rPr>
+              <w:t>낮</w:t>
+            </w:r>
+            <w:r>
+              <w:rPr>
+                <w:sz w:val="20"/>
+              </w:rPr>
+              <w:t>·</w:t>
+            </w:r>
+            <w:r>
+              <w:rPr>
+                <w:sz w:val="20"/>
+              </w:rPr>
+              <w:t>푸른</w:t>
+            </w:r>
+            <w:r>
+              <w:rPr>
+                <w:sz w:val="20"/>
+              </w:rPr>
+              <w:t xml:space="preserve"> </w:t>
+            </w:r>
+            <w:r>
+              <w:rPr>
+                <w:sz w:val="20"/>
+              </w:rPr>
+              <w:t>하늘</w:t>
+            </w:r>
+            <w:r>
+              <w:rPr>
+                <w:sz w:val="20"/>
+              </w:rPr>
+              <w:t>·</w:t>
+            </w:r>
+            <w:r>
+              <w:rPr>
+                <w:sz w:val="20"/>
+              </w:rPr>
+              <w:t>녹지</w:t>
+            </w:r>
+          </w:p>
+        </w:tc>
+        <w:tc>
+          <w:tcPr>
+            <w:tcW w:w="7848" w:type="dxa"/>
+            <w:shd w:val="clear" w:color="auto" w:fill="F3F6F8"/>
+            <w:tcMar>
+              <w:top w:w="90" w:type="dxa"/>
+              <w:left w:w="105" w:type="dxa"/>
+              <w:bottom w:w="90" w:type="dxa"/>
+              <w:right w:w="105" w:type="dxa"/>
+            </w:tcMar>
+            <w:vAlign w:val="center"/>
+          </w:tcPr>
+          <w:p>
+            <w:pPr>
+              <w:spacing w:after="0" w:line="290" w:lineRule="exact"/>
+            </w:pPr>
+            <w:r>
+              <w:rPr>
+                <w:sz w:val="20"/>
+              </w:rPr>
+              <w:t>산뜻함</w:t>
+            </w:r>
+            <w:r>
+              <w:rPr>
+                <w:sz w:val="20"/>
+              </w:rPr>
+              <w:t>·</w:t>
+            </w:r>
+            <w:r>
+              <w:rPr>
+                <w:sz w:val="20"/>
+              </w:rPr>
+              <w:t>개방감</w:t>
+            </w:r>
+            <w:r>
+              <w:rPr>
+                <w:sz w:val="20"/>
+              </w:rPr>
+              <w:t>·</w:t>
+            </w:r>
+            <w:r>
+              <w:rPr>
+                <w:sz w:val="20"/>
+              </w:rPr>
+              <w:t>청량함</w:t>
+            </w:r>
+          </w:p>
+        </w:tc>
+      </w:tr>
+      <w:tr>
+        <w:trPr>
+          <w:cantSplit/>
+          <w:jc w:val="center"/>
+        </w:trPr>
+        <w:tc>
+          <w:tcPr>
+            <w:tcW w:w="2232" w:type="dxa"/>
+            <w:shd w:val="clear" w:color="auto" w:fill="FFFFFF"/>
+            <w:tcMar>
+              <w:top w:w="90" w:type="dxa"/>
+              <w:left w:w="105" w:type="dxa"/>
+              <w:bottom w:w="90" w:type="dxa"/>
+              <w:right w:w="105" w:type="dxa"/>
+            </w:tcMar>
+            <w:vAlign w:val="center"/>
+          </w:tcPr>
+          <w:p>
+            <w:pPr>
+              <w:spacing w:after="0" w:line="290" w:lineRule="exact"/>
+            </w:pPr>
+            <w:r>
+              <w:rPr>
+                <w:sz w:val="20"/>
+              </w:rPr>
+              <w:t>해질녘</w:t>
+            </w:r>
+            <w:r>
+              <w:rPr>
+                <w:sz w:val="20"/>
+              </w:rPr>
+              <w:t>·</w:t>
+            </w:r>
+            <w:r>
+              <w:rPr>
+                <w:sz w:val="20"/>
+              </w:rPr>
+              <w:t>주황빛</w:t>
+            </w:r>
+            <w:r>
+              <w:rPr>
+                <w:sz w:val="20"/>
+              </w:rPr>
+              <w:t xml:space="preserve"> </w:t>
+            </w:r>
+            <w:r>
+              <w:rPr>
+                <w:sz w:val="20"/>
+              </w:rPr>
+              <w:t>하늘</w:t>
+            </w:r>
+            <w:r>
+              <w:rPr>
+                <w:sz w:val="20"/>
+              </w:rPr>
+              <w:t>·</w:t>
+            </w:r>
+            <w:r>
+              <w:rPr>
+                <w:sz w:val="20"/>
+              </w:rPr>
+              <w:t>부드러운</w:t>
+            </w:r>
+            <w:r>
+              <w:rPr>
+                <w:sz w:val="20"/>
+              </w:rPr>
+              <w:t xml:space="preserve"> </w:t>
+            </w:r>
+            <w:r>
+              <w:rPr>
+                <w:sz w:val="20"/>
+              </w:rPr>
+              <w:t>조명</w:t>
+            </w:r>
+          </w:p>
+        </w:tc>
+        <w:tc>
+          <w:tcPr>
+            <w:tcW w:w="7848" w:type="dxa"/>
+            <w:shd w:val="clear" w:color="auto" w:fill="FFFFFF"/>
+            <w:tcMar>
+              <w:top w:w="90" w:type="dxa"/>
+              <w:left w:w="105" w:type="dxa"/>
+              <w:bottom w:w="90" w:type="dxa"/>
+              <w:right w:w="105" w:type="dxa"/>
+            </w:tcMar>
+            <w:vAlign w:val="center"/>
+          </w:tcPr>
+          <w:p>
+            <w:pPr>
+              <w:spacing w:after="0" w:line="290" w:lineRule="exact"/>
+            </w:pPr>
+            <w:r>
+              <w:rPr>
+                <w:sz w:val="20"/>
+              </w:rPr>
+              <w:t>따뜻함</w:t>
+            </w:r>
+            <w:r>
+              <w:rPr>
+                <w:sz w:val="20"/>
+              </w:rPr>
+              <w:t>·</w:t>
+            </w:r>
+            <w:r>
+              <w:rPr>
+                <w:sz w:val="20"/>
+              </w:rPr>
+              <w:t>부드러움</w:t>
+            </w:r>
+          </w:p>
+        </w:tc>
+      </w:tr>
+      <w:tr>
+        <w:trPr>
+          <w:cantSplit/>
+          <w:jc w:val="center"/>
+        </w:trPr>
+        <w:tc>
+          <w:tcPr>
+            <w:tcW w:w="2232" w:type="dxa"/>
+            <w:shd w:val="clear" w:color="auto" w:fill="F3F6F8"/>
+            <w:tcMar>
+              <w:top w:w="90" w:type="dxa"/>
+              <w:left w:w="105" w:type="dxa"/>
+              <w:bottom w:w="90" w:type="dxa"/>
+              <w:right w:w="105" w:type="dxa"/>
+            </w:tcMar>
+            <w:vAlign w:val="center"/>
+          </w:tcPr>
+          <w:p>
+            <w:pPr>
+              <w:spacing w:after="0" w:line="290" w:lineRule="exact"/>
+            </w:pPr>
+            <w:r>
+              <w:rPr>
+                <w:sz w:val="20"/>
+              </w:rPr>
+              <w:t>비</w:t>
+            </w:r>
+            <w:r>
+              <w:rPr>
+                <w:sz w:val="20"/>
+              </w:rPr>
+              <w:t>·</w:t>
+            </w:r>
+            <w:r>
+              <w:rPr>
+                <w:sz w:val="20"/>
+              </w:rPr>
+              <w:t>낮은</w:t>
+            </w:r>
+            <w:r>
+              <w:rPr>
+                <w:sz w:val="20"/>
+              </w:rPr>
+              <w:t xml:space="preserve"> </w:t>
+            </w:r>
+            <w:r>
+              <w:rPr>
+                <w:sz w:val="20"/>
+              </w:rPr>
+              <w:t>시야</w:t>
+            </w:r>
+            <w:r>
+              <w:rPr>
+                <w:sz w:val="20"/>
+              </w:rPr>
+              <w:t>·</w:t>
+            </w:r>
+            <w:r>
+              <w:rPr>
+                <w:sz w:val="20"/>
+              </w:rPr>
+              <w:t>조용한</w:t>
+            </w:r>
+            <w:r>
+              <w:rPr>
+                <w:sz w:val="20"/>
+              </w:rPr>
+              <w:t xml:space="preserve"> </w:t>
+            </w:r>
+            <w:r>
+              <w:rPr>
+                <w:sz w:val="20"/>
+              </w:rPr>
+              <w:t>거리</w:t>
+            </w:r>
+          </w:p>
+        </w:tc>
+        <w:tc>
+          <w:tcPr>
+            <w:tcW w:w="7848" w:type="dxa"/>
+            <w:shd w:val="clear" w:color="auto" w:fill="F3F6F8"/>
+            <w:tcMar>
+              <w:top w:w="90" w:type="dxa"/>
+              <w:left w:w="105" w:type="dxa"/>
+              <w:bottom w:w="90" w:type="dxa"/>
+              <w:right w:w="105" w:type="dxa"/>
+            </w:tcMar>
+            <w:vAlign w:val="center"/>
+          </w:tcPr>
+          <w:p>
+            <w:pPr>
+              <w:spacing w:after="0" w:line="290" w:lineRule="exact"/>
+            </w:pPr>
+            <w:r>
+              <w:rPr>
+                <w:sz w:val="20"/>
+              </w:rPr>
+              <w:t>촉촉함</w:t>
+            </w:r>
+            <w:r>
+              <w:rPr>
+                <w:sz w:val="20"/>
+              </w:rPr>
+              <w:t>·</w:t>
+            </w:r>
+            <w:r>
+              <w:rPr>
+                <w:sz w:val="20"/>
+              </w:rPr>
+              <w:t>차분함</w:t>
+            </w:r>
+          </w:p>
+        </w:tc>
+      </w:tr>
+      <w:tr>
+        <w:trPr>
+          <w:cantSplit/>
+          <w:jc w:val="center"/>
+        </w:trPr>
+        <w:tc>
+          <w:tcPr>
+            <w:tcW w:w="2232" w:type="dxa"/>
+            <w:shd w:val="clear" w:color="auto" w:fill="FFFFFF"/>
+            <w:tcMar>
+              <w:top w:w="90" w:type="dxa"/>
+              <w:left w:w="105" w:type="dxa"/>
+              <w:bottom w:w="90" w:type="dxa"/>
+              <w:right w:w="105" w:type="dxa"/>
+            </w:tcMar>
+            <w:vAlign w:val="center"/>
+          </w:tcPr>
+          <w:p>
+            <w:pPr>
+              <w:spacing w:after="0" w:line="290" w:lineRule="exact"/>
+            </w:pPr>
+            <w:r>
+              <w:rPr>
+                <w:sz w:val="20"/>
+              </w:rPr>
+              <w:t>새벽</w:t>
+            </w:r>
+            <w:r>
+              <w:rPr>
+                <w:sz w:val="20"/>
+              </w:rPr>
+              <w:t>·</w:t>
+            </w:r>
+            <w:r>
+              <w:rPr>
+                <w:sz w:val="20"/>
+              </w:rPr>
+              <w:t>드문</w:t>
+            </w:r>
+            <w:r>
+              <w:rPr>
+                <w:sz w:val="20"/>
+              </w:rPr>
+              <w:t xml:space="preserve"> </w:t>
+            </w:r>
+            <w:r>
+              <w:rPr>
+                <w:sz w:val="20"/>
+              </w:rPr>
+              <w:t>차량</w:t>
+            </w:r>
+            <w:r>
+              <w:rPr>
+                <w:sz w:val="20"/>
+              </w:rPr>
+              <w:t>·</w:t>
+            </w:r>
+            <w:r>
+              <w:rPr>
+                <w:sz w:val="20"/>
+              </w:rPr>
+              <w:t>변화가</w:t>
+            </w:r>
+            <w:r>
+              <w:rPr>
+                <w:sz w:val="20"/>
+              </w:rPr>
+              <w:t xml:space="preserve"> </w:t>
+            </w:r>
+            <w:r>
+              <w:rPr>
+                <w:sz w:val="20"/>
+              </w:rPr>
+              <w:t>적은</w:t>
+            </w:r>
+            <w:r>
+              <w:rPr>
+                <w:sz w:val="20"/>
+              </w:rPr>
+              <w:t xml:space="preserve"> </w:t>
+            </w:r>
+            <w:r>
+              <w:rPr>
+                <w:sz w:val="20"/>
+              </w:rPr>
+              <w:t>긴</w:t>
+            </w:r>
+            <w:r>
+              <w:rPr>
+                <w:sz w:val="20"/>
+              </w:rPr>
+              <w:t xml:space="preserve"> </w:t>
+            </w:r>
+            <w:r>
+              <w:rPr>
+                <w:sz w:val="20"/>
+              </w:rPr>
+              <w:t>주행</w:t>
+            </w:r>
+          </w:p>
+        </w:tc>
+        <w:tc>
+          <w:tcPr>
+            <w:tcW w:w="7848" w:type="dxa"/>
+            <w:shd w:val="clear" w:color="auto" w:fill="FFFFFF"/>
+            <w:tcMar>
+              <w:top w:w="90" w:type="dxa"/>
+              <w:left w:w="105" w:type="dxa"/>
+              <w:bottom w:w="90" w:type="dxa"/>
+              <w:right w:w="105" w:type="dxa"/>
+            </w:tcMar>
+            <w:vAlign w:val="center"/>
+          </w:tcPr>
+          <w:p>
+            <w:pPr>
+              <w:spacing w:after="0" w:line="290" w:lineRule="exact"/>
+            </w:pPr>
+            <w:r>
+              <w:rPr>
+                <w:sz w:val="20"/>
+              </w:rPr>
+              <w:t>적막함</w:t>
+            </w:r>
+            <w:r>
+              <w:rPr>
+                <w:sz w:val="20"/>
+              </w:rPr>
+              <w:t>·</w:t>
+            </w:r>
+            <w:r>
+              <w:rPr>
+                <w:sz w:val="20"/>
+              </w:rPr>
+              <w:t>단조로움</w:t>
+            </w:r>
+            <w:r>
+              <w:rPr>
+                <w:sz w:val="20"/>
+              </w:rPr>
+              <w:t>·</w:t>
+            </w:r>
+            <w:r>
+              <w:rPr>
+                <w:sz w:val="20"/>
+              </w:rPr>
+              <w:t>쓸쓸함</w:t>
+            </w:r>
+          </w:p>
+        </w:tc>
+      </w:tr>
+    </w:tbl>
+    <w:p>
+      <w:pPr>
+        <w:spacing w:after="40" w:line="240" w:lineRule="auto"/>
+      </w:pPr>
+    </w:p>
+    <w:p>
+      <w:r>
+        <w:t>운전자가</w:t>
+      </w:r>
+      <w:r>
+        <w:t xml:space="preserve"> </w:t>
+      </w:r>
+      <w:r>
+        <w:t>원하는</w:t>
+      </w:r>
+      <w:r>
+        <w:t xml:space="preserve"> </w:t>
+      </w:r>
+      <w:r>
+        <w:t>방향에</w:t>
+      </w:r>
+      <w:r>
+        <w:t xml:space="preserve"> </w:t>
+      </w:r>
+      <w:r>
+        <w:t>따라</w:t>
+      </w:r>
+      <w:r>
+        <w:t xml:space="preserve"> </w:t>
+      </w:r>
+      <w:r>
+        <w:t>분위기를</w:t>
+      </w:r>
+      <w:r>
+        <w:t xml:space="preserve"> </w:t>
+      </w:r>
+      <w:r>
+        <w:t>이어가는</w:t>
+      </w:r>
+      <w:r>
+        <w:t xml:space="preserve"> </w:t>
+      </w:r>
+      <w:r>
+        <w:t>음악과</w:t>
+      </w:r>
+      <w:r>
+        <w:t xml:space="preserve"> </w:t>
+      </w:r>
+      <w:r>
+        <w:t>기분을</w:t>
+      </w:r>
+      <w:r>
+        <w:t xml:space="preserve"> </w:t>
+      </w:r>
+      <w:r>
+        <w:t>전환하는</w:t>
+      </w:r>
+      <w:r>
+        <w:t xml:space="preserve"> </w:t>
+      </w:r>
+      <w:r>
+        <w:t>음악을</w:t>
+      </w:r>
+      <w:r>
+        <w:t xml:space="preserve"> </w:t>
+      </w:r>
+      <w:r>
+        <w:t>제안한다</w:t>
+      </w:r>
+      <w:r>
+        <w:t xml:space="preserve">. </w:t>
+      </w:r>
+      <w:r>
+        <w:t>현재</w:t>
+      </w:r>
+      <w:r>
+        <w:t xml:space="preserve"> </w:t>
+      </w:r>
+      <w:r>
+        <w:t>기분과</w:t>
+      </w:r>
+      <w:r>
+        <w:t xml:space="preserve"> </w:t>
+      </w:r>
+      <w:r>
+        <w:t>졸림은</w:t>
+      </w:r>
+      <w:r>
+        <w:t xml:space="preserve"> </w:t>
+      </w:r>
+      <w:r>
+        <w:t>사용자</w:t>
+      </w:r>
+      <w:r>
+        <w:t xml:space="preserve"> </w:t>
+      </w:r>
+      <w:r>
+        <w:t>피드백으로</w:t>
+      </w:r>
+      <w:r>
+        <w:t xml:space="preserve"> </w:t>
+      </w:r>
+      <w:r>
+        <w:t>구별해</w:t>
+      </w:r>
+      <w:r>
+        <w:t xml:space="preserve"> </w:t>
+      </w:r>
+      <w:r>
+        <w:t>다룬다</w:t>
       </w:r>
       <w:r>
         <w:t>.</w:t>
@@ -13636,7 +15660,7 @@
           <w:noProof/>
         </w:rPr>
         <w:drawing>
-          <wp:inline distT="0" distB="0" distL="0" distR="0" wp14:anchorId="0E454EEF" wp14:editId="13F1E937">
+          <wp:inline distT="0" distB="0" distL="0" distR="0" wp14:anchorId="0C0A35FA" wp14:editId="7EC57CC0">
             <wp:extent cx="6400800" cy="3600450"/>
             <wp:effectExtent l="0" t="0" r="0" b="0"/>
             <wp:docPr id="3" name="Picture 3"/>
@@ -13651,7 +15675,7 @@
                     <pic:cNvPicPr/>
                   </pic:nvPicPr>
                   <pic:blipFill>
-                    <a:blip r:embed="rId13"/>
+                    <a:blip r:embed="rId14"/>
                     <a:stretch>
                       <a:fillRect/>
                     </a:stretch>
@@ -13713,61 +15737,73 @@
     </w:p>
     <w:p>
       <w:r>
-        <w:t>색감</w:t>
-      </w:r>
-      <w:r>
-        <w:t xml:space="preserve"> </w:t>
-      </w:r>
-      <w:r>
-        <w:t>채택</w:t>
-      </w:r>
-      <w:r>
-        <w:t xml:space="preserve"> </w:t>
-      </w:r>
-      <w:r>
-        <w:t>조건의</w:t>
-      </w:r>
-      <w:r>
-        <w:t xml:space="preserve"> </w:t>
-      </w:r>
-      <w:r>
-        <w:t>영향과</w:t>
-      </w:r>
-      <w:r>
-        <w:t xml:space="preserve"> </w:t>
-      </w:r>
-      <w:r>
-        <w:t>장면</w:t>
-      </w:r>
-      <w:r>
-        <w:t xml:space="preserve"> </w:t>
-      </w:r>
-      <w:r>
         <w:t>관측</w:t>
       </w:r>
       <w:r>
         <w:t xml:space="preserve"> </w:t>
       </w:r>
       <w:r>
-        <w:t>누락을</w:t>
-      </w:r>
-      <w:r>
-        <w:t xml:space="preserve"> </w:t>
-      </w:r>
-      <w:r>
-        <w:t>분리해</w:t>
-      </w:r>
-      <w:r>
-        <w:t xml:space="preserve"> </w:t>
-      </w:r>
-      <w:r>
-        <w:t>개선하고</w:t>
-      </w:r>
-      <w:r>
-        <w:t xml:space="preserve"> </w:t>
-      </w:r>
-      <w:r>
-        <w:t>있다</w:t>
+        <w:t>강도와</w:t>
+      </w:r>
+      <w:r>
+        <w:t xml:space="preserve"> </w:t>
+      </w:r>
+      <w:r>
+        <w:t>품질을</w:t>
+      </w:r>
+      <w:r>
+        <w:t xml:space="preserve"> </w:t>
+      </w:r>
+      <w:r>
+        <w:t>분리하고</w:t>
+      </w:r>
+      <w:r>
+        <w:t xml:space="preserve"> </w:t>
+      </w:r>
+      <w:r>
+        <w:t>작은</w:t>
+      </w:r>
+      <w:r>
+        <w:t xml:space="preserve"> </w:t>
+      </w:r>
+      <w:r>
+        <w:t>간판</w:t>
+      </w:r>
+      <w:r>
+        <w:t>·</w:t>
+      </w:r>
+      <w:r>
+        <w:t>넓은</w:t>
+      </w:r>
+      <w:r>
+        <w:t xml:space="preserve"> </w:t>
+      </w:r>
+      <w:r>
+        <w:t>밝은</w:t>
+      </w:r>
+      <w:r>
+        <w:t xml:space="preserve"> </w:t>
+      </w:r>
+      <w:r>
+        <w:t>면을</w:t>
+      </w:r>
+      <w:r>
+        <w:t xml:space="preserve"> </w:t>
+      </w:r>
+      <w:r>
+        <w:t>복구하는</w:t>
+      </w:r>
+      <w:r>
+        <w:t xml:space="preserve"> </w:t>
+      </w:r>
+      <w:r>
+        <w:t>방식으로</w:t>
+      </w:r>
+      <w:r>
+        <w:t xml:space="preserve"> </w:t>
+      </w:r>
+      <w:r>
+        <w:t>개선했다</w:t>
       </w:r>
       <w:r>
         <w:t xml:space="preserve">. </w:t>
@@ -13791,12 +15827,24 @@
         <w:t xml:space="preserve"> 4</w:t>
       </w:r>
       <w:r>
-        <w:t>개는</w:t>
-      </w:r>
-      <w:r>
-        <w:t xml:space="preserve"> </w:t>
-      </w:r>
-      <w:hyperlink r:id="rId14">
+        <w:t>개와</w:t>
+      </w:r>
+      <w:r>
+        <w:t xml:space="preserve"> </w:t>
+      </w:r>
+      <w:r>
+        <w:t>초기</w:t>
+      </w:r>
+      <w:r>
+        <w:t xml:space="preserve"> </w:t>
+      </w:r>
+      <w:r>
+        <w:t>결과는</w:t>
+      </w:r>
+      <w:r>
+        <w:t xml:space="preserve"> </w:t>
+      </w:r>
+      <w:hyperlink r:id="rId15">
         <w:r>
           <w:rPr>
             <w:color w:val="245C7A"/>
@@ -13823,7 +15871,830 @@
         <w:t xml:space="preserve"> </w:t>
       </w:r>
       <w:r>
-        <w:t>정리했다</w:t>
+        <w:t>보존했다</w:t>
+      </w:r>
+      <w:r>
+        <w:t>.</w:t>
+      </w:r>
+    </w:p>
+    <w:p>
+      <w:r>
+        <w:t>의미분할</w:t>
+      </w:r>
+      <w:r>
+        <w:t xml:space="preserve"> </w:t>
+      </w:r>
+      <w:r>
+        <w:t>보조</w:t>
+      </w:r>
+      <w:r>
+        <w:t xml:space="preserve"> </w:t>
+      </w:r>
+      <w:r>
+        <w:t>관측은</w:t>
+      </w:r>
+      <w:r>
+        <w:t xml:space="preserve"> </w:t>
+      </w:r>
+      <w:r>
+        <w:t>같은</w:t>
+      </w:r>
+      <w:r>
+        <w:t xml:space="preserve"> 6</w:t>
+      </w:r>
+      <w:r>
+        <w:t>개</w:t>
+      </w:r>
+      <w:r>
+        <w:t xml:space="preserve"> </w:t>
+      </w:r>
+      <w:r>
+        <w:t>영상의</w:t>
+      </w:r>
+      <w:r>
+        <w:t xml:space="preserve"> 176</w:t>
+      </w:r>
+      <w:r>
+        <w:t>개</w:t>
+      </w:r>
+      <w:r>
+        <w:t xml:space="preserve"> </w:t>
+      </w:r>
+      <w:r>
+        <w:t>실제</w:t>
+      </w:r>
+      <w:r>
+        <w:t xml:space="preserve"> </w:t>
+      </w:r>
+      <w:r>
+        <w:t>프레임에서</w:t>
+      </w:r>
+      <w:r>
+        <w:t xml:space="preserve"> </w:t>
+      </w:r>
+      <w:r>
+        <w:t>비교했다</w:t>
+      </w:r>
+      <w:r>
+        <w:t xml:space="preserve">. </w:t>
+      </w:r>
+      <w:r>
+        <w:t>야간</w:t>
+      </w:r>
+      <w:r>
+        <w:t xml:space="preserve"> </w:t>
+      </w:r>
+      <w:r>
+        <w:t>도심에서는</w:t>
+      </w:r>
+      <w:r>
+        <w:t xml:space="preserve"> </w:t>
+      </w:r>
+      <w:r>
+        <w:t>작은</w:t>
+      </w:r>
+      <w:r>
+        <w:t xml:space="preserve"> </w:t>
+      </w:r>
+      <w:r>
+        <w:t>네온</w:t>
+      </w:r>
+      <w:r>
+        <w:t>·</w:t>
+      </w:r>
+      <w:r>
+        <w:t>세로</w:t>
+      </w:r>
+      <w:r>
+        <w:t xml:space="preserve"> </w:t>
+      </w:r>
+      <w:r>
+        <w:t>간판과</w:t>
+      </w:r>
+      <w:r>
+        <w:t xml:space="preserve"> </w:t>
+      </w:r>
+      <w:r>
+        <w:t>건물의</w:t>
+      </w:r>
+      <w:r>
+        <w:t xml:space="preserve"> </w:t>
+      </w:r>
+      <w:r>
+        <w:t>넓은</w:t>
+      </w:r>
+      <w:r>
+        <w:t xml:space="preserve"> </w:t>
+      </w:r>
+      <w:r>
+        <w:t>밝은</w:t>
+      </w:r>
+      <w:r>
+        <w:t xml:space="preserve"> </w:t>
+      </w:r>
+      <w:r>
+        <w:t>면이</w:t>
+      </w:r>
+      <w:r>
+        <w:t xml:space="preserve"> </w:t>
+      </w:r>
+      <w:r>
+        <w:t>계산에</w:t>
+      </w:r>
+      <w:r>
+        <w:t xml:space="preserve"> </w:t>
+      </w:r>
+      <w:r>
+        <w:t>연결됐고</w:t>
+      </w:r>
+      <w:r>
+        <w:t>, 30</w:t>
+      </w:r>
+      <w:r>
+        <w:t>초</w:t>
+      </w:r>
+      <w:r>
+        <w:t xml:space="preserve"> </w:t>
+      </w:r>
+      <w:r>
+        <w:t>구간에서</w:t>
+      </w:r>
+      <w:r>
+        <w:t xml:space="preserve"> </w:t>
+      </w:r>
+      <w:r>
+        <w:t>따뜻한</w:t>
+      </w:r>
+      <w:r>
+        <w:t xml:space="preserve"> </w:t>
+      </w:r>
+      <w:r>
+        <w:t>빛과</w:t>
+      </w:r>
+      <w:r>
+        <w:t xml:space="preserve"> </w:t>
+      </w:r>
+      <w:r>
+        <w:t>차가운</w:t>
+      </w:r>
+      <w:r>
+        <w:t xml:space="preserve"> </w:t>
+      </w:r>
+      <w:r>
+        <w:t>빛의</w:t>
+      </w:r>
+      <w:r>
+        <w:t xml:space="preserve"> </w:t>
+      </w:r>
+      <w:r>
+        <w:t>혼재</w:t>
+      </w:r>
+      <w:r>
+        <w:t>·</w:t>
+      </w:r>
+      <w:r>
+        <w:t>활력</w:t>
+      </w:r>
+      <w:r>
+        <w:t xml:space="preserve"> </w:t>
+      </w:r>
+      <w:r>
+        <w:t>후보가</w:t>
+      </w:r>
+      <w:r>
+        <w:t xml:space="preserve"> </w:t>
+      </w:r>
+      <w:r>
+        <w:t>나왔다</w:t>
+      </w:r>
+      <w:r>
+        <w:t xml:space="preserve">. </w:t>
+      </w:r>
+      <w:r>
+        <w:t>아래는</w:t>
+      </w:r>
+      <w:r>
+        <w:t xml:space="preserve"> </w:t>
+      </w:r>
+      <w:r>
+        <w:t>그</w:t>
+      </w:r>
+      <w:r>
+        <w:t xml:space="preserve"> </w:t>
+      </w:r>
+      <w:r>
+        <w:t>구간의</w:t>
+      </w:r>
+      <w:r>
+        <w:t xml:space="preserve"> 3</w:t>
+      </w:r>
+      <w:r>
+        <w:t>개</w:t>
+      </w:r>
+      <w:r>
+        <w:t xml:space="preserve"> </w:t>
+      </w:r>
+      <w:r>
+        <w:t>대표</w:t>
+      </w:r>
+      <w:r>
+        <w:t xml:space="preserve"> </w:t>
+      </w:r>
+      <w:r>
+        <w:t>장면이다</w:t>
+      </w:r>
+      <w:r>
+        <w:t>.</w:t>
+      </w:r>
+    </w:p>
+    <w:p>
+      <w:pPr>
+        <w:keepNext/>
+        <w:spacing w:after="40" w:line="240" w:lineRule="auto"/>
+      </w:pPr>
+      <w:r>
+        <w:rPr>
+          <w:noProof/>
+        </w:rPr>
+        <w:drawing>
+          <wp:inline distT="0" distB="0" distL="0" distR="0" wp14:anchorId="794FD625" wp14:editId="06D74826">
+            <wp:extent cx="6400800" cy="6134100"/>
+            <wp:effectExtent l="0" t="0" r="0" b="0"/>
+            <wp:docPr id="4" name="Picture 4"/>
+            <wp:cNvGraphicFramePr>
+              <a:graphicFrameLocks xmlns:a="http://schemas.openxmlformats.org/drawingml/2006/main" noChangeAspect="1"/>
+            </wp:cNvGraphicFramePr>
+            <a:graphic xmlns:a="http://schemas.openxmlformats.org/drawingml/2006/main">
+              <a:graphicData uri="http://schemas.openxmlformats.org/drawingml/2006/picture">
+                <pic:pic xmlns:pic="http://schemas.openxmlformats.org/drawingml/2006/picture">
+                  <pic:nvPicPr>
+                    <pic:cNvPr id="0" name="clip-03-000400-report.png"/>
+                    <pic:cNvPicPr/>
+                  </pic:nvPicPr>
+                  <pic:blipFill>
+                    <a:blip r:embed="rId16"/>
+                    <a:stretch>
+                      <a:fillRect/>
+                    </a:stretch>
+                  </pic:blipFill>
+                  <pic:spPr>
+                    <a:xfrm>
+                      <a:off x="0" y="0"/>
+                      <a:ext cx="6400800" cy="6134100"/>
+                    </a:xfrm>
+                    <a:prstGeom prst="rect">
+                      <a:avLst/>
+                    </a:prstGeom>
+                  </pic:spPr>
+                </pic:pic>
+              </a:graphicData>
+            </a:graphic>
+          </wp:inline>
+        </w:drawing>
+      </w:r>
+    </w:p>
+    <w:p>
+      <w:pPr>
+        <w:pStyle w:val="af0"/>
+        <w:spacing w:after="200"/>
+      </w:pPr>
+      <w:r>
+        <w:t>작은</w:t>
+      </w:r>
+      <w:r>
+        <w:t xml:space="preserve"> </w:t>
+      </w:r>
+      <w:r>
+        <w:t>네온</w:t>
+      </w:r>
+      <w:r>
+        <w:t>·</w:t>
+      </w:r>
+      <w:r>
+        <w:t>간판과</w:t>
+      </w:r>
+      <w:r>
+        <w:t xml:space="preserve"> </w:t>
+      </w:r>
+      <w:r>
+        <w:t>오른쪽</w:t>
+      </w:r>
+      <w:r>
+        <w:t xml:space="preserve"> </w:t>
+      </w:r>
+      <w:r>
+        <w:t>건물의</w:t>
+      </w:r>
+      <w:r>
+        <w:t xml:space="preserve"> </w:t>
+      </w:r>
+      <w:r>
+        <w:t>밝은</w:t>
+      </w:r>
+      <w:r>
+        <w:t xml:space="preserve"> </w:t>
+      </w:r>
+      <w:r>
+        <w:t>면</w:t>
+      </w:r>
+      <w:r>
+        <w:t xml:space="preserve"> </w:t>
+      </w:r>
+      <w:r>
+        <w:t>복구</w:t>
+      </w:r>
+    </w:p>
+    <w:p>
+      <w:pPr>
+        <w:keepNext/>
+        <w:spacing w:after="40" w:line="240" w:lineRule="auto"/>
+      </w:pPr>
+      <w:r>
+        <w:rPr>
+          <w:noProof/>
+        </w:rPr>
+        <w:drawing>
+          <wp:inline distT="0" distB="0" distL="0" distR="0" wp14:anchorId="0BF79347" wp14:editId="33D9CA7C">
+            <wp:extent cx="6400800" cy="6134100"/>
+            <wp:effectExtent l="0" t="0" r="0" b="0"/>
+            <wp:docPr id="5" name="Picture 5"/>
+            <wp:cNvGraphicFramePr>
+              <a:graphicFrameLocks xmlns:a="http://schemas.openxmlformats.org/drawingml/2006/main" noChangeAspect="1"/>
+            </wp:cNvGraphicFramePr>
+            <a:graphic xmlns:a="http://schemas.openxmlformats.org/drawingml/2006/main">
+              <a:graphicData uri="http://schemas.openxmlformats.org/drawingml/2006/picture">
+                <pic:pic xmlns:pic="http://schemas.openxmlformats.org/drawingml/2006/picture">
+                  <pic:nvPicPr>
+                    <pic:cNvPr id="0" name="clip-03-000500-report.png"/>
+                    <pic:cNvPicPr/>
+                  </pic:nvPicPr>
+                  <pic:blipFill>
+                    <a:blip r:embed="rId17"/>
+                    <a:stretch>
+                      <a:fillRect/>
+                    </a:stretch>
+                  </pic:blipFill>
+                  <pic:spPr>
+                    <a:xfrm>
+                      <a:off x="0" y="0"/>
+                      <a:ext cx="6400800" cy="6134100"/>
+                    </a:xfrm>
+                    <a:prstGeom prst="rect">
+                      <a:avLst/>
+                    </a:prstGeom>
+                  </pic:spPr>
+                </pic:pic>
+              </a:graphicData>
+            </a:graphic>
+          </wp:inline>
+        </w:drawing>
+      </w:r>
+    </w:p>
+    <w:p>
+      <w:pPr>
+        <w:pStyle w:val="af0"/>
+        <w:spacing w:after="200"/>
+      </w:pPr>
+      <w:r>
+        <w:t>따뜻한</w:t>
+      </w:r>
+      <w:r>
+        <w:t xml:space="preserve"> </w:t>
+      </w:r>
+      <w:r>
+        <w:t>상가</w:t>
+      </w:r>
+      <w:r>
+        <w:t xml:space="preserve"> </w:t>
+      </w:r>
+      <w:r>
+        <w:t>조명과</w:t>
+      </w:r>
+      <w:r>
+        <w:t xml:space="preserve"> </w:t>
+      </w:r>
+      <w:r>
+        <w:t>넓은</w:t>
+      </w:r>
+      <w:r>
+        <w:t xml:space="preserve"> </w:t>
+      </w:r>
+      <w:r>
+        <w:t>밝은</w:t>
+      </w:r>
+      <w:r>
+        <w:t xml:space="preserve"> </w:t>
+      </w:r>
+      <w:r>
+        <w:t>면의</w:t>
+      </w:r>
+      <w:r>
+        <w:t xml:space="preserve"> </w:t>
+      </w:r>
+      <w:r>
+        <w:t>기여</w:t>
+      </w:r>
+    </w:p>
+    <w:p>
+      <w:pPr>
+        <w:keepNext/>
+        <w:spacing w:after="40" w:line="240" w:lineRule="auto"/>
+      </w:pPr>
+      <w:r>
+        <w:rPr>
+          <w:noProof/>
+        </w:rPr>
+        <w:drawing>
+          <wp:inline distT="0" distB="0" distL="0" distR="0" wp14:anchorId="4539B9A8" wp14:editId="52944E3A">
+            <wp:extent cx="6400800" cy="6134100"/>
+            <wp:effectExtent l="0" t="0" r="0" b="0"/>
+            <wp:docPr id="6" name="Picture 6"/>
+            <wp:cNvGraphicFramePr>
+              <a:graphicFrameLocks xmlns:a="http://schemas.openxmlformats.org/drawingml/2006/main" noChangeAspect="1"/>
+            </wp:cNvGraphicFramePr>
+            <a:graphic xmlns:a="http://schemas.openxmlformats.org/drawingml/2006/main">
+              <a:graphicData uri="http://schemas.openxmlformats.org/drawingml/2006/picture">
+                <pic:pic xmlns:pic="http://schemas.openxmlformats.org/drawingml/2006/picture">
+                  <pic:nvPicPr>
+                    <pic:cNvPr id="0" name="clip-03-000600-report.png"/>
+                    <pic:cNvPicPr/>
+                  </pic:nvPicPr>
+                  <pic:blipFill>
+                    <a:blip r:embed="rId18"/>
+                    <a:stretch>
+                      <a:fillRect/>
+                    </a:stretch>
+                  </pic:blipFill>
+                  <pic:spPr>
+                    <a:xfrm>
+                      <a:off x="0" y="0"/>
+                      <a:ext cx="6400800" cy="6134100"/>
+                    </a:xfrm>
+                    <a:prstGeom prst="rect">
+                      <a:avLst/>
+                    </a:prstGeom>
+                  </pic:spPr>
+                </pic:pic>
+              </a:graphicData>
+            </a:graphic>
+          </wp:inline>
+        </w:drawing>
+      </w:r>
+    </w:p>
+    <w:p>
+      <w:pPr>
+        <w:pStyle w:val="af0"/>
+        <w:spacing w:after="200"/>
+      </w:pPr>
+      <w:r>
+        <w:t>사람</w:t>
+      </w:r>
+      <w:r>
+        <w:t xml:space="preserve"> </w:t>
+      </w:r>
+      <w:r>
+        <w:t>검출과</w:t>
+      </w:r>
+      <w:r>
+        <w:t xml:space="preserve"> </w:t>
+      </w:r>
+      <w:r>
+        <w:t>주변</w:t>
+      </w:r>
+      <w:r>
+        <w:t xml:space="preserve"> </w:t>
+      </w:r>
+      <w:r>
+        <w:t>조명의</w:t>
+      </w:r>
+      <w:r>
+        <w:t xml:space="preserve"> </w:t>
+      </w:r>
+      <w:r>
+        <w:t>독립적인</w:t>
+      </w:r>
+      <w:r>
+        <w:t xml:space="preserve"> </w:t>
+      </w:r>
+      <w:r>
+        <w:t>기여</w:t>
+      </w:r>
+    </w:p>
+    <w:p>
+      <w:pPr>
+        <w:keepNext/>
+        <w:spacing w:after="40" w:line="240" w:lineRule="auto"/>
+      </w:pPr>
+      <w:r>
+        <w:rPr>
+          <w:noProof/>
+        </w:rPr>
+        <w:drawing>
+          <wp:inline distT="0" distB="0" distL="0" distR="0" wp14:anchorId="1E89EC00" wp14:editId="2C2F892D">
+            <wp:extent cx="6400800" cy="3920490"/>
+            <wp:effectExtent l="0" t="0" r="0" b="0"/>
+            <wp:docPr id="7" name="Picture 7"/>
+            <wp:cNvGraphicFramePr>
+              <a:graphicFrameLocks xmlns:a="http://schemas.openxmlformats.org/drawingml/2006/main" noChangeAspect="1"/>
+            </wp:cNvGraphicFramePr>
+            <a:graphic xmlns:a="http://schemas.openxmlformats.org/drawingml/2006/main">
+              <a:graphicData uri="http://schemas.openxmlformats.org/drawingml/2006/picture">
+                <pic:pic xmlns:pic="http://schemas.openxmlformats.org/drawingml/2006/picture">
+                  <pic:nvPicPr>
+                    <pic:cNvPr id="0" name="clip-03-result.png"/>
+                    <pic:cNvPicPr/>
+                  </pic:nvPicPr>
+                  <pic:blipFill>
+                    <a:blip r:embed="rId19"/>
+                    <a:stretch>
+                      <a:fillRect/>
+                    </a:stretch>
+                  </pic:blipFill>
+                  <pic:spPr>
+                    <a:xfrm>
+                      <a:off x="0" y="0"/>
+                      <a:ext cx="6400800" cy="3920490"/>
+                    </a:xfrm>
+                    <a:prstGeom prst="rect">
+                      <a:avLst/>
+                    </a:prstGeom>
+                  </pic:spPr>
+                </pic:pic>
+              </a:graphicData>
+            </a:graphic>
+          </wp:inline>
+        </w:drawing>
+      </w:r>
+    </w:p>
+    <w:p>
+      <w:pPr>
+        <w:pStyle w:val="af0"/>
+        <w:spacing w:after="200"/>
+      </w:pPr>
+      <w:r>
+        <w:t>30</w:t>
+      </w:r>
+      <w:r>
+        <w:t>초</w:t>
+      </w:r>
+      <w:r>
+        <w:t xml:space="preserve"> </w:t>
+      </w:r>
+      <w:r>
+        <w:t>구간에서</w:t>
+      </w:r>
+      <w:r>
+        <w:t xml:space="preserve"> </w:t>
+      </w:r>
+      <w:r>
+        <w:t>얻은</w:t>
+      </w:r>
+      <w:r>
+        <w:t xml:space="preserve"> </w:t>
+      </w:r>
+      <w:r>
+        <w:t>무드</w:t>
+      </w:r>
+      <w:r>
+        <w:t xml:space="preserve"> </w:t>
+      </w:r>
+      <w:r>
+        <w:t>후보와</w:t>
+      </w:r>
+      <w:r>
+        <w:t xml:space="preserve"> </w:t>
+      </w:r>
+      <w:r>
+        <w:t>주요</w:t>
+      </w:r>
+      <w:r>
+        <w:t xml:space="preserve"> </w:t>
+      </w:r>
+      <w:r>
+        <w:t>근거</w:t>
+      </w:r>
+    </w:p>
+    <w:p>
+      <w:r>
+        <w:t>데스크톱</w:t>
+      </w:r>
+      <w:r>
+        <w:t xml:space="preserve"> </w:t>
+      </w:r>
+      <w:r>
+        <w:t>연구</w:t>
+      </w:r>
+      <w:r>
+        <w:t xml:space="preserve"> </w:t>
+      </w:r>
+      <w:r>
+        <w:t>관측의</w:t>
+      </w:r>
+      <w:r>
+        <w:t xml:space="preserve"> </w:t>
+      </w:r>
+      <w:r>
+        <w:t>결과이며</w:t>
+      </w:r>
+      <w:r>
+        <w:t>, Android 0.3.0</w:t>
+      </w:r>
+      <w:r>
+        <w:t>에는</w:t>
+      </w:r>
+      <w:r>
+        <w:t xml:space="preserve"> </w:t>
+      </w:r>
+      <w:r>
+        <w:t>기존</w:t>
+      </w:r>
+      <w:r>
+        <w:t xml:space="preserve"> </w:t>
+      </w:r>
+      <w:r>
+        <w:t>채택</w:t>
+      </w:r>
+      <w:r>
+        <w:t xml:space="preserve"> </w:t>
+      </w:r>
+      <w:r>
+        <w:t>픽셀의</w:t>
+      </w:r>
+      <w:r>
+        <w:t xml:space="preserve"> </w:t>
+      </w:r>
+      <w:r>
+        <w:t>색</w:t>
+      </w:r>
+      <w:r>
+        <w:t xml:space="preserve"> </w:t>
+      </w:r>
+      <w:r>
+        <w:t>분포</w:t>
+      </w:r>
+      <w:r>
+        <w:t xml:space="preserve"> </w:t>
+      </w:r>
+      <w:r>
+        <w:t>보존을</w:t>
+      </w:r>
+      <w:r>
+        <w:t xml:space="preserve"> </w:t>
+      </w:r>
+      <w:r>
+        <w:t>적용했다</w:t>
+      </w:r>
+      <w:r>
+        <w:t xml:space="preserve">. </w:t>
+      </w:r>
+      <w:hyperlink r:id="rId20">
+        <w:r>
+          <w:rPr>
+            <w:color w:val="245C7A"/>
+          </w:rPr>
+          <w:t>5</w:t>
+        </w:r>
+        <w:r>
+          <w:rPr>
+            <w:color w:val="245C7A"/>
+          </w:rPr>
+          <w:t>개</w:t>
+        </w:r>
+        <w:r>
+          <w:rPr>
+            <w:color w:val="245C7A"/>
+          </w:rPr>
+          <w:t xml:space="preserve"> </w:t>
+        </w:r>
+        <w:r>
+          <w:rPr>
+            <w:color w:val="245C7A"/>
+          </w:rPr>
+          <w:t>장면과</w:t>
+        </w:r>
+        <w:r>
+          <w:rPr>
+            <w:color w:val="245C7A"/>
+          </w:rPr>
+          <w:t xml:space="preserve"> </w:t>
+        </w:r>
+        <w:r>
+          <w:rPr>
+            <w:color w:val="245C7A"/>
+          </w:rPr>
+          <w:t>전체</w:t>
+        </w:r>
+        <w:r>
+          <w:rPr>
+            <w:color w:val="245C7A"/>
+          </w:rPr>
+          <w:t xml:space="preserve"> </w:t>
+        </w:r>
+        <w:r>
+          <w:rPr>
+            <w:color w:val="245C7A"/>
+          </w:rPr>
+          <w:t>영역</w:t>
+        </w:r>
+        <w:r>
+          <w:rPr>
+            <w:color w:val="245C7A"/>
+          </w:rPr>
+          <w:t xml:space="preserve"> </w:t>
+        </w:r>
+        <w:r>
+          <w:rPr>
+            <w:color w:val="245C7A"/>
+          </w:rPr>
+          <w:t>원장</w:t>
+        </w:r>
+      </w:hyperlink>
+      <w:r>
+        <w:t>에</w:t>
+      </w:r>
+      <w:r>
+        <w:t xml:space="preserve"> </w:t>
+      </w:r>
+      <w:r>
+        <w:t>비교</w:t>
+      </w:r>
+      <w:r>
+        <w:t xml:space="preserve"> </w:t>
+      </w:r>
+      <w:r>
+        <w:t>수치</w:t>
+      </w:r>
+      <w:r>
+        <w:t>·</w:t>
+      </w:r>
+      <w:r>
+        <w:t>입력</w:t>
+      </w:r>
+      <w:r>
+        <w:t xml:space="preserve"> </w:t>
+      </w:r>
+      <w:r>
+        <w:t>해시를</w:t>
+      </w:r>
+      <w:r>
+        <w:t xml:space="preserve"> </w:t>
+      </w:r>
+      <w:r>
+        <w:t>제공한다</w:t>
+      </w:r>
+      <w:r>
+        <w:t xml:space="preserve">. </w:t>
+      </w:r>
+      <w:r>
+        <w:t>주간</w:t>
+      </w:r>
+      <w:r>
+        <w:t xml:space="preserve"> </w:t>
+      </w:r>
+      <w:r>
+        <w:t>햇빛과</w:t>
+      </w:r>
+      <w:r>
+        <w:t xml:space="preserve"> </w:t>
+      </w:r>
+      <w:r>
+        <w:t>인공</w:t>
+      </w:r>
+      <w:r>
+        <w:t xml:space="preserve"> </w:t>
+      </w:r>
+      <w:r>
+        <w:t>조명</w:t>
+      </w:r>
+      <w:r>
+        <w:t xml:space="preserve">, </w:t>
+      </w:r>
+      <w:r>
+        <w:t>반사광</w:t>
+      </w:r>
+      <w:r>
+        <w:t xml:space="preserve"> </w:t>
+      </w:r>
+      <w:r>
+        <w:t>구별은</w:t>
+      </w:r>
+      <w:r>
+        <w:t xml:space="preserve"> </w:t>
+      </w:r>
+      <w:r>
+        <w:t>후속</w:t>
+      </w:r>
+      <w:r>
+        <w:t xml:space="preserve"> </w:t>
+      </w:r>
+      <w:r>
+        <w:t>개선</w:t>
+      </w:r>
+      <w:r>
+        <w:t xml:space="preserve"> </w:t>
+      </w:r>
+      <w:r>
+        <w:t>항목이다</w:t>
       </w:r>
       <w:r>
         <w:t>.</w:t>
@@ -13861,31 +16732,55 @@
     </w:p>
     <w:p>
       <w:r>
-        <w:t>0.2.5</w:t>
-      </w:r>
-      <w:r>
-        <w:t>는</w:t>
-      </w:r>
-      <w:r>
-        <w:t xml:space="preserve"> 208</w:t>
+        <w:t>0.3.0</w:t>
+      </w:r>
+      <w:r>
+        <w:t>은</w:t>
+      </w:r>
+      <w:r>
+        <w:t xml:space="preserve"> </w:t>
+      </w:r>
+      <w:r>
+        <w:t>자동</w:t>
+      </w:r>
+      <w:r>
+        <w:t xml:space="preserve"> </w:t>
+      </w:r>
+      <w:r>
+        <w:t>검사</w:t>
+      </w:r>
+      <w:r>
+        <w:t xml:space="preserve"> 250</w:t>
+      </w:r>
+      <w:r>
+        <w:t>개와</w:t>
+      </w:r>
+      <w:r>
+        <w:t xml:space="preserve"> Android </w:t>
+      </w:r>
+      <w:r>
+        <w:t>에뮬레이터</w:t>
+      </w:r>
+      <w:r>
+        <w:t xml:space="preserve"> </w:t>
+      </w:r>
+      <w:r>
+        <w:t>기능</w:t>
+      </w:r>
+      <w:r>
+        <w:t xml:space="preserve"> </w:t>
+      </w:r>
+      <w:r>
+        <w:t>검사</w:t>
+      </w:r>
+      <w:r>
+        <w:t xml:space="preserve"> 5</w:t>
       </w:r>
       <w:r>
         <w:t>개</w:t>
       </w:r>
       <w:r>
-        <w:t xml:space="preserve"> </w:t>
-      </w:r>
-      <w:r>
-        <w:t>자동</w:t>
-      </w:r>
-      <w:r>
-        <w:t xml:space="preserve"> </w:t>
-      </w:r>
-      <w:r>
-        <w:t>검사와</w:t>
-      </w:r>
-      <w:r>
-        <w:t xml:space="preserve"> </w:t>
+        <w:t xml:space="preserve">, </w:t>
       </w:r>
       <w:r>
         <w:t>빌드</w:t>
@@ -13915,9 +16810,147 @@
         <w:t>통과했다</w:t>
       </w:r>
       <w:r>
+        <w:t>. 30</w:t>
+      </w:r>
+      <w:r>
+        <w:t>초</w:t>
+      </w:r>
+      <w:r>
+        <w:t>·60</w:t>
+      </w:r>
+      <w:r>
+        <w:t>초</w:t>
+      </w:r>
+      <w:r>
+        <w:t xml:space="preserve"> </w:t>
+      </w:r>
+      <w:r>
+        <w:t>실제</w:t>
+      </w:r>
+      <w:r>
+        <w:t xml:space="preserve"> </w:t>
+      </w:r>
+      <w:r>
+        <w:t>녹화</w:t>
+      </w:r>
+      <w:r>
+        <w:t xml:space="preserve"> </w:t>
+      </w:r>
+      <w:r>
+        <w:t>파일의</w:t>
+      </w:r>
+      <w:r>
+        <w:t xml:space="preserve"> </w:t>
+      </w:r>
+      <w:r>
+        <w:t>디코딩</w:t>
+      </w:r>
+      <w:r>
+        <w:t>·</w:t>
+      </w:r>
+      <w:r>
+        <w:t>분석과</w:t>
+      </w:r>
+      <w:r>
+        <w:t xml:space="preserve"> </w:t>
+      </w:r>
+      <w:r>
+        <w:t>취소</w:t>
+      </w:r>
+      <w:r>
+        <w:t xml:space="preserve"> </w:t>
+      </w:r>
+      <w:r>
+        <w:t>후</w:t>
+      </w:r>
+      <w:r>
+        <w:t xml:space="preserve"> </w:t>
+      </w:r>
+      <w:r>
+        <w:t>임시영상</w:t>
+      </w:r>
+      <w:r>
+        <w:t xml:space="preserve"> </w:t>
+      </w:r>
+      <w:r>
+        <w:t>삭제</w:t>
+      </w:r>
+      <w:r>
+        <w:t xml:space="preserve">, </w:t>
+      </w:r>
+      <w:r>
+        <w:t>업데이트</w:t>
+      </w:r>
+      <w:r>
+        <w:t xml:space="preserve"> </w:t>
+      </w:r>
+      <w:r>
+        <w:t>설치를</w:t>
+      </w:r>
+      <w:r>
+        <w:t xml:space="preserve"> </w:t>
+      </w:r>
+      <w:r>
+        <w:t>확인했다</w:t>
+      </w:r>
+      <w:r>
+        <w:t xml:space="preserve">. Galaxy S25+ </w:t>
+      </w:r>
+      <w:r>
+        <w:t>실기기</w:t>
+      </w:r>
+      <w:r>
+        <w:t xml:space="preserve"> </w:t>
+      </w:r>
+      <w:r>
+        <w:t>성능</w:t>
+      </w:r>
+      <w:r>
+        <w:t>·</w:t>
+      </w:r>
+      <w:r>
+        <w:t>환경</w:t>
+      </w:r>
+      <w:r>
+        <w:t xml:space="preserve"> API </w:t>
+      </w:r>
+      <w:r>
+        <w:t>실통신</w:t>
+      </w:r>
+      <w:r>
+        <w:t xml:space="preserve">·Pleos </w:t>
+      </w:r>
+      <w:r>
+        <w:t>실차</w:t>
+      </w:r>
+      <w:r>
+        <w:t xml:space="preserve"> </w:t>
+      </w:r>
+      <w:r>
+        <w:t>연결은</w:t>
+      </w:r>
+      <w:r>
+        <w:t xml:space="preserve"> </w:t>
+      </w:r>
+      <w:r>
+        <w:t>후속</w:t>
+      </w:r>
+      <w:r>
+        <w:t xml:space="preserve"> </w:t>
+      </w:r>
+      <w:r>
+        <w:t>검증</w:t>
+      </w:r>
+      <w:r>
+        <w:t xml:space="preserve"> </w:t>
+      </w:r>
+      <w:r>
+        <w:t>대상이다</w:t>
+      </w:r>
+      <w:r>
         <w:t xml:space="preserve">. </w:t>
       </w:r>
-      <w:hyperlink r:id="rId15">
+      <w:hyperlink r:id="rId21">
         <w:r>
           <w:rPr>
             <w:color w:val="245C7A"/>
@@ -13957,108 +16990,6 @@
       </w:r>
       <w:r>
         <w:t>제공한다</w:t>
-      </w:r>
-      <w:r>
-        <w:t xml:space="preserve">. </w:t>
-      </w:r>
-      <w:r>
-        <w:t>현재</w:t>
-      </w:r>
-      <w:r>
-        <w:t xml:space="preserve"> </w:t>
-      </w:r>
-      <w:r>
-        <w:t>검증</w:t>
-      </w:r>
-      <w:r>
-        <w:t xml:space="preserve"> </w:t>
-      </w:r>
-      <w:r>
-        <w:t>범위는</w:t>
-      </w:r>
-      <w:r>
-        <w:t xml:space="preserve"> </w:t>
-      </w:r>
-      <w:r>
-        <w:t>소프트웨어</w:t>
-      </w:r>
-      <w:r>
-        <w:t xml:space="preserve"> </w:t>
-      </w:r>
-      <w:r>
-        <w:t>동작과</w:t>
-      </w:r>
-      <w:r>
-        <w:t xml:space="preserve"> </w:t>
-      </w:r>
-      <w:r>
-        <w:t>데스크톱</w:t>
-      </w:r>
-      <w:r>
-        <w:t xml:space="preserve"> </w:t>
-      </w:r>
-      <w:r>
-        <w:t>영상</w:t>
-      </w:r>
-      <w:r>
-        <w:t xml:space="preserve"> </w:t>
-      </w:r>
-      <w:r>
-        <w:t>계산이며</w:t>
-      </w:r>
-      <w:r>
-        <w:t xml:space="preserve">, Galaxy S25+ </w:t>
-      </w:r>
-      <w:r>
-        <w:t>실기기</w:t>
-      </w:r>
-      <w:r>
-        <w:t xml:space="preserve"> </w:t>
-      </w:r>
-      <w:r>
-        <w:t>성능</w:t>
-      </w:r>
-      <w:r>
-        <w:t>·</w:t>
-      </w:r>
-      <w:r>
-        <w:t>환경</w:t>
-      </w:r>
-      <w:r>
-        <w:t xml:space="preserve"> API </w:t>
-      </w:r>
-      <w:r>
-        <w:t>실통신</w:t>
-      </w:r>
-      <w:r>
-        <w:t xml:space="preserve">·Pleos </w:t>
-      </w:r>
-      <w:r>
-        <w:t>실차</w:t>
-      </w:r>
-      <w:r>
-        <w:t xml:space="preserve"> </w:t>
-      </w:r>
-      <w:r>
-        <w:t>연결은</w:t>
-      </w:r>
-      <w:r>
-        <w:t xml:space="preserve"> </w:t>
-      </w:r>
-      <w:r>
-        <w:t>후속</w:t>
-      </w:r>
-      <w:r>
-        <w:t xml:space="preserve"> </w:t>
-      </w:r>
-      <w:r>
-        <w:t>검증</w:t>
-      </w:r>
-      <w:r>
-        <w:t xml:space="preserve"> </w:t>
-      </w:r>
-      <w:r>
-        <w:t>대상이다</w:t>
       </w:r>
       <w:r>
         <w:t>.</w:t>
@@ -15738,7 +18669,7 @@
       <w:r>
         <w:t xml:space="preserve">1. </w:t>
       </w:r>
-      <w:hyperlink r:id="rId16">
+      <w:hyperlink r:id="rId22">
         <w:r>
           <w:rPr>
             <w:color w:val="245C7A"/>
@@ -15787,7 +18718,7 @@
       <w:r>
         <w:t xml:space="preserve">2. </w:t>
       </w:r>
-      <w:hyperlink r:id="rId17">
+      <w:hyperlink r:id="rId23">
         <w:r>
           <w:rPr>
             <w:color w:val="245C7A"/>
@@ -15848,7 +18779,7 @@
       <w:r>
         <w:t xml:space="preserve">3. </w:t>
       </w:r>
-      <w:hyperlink r:id="rId18">
+      <w:hyperlink r:id="rId24">
         <w:r>
           <w:rPr>
             <w:color w:val="245C7A"/>
@@ -15871,7 +18802,7 @@
       <w:r>
         <w:t xml:space="preserve"> </w:t>
       </w:r>
-      <w:hyperlink r:id="rId19">
+      <w:hyperlink r:id="rId25">
         <w:r>
           <w:rPr>
             <w:color w:val="245C7A"/>
@@ -15920,7 +18851,7 @@
       <w:r>
         <w:t xml:space="preserve">4. </w:t>
       </w:r>
-      <w:hyperlink r:id="rId20">
+      <w:hyperlink r:id="rId26">
         <w:r>
           <w:rPr>
             <w:color w:val="245C7A"/>
@@ -16005,7 +18936,7 @@
       <w:r>
         <w:t xml:space="preserve">5. </w:t>
       </w:r>
-      <w:hyperlink r:id="rId21">
+      <w:hyperlink r:id="rId27">
         <w:r>
           <w:rPr>
             <w:color w:val="245C7A"/>
@@ -16060,7 +18991,7 @@
       <w:r>
         <w:t xml:space="preserve">6. </w:t>
       </w:r>
-      <w:hyperlink r:id="rId22">
+      <w:hyperlink r:id="rId28">
         <w:r>
           <w:rPr>
             <w:color w:val="245C7A"/>
@@ -16121,7 +19052,7 @@
       <w:r>
         <w:t xml:space="preserve">7. </w:t>
       </w:r>
-      <w:hyperlink r:id="rId23">
+      <w:hyperlink r:id="rId29">
         <w:r>
           <w:rPr>
             <w:color w:val="245C7A"/>
@@ -16200,7 +19131,7 @@
       <w:r>
         <w:t xml:space="preserve">8. </w:t>
       </w:r>
-      <w:hyperlink r:id="rId24">
+      <w:hyperlink r:id="rId30">
         <w:r>
           <w:rPr>
             <w:color w:val="245C7A"/>
@@ -16267,7 +19198,7 @@
       <w:r>
         <w:t xml:space="preserve">9. </w:t>
       </w:r>
-      <w:hyperlink r:id="rId25">
+      <w:hyperlink r:id="rId31">
         <w:r>
           <w:rPr>
             <w:color w:val="245C7A"/>
@@ -16376,7 +19307,7 @@
       <w:r>
         <w:t xml:space="preserve">10. </w:t>
       </w:r>
-      <w:hyperlink r:id="rId26">
+      <w:hyperlink r:id="rId32">
         <w:r>
           <w:rPr>
             <w:color w:val="245C7A"/>
@@ -16455,7 +19386,7 @@
       <w:r>
         <w:t xml:space="preserve">11. </w:t>
       </w:r>
-      <w:hyperlink r:id="rId27">
+      <w:hyperlink r:id="rId33">
         <w:r>
           <w:rPr>
             <w:color w:val="245C7A"/>
@@ -16576,8 +19507,8 @@
       </w:r>
     </w:p>
     <w:sectPr>
-      <w:headerReference w:type="default" r:id="rId28"/>
-      <w:footerReference w:type="default" r:id="rId29"/>
+      <w:headerReference w:type="default" r:id="rId34"/>
+      <w:footerReference w:type="default" r:id="rId35"/>
       <w:pgSz w:w="12240" w:h="15840"/>
       <w:pgMar w:top="979" w:right="1080" w:bottom="936" w:left="1080" w:header="432" w:footer="432" w:gutter="0"/>
       <w:cols w:space="720"/>
@@ -16860,31 +19791,31 @@
       </w:rPr>
     </w:lvl>
   </w:abstractNum>
-  <w:num w:numId="1" w16cid:durableId="1386874734">
+  <w:num w:numId="1" w16cid:durableId="1141533127">
     <w:abstractNumId w:val="8"/>
   </w:num>
-  <w:num w:numId="2" w16cid:durableId="766392767">
+  <w:num w:numId="2" w16cid:durableId="327560512">
     <w:abstractNumId w:val="6"/>
   </w:num>
-  <w:num w:numId="3" w16cid:durableId="1650475466">
+  <w:num w:numId="3" w16cid:durableId="1675106807">
     <w:abstractNumId w:val="5"/>
   </w:num>
-  <w:num w:numId="4" w16cid:durableId="329064025">
+  <w:num w:numId="4" w16cid:durableId="666786815">
     <w:abstractNumId w:val="4"/>
   </w:num>
-  <w:num w:numId="5" w16cid:durableId="1869367357">
+  <w:num w:numId="5" w16cid:durableId="1826700898">
     <w:abstractNumId w:val="7"/>
   </w:num>
-  <w:num w:numId="6" w16cid:durableId="1592467862">
+  <w:num w:numId="6" w16cid:durableId="1889141733">
     <w:abstractNumId w:val="3"/>
   </w:num>
-  <w:num w:numId="7" w16cid:durableId="94332489">
+  <w:num w:numId="7" w16cid:durableId="1296521196">
     <w:abstractNumId w:val="2"/>
   </w:num>
-  <w:num w:numId="8" w16cid:durableId="274287622">
+  <w:num w:numId="8" w16cid:durableId="628635525">
     <w:abstractNumId w:val="1"/>
   </w:num>
-  <w:num w:numId="9" w16cid:durableId="164636642">
+  <w:num w:numId="9" w16cid:durableId="2026590606">
     <w:abstractNumId w:val="0"/>
   </w:num>
 </w:numbering>

--- a/docs/product/DrivingMood-Design.docx
+++ b/docs/product/DrivingMood-Design.docx
@@ -1862,7 +1862,7 @@
           <w:noProof/>
         </w:rPr>
         <w:drawing>
-          <wp:inline distT="0" distB="0" distL="0" distR="0" wp14:anchorId="51A41FAF" wp14:editId="20604E66">
+          <wp:inline distT="0" distB="0" distL="0" distR="0" wp14:anchorId="3F01187F" wp14:editId="281583E0">
             <wp:extent cx="6400800" cy="3120390"/>
             <wp:effectExtent l="0" t="0" r="0" b="0"/>
             <wp:docPr id="1" name="Picture 1"/>
@@ -3856,7 +3856,7 @@
           <w:noProof/>
         </w:rPr>
         <w:drawing>
-          <wp:inline distT="0" distB="0" distL="0" distR="0" wp14:anchorId="29AC6005" wp14:editId="54EC65CC">
+          <wp:inline distT="0" distB="0" distL="0" distR="0" wp14:anchorId="5C70E3A4" wp14:editId="71D9FE6A">
             <wp:extent cx="6400800" cy="2221454"/>
             <wp:effectExtent l="0" t="0" r="0" b="0"/>
             <wp:docPr id="2" name="Picture 2"/>
@@ -15660,7 +15660,7 @@
           <w:noProof/>
         </w:rPr>
         <w:drawing>
-          <wp:inline distT="0" distB="0" distL="0" distR="0" wp14:anchorId="0C0A35FA" wp14:editId="7EC57CC0">
+          <wp:inline distT="0" distB="0" distL="0" distR="0" wp14:anchorId="530221AB" wp14:editId="13D26C06">
             <wp:extent cx="6400800" cy="3600450"/>
             <wp:effectExtent l="0" t="0" r="0" b="0"/>
             <wp:docPr id="3" name="Picture 3"/>
@@ -16117,7 +16117,7 @@
           <w:noProof/>
         </w:rPr>
         <w:drawing>
-          <wp:inline distT="0" distB="0" distL="0" distR="0" wp14:anchorId="794FD625" wp14:editId="06D74826">
+          <wp:inline distT="0" distB="0" distL="0" distR="0" wp14:anchorId="0A86DFED" wp14:editId="73492DFC">
             <wp:extent cx="6400800" cy="6134100"/>
             <wp:effectExtent l="0" t="0" r="0" b="0"/>
             <wp:docPr id="4" name="Picture 4"/>
@@ -16214,7 +16214,7 @@
           <w:noProof/>
         </w:rPr>
         <w:drawing>
-          <wp:inline distT="0" distB="0" distL="0" distR="0" wp14:anchorId="0BF79347" wp14:editId="33D9CA7C">
+          <wp:inline distT="0" distB="0" distL="0" distR="0" wp14:anchorId="597600CD" wp14:editId="1F0993D0">
             <wp:extent cx="6400800" cy="6134100"/>
             <wp:effectExtent l="0" t="0" r="0" b="0"/>
             <wp:docPr id="5" name="Picture 5"/>
@@ -16305,7 +16305,7 @@
           <w:noProof/>
         </w:rPr>
         <w:drawing>
-          <wp:inline distT="0" distB="0" distL="0" distR="0" wp14:anchorId="4539B9A8" wp14:editId="52944E3A">
+          <wp:inline distT="0" distB="0" distL="0" distR="0" wp14:anchorId="4D785626" wp14:editId="1C8DC381">
             <wp:extent cx="6400800" cy="6134100"/>
             <wp:effectExtent l="0" t="0" r="0" b="0"/>
             <wp:docPr id="6" name="Picture 6"/>
@@ -16390,7 +16390,7 @@
           <w:noProof/>
         </w:rPr>
         <w:drawing>
-          <wp:inline distT="0" distB="0" distL="0" distR="0" wp14:anchorId="1E89EC00" wp14:editId="2C2F892D">
+          <wp:inline distT="0" distB="0" distL="0" distR="0" wp14:anchorId="0591DB39" wp14:editId="4793C564">
             <wp:extent cx="6400800" cy="3920490"/>
             <wp:effectExtent l="0" t="0" r="0" b="0"/>
             <wp:docPr id="7" name="Picture 7"/>
@@ -16701,6 +16701,342 @@
       </w:r>
     </w:p>
     <w:p>
+      <w:r>
+        <w:t>모바일</w:t>
+      </w:r>
+      <w:r>
+        <w:t xml:space="preserve"> </w:t>
+      </w:r>
+      <w:r>
+        <w:t>개발</w:t>
+      </w:r>
+      <w:r>
+        <w:t xml:space="preserve"> </w:t>
+      </w:r>
+      <w:r>
+        <w:t>후보에서도</w:t>
+      </w:r>
+      <w:r>
+        <w:t xml:space="preserve"> </w:t>
+      </w:r>
+      <w:r>
+        <w:t>같은</w:t>
+      </w:r>
+      <w:r>
+        <w:t xml:space="preserve"> </w:t>
+      </w:r>
+      <w:r>
+        <w:t>도로</w:t>
+      </w:r>
+      <w:r>
+        <w:t xml:space="preserve"> </w:t>
+      </w:r>
+      <w:r>
+        <w:t>장면을</w:t>
+      </w:r>
+      <w:r>
+        <w:t xml:space="preserve"> Android</w:t>
+      </w:r>
+      <w:r>
+        <w:t>의</w:t>
+      </w:r>
+      <w:r>
+        <w:t xml:space="preserve"> ORT·MediaPipe</w:t>
+      </w:r>
+      <w:r>
+        <w:t>에</w:t>
+      </w:r>
+      <w:r>
+        <w:t xml:space="preserve"> </w:t>
+      </w:r>
+      <w:r>
+        <w:t>직접</w:t>
+      </w:r>
+      <w:r>
+        <w:t xml:space="preserve"> </w:t>
+      </w:r>
+      <w:r>
+        <w:t>입력했다</w:t>
+      </w:r>
+      <w:r>
+        <w:t xml:space="preserve">. </w:t>
+      </w:r>
+      <w:r>
+        <w:t>기존</w:t>
+      </w:r>
+      <w:r>
+        <w:t xml:space="preserve"> </w:t>
+      </w:r>
+      <w:r>
+        <w:t>방식이</w:t>
+      </w:r>
+      <w:r>
+        <w:t xml:space="preserve"> </w:t>
+      </w:r>
+      <w:r>
+        <w:t>측정한</w:t>
+      </w:r>
+      <w:r>
+        <w:t xml:space="preserve"> 446</w:t>
+      </w:r>
+      <w:r>
+        <w:t>픽셀</w:t>
+      </w:r>
+      <w:r>
+        <w:t>·1</w:t>
+      </w:r>
+      <w:r>
+        <w:t>개</w:t>
+      </w:r>
+      <w:r>
+        <w:t xml:space="preserve"> </w:t>
+      </w:r>
+      <w:r>
+        <w:t>영역에서</w:t>
+      </w:r>
+      <w:r>
+        <w:t xml:space="preserve"> </w:t>
+      </w:r>
+      <w:r>
+        <w:t>후보는</w:t>
+      </w:r>
+      <w:r>
+        <w:t xml:space="preserve"> 2,688</w:t>
+      </w:r>
+      <w:r>
+        <w:t>픽셀</w:t>
+      </w:r>
+      <w:r>
+        <w:t>·68</w:t>
+      </w:r>
+      <w:r>
+        <w:t>개</w:t>
+      </w:r>
+      <w:r>
+        <w:t xml:space="preserve"> </w:t>
+      </w:r>
+      <w:r>
+        <w:t>영역을</w:t>
+      </w:r>
+      <w:r>
+        <w:t xml:space="preserve"> </w:t>
+      </w:r>
+      <w:r>
+        <w:t>관측했고</w:t>
+      </w:r>
+      <w:r>
+        <w:t xml:space="preserve">, </w:t>
+      </w:r>
+      <w:r>
+        <w:t>작은</w:t>
+      </w:r>
+      <w:r>
+        <w:t xml:space="preserve"> </w:t>
+      </w:r>
+      <w:r>
+        <w:t>간판과</w:t>
+      </w:r>
+      <w:r>
+        <w:t xml:space="preserve"> </w:t>
+      </w:r>
+      <w:r>
+        <w:t>넓은</w:t>
+      </w:r>
+      <w:r>
+        <w:t xml:space="preserve"> </w:t>
+      </w:r>
+      <w:r>
+        <w:t>건물</w:t>
+      </w:r>
+      <w:r>
+        <w:t xml:space="preserve"> </w:t>
+      </w:r>
+      <w:r>
+        <w:t>조명의</w:t>
+      </w:r>
+      <w:r>
+        <w:t xml:space="preserve"> </w:t>
+      </w:r>
+      <w:r>
+        <w:t>따뜻한</w:t>
+      </w:r>
+      <w:r>
+        <w:t xml:space="preserve"> </w:t>
+      </w:r>
+      <w:r>
+        <w:t>색도</w:t>
+      </w:r>
+      <w:r>
+        <w:t xml:space="preserve"> </w:t>
+      </w:r>
+      <w:r>
+        <w:t>점수에</w:t>
+      </w:r>
+      <w:r>
+        <w:t xml:space="preserve"> </w:t>
+      </w:r>
+      <w:r>
+        <w:t>남았다</w:t>
+      </w:r>
+      <w:r>
+        <w:t xml:space="preserve">. </w:t>
+      </w:r>
+      <w:r>
+        <w:t>측정</w:t>
+      </w:r>
+      <w:r>
+        <w:t xml:space="preserve"> </w:t>
+      </w:r>
+      <w:r>
+        <w:t>격자는</w:t>
+      </w:r>
+      <w:r>
+        <w:t xml:space="preserve"> 320×180</w:t>
+      </w:r>
+      <w:r>
+        <w:t>이며</w:t>
+      </w:r>
+      <w:r>
+        <w:t xml:space="preserve">, </w:t>
+      </w:r>
+      <w:r>
+        <w:t>픽셀</w:t>
+      </w:r>
+      <w:r>
+        <w:t xml:space="preserve"> </w:t>
+      </w:r>
+      <w:r>
+        <w:t>증가량은</w:t>
+      </w:r>
+      <w:r>
+        <w:t xml:space="preserve"> </w:t>
+      </w:r>
+      <w:r>
+        <w:t>관측</w:t>
+      </w:r>
+      <w:r>
+        <w:t xml:space="preserve"> </w:t>
+      </w:r>
+      <w:r>
+        <w:t>범위의</w:t>
+      </w:r>
+      <w:r>
+        <w:t xml:space="preserve"> </w:t>
+      </w:r>
+      <w:r>
+        <w:t>변화다</w:t>
+      </w:r>
+      <w:r>
+        <w:t>.</w:t>
+      </w:r>
+    </w:p>
+    <w:p>
+      <w:pPr>
+        <w:keepNext/>
+        <w:spacing w:after="40" w:line="240" w:lineRule="auto"/>
+      </w:pPr>
+      <w:r>
+        <w:rPr>
+          <w:noProof/>
+        </w:rPr>
+        <w:drawing>
+          <wp:inline distT="0" distB="0" distL="0" distR="0" wp14:anchorId="0B086333" wp14:editId="5BD25525">
+            <wp:extent cx="6400800" cy="2560320"/>
+            <wp:effectExtent l="0" t="0" r="0" b="0"/>
+            <wp:docPr id="8" name="Picture 8"/>
+            <wp:cNvGraphicFramePr>
+              <a:graphicFrameLocks xmlns:a="http://schemas.openxmlformats.org/drawingml/2006/main" noChangeAspect="1"/>
+            </wp:cNvGraphicFramePr>
+            <a:graphic xmlns:a="http://schemas.openxmlformats.org/drawingml/2006/main">
+              <a:graphicData uri="http://schemas.openxmlformats.org/drawingml/2006/picture">
+                <pic:pic xmlns:pic="http://schemas.openxmlformats.org/drawingml/2006/picture">
+                  <pic:nvPicPr>
+                    <pic:cNvPr id="0" name="mobile-observation-comparison.png"/>
+                    <pic:cNvPicPr/>
+                  </pic:nvPicPr>
+                  <pic:blipFill>
+                    <a:blip r:embed="rId21"/>
+                    <a:stretch>
+                      <a:fillRect/>
+                    </a:stretch>
+                  </pic:blipFill>
+                  <pic:spPr>
+                    <a:xfrm>
+                      <a:off x="0" y="0"/>
+                      <a:ext cx="6400800" cy="2560320"/>
+                    </a:xfrm>
+                    <a:prstGeom prst="rect">
+                      <a:avLst/>
+                    </a:prstGeom>
+                  </pic:spPr>
+                </pic:pic>
+              </a:graphicData>
+            </a:graphic>
+          </wp:inline>
+        </w:drawing>
+      </w:r>
+    </w:p>
+    <w:p>
+      <w:pPr>
+        <w:pStyle w:val="af0"/>
+        <w:spacing w:after="200"/>
+      </w:pPr>
+      <w:r>
+        <w:t>Android</w:t>
+      </w:r>
+      <w:r>
+        <w:t>의</w:t>
+      </w:r>
+      <w:r>
+        <w:t xml:space="preserve"> </w:t>
+      </w:r>
+      <w:r>
+        <w:t>동일</w:t>
+      </w:r>
+      <w:r>
+        <w:t xml:space="preserve"> </w:t>
+      </w:r>
+      <w:r>
+        <w:t>입력</w:t>
+      </w:r>
+      <w:r>
+        <w:t xml:space="preserve"> </w:t>
+      </w:r>
+      <w:r>
+        <w:t>비교</w:t>
+      </w:r>
+      <w:r>
+        <w:t xml:space="preserve">: </w:t>
+      </w:r>
+      <w:r>
+        <w:t>기존</w:t>
+      </w:r>
+      <w:r>
+        <w:t xml:space="preserve"> </w:t>
+      </w:r>
+      <w:r>
+        <w:t>관측과</w:t>
+      </w:r>
+      <w:r>
+        <w:t xml:space="preserve"> </w:t>
+      </w:r>
+      <w:r>
+        <w:t>의미분할</w:t>
+      </w:r>
+      <w:r>
+        <w:t xml:space="preserve"> </w:t>
+      </w:r>
+      <w:r>
+        <w:t>보조</w:t>
+      </w:r>
+      <w:r>
+        <w:t xml:space="preserve"> </w:t>
+      </w:r>
+      <w:r>
+        <w:t>후보</w:t>
+      </w:r>
+    </w:p>
+    <w:p>
       <w:pPr>
         <w:pStyle w:val="1"/>
         <w:pageBreakBefore/>
@@ -16732,6 +17068,268 @@
     </w:p>
     <w:p>
       <w:r>
+        <w:t>별도</w:t>
+      </w:r>
+      <w:r>
+        <w:t xml:space="preserve"> </w:t>
+      </w:r>
+      <w:r>
+        <w:t>후보</w:t>
+      </w:r>
+      <w:r>
+        <w:t xml:space="preserve"> </w:t>
+      </w:r>
+      <w:r>
+        <w:t>앱은</w:t>
+      </w:r>
+      <w:r>
+        <w:t xml:space="preserve"> </w:t>
+      </w:r>
+      <w:r>
+        <w:t>자동</w:t>
+      </w:r>
+      <w:r>
+        <w:t xml:space="preserve"> </w:t>
+      </w:r>
+      <w:r>
+        <w:t>검사</w:t>
+      </w:r>
+      <w:r>
+        <w:t xml:space="preserve"> 261</w:t>
+      </w:r>
+      <w:r>
+        <w:t>개</w:t>
+      </w:r>
+      <w:r>
+        <w:t xml:space="preserve">, </w:t>
+      </w:r>
+      <w:r>
+        <w:t>실제</w:t>
+      </w:r>
+      <w:r>
+        <w:t xml:space="preserve"> RGB </w:t>
+      </w:r>
+      <w:r>
+        <w:t>입력</w:t>
+      </w:r>
+      <w:r>
+        <w:t xml:space="preserve"> </w:t>
+      </w:r>
+      <w:r>
+        <w:t>비교</w:t>
+      </w:r>
+      <w:r>
+        <w:t>, 30</w:t>
+      </w:r>
+      <w:r>
+        <w:t>초</w:t>
+      </w:r>
+      <w:r>
+        <w:t>·60</w:t>
+      </w:r>
+      <w:r>
+        <w:t>초</w:t>
+      </w:r>
+      <w:r>
+        <w:t xml:space="preserve"> </w:t>
+      </w:r>
+      <w:r>
+        <w:t>녹화</w:t>
+      </w:r>
+      <w:r>
+        <w:t>·</w:t>
+      </w:r>
+      <w:r>
+        <w:t>분석과</w:t>
+      </w:r>
+      <w:r>
+        <w:t xml:space="preserve"> </w:t>
+      </w:r>
+      <w:r>
+        <w:t>취소</w:t>
+      </w:r>
+      <w:r>
+        <w:t xml:space="preserve"> </w:t>
+      </w:r>
+      <w:r>
+        <w:t>검사를</w:t>
+      </w:r>
+      <w:r>
+        <w:t xml:space="preserve"> </w:t>
+      </w:r>
+      <w:r>
+        <w:t>통과했다</w:t>
+      </w:r>
+      <w:r>
+        <w:t xml:space="preserve">. </w:t>
+      </w:r>
+      <w:r>
+        <w:t>의미분할</w:t>
+      </w:r>
+      <w:r>
+        <w:t xml:space="preserve"> </w:t>
+      </w:r>
+      <w:r>
+        <w:t>모델의</w:t>
+      </w:r>
+      <w:r>
+        <w:t xml:space="preserve"> </w:t>
+      </w:r>
+      <w:r>
+        <w:t>공개</w:t>
+      </w:r>
+      <w:r>
+        <w:t xml:space="preserve"> </w:t>
+      </w:r>
+      <w:r>
+        <w:t>배포</w:t>
+      </w:r>
+      <w:r>
+        <w:t xml:space="preserve"> </w:t>
+      </w:r>
+      <w:r>
+        <w:t>라이선스와</w:t>
+      </w:r>
+      <w:r>
+        <w:t xml:space="preserve"> Galaxy S25+ </w:t>
+      </w:r>
+      <w:r>
+        <w:t>성능</w:t>
+      </w:r>
+      <w:r>
+        <w:t xml:space="preserve"> </w:t>
+      </w:r>
+      <w:r>
+        <w:t>확인을</w:t>
+      </w:r>
+      <w:r>
+        <w:t xml:space="preserve"> </w:t>
+      </w:r>
+      <w:r>
+        <w:t>거쳐</w:t>
+      </w:r>
+      <w:r>
+        <w:t xml:space="preserve"> </w:t>
+      </w:r>
+      <w:r>
+        <w:t>제품에</w:t>
+      </w:r>
+      <w:r>
+        <w:t xml:space="preserve"> </w:t>
+      </w:r>
+      <w:r>
+        <w:t>통합한다</w:t>
+      </w:r>
+      <w:r>
+        <w:t xml:space="preserve">. </w:t>
+      </w:r>
+      <w:r>
+        <w:t>실제</w:t>
+      </w:r>
+      <w:r>
+        <w:t xml:space="preserve"> </w:t>
+      </w:r>
+      <w:r>
+        <w:t>주행</w:t>
+      </w:r>
+      <w:r>
+        <w:t xml:space="preserve"> 6</w:t>
+      </w:r>
+      <w:r>
+        <w:t>개의</w:t>
+      </w:r>
+      <w:r>
+        <w:t xml:space="preserve"> </w:t>
+      </w:r>
+      <w:r>
+        <w:t>후속</w:t>
+      </w:r>
+      <w:r>
+        <w:t xml:space="preserve"> </w:t>
+      </w:r>
+      <w:hyperlink r:id="rId22">
+        <w:r>
+          <w:rPr>
+            <w:color w:val="245C7A"/>
+          </w:rPr>
+          <w:t>90</w:t>
+        </w:r>
+        <w:r>
+          <w:rPr>
+            <w:color w:val="245C7A"/>
+          </w:rPr>
+          <w:t>초</w:t>
+        </w:r>
+        <w:r>
+          <w:rPr>
+            <w:color w:val="245C7A"/>
+          </w:rPr>
+          <w:t xml:space="preserve"> </w:t>
+        </w:r>
+        <w:r>
+          <w:rPr>
+            <w:color w:val="245C7A"/>
+          </w:rPr>
+          <w:t>시연</w:t>
+        </w:r>
+      </w:hyperlink>
+      <w:r>
+        <w:t>은</w:t>
+      </w:r>
+      <w:r>
+        <w:t xml:space="preserve"> 326</w:t>
+      </w:r>
+      <w:r>
+        <w:t>개</w:t>
+      </w:r>
+      <w:r>
+        <w:t xml:space="preserve"> </w:t>
+      </w:r>
+      <w:r>
+        <w:t>관측</w:t>
+      </w:r>
+      <w:r>
+        <w:t xml:space="preserve"> </w:t>
+      </w:r>
+      <w:r>
+        <w:t>프레임의</w:t>
+      </w:r>
+      <w:r>
+        <w:t xml:space="preserve"> </w:t>
+      </w:r>
+      <w:r>
+        <w:t>영역별</w:t>
+      </w:r>
+      <w:r>
+        <w:t xml:space="preserve"> </w:t>
+      </w:r>
+      <w:r>
+        <w:t>기여와</w:t>
+      </w:r>
+      <w:r>
+        <w:t xml:space="preserve"> </w:t>
+      </w:r>
+      <w:r>
+        <w:t>구간</w:t>
+      </w:r>
+      <w:r>
+        <w:t xml:space="preserve"> </w:t>
+      </w:r>
+      <w:r>
+        <w:t>결과를</w:t>
+      </w:r>
+      <w:r>
+        <w:t xml:space="preserve"> </w:t>
+      </w:r>
+      <w:r>
+        <w:t>보여준다</w:t>
+      </w:r>
+      <w:r>
+        <w:t>.</w:t>
+      </w:r>
+    </w:p>
+    <w:p>
+      <w:r>
         <w:t>0.3.0</w:t>
       </w:r>
       <w:r>
@@ -16950,7 +17548,7 @@
       <w:r>
         <w:t xml:space="preserve">. </w:t>
       </w:r>
-      <w:hyperlink r:id="rId21">
+      <w:hyperlink r:id="rId23">
         <w:r>
           <w:rPr>
             <w:color w:val="245C7A"/>
@@ -18669,7 +19267,7 @@
       <w:r>
         <w:t xml:space="preserve">1. </w:t>
       </w:r>
-      <w:hyperlink r:id="rId22">
+      <w:hyperlink r:id="rId24">
         <w:r>
           <w:rPr>
             <w:color w:val="245C7A"/>
@@ -18718,7 +19316,7 @@
       <w:r>
         <w:t xml:space="preserve">2. </w:t>
       </w:r>
-      <w:hyperlink r:id="rId23">
+      <w:hyperlink r:id="rId25">
         <w:r>
           <w:rPr>
             <w:color w:val="245C7A"/>
@@ -18779,7 +19377,7 @@
       <w:r>
         <w:t xml:space="preserve">3. </w:t>
       </w:r>
-      <w:hyperlink r:id="rId24">
+      <w:hyperlink r:id="rId26">
         <w:r>
           <w:rPr>
             <w:color w:val="245C7A"/>
@@ -18802,7 +19400,7 @@
       <w:r>
         <w:t xml:space="preserve"> </w:t>
       </w:r>
-      <w:hyperlink r:id="rId25">
+      <w:hyperlink r:id="rId27">
         <w:r>
           <w:rPr>
             <w:color w:val="245C7A"/>
@@ -18851,7 +19449,7 @@
       <w:r>
         <w:t xml:space="preserve">4. </w:t>
       </w:r>
-      <w:hyperlink r:id="rId26">
+      <w:hyperlink r:id="rId28">
         <w:r>
           <w:rPr>
             <w:color w:val="245C7A"/>
@@ -18936,7 +19534,7 @@
       <w:r>
         <w:t xml:space="preserve">5. </w:t>
       </w:r>
-      <w:hyperlink r:id="rId27">
+      <w:hyperlink r:id="rId29">
         <w:r>
           <w:rPr>
             <w:color w:val="245C7A"/>
@@ -18991,7 +19589,7 @@
       <w:r>
         <w:t xml:space="preserve">6. </w:t>
       </w:r>
-      <w:hyperlink r:id="rId28">
+      <w:hyperlink r:id="rId30">
         <w:r>
           <w:rPr>
             <w:color w:val="245C7A"/>
@@ -19052,7 +19650,7 @@
       <w:r>
         <w:t xml:space="preserve">7. </w:t>
       </w:r>
-      <w:hyperlink r:id="rId29">
+      <w:hyperlink r:id="rId31">
         <w:r>
           <w:rPr>
             <w:color w:val="245C7A"/>
@@ -19131,7 +19729,7 @@
       <w:r>
         <w:t xml:space="preserve">8. </w:t>
       </w:r>
-      <w:hyperlink r:id="rId30">
+      <w:hyperlink r:id="rId32">
         <w:r>
           <w:rPr>
             <w:color w:val="245C7A"/>
@@ -19198,7 +19796,7 @@
       <w:r>
         <w:t xml:space="preserve">9. </w:t>
       </w:r>
-      <w:hyperlink r:id="rId31">
+      <w:hyperlink r:id="rId33">
         <w:r>
           <w:rPr>
             <w:color w:val="245C7A"/>
@@ -19307,7 +19905,7 @@
       <w:r>
         <w:t xml:space="preserve">10. </w:t>
       </w:r>
-      <w:hyperlink r:id="rId32">
+      <w:hyperlink r:id="rId34">
         <w:r>
           <w:rPr>
             <w:color w:val="245C7A"/>
@@ -19386,7 +19984,7 @@
       <w:r>
         <w:t xml:space="preserve">11. </w:t>
       </w:r>
-      <w:hyperlink r:id="rId33">
+      <w:hyperlink r:id="rId35">
         <w:r>
           <w:rPr>
             <w:color w:val="245C7A"/>
@@ -19507,8 +20105,8 @@
       </w:r>
     </w:p>
     <w:sectPr>
-      <w:headerReference w:type="default" r:id="rId34"/>
-      <w:footerReference w:type="default" r:id="rId35"/>
+      <w:headerReference w:type="default" r:id="rId36"/>
+      <w:footerReference w:type="default" r:id="rId37"/>
       <w:pgSz w:w="12240" w:h="15840"/>
       <w:pgMar w:top="979" w:right="1080" w:bottom="936" w:left="1080" w:header="432" w:footer="432" w:gutter="0"/>
       <w:cols w:space="720"/>
@@ -19791,31 +20389,31 @@
       </w:rPr>
     </w:lvl>
   </w:abstractNum>
-  <w:num w:numId="1" w16cid:durableId="1141533127">
+  <w:num w:numId="1" w16cid:durableId="913704582">
     <w:abstractNumId w:val="8"/>
   </w:num>
-  <w:num w:numId="2" w16cid:durableId="327560512">
+  <w:num w:numId="2" w16cid:durableId="1922255583">
     <w:abstractNumId w:val="6"/>
   </w:num>
-  <w:num w:numId="3" w16cid:durableId="1675106807">
+  <w:num w:numId="3" w16cid:durableId="1226648755">
     <w:abstractNumId w:val="5"/>
   </w:num>
-  <w:num w:numId="4" w16cid:durableId="666786815">
+  <w:num w:numId="4" w16cid:durableId="412893434">
     <w:abstractNumId w:val="4"/>
   </w:num>
-  <w:num w:numId="5" w16cid:durableId="1826700898">
+  <w:num w:numId="5" w16cid:durableId="1594897581">
     <w:abstractNumId w:val="7"/>
   </w:num>
-  <w:num w:numId="6" w16cid:durableId="1889141733">
+  <w:num w:numId="6" w16cid:durableId="493224408">
     <w:abstractNumId w:val="3"/>
   </w:num>
-  <w:num w:numId="7" w16cid:durableId="1296521196">
+  <w:num w:numId="7" w16cid:durableId="1400715031">
     <w:abstractNumId w:val="2"/>
   </w:num>
-  <w:num w:numId="8" w16cid:durableId="628635525">
+  <w:num w:numId="8" w16cid:durableId="1439762511">
     <w:abstractNumId w:val="1"/>
   </w:num>
-  <w:num w:numId="9" w16cid:durableId="2026590606">
+  <w:num w:numId="9" w16cid:durableId="1258977063">
     <w:abstractNumId w:val="0"/>
   </w:num>
 </w:numbering>

--- a/docs/product/DrivingMood-Design.docx
+++ b/docs/product/DrivingMood-Design.docx
@@ -113,7 +113,7 @@
         <w:t>앱</w:t>
       </w:r>
       <w:r>
-        <w:t xml:space="preserve"> 0.3.0 · </w:t>
+        <w:t xml:space="preserve"> 0.3.1 · </w:t>
       </w:r>
       <w:r>
         <w:t>제품</w:t>
@@ -828,7 +828,7 @@
                 <w:color w:val="FFFFFF"/>
                 <w:sz w:val="20"/>
               </w:rPr>
-              <w:t xml:space="preserve"> 0.3.0</w:t>
+              <w:t xml:space="preserve"> 0.3.1</w:t>
             </w:r>
           </w:p>
         </w:tc>
@@ -1862,7 +1862,7 @@
           <w:noProof/>
         </w:rPr>
         <w:drawing>
-          <wp:inline distT="0" distB="0" distL="0" distR="0" wp14:anchorId="3F01187F" wp14:editId="281583E0">
+          <wp:inline distT="0" distB="0" distL="0" distR="0" wp14:anchorId="74D26E72" wp14:editId="47E40DF0">
             <wp:extent cx="6400800" cy="3120390"/>
             <wp:effectExtent l="0" t="0" r="0" b="0"/>
             <wp:docPr id="1" name="Picture 1"/>
@@ -3856,7 +3856,7 @@
           <w:noProof/>
         </w:rPr>
         <w:drawing>
-          <wp:inline distT="0" distB="0" distL="0" distR="0" wp14:anchorId="5C70E3A4" wp14:editId="71D9FE6A">
+          <wp:inline distT="0" distB="0" distL="0" distR="0" wp14:anchorId="12F79A37" wp14:editId="3FE3E448">
             <wp:extent cx="6400800" cy="2221454"/>
             <wp:effectExtent l="0" t="0" r="0" b="0"/>
             <wp:docPr id="2" name="Picture 2"/>
@@ -3939,7 +3939,7 @@
     </w:p>
     <w:p>
       <w:r>
-        <w:t>0.3.0</w:t>
+        <w:t>0.3.1</w:t>
       </w:r>
       <w:r>
         <w:t>은</w:t>
@@ -6200,7 +6200,7 @@
               <w:rPr>
                 <w:sz w:val="20"/>
               </w:rPr>
-              <w:t>0.3.0 APK</w:t>
+              <w:t>0.3.1 APK</w:t>
             </w:r>
           </w:p>
         </w:tc>
@@ -6476,31 +6476,25 @@
               <w:rPr>
                 <w:sz w:val="20"/>
               </w:rPr>
-              <w:t>데스크톱</w:t>
-            </w:r>
-            <w:r>
-              <w:rPr>
-                <w:sz w:val="20"/>
-              </w:rPr>
-              <w:t xml:space="preserve"> </w:t>
-            </w:r>
-            <w:r>
-              <w:rPr>
-                <w:sz w:val="20"/>
-              </w:rPr>
-              <w:t>예비</w:t>
-            </w:r>
-            <w:r>
-              <w:rPr>
-                <w:sz w:val="20"/>
-              </w:rPr>
-              <w:t xml:space="preserve"> </w:t>
-            </w:r>
-            <w:r>
-              <w:rPr>
-                <w:sz w:val="20"/>
-              </w:rPr>
-              <w:t>비교</w:t>
+              <w:t>320 ORT</w:t>
+            </w:r>
+            <w:r>
+              <w:rPr>
+                <w:sz w:val="20"/>
+              </w:rPr>
+              <w:t>로</w:t>
+            </w:r>
+            <w:r>
+              <w:rPr>
+                <w:sz w:val="20"/>
+              </w:rPr>
+              <w:t xml:space="preserve"> 0.3.1 APK </w:t>
+            </w:r>
+            <w:r>
+              <w:rPr>
+                <w:sz w:val="20"/>
+              </w:rPr>
+              <w:t>통합</w:t>
             </w:r>
           </w:p>
         </w:tc>
@@ -7042,19 +7036,268 @@
     </w:p>
     <w:p>
       <w:r>
-        <w:t>모바일</w:t>
-      </w:r>
-      <w:r>
-        <w:t xml:space="preserve"> </w:t>
-      </w:r>
-      <w:r>
-        <w:t>전환에서는</w:t>
-      </w:r>
-      <w:r>
-        <w:t xml:space="preserve"> </w:t>
-      </w:r>
-      <w:r>
-        <w:t>가중치</w:t>
+        <w:t xml:space="preserve">ADE20K </w:t>
+      </w:r>
+      <w:r>
+        <w:t>모델은</w:t>
+      </w:r>
+      <w:r>
+        <w:t xml:space="preserve"> </w:t>
+      </w:r>
+      <w:r>
+        <w:t>건물</w:t>
+      </w:r>
+      <w:r>
+        <w:t>·</w:t>
+      </w:r>
+      <w:r>
+        <w:t>창문</w:t>
+      </w:r>
+      <w:r>
+        <w:t>·</w:t>
+      </w:r>
+      <w:r>
+        <w:t>간판</w:t>
+      </w:r>
+      <w:r>
+        <w:t>·</w:t>
+      </w:r>
+      <w:r>
+        <w:t>사람</w:t>
+      </w:r>
+      <w:r>
+        <w:t>·</w:t>
+      </w:r>
+      <w:r>
+        <w:t>차량</w:t>
+      </w:r>
+      <w:r>
+        <w:t xml:space="preserve"> </w:t>
+      </w:r>
+      <w:r>
+        <w:t>등</w:t>
+      </w:r>
+      <w:r>
+        <w:t xml:space="preserve"> </w:t>
+      </w:r>
+      <w:r>
+        <w:t>이</w:t>
+      </w:r>
+      <w:r>
+        <w:t xml:space="preserve"> </w:t>
+      </w:r>
+      <w:r>
+        <w:t>프로젝트가</w:t>
+      </w:r>
+      <w:r>
+        <w:t xml:space="preserve"> </w:t>
+      </w:r>
+      <w:r>
+        <w:t>활용하는</w:t>
+      </w:r>
+      <w:r>
+        <w:t xml:space="preserve"> </w:t>
+      </w:r>
+      <w:r>
+        <w:t>장면</w:t>
+      </w:r>
+      <w:r>
+        <w:t xml:space="preserve"> </w:t>
+      </w:r>
+      <w:r>
+        <w:t>종류를</w:t>
+      </w:r>
+      <w:r>
+        <w:t xml:space="preserve"> </w:t>
+      </w:r>
+      <w:r>
+        <w:t>함께</w:t>
+      </w:r>
+      <w:r>
+        <w:t xml:space="preserve"> </w:t>
+      </w:r>
+      <w:r>
+        <w:t>제공한다</w:t>
+      </w:r>
+      <w:r>
+        <w:t xml:space="preserve">. </w:t>
+      </w:r>
+      <w:r>
+        <w:t>단순</w:t>
+      </w:r>
+      <w:r>
+        <w:t xml:space="preserve"> </w:t>
+      </w:r>
+      <w:r>
+        <w:t>도로</w:t>
+      </w:r>
+      <w:r>
+        <w:t xml:space="preserve"> </w:t>
+      </w:r>
+      <w:r>
+        <w:t>분할보다</w:t>
+      </w:r>
+      <w:r>
+        <w:t xml:space="preserve"> </w:t>
+      </w:r>
+      <w:r>
+        <w:t>도시</w:t>
+      </w:r>
+      <w:r>
+        <w:t xml:space="preserve"> </w:t>
+      </w:r>
+      <w:r>
+        <w:t>조명의</w:t>
+      </w:r>
+      <w:r>
+        <w:t xml:space="preserve"> </w:t>
+      </w:r>
+      <w:r>
+        <w:t>위치를</w:t>
+      </w:r>
+      <w:r>
+        <w:t xml:space="preserve"> </w:t>
+      </w:r>
+      <w:r>
+        <w:t>찾는</w:t>
+      </w:r>
+      <w:r>
+        <w:t xml:space="preserve"> </w:t>
+      </w:r>
+      <w:r>
+        <w:t>목적에</w:t>
+      </w:r>
+      <w:r>
+        <w:t xml:space="preserve"> </w:t>
+      </w:r>
+      <w:r>
+        <w:t>잘</w:t>
+      </w:r>
+      <w:r>
+        <w:t xml:space="preserve"> </w:t>
+      </w:r>
+      <w:r>
+        <w:t>맞아</w:t>
+      </w:r>
+      <w:r>
+        <w:t xml:space="preserve"> </w:t>
+      </w:r>
+      <w:r>
+        <w:t>선택했다</w:t>
+      </w:r>
+      <w:r>
+        <w:t>. 0.3.1</w:t>
+      </w:r>
+      <w:r>
+        <w:t>은</w:t>
+      </w:r>
+      <w:r>
+        <w:t xml:space="preserve"> 320 </w:t>
+      </w:r>
+      <w:r>
+        <w:t>입력과</w:t>
+      </w:r>
+      <w:r>
+        <w:t xml:space="preserve"> uint8 </w:t>
+      </w:r>
+      <w:r>
+        <w:t>클래스맵</w:t>
+      </w:r>
+      <w:r>
+        <w:t xml:space="preserve"> </w:t>
+      </w:r>
+      <w:r>
+        <w:t>출력을</w:t>
+      </w:r>
+      <w:r>
+        <w:t xml:space="preserve"> </w:t>
+      </w:r>
+      <w:r>
+        <w:t>사용하며</w:t>
+      </w:r>
+      <w:r>
+        <w:t xml:space="preserve">, </w:t>
+      </w:r>
+      <w:r>
+        <w:t>색과</w:t>
+      </w:r>
+      <w:r>
+        <w:t xml:space="preserve"> </w:t>
+      </w:r>
+      <w:r>
+        <w:t>면적은</w:t>
+      </w:r>
+      <w:r>
+        <w:t xml:space="preserve"> </w:t>
+      </w:r>
+      <w:r>
+        <w:t>동일한</w:t>
+      </w:r>
+      <w:r>
+        <w:t xml:space="preserve"> RGB</w:t>
+      </w:r>
+      <w:r>
+        <w:t>에서</w:t>
+      </w:r>
+      <w:r>
+        <w:t xml:space="preserve"> </w:t>
+      </w:r>
+      <w:r>
+        <w:t>별도</w:t>
+      </w:r>
+      <w:r>
+        <w:t xml:space="preserve"> </w:t>
+      </w:r>
+      <w:r>
+        <w:t>측정한다</w:t>
+      </w:r>
+      <w:r>
+        <w:t xml:space="preserve">. </w:t>
+      </w:r>
+      <w:r>
+        <w:t>큰</w:t>
+      </w:r>
+      <w:r>
+        <w:t xml:space="preserve"> </w:t>
+      </w:r>
+      <w:r>
+        <w:t>내부</w:t>
+      </w:r>
+      <w:r>
+        <w:t xml:space="preserve"> </w:t>
+      </w:r>
+      <w:r>
+        <w:t>텐서가</w:t>
+      </w:r>
+      <w:r>
+        <w:t xml:space="preserve"> </w:t>
+      </w:r>
+      <w:r>
+        <w:t>생길</w:t>
+      </w:r>
+      <w:r>
+        <w:t xml:space="preserve"> </w:t>
+      </w:r>
+      <w:r>
+        <w:t>수</w:t>
+      </w:r>
+      <w:r>
+        <w:t xml:space="preserve"> </w:t>
+      </w:r>
+      <w:r>
+        <w:t>있으므로</w:t>
+      </w:r>
+      <w:r>
+        <w:t xml:space="preserve"> </w:t>
+      </w:r>
+      <w:r>
+        <w:t>모델</w:t>
+      </w:r>
+      <w:r>
+        <w:t xml:space="preserve"> </w:t>
+      </w:r>
+      <w:r>
+        <w:t>파일</w:t>
       </w:r>
       <w:r>
         <w:t xml:space="preserve"> </w:t>
@@ -7066,97 +7309,25 @@
         <w:t xml:space="preserve"> </w:t>
       </w:r>
       <w:r>
+        <w:t>실제</w:t>
+      </w:r>
+      <w:r>
+        <w:t xml:space="preserve"> </w:t>
+      </w:r>
+      <w:r>
+        <w:t>메모리를</w:t>
+      </w:r>
+      <w:r>
+        <w:t xml:space="preserve"> </w:t>
+      </w:r>
+      <w:r>
         <w:t>함께</w:t>
       </w:r>
       <w:r>
         <w:t xml:space="preserve"> </w:t>
       </w:r>
       <w:r>
-        <w:t>출력</w:t>
-      </w:r>
-      <w:r>
-        <w:t xml:space="preserve"> </w:t>
-      </w:r>
-      <w:r>
-        <w:t>텐서</w:t>
-      </w:r>
-      <w:r>
-        <w:t>·</w:t>
-      </w:r>
-      <w:r>
-        <w:t>후처리</w:t>
-      </w:r>
-      <w:r>
-        <w:t xml:space="preserve"> </w:t>
-      </w:r>
-      <w:r>
-        <w:t>메모리를</w:t>
-      </w:r>
-      <w:r>
-        <w:t xml:space="preserve"> </w:t>
-      </w:r>
-      <w:r>
         <w:t>평가한다</w:t>
-      </w:r>
-      <w:r>
-        <w:t>. ADE20K</w:t>
-      </w:r>
-      <w:r>
-        <w:t>의</w:t>
-      </w:r>
-      <w:r>
-        <w:t xml:space="preserve"> 640×640×150 FP32 </w:t>
-      </w:r>
-      <w:r>
-        <w:t>출력은</w:t>
-      </w:r>
-      <w:r>
-        <w:t xml:space="preserve"> </w:t>
-      </w:r>
-      <w:r>
-        <w:t>약</w:t>
-      </w:r>
-      <w:r>
-        <w:t xml:space="preserve"> 234.4 MiB</w:t>
-      </w:r>
-      <w:r>
-        <w:t>이므로</w:t>
-      </w:r>
-      <w:r>
-        <w:t xml:space="preserve">, </w:t>
-      </w:r>
-      <w:r>
-        <w:t>후처리</w:t>
-      </w:r>
-      <w:r>
-        <w:t xml:space="preserve"> </w:t>
-      </w:r>
-      <w:r>
-        <w:t>결합</w:t>
-      </w:r>
-      <w:r>
-        <w:t>·</w:t>
-      </w:r>
-      <w:r>
-        <w:t>해상도</w:t>
-      </w:r>
-      <w:r>
-        <w:t>·</w:t>
-      </w:r>
-      <w:r>
-        <w:t>양자화를</w:t>
-      </w:r>
-      <w:r>
-        <w:t xml:space="preserve"> </w:t>
-      </w:r>
-      <w:r>
-        <w:t>함께</w:t>
-      </w:r>
-      <w:r>
-        <w:t xml:space="preserve"> </w:t>
-      </w:r>
-      <w:r>
-        <w:t>검토한다</w:t>
       </w:r>
       <w:r>
         <w:t>.</w:t>
@@ -7236,73 +7407,169 @@
         <w:t>·</w:t>
       </w:r>
       <w:r>
-        <w:t>발열</w:t>
+        <w:t>발열과</w:t>
+      </w:r>
+      <w:r>
+        <w:t xml:space="preserve"> </w:t>
+      </w:r>
+      <w:r>
+        <w:t>변환</w:t>
+      </w:r>
+      <w:r>
+        <w:t xml:space="preserve"> </w:t>
+      </w:r>
+      <w:r>
+        <w:t>가능성이다</w:t>
+      </w:r>
+      <w:r>
+        <w:t xml:space="preserve">. </w:t>
+      </w:r>
+      <w:r>
+        <w:t>앱</w:t>
+      </w:r>
+      <w:r>
+        <w:t xml:space="preserve"> </w:t>
+      </w:r>
+      <w:r>
+        <w:t>소스와</w:t>
+      </w:r>
+      <w:r>
+        <w:t xml:space="preserve"> </w:t>
+      </w:r>
+      <w:r>
+        <w:t>모델</w:t>
+      </w:r>
+      <w:r>
+        <w:t xml:space="preserve"> </w:t>
+      </w:r>
+      <w:r>
+        <w:t>고지는</w:t>
+      </w:r>
+      <w:r>
+        <w:t xml:space="preserve"> AGPL-3.0 </w:t>
+      </w:r>
+      <w:r>
+        <w:t>조건으로</w:t>
+      </w:r>
+      <w:r>
+        <w:t xml:space="preserve"> </w:t>
+      </w:r>
+      <w:r>
+        <w:t>공개하며</w:t>
       </w:r>
       <w:r>
         <w:t xml:space="preserve">, </w:t>
       </w:r>
       <w:r>
+        <w:t>원본</w:t>
+      </w:r>
+      <w:r>
+        <w:t xml:space="preserve"> </w:t>
+      </w:r>
+      <w:r>
+        <w:t>가중치와</w:t>
+      </w:r>
+      <w:r>
+        <w:t xml:space="preserve"> </w:t>
+      </w:r>
+      <w:r>
         <w:t>변환</w:t>
       </w:r>
       <w:r>
         <w:t xml:space="preserve"> </w:t>
       </w:r>
       <w:r>
-        <w:t>가능성과</w:t>
-      </w:r>
-      <w:r>
-        <w:t xml:space="preserve"> </w:t>
-      </w:r>
-      <w:r>
-        <w:t>라이선스다</w:t>
-      </w:r>
-      <w:r>
-        <w:t xml:space="preserve">. Ultralytics </w:t>
-      </w:r>
-      <w:r>
-        <w:t>후보의</w:t>
-      </w:r>
-      <w:r>
-        <w:t xml:space="preserve"> AGPL </w:t>
-      </w:r>
-      <w:r>
-        <w:t>또는</w:t>
-      </w:r>
-      <w:r>
-        <w:t xml:space="preserve"> </w:t>
-      </w:r>
-      <w:r>
-        <w:t>상용</w:t>
-      </w:r>
-      <w:r>
-        <w:t xml:space="preserve"> </w:t>
-      </w:r>
-      <w:r>
-        <w:t>조건을</w:t>
-      </w:r>
-      <w:r>
-        <w:t xml:space="preserve"> </w:t>
-      </w:r>
-      <w:r>
-        <w:t>적용</w:t>
-      </w:r>
-      <w:r>
-        <w:t xml:space="preserve"> </w:t>
-      </w:r>
-      <w:r>
-        <w:t>범위에</w:t>
-      </w:r>
-      <w:r>
-        <w:t xml:space="preserve"> </w:t>
-      </w:r>
-      <w:r>
-        <w:t>맞춰</w:t>
-      </w:r>
-      <w:r>
-        <w:t xml:space="preserve"> </w:t>
-      </w:r>
-      <w:r>
-        <w:t>확인한다</w:t>
+        <w:t>소스를</w:t>
+      </w:r>
+      <w:r>
+        <w:t xml:space="preserve"> </w:t>
+      </w:r>
+      <w:r>
+        <w:t>함께</w:t>
+      </w:r>
+      <w:r>
+        <w:t xml:space="preserve"> </w:t>
+      </w:r>
+      <w:r>
+        <w:t>제공한다</w:t>
+      </w:r>
+      <w:r>
+        <w:t xml:space="preserve">. </w:t>
+      </w:r>
+      <w:r>
+        <w:t>현재</w:t>
+      </w:r>
+      <w:r>
+        <w:t xml:space="preserve"> </w:t>
+      </w:r>
+      <w:r>
+        <w:t>가중치는</w:t>
+      </w:r>
+      <w:r>
+        <w:t xml:space="preserve"> </w:t>
+      </w:r>
+      <w:r>
+        <w:t>공식</w:t>
+      </w:r>
+      <w:r>
+        <w:t xml:space="preserve"> </w:t>
+      </w:r>
+      <w:r>
+        <w:t>사전학습</w:t>
+      </w:r>
+      <w:r>
+        <w:t xml:space="preserve"> </w:t>
+      </w:r>
+      <w:r>
+        <w:t>모델이며</w:t>
+      </w:r>
+      <w:r>
+        <w:t xml:space="preserve"> </w:t>
+      </w:r>
+      <w:r>
+        <w:t>프로젝트</w:t>
+      </w:r>
+      <w:r>
+        <w:t xml:space="preserve"> </w:t>
+      </w:r>
+      <w:r>
+        <w:t>장면의</w:t>
+      </w:r>
+      <w:r>
+        <w:t xml:space="preserve"> </w:t>
+      </w:r>
+      <w:r>
+        <w:t>파인튜닝은</w:t>
+      </w:r>
+      <w:r>
+        <w:t xml:space="preserve"> </w:t>
+      </w:r>
+      <w:r>
+        <w:t>별도</w:t>
+      </w:r>
+      <w:r>
+        <w:t xml:space="preserve"> </w:t>
+      </w:r>
+      <w:r>
+        <w:t>학습</w:t>
+      </w:r>
+      <w:r>
+        <w:t>·</w:t>
+      </w:r>
+      <w:r>
+        <w:t>평가</w:t>
+      </w:r>
+      <w:r>
+        <w:t xml:space="preserve"> </w:t>
+      </w:r>
+      <w:r>
+        <w:t>단계로</w:t>
+      </w:r>
+      <w:r>
+        <w:t xml:space="preserve"> </w:t>
+      </w:r>
+      <w:r>
+        <w:t>진행한다</w:t>
       </w:r>
       <w:r>
         <w:t>.</w:t>
@@ -11372,7 +11639,7 @@
     </w:p>
     <w:p>
       <w:r>
-        <w:t>0.3.0</w:t>
+        <w:t>0.3.1</w:t>
       </w:r>
       <w:r>
         <w:t>은</w:t>
@@ -11405,31 +11672,25 @@
         <w:t xml:space="preserve"> </w:t>
       </w:r>
       <w:r>
-        <w:t>실제</w:t>
-      </w:r>
-      <w:r>
-        <w:t xml:space="preserve"> </w:t>
-      </w:r>
-      <w:r>
-        <w:t>픽셀</w:t>
-      </w:r>
-      <w:r>
-        <w:t xml:space="preserve"> </w:t>
-      </w:r>
-      <w:r>
-        <w:t>분포</w:t>
-      </w:r>
-      <w:r>
-        <w:t xml:space="preserve">, </w:t>
-      </w:r>
-      <w:r>
-        <w:t>요소별</w:t>
-      </w:r>
-      <w:r>
-        <w:t xml:space="preserve"> </w:t>
-      </w:r>
-      <w:r>
-        <w:t>기여를</w:t>
+        <w:t>의미분할</w:t>
+      </w:r>
+      <w:r>
+        <w:t xml:space="preserve"> </w:t>
+      </w:r>
+      <w:r>
+        <w:t>보조</w:t>
+      </w:r>
+      <w:r>
+        <w:t xml:space="preserve"> </w:t>
+      </w:r>
+      <w:r>
+        <w:t>관측을</w:t>
+      </w:r>
+      <w:r>
+        <w:t xml:space="preserve"> </w:t>
+      </w:r>
+      <w:r>
+        <w:t>모바일에</w:t>
       </w:r>
       <w:r>
         <w:t xml:space="preserve"> </w:t>
@@ -11453,43 +11714,19 @@
         <w:t xml:space="preserve"> </w:t>
       </w:r>
       <w:r>
-        <w:t>작은</w:t>
-      </w:r>
-      <w:r>
-        <w:t xml:space="preserve"> </w:t>
-      </w:r>
-      <w:r>
-        <w:t>간판</w:t>
-      </w:r>
-      <w:r>
-        <w:t>·</w:t>
-      </w:r>
-      <w:r>
-        <w:t>넓은</w:t>
-      </w:r>
-      <w:r>
-        <w:t xml:space="preserve"> </w:t>
-      </w:r>
-      <w:r>
-        <w:t>조명</w:t>
-      </w:r>
-      <w:r>
-        <w:t xml:space="preserve"> </w:t>
-      </w:r>
-      <w:r>
-        <w:t>관측의</w:t>
-      </w:r>
-      <w:r>
-        <w:t xml:space="preserve"> </w:t>
-      </w:r>
-      <w:r>
-        <w:t>모바일</w:t>
-      </w:r>
-      <w:r>
-        <w:t xml:space="preserve"> </w:t>
-      </w:r>
-      <w:r>
-        <w:t>적용과</w:t>
+        <w:t>프로젝트</w:t>
+      </w:r>
+      <w:r>
+        <w:t xml:space="preserve"> </w:t>
+      </w:r>
+      <w:r>
+        <w:t>장면의</w:t>
+      </w:r>
+      <w:r>
+        <w:t xml:space="preserve"> </w:t>
+      </w:r>
+      <w:r>
+        <w:t>파인튜닝과</w:t>
       </w:r>
       <w:r>
         <w:t xml:space="preserve"> </w:t>
@@ -15660,7 +15897,7 @@
           <w:noProof/>
         </w:rPr>
         <w:drawing>
-          <wp:inline distT="0" distB="0" distL="0" distR="0" wp14:anchorId="530221AB" wp14:editId="13D26C06">
+          <wp:inline distT="0" distB="0" distL="0" distR="0" wp14:anchorId="24B96FC1" wp14:editId="79011188">
             <wp:extent cx="6400800" cy="3600450"/>
             <wp:effectExtent l="0" t="0" r="0" b="0"/>
             <wp:docPr id="3" name="Picture 3"/>
@@ -16117,7 +16354,7 @@
           <w:noProof/>
         </w:rPr>
         <w:drawing>
-          <wp:inline distT="0" distB="0" distL="0" distR="0" wp14:anchorId="0A86DFED" wp14:editId="73492DFC">
+          <wp:inline distT="0" distB="0" distL="0" distR="0" wp14:anchorId="390A871E" wp14:editId="63EE5559">
             <wp:extent cx="6400800" cy="6134100"/>
             <wp:effectExtent l="0" t="0" r="0" b="0"/>
             <wp:docPr id="4" name="Picture 4"/>
@@ -16214,7 +16451,7 @@
           <w:noProof/>
         </w:rPr>
         <w:drawing>
-          <wp:inline distT="0" distB="0" distL="0" distR="0" wp14:anchorId="597600CD" wp14:editId="1F0993D0">
+          <wp:inline distT="0" distB="0" distL="0" distR="0" wp14:anchorId="494D342A" wp14:editId="31D6FA43">
             <wp:extent cx="6400800" cy="6134100"/>
             <wp:effectExtent l="0" t="0" r="0" b="0"/>
             <wp:docPr id="5" name="Picture 5"/>
@@ -16305,7 +16542,7 @@
           <w:noProof/>
         </w:rPr>
         <w:drawing>
-          <wp:inline distT="0" distB="0" distL="0" distR="0" wp14:anchorId="4D785626" wp14:editId="1C8DC381">
+          <wp:inline distT="0" distB="0" distL="0" distR="0" wp14:anchorId="1F4BAF5D" wp14:editId="35934027">
             <wp:extent cx="6400800" cy="6134100"/>
             <wp:effectExtent l="0" t="0" r="0" b="0"/>
             <wp:docPr id="6" name="Picture 6"/>
@@ -16390,7 +16627,7 @@
           <w:noProof/>
         </w:rPr>
         <w:drawing>
-          <wp:inline distT="0" distB="0" distL="0" distR="0" wp14:anchorId="0591DB39" wp14:editId="4793C564">
+          <wp:inline distT="0" distB="0" distL="0" distR="0" wp14:anchorId="6D10E8F0" wp14:editId="3CC5380C">
             <wp:extent cx="6400800" cy="3920490"/>
             <wp:effectExtent l="0" t="0" r="0" b="0"/>
             <wp:docPr id="7" name="Picture 7"/>
@@ -16940,7 +17177,7 @@
           <w:noProof/>
         </w:rPr>
         <w:drawing>
-          <wp:inline distT="0" distB="0" distL="0" distR="0" wp14:anchorId="0B086333" wp14:editId="5BD25525">
+          <wp:inline distT="0" distB="0" distL="0" distR="0" wp14:anchorId="7503FDBF" wp14:editId="352A7CFA">
             <wp:extent cx="6400800" cy="2560320"/>
             <wp:effectExtent l="0" t="0" r="0" b="0"/>
             <wp:docPr id="8" name="Picture 8"/>
@@ -17068,22 +17305,40 @@
     </w:p>
     <w:p>
       <w:r>
-        <w:t>별도</w:t>
-      </w:r>
-      <w:r>
-        <w:t xml:space="preserve"> </w:t>
-      </w:r>
-      <w:r>
-        <w:t>후보</w:t>
-      </w:r>
-      <w:r>
-        <w:t xml:space="preserve"> </w:t>
-      </w:r>
-      <w:r>
-        <w:t>앱은</w:t>
-      </w:r>
-      <w:r>
-        <w:t xml:space="preserve"> </w:t>
+        <w:t>의미분할</w:t>
+      </w:r>
+      <w:r>
+        <w:t xml:space="preserve"> </w:t>
+      </w:r>
+      <w:r>
+        <w:t>관측은</w:t>
+      </w:r>
+      <w:r>
+        <w:t xml:space="preserve"> 0.3.1</w:t>
+      </w:r>
+      <w:r>
+        <w:t>의</w:t>
+      </w:r>
+      <w:r>
+        <w:t xml:space="preserve"> </w:t>
+      </w:r>
+      <w:r>
+        <w:t>기본</w:t>
+      </w:r>
+      <w:r>
+        <w:t xml:space="preserve"> </w:t>
+      </w:r>
+      <w:r>
+        <w:t>분석기로</w:t>
+      </w:r>
+      <w:r>
+        <w:t xml:space="preserve"> </w:t>
+      </w:r>
+      <w:r>
+        <w:t>통합했다</w:t>
+      </w:r>
+      <w:r>
+        <w:t xml:space="preserve">. </w:t>
       </w:r>
       <w:r>
         <w:t>자동</w:t>
@@ -17159,66 +17414,6 @@
       </w:r>
       <w:r>
         <w:t>통과했다</w:t>
-      </w:r>
-      <w:r>
-        <w:t xml:space="preserve">. </w:t>
-      </w:r>
-      <w:r>
-        <w:t>의미분할</w:t>
-      </w:r>
-      <w:r>
-        <w:t xml:space="preserve"> </w:t>
-      </w:r>
-      <w:r>
-        <w:t>모델의</w:t>
-      </w:r>
-      <w:r>
-        <w:t xml:space="preserve"> </w:t>
-      </w:r>
-      <w:r>
-        <w:t>공개</w:t>
-      </w:r>
-      <w:r>
-        <w:t xml:space="preserve"> </w:t>
-      </w:r>
-      <w:r>
-        <w:t>배포</w:t>
-      </w:r>
-      <w:r>
-        <w:t xml:space="preserve"> </w:t>
-      </w:r>
-      <w:r>
-        <w:t>라이선스와</w:t>
-      </w:r>
-      <w:r>
-        <w:t xml:space="preserve"> Galaxy S25+ </w:t>
-      </w:r>
-      <w:r>
-        <w:t>성능</w:t>
-      </w:r>
-      <w:r>
-        <w:t xml:space="preserve"> </w:t>
-      </w:r>
-      <w:r>
-        <w:t>확인을</w:t>
-      </w:r>
-      <w:r>
-        <w:t xml:space="preserve"> </w:t>
-      </w:r>
-      <w:r>
-        <w:t>거쳐</w:t>
-      </w:r>
-      <w:r>
-        <w:t xml:space="preserve"> </w:t>
-      </w:r>
-      <w:r>
-        <w:t>제품에</w:t>
-      </w:r>
-      <w:r>
-        <w:t xml:space="preserve"> </w:t>
-      </w:r>
-      <w:r>
-        <w:t>통합한다</w:t>
       </w:r>
       <w:r>
         <w:t xml:space="preserve">. </w:t>
@@ -17330,16 +17525,22 @@
     </w:p>
     <w:p>
       <w:r>
-        <w:t>0.3.0</w:t>
+        <w:t>0.3.1</w:t>
       </w:r>
       <w:r>
         <w:t>은</w:t>
       </w:r>
       <w:r>
-        <w:t xml:space="preserve"> </w:t>
-      </w:r>
-      <w:r>
-        <w:t>자동</w:t>
+        <w:t xml:space="preserve"> Android </w:t>
+      </w:r>
+      <w:r>
+        <w:t>에뮬레이터</w:t>
+      </w:r>
+      <w:r>
+        <w:t xml:space="preserve"> </w:t>
+      </w:r>
+      <w:r>
+        <w:t>녹화</w:t>
       </w:r>
       <w:r>
         <w:t xml:space="preserve"> </w:t>
@@ -17348,31 +17549,43 @@
         <w:t>검사</w:t>
       </w:r>
       <w:r>
-        <w:t xml:space="preserve"> 250</w:t>
+        <w:t xml:space="preserve"> 5</w:t>
       </w:r>
       <w:r>
         <w:t>개와</w:t>
       </w:r>
       <w:r>
-        <w:t xml:space="preserve"> Android </w:t>
-      </w:r>
-      <w:r>
-        <w:t>에뮬레이터</w:t>
-      </w:r>
-      <w:r>
-        <w:t xml:space="preserve"> </w:t>
-      </w:r>
-      <w:r>
-        <w:t>기능</w:t>
-      </w:r>
-      <w:r>
-        <w:t xml:space="preserve"> </w:t>
+        <w:t xml:space="preserve"> </w:t>
+      </w:r>
+      <w:r>
+        <w:t>최종</w:t>
+      </w:r>
+      <w:r>
+        <w:t xml:space="preserve"> </w:t>
+      </w:r>
+      <w:r>
+        <w:t>서명</w:t>
+      </w:r>
+      <w:r>
+        <w:t xml:space="preserve"> APK</w:t>
+      </w:r>
+      <w:r>
+        <w:t>의</w:t>
+      </w:r>
+      <w:r>
+        <w:t xml:space="preserve"> </w:t>
+      </w:r>
+      <w:r>
+        <w:t>구성</w:t>
+      </w:r>
+      <w:r>
+        <w:t xml:space="preserve">·RGB </w:t>
       </w:r>
       <w:r>
         <w:t>검사</w:t>
       </w:r>
       <w:r>
-        <w:t xml:space="preserve"> 5</w:t>
+        <w:t xml:space="preserve"> 2</w:t>
       </w:r>
       <w:r>
         <w:t>개</w:t>
@@ -20389,31 +20602,31 @@
       </w:rPr>
     </w:lvl>
   </w:abstractNum>
-  <w:num w:numId="1" w16cid:durableId="913704582">
+  <w:num w:numId="1" w16cid:durableId="1075786373">
     <w:abstractNumId w:val="8"/>
   </w:num>
-  <w:num w:numId="2" w16cid:durableId="1922255583">
+  <w:num w:numId="2" w16cid:durableId="1446000345">
     <w:abstractNumId w:val="6"/>
   </w:num>
-  <w:num w:numId="3" w16cid:durableId="1226648755">
+  <w:num w:numId="3" w16cid:durableId="37439330">
     <w:abstractNumId w:val="5"/>
   </w:num>
-  <w:num w:numId="4" w16cid:durableId="412893434">
+  <w:num w:numId="4" w16cid:durableId="1026097174">
     <w:abstractNumId w:val="4"/>
   </w:num>
-  <w:num w:numId="5" w16cid:durableId="1594897581">
+  <w:num w:numId="5" w16cid:durableId="1944923819">
     <w:abstractNumId w:val="7"/>
   </w:num>
-  <w:num w:numId="6" w16cid:durableId="493224408">
+  <w:num w:numId="6" w16cid:durableId="7829192">
     <w:abstractNumId w:val="3"/>
   </w:num>
-  <w:num w:numId="7" w16cid:durableId="1400715031">
+  <w:num w:numId="7" w16cid:durableId="1827933836">
     <w:abstractNumId w:val="2"/>
   </w:num>
-  <w:num w:numId="8" w16cid:durableId="1439762511">
+  <w:num w:numId="8" w16cid:durableId="1429235035">
     <w:abstractNumId w:val="1"/>
   </w:num>
-  <w:num w:numId="9" w16cid:durableId="1258977063">
+  <w:num w:numId="9" w16cid:durableId="1155606367">
     <w:abstractNumId w:val="0"/>
   </w:num>
 </w:numbering>

--- a/docs/product/DrivingMood-Design.docx
+++ b/docs/product/DrivingMood-Design.docx
@@ -1862,7 +1862,7 @@
           <w:noProof/>
         </w:rPr>
         <w:drawing>
-          <wp:inline distT="0" distB="0" distL="0" distR="0" wp14:anchorId="74D26E72" wp14:editId="47E40DF0">
+          <wp:inline distT="0" distB="0" distL="0" distR="0" wp14:anchorId="3BCCFECA" wp14:editId="42575C4E">
             <wp:extent cx="6400800" cy="3120390"/>
             <wp:effectExtent l="0" t="0" r="0" b="0"/>
             <wp:docPr id="1" name="Picture 1"/>
@@ -3856,7 +3856,7 @@
           <w:noProof/>
         </w:rPr>
         <w:drawing>
-          <wp:inline distT="0" distB="0" distL="0" distR="0" wp14:anchorId="12F79A37" wp14:editId="3FE3E448">
+          <wp:inline distT="0" distB="0" distL="0" distR="0" wp14:anchorId="2C7CFCC5" wp14:editId="51F9E2A3">
             <wp:extent cx="6400800" cy="2221454"/>
             <wp:effectExtent l="0" t="0" r="0" b="0"/>
             <wp:docPr id="2" name="Picture 2"/>
@@ -7069,31 +7069,223 @@
         <w:t>·</w:t>
       </w:r>
       <w:r>
+        <w:t>차량을</w:t>
+      </w:r>
+      <w:r>
+        <w:t xml:space="preserve"> </w:t>
+      </w:r>
+      <w:r>
+        <w:t>함께</w:t>
+      </w:r>
+      <w:r>
+        <w:t xml:space="preserve"> </w:t>
+      </w:r>
+      <w:r>
+        <w:t>제공한다</w:t>
+      </w:r>
+      <w:r>
+        <w:t xml:space="preserve">. </w:t>
+      </w:r>
+      <w:r>
+        <w:t>창문과</w:t>
+      </w:r>
+      <w:r>
+        <w:t xml:space="preserve"> </w:t>
+      </w:r>
+      <w:r>
+        <w:t>상점</w:t>
+      </w:r>
+      <w:r>
+        <w:t xml:space="preserve"> </w:t>
+      </w:r>
+      <w:r>
+        <w:t>간판의</w:t>
+      </w:r>
+      <w:r>
+        <w:t xml:space="preserve"> </w:t>
+      </w:r>
+      <w:r>
+        <w:t>별도</w:t>
+      </w:r>
+      <w:r>
+        <w:t xml:space="preserve"> </w:t>
+      </w:r>
+      <w:r>
+        <w:t>클래스가</w:t>
+      </w:r>
+      <w:r>
+        <w:t xml:space="preserve"> </w:t>
+      </w:r>
+      <w:r>
+        <w:t>없는</w:t>
+      </w:r>
+      <w:r>
+        <w:t xml:space="preserve"> Cityscapes</w:t>
+      </w:r>
+      <w:r>
+        <w:t>보다</w:t>
+      </w:r>
+      <w:r>
+        <w:t xml:space="preserve"> </w:t>
+      </w:r>
+      <w:r>
+        <w:t>도시</w:t>
+      </w:r>
+      <w:r>
+        <w:t xml:space="preserve"> </w:t>
+      </w:r>
+      <w:r>
+        <w:t>조명의</w:t>
+      </w:r>
+      <w:r>
+        <w:t xml:space="preserve"> </w:t>
+      </w:r>
+      <w:r>
+        <w:t>위치를</w:t>
+      </w:r>
+      <w:r>
+        <w:t xml:space="preserve"> </w:t>
+      </w:r>
+      <w:r>
+        <w:t>찾는</w:t>
+      </w:r>
+      <w:r>
+        <w:t xml:space="preserve"> </w:t>
+      </w:r>
+      <w:r>
+        <w:t>목적에</w:t>
+      </w:r>
+      <w:r>
+        <w:t xml:space="preserve"> </w:t>
+      </w:r>
+      <w:r>
+        <w:t>맞아</w:t>
+      </w:r>
+      <w:r>
+        <w:t xml:space="preserve"> </w:t>
+      </w:r>
+      <w:r>
+        <w:t>선택했다</w:t>
+      </w:r>
+      <w:r>
+        <w:t xml:space="preserve">. nano </w:t>
+      </w:r>
+      <w:r>
+        <w:t>크기는</w:t>
+      </w:r>
+      <w:r>
+        <w:t xml:space="preserve"> </w:t>
+      </w:r>
+      <w:r>
+        <w:t>기존</w:t>
+      </w:r>
+      <w:r>
+        <w:t xml:space="preserve"> </w:t>
+      </w:r>
+      <w:r>
+        <w:t>장면</w:t>
+      </w:r>
+      <w:r>
+        <w:t xml:space="preserve"> </w:t>
+      </w:r>
+      <w:r>
+        <w:t>비교와</w:t>
+      </w:r>
+      <w:r>
+        <w:t xml:space="preserve"> </w:t>
+      </w:r>
+      <w:r>
+        <w:t>모바일</w:t>
+      </w:r>
+      <w:r>
+        <w:t xml:space="preserve"> </w:t>
+      </w:r>
+      <w:r>
+        <w:t>변환</w:t>
+      </w:r>
+      <w:r>
+        <w:t xml:space="preserve"> </w:t>
+      </w:r>
+      <w:r>
+        <w:t>경로를</w:t>
+      </w:r>
+      <w:r>
+        <w:t xml:space="preserve"> </w:t>
+      </w:r>
+      <w:r>
+        <w:t>기준으로</w:t>
+      </w:r>
+      <w:r>
+        <w:t xml:space="preserve"> </w:t>
+      </w:r>
+      <w:r>
+        <w:t>채택했다</w:t>
+      </w:r>
+      <w:r>
+        <w:t xml:space="preserve">. </w:t>
+      </w:r>
+      <w:r>
+        <w:t>큰</w:t>
+      </w:r>
+      <w:r>
+        <w:t xml:space="preserve"> </w:t>
+      </w:r>
+      <w:r>
+        <w:t>모델에서도</w:t>
+      </w:r>
+      <w:r>
+        <w:t xml:space="preserve"> </w:t>
+      </w:r>
+      <w:r>
+        <w:t>반사</w:t>
+      </w:r>
+      <w:r>
+        <w:t>·</w:t>
+      </w:r>
+      <w:r>
         <w:t>차량</w:t>
       </w:r>
       <w:r>
         <w:t xml:space="preserve"> </w:t>
       </w:r>
       <w:r>
-        <w:t>등</w:t>
-      </w:r>
-      <w:r>
-        <w:t xml:space="preserve"> </w:t>
-      </w:r>
-      <w:r>
-        <w:t>이</w:t>
-      </w:r>
-      <w:r>
-        <w:t xml:space="preserve"> </w:t>
-      </w:r>
-      <w:r>
-        <w:t>프로젝트가</w:t>
-      </w:r>
-      <w:r>
-        <w:t xml:space="preserve"> </w:t>
-      </w:r>
-      <w:r>
-        <w:t>활용하는</w:t>
+        <w:t>내부</w:t>
+      </w:r>
+      <w:r>
+        <w:t xml:space="preserve"> </w:t>
+      </w:r>
+      <w:r>
+        <w:t>등의</w:t>
+      </w:r>
+      <w:r>
+        <w:t xml:space="preserve"> </w:t>
+      </w:r>
+      <w:r>
+        <w:t>오류가</w:t>
+      </w:r>
+      <w:r>
+        <w:t xml:space="preserve"> </w:t>
+      </w:r>
+      <w:r>
+        <w:t>남아</w:t>
+      </w:r>
+      <w:r>
+        <w:t xml:space="preserve">, </w:t>
+      </w:r>
+      <w:r>
+        <w:t>같은</w:t>
+      </w:r>
+      <w:r>
+        <w:t xml:space="preserve"> </w:t>
+      </w:r>
+      <w:r>
+        <w:t>구조의</w:t>
+      </w:r>
+      <w:r>
+        <w:t xml:space="preserve"> </w:t>
+      </w:r>
+      <w:r>
+        <w:t>주행</w:t>
       </w:r>
       <w:r>
         <w:t xml:space="preserve"> </w:t>
@@ -7105,229 +7297,25 @@
         <w:t xml:space="preserve"> </w:t>
       </w:r>
       <w:r>
-        <w:t>종류를</w:t>
-      </w:r>
-      <w:r>
-        <w:t xml:space="preserve"> </w:t>
-      </w:r>
-      <w:r>
-        <w:t>함께</w:t>
-      </w:r>
-      <w:r>
-        <w:t xml:space="preserve"> </w:t>
-      </w:r>
-      <w:r>
-        <w:t>제공한다</w:t>
-      </w:r>
-      <w:r>
-        <w:t xml:space="preserve">. </w:t>
-      </w:r>
-      <w:r>
-        <w:t>단순</w:t>
-      </w:r>
-      <w:r>
-        <w:t xml:space="preserve"> </w:t>
-      </w:r>
-      <w:r>
-        <w:t>도로</w:t>
-      </w:r>
-      <w:r>
-        <w:t xml:space="preserve"> </w:t>
-      </w:r>
-      <w:r>
-        <w:t>분할보다</w:t>
-      </w:r>
-      <w:r>
-        <w:t xml:space="preserve"> </w:t>
-      </w:r>
-      <w:r>
-        <w:t>도시</w:t>
-      </w:r>
-      <w:r>
-        <w:t xml:space="preserve"> </w:t>
-      </w:r>
-      <w:r>
-        <w:t>조명의</w:t>
-      </w:r>
-      <w:r>
-        <w:t xml:space="preserve"> </w:t>
-      </w:r>
-      <w:r>
-        <w:t>위치를</w:t>
-      </w:r>
-      <w:r>
-        <w:t xml:space="preserve"> </w:t>
-      </w:r>
-      <w:r>
-        <w:t>찾는</w:t>
-      </w:r>
-      <w:r>
-        <w:t xml:space="preserve"> </w:t>
-      </w:r>
-      <w:r>
-        <w:t>목적에</w:t>
-      </w:r>
-      <w:r>
-        <w:t xml:space="preserve"> </w:t>
-      </w:r>
-      <w:r>
-        <w:t>잘</w:t>
-      </w:r>
-      <w:r>
-        <w:t xml:space="preserve"> </w:t>
-      </w:r>
-      <w:r>
-        <w:t>맞아</w:t>
-      </w:r>
-      <w:r>
-        <w:t xml:space="preserve"> </w:t>
-      </w:r>
-      <w:r>
-        <w:t>선택했다</w:t>
-      </w:r>
-      <w:r>
-        <w:t>. 0.3.1</w:t>
-      </w:r>
-      <w:r>
-        <w:t>은</w:t>
-      </w:r>
-      <w:r>
-        <w:t xml:space="preserve"> 320 </w:t>
-      </w:r>
-      <w:r>
-        <w:t>입력과</w:t>
-      </w:r>
-      <w:r>
-        <w:t xml:space="preserve"> uint8 </w:t>
-      </w:r>
-      <w:r>
-        <w:t>클래스맵</w:t>
-      </w:r>
-      <w:r>
-        <w:t xml:space="preserve"> </w:t>
-      </w:r>
-      <w:r>
-        <w:t>출력을</w:t>
-      </w:r>
-      <w:r>
-        <w:t xml:space="preserve"> </w:t>
-      </w:r>
-      <w:r>
-        <w:t>사용하며</w:t>
-      </w:r>
-      <w:r>
-        <w:t xml:space="preserve">, </w:t>
-      </w:r>
-      <w:r>
-        <w:t>색과</w:t>
-      </w:r>
-      <w:r>
-        <w:t xml:space="preserve"> </w:t>
-      </w:r>
-      <w:r>
-        <w:t>면적은</w:t>
-      </w:r>
-      <w:r>
-        <w:t xml:space="preserve"> </w:t>
-      </w:r>
-      <w:r>
-        <w:t>동일한</w:t>
-      </w:r>
-      <w:r>
-        <w:t xml:space="preserve"> RGB</w:t>
-      </w:r>
-      <w:r>
-        <w:t>에서</w:t>
-      </w:r>
-      <w:r>
-        <w:t xml:space="preserve"> </w:t>
-      </w:r>
-      <w:r>
-        <w:t>별도</w:t>
-      </w:r>
-      <w:r>
-        <w:t xml:space="preserve"> </w:t>
-      </w:r>
-      <w:r>
-        <w:t>측정한다</w:t>
-      </w:r>
-      <w:r>
-        <w:t xml:space="preserve">. </w:t>
-      </w:r>
-      <w:r>
-        <w:t>큰</w:t>
-      </w:r>
-      <w:r>
-        <w:t xml:space="preserve"> </w:t>
-      </w:r>
-      <w:r>
-        <w:t>내부</w:t>
-      </w:r>
-      <w:r>
-        <w:t xml:space="preserve"> </w:t>
-      </w:r>
-      <w:r>
-        <w:t>텐서가</w:t>
-      </w:r>
-      <w:r>
-        <w:t xml:space="preserve"> </w:t>
-      </w:r>
-      <w:r>
-        <w:t>생길</w:t>
-      </w:r>
-      <w:r>
-        <w:t xml:space="preserve"> </w:t>
-      </w:r>
-      <w:r>
-        <w:t>수</w:t>
-      </w:r>
-      <w:r>
-        <w:t xml:space="preserve"> </w:t>
-      </w:r>
-      <w:r>
-        <w:t>있으므로</w:t>
-      </w:r>
-      <w:r>
-        <w:t xml:space="preserve"> </w:t>
-      </w:r>
-      <w:r>
-        <w:t>모델</w:t>
-      </w:r>
-      <w:r>
-        <w:t xml:space="preserve"> </w:t>
-      </w:r>
-      <w:r>
-        <w:t>파일</w:t>
-      </w:r>
-      <w:r>
-        <w:t xml:space="preserve"> </w:t>
-      </w:r>
-      <w:r>
-        <w:t>크기와</w:t>
-      </w:r>
-      <w:r>
-        <w:t xml:space="preserve"> </w:t>
-      </w:r>
-      <w:r>
-        <w:t>실제</w:t>
-      </w:r>
-      <w:r>
-        <w:t xml:space="preserve"> </w:t>
-      </w:r>
-      <w:r>
-        <w:t>메모리를</w:t>
-      </w:r>
-      <w:r>
-        <w:t xml:space="preserve"> </w:t>
-      </w:r>
-      <w:r>
-        <w:t>함께</w:t>
-      </w:r>
-      <w:r>
-        <w:t xml:space="preserve"> </w:t>
-      </w:r>
-      <w:r>
-        <w:t>평가한다</w:t>
+        <w:t>추가</w:t>
+      </w:r>
+      <w:r>
+        <w:t xml:space="preserve"> </w:t>
+      </w:r>
+      <w:r>
+        <w:t>학습을</w:t>
+      </w:r>
+      <w:r>
+        <w:t xml:space="preserve"> </w:t>
+      </w:r>
+      <w:r>
+        <w:t>먼저</w:t>
+      </w:r>
+      <w:r>
+        <w:t xml:space="preserve"> </w:t>
+      </w:r>
+      <w:r>
+        <w:t>검증했다</w:t>
       </w:r>
       <w:r>
         <w:t>.</w:t>
@@ -7335,6 +7323,75 @@
     </w:p>
     <w:p>
       <w:r>
+        <w:t>0.3.1</w:t>
+      </w:r>
+      <w:r>
+        <w:t>은</w:t>
+      </w:r>
+      <w:r>
+        <w:t xml:space="preserve"> 320 </w:t>
+      </w:r>
+      <w:r>
+        <w:t>입력과</w:t>
+      </w:r>
+      <w:r>
+        <w:t xml:space="preserve"> 150</w:t>
+      </w:r>
+      <w:r>
+        <w:t>종</w:t>
+      </w:r>
+      <w:r>
+        <w:t xml:space="preserve"> uint8 </w:t>
+      </w:r>
+      <w:r>
+        <w:t>클래스맵</w:t>
+      </w:r>
+      <w:r>
+        <w:t xml:space="preserve"> </w:t>
+      </w:r>
+      <w:r>
+        <w:t>출력을</w:t>
+      </w:r>
+      <w:r>
+        <w:t xml:space="preserve"> </w:t>
+      </w:r>
+      <w:r>
+        <w:t>사용하며</w:t>
+      </w:r>
+      <w:r>
+        <w:t xml:space="preserve"> </w:t>
+      </w:r>
+      <w:r>
+        <w:t>색과</w:t>
+      </w:r>
+      <w:r>
+        <w:t xml:space="preserve"> </w:t>
+      </w:r>
+      <w:r>
+        <w:t>면적은</w:t>
+      </w:r>
+      <w:r>
+        <w:t xml:space="preserve"> </w:t>
+      </w:r>
+      <w:r>
+        <w:t>원본</w:t>
+      </w:r>
+      <w:r>
+        <w:t xml:space="preserve"> RGB</w:t>
+      </w:r>
+      <w:r>
+        <w:t>에서</w:t>
+      </w:r>
+      <w:r>
+        <w:t xml:space="preserve"> </w:t>
+      </w:r>
+      <w:r>
+        <w:t>측정한다</w:t>
+      </w:r>
+      <w:r>
+        <w:t xml:space="preserve">. </w:t>
+      </w:r>
+      <w:r>
         <w:t>모델</w:t>
       </w:r>
       <w:r>
@@ -7425,6 +7482,72 @@
         <w:t xml:space="preserve">. </w:t>
       </w:r>
       <w:r>
+        <w:t>내부</w:t>
+      </w:r>
+      <w:r>
+        <w:t xml:space="preserve"> </w:t>
+      </w:r>
+      <w:r>
+        <w:t>중간</w:t>
+      </w:r>
+      <w:r>
+        <w:t xml:space="preserve"> </w:t>
+      </w:r>
+      <w:r>
+        <w:t>텐서도</w:t>
+      </w:r>
+      <w:r>
+        <w:t xml:space="preserve"> </w:t>
+      </w:r>
+      <w:r>
+        <w:t>메모리를</w:t>
+      </w:r>
+      <w:r>
+        <w:t xml:space="preserve"> </w:t>
+      </w:r>
+      <w:r>
+        <w:t>사용하므로</w:t>
+      </w:r>
+      <w:r>
+        <w:t xml:space="preserve"> </w:t>
+      </w:r>
+      <w:r>
+        <w:t>파일</w:t>
+      </w:r>
+      <w:r>
+        <w:t xml:space="preserve"> </w:t>
+      </w:r>
+      <w:r>
+        <w:t>크기만으로</w:t>
+      </w:r>
+      <w:r>
+        <w:t xml:space="preserve"> </w:t>
+      </w:r>
+      <w:r>
+        <w:t>실행</w:t>
+      </w:r>
+      <w:r>
+        <w:t xml:space="preserve"> </w:t>
+      </w:r>
+      <w:r>
+        <w:t>비용을</w:t>
+      </w:r>
+      <w:r>
+        <w:t xml:space="preserve"> </w:t>
+      </w:r>
+      <w:r>
+        <w:t>판단하지</w:t>
+      </w:r>
+      <w:r>
+        <w:t xml:space="preserve"> </w:t>
+      </w:r>
+      <w:r>
+        <w:t>않는다</w:t>
+      </w:r>
+      <w:r>
+        <w:t xml:space="preserve">. </w:t>
+      </w:r>
+      <w:r>
         <w:t>앱</w:t>
       </w:r>
       <w:r>
@@ -7458,7 +7581,7 @@
         <w:t>공개하며</w:t>
       </w:r>
       <w:r>
-        <w:t xml:space="preserve">, </w:t>
+        <w:t xml:space="preserve"> </w:t>
       </w:r>
       <w:r>
         <w:t>원본</w:t>
@@ -7492,98 +7615,453 @@
       </w:r>
       <w:r>
         <w:t>제공한다</w:t>
-      </w:r>
-      <w:r>
-        <w:t xml:space="preserve">. </w:t>
-      </w:r>
-      <w:r>
-        <w:t>현재</w:t>
-      </w:r>
-      <w:r>
-        <w:t xml:space="preserve"> </w:t>
-      </w:r>
-      <w:r>
-        <w:t>가중치는</w:t>
-      </w:r>
-      <w:r>
-        <w:t xml:space="preserve"> </w:t>
-      </w:r>
-      <w:r>
-        <w:t>공식</w:t>
-      </w:r>
-      <w:r>
-        <w:t xml:space="preserve"> </w:t>
-      </w:r>
-      <w:r>
-        <w:t>사전학습</w:t>
-      </w:r>
-      <w:r>
-        <w:t xml:space="preserve"> </w:t>
-      </w:r>
-      <w:r>
-        <w:t>모델이며</w:t>
-      </w:r>
-      <w:r>
-        <w:t xml:space="preserve"> </w:t>
-      </w:r>
-      <w:r>
-        <w:t>프로젝트</w:t>
-      </w:r>
-      <w:r>
-        <w:t xml:space="preserve"> </w:t>
-      </w:r>
-      <w:r>
-        <w:t>장면의</w:t>
-      </w:r>
-      <w:r>
-        <w:t xml:space="preserve"> </w:t>
-      </w:r>
-      <w:r>
-        <w:t>파인튜닝은</w:t>
-      </w:r>
-      <w:r>
-        <w:t xml:space="preserve"> </w:t>
-      </w:r>
-      <w:r>
-        <w:t>별도</w:t>
-      </w:r>
-      <w:r>
-        <w:t xml:space="preserve"> </w:t>
-      </w:r>
-      <w:r>
-        <w:t>학습</w:t>
-      </w:r>
-      <w:r>
-        <w:t>·</w:t>
-      </w:r>
-      <w:r>
-        <w:t>평가</w:t>
-      </w:r>
-      <w:r>
-        <w:t xml:space="preserve"> </w:t>
-      </w:r>
-      <w:r>
-        <w:t>단계로</w:t>
-      </w:r>
-      <w:r>
-        <w:t xml:space="preserve"> </w:t>
-      </w:r>
-      <w:r>
-        <w:t>진행한다</w:t>
       </w:r>
       <w:r>
         <w:t>.</w:t>
       </w:r>
     </w:p>
     <w:p>
-      <w:r>
-        <w:t>내비게이션에서는</w:t>
-      </w:r>
-      <w:r>
-        <w:t xml:space="preserve"> </w:t>
-      </w:r>
-      <w:r>
-        <w:t>현재</w:t>
+      <w:pPr>
+        <w:pStyle w:val="21"/>
+        <w:pageBreakBefore/>
+      </w:pPr>
+      <w:r>
+        <w:lastRenderedPageBreak/>
+        <w:t>실제</w:t>
+      </w:r>
+      <w:r>
+        <w:t xml:space="preserve"> </w:t>
+      </w:r>
+      <w:r>
+        <w:t>파인튜닝과</w:t>
+      </w:r>
+      <w:r>
+        <w:t xml:space="preserve"> </w:t>
+      </w:r>
+      <w:r>
+        <w:t>평가</w:t>
+      </w:r>
+    </w:p>
+    <w:p>
+      <w:r>
+        <w:t>원본</w:t>
+      </w:r>
+      <w:r>
+        <w:t xml:space="preserve"> </w:t>
+      </w:r>
+      <w:r>
+        <w:t>영상</w:t>
+      </w:r>
+      <w:r>
+        <w:t xml:space="preserve"> </w:t>
+      </w:r>
+      <w:r>
+        <w:t>단위로</w:t>
+      </w:r>
+      <w:r>
+        <w:t xml:space="preserve"> </w:t>
+      </w:r>
+      <w:r>
+        <w:t>학습</w:t>
+      </w:r>
+      <w:r>
+        <w:t xml:space="preserve"> 12</w:t>
+      </w:r>
+      <w:r>
+        <w:t>장</w:t>
+      </w:r>
+      <w:r>
+        <w:t>·</w:t>
+      </w:r>
+      <w:r>
+        <w:t>검증</w:t>
+      </w:r>
+      <w:r>
+        <w:t xml:space="preserve"> 4</w:t>
+      </w:r>
+      <w:r>
+        <w:t>장</w:t>
+      </w:r>
+      <w:r>
+        <w:t>·</w:t>
+      </w:r>
+      <w:r>
+        <w:t>시험</w:t>
+      </w:r>
+      <w:r>
+        <w:t xml:space="preserve"> 8</w:t>
+      </w:r>
+      <w:r>
+        <w:t>장을</w:t>
+      </w:r>
+      <w:r>
+        <w:t xml:space="preserve"> </w:t>
+      </w:r>
+      <w:r>
+        <w:t>분리하고</w:t>
+      </w:r>
+      <w:r>
+        <w:t xml:space="preserve">, </w:t>
+      </w:r>
+      <w:r>
+        <w:t>실제</w:t>
+      </w:r>
+      <w:r>
+        <w:t xml:space="preserve"> RGB</w:t>
+      </w:r>
+      <w:r>
+        <w:t>를</w:t>
+      </w:r>
+      <w:r>
+        <w:t xml:space="preserve"> </w:t>
+      </w:r>
+      <w:r>
+        <w:t>검토한</w:t>
+      </w:r>
+      <w:r>
+        <w:t xml:space="preserve"> AI </w:t>
+      </w:r>
+      <w:r>
+        <w:t>보조</w:t>
+      </w:r>
+      <w:r>
+        <w:t xml:space="preserve"> </w:t>
+      </w:r>
+      <w:r>
+        <w:t>부분</w:t>
+      </w:r>
+      <w:r>
+        <w:t xml:space="preserve"> </w:t>
+      </w:r>
+      <w:r>
+        <w:t>주석으로</w:t>
+      </w:r>
+      <w:r>
+        <w:t xml:space="preserve"> </w:t>
+      </w:r>
+      <w:r>
+        <w:t>추가</w:t>
+      </w:r>
+      <w:r>
+        <w:t xml:space="preserve"> </w:t>
+      </w:r>
+      <w:r>
+        <w:t>학습했다</w:t>
+      </w:r>
+      <w:r>
+        <w:t xml:space="preserve">. </w:t>
+      </w:r>
+      <w:r>
+        <w:t>명확한</w:t>
+      </w:r>
+      <w:r>
+        <w:t xml:space="preserve"> </w:t>
+      </w:r>
+      <w:r>
+        <w:t>영역만</w:t>
+      </w:r>
+      <w:r>
+        <w:t xml:space="preserve"> </w:t>
+      </w:r>
+      <w:r>
+        <w:t>표시하고</w:t>
+      </w:r>
+      <w:r>
+        <w:t xml:space="preserve"> </w:t>
+      </w:r>
+      <w:r>
+        <w:t>불확실한</w:t>
+      </w:r>
+      <w:r>
+        <w:t xml:space="preserve"> </w:t>
+      </w:r>
+      <w:r>
+        <w:t>픽셀은</w:t>
+      </w:r>
+      <w:r>
+        <w:t xml:space="preserve"> </w:t>
+      </w:r>
+      <w:r>
+        <w:t>학습에서</w:t>
+      </w:r>
+      <w:r>
+        <w:t xml:space="preserve"> </w:t>
+      </w:r>
+      <w:r>
+        <w:t>제외했다</w:t>
+      </w:r>
+      <w:r>
+        <w:t xml:space="preserve">. Ultralytics </w:t>
+      </w:r>
+      <w:r>
+        <w:t>공식</w:t>
+      </w:r>
+      <w:r>
+        <w:t xml:space="preserve"> </w:t>
+      </w:r>
+      <w:r>
+        <w:t>학습기로</w:t>
+      </w:r>
+      <w:r>
+        <w:t xml:space="preserve"> 30</w:t>
+      </w:r>
+      <w:r>
+        <w:t>회</w:t>
+      </w:r>
+      <w:r>
+        <w:t xml:space="preserve"> </w:t>
+      </w:r>
+      <w:r>
+        <w:t>반복</w:t>
+      </w:r>
+      <w:r>
+        <w:t>·180</w:t>
+      </w:r>
+      <w:r>
+        <w:t>회</w:t>
+      </w:r>
+      <w:r>
+        <w:t xml:space="preserve"> </w:t>
+      </w:r>
+      <w:r>
+        <w:t>가중치</w:t>
+      </w:r>
+      <w:r>
+        <w:t xml:space="preserve"> </w:t>
+      </w:r>
+      <w:r>
+        <w:t>갱신을</w:t>
+      </w:r>
+      <w:r>
+        <w:t xml:space="preserve"> </w:t>
+      </w:r>
+      <w:r>
+        <w:t>수행했으며</w:t>
+      </w:r>
+      <w:r>
+        <w:t xml:space="preserve"> </w:t>
+      </w:r>
+      <w:r>
+        <w:t>검증</w:t>
+      </w:r>
+      <w:r>
+        <w:t xml:space="preserve"> </w:t>
+      </w:r>
+      <w:r>
+        <w:t>집합에서</w:t>
+      </w:r>
+      <w:r>
+        <w:t xml:space="preserve"> 2</w:t>
+      </w:r>
+      <w:r>
+        <w:t>회차</w:t>
+      </w:r>
+      <w:r>
+        <w:t xml:space="preserve"> </w:t>
+      </w:r>
+      <w:r>
+        <w:t>모델을</w:t>
+      </w:r>
+      <w:r>
+        <w:t xml:space="preserve"> </w:t>
+      </w:r>
+      <w:r>
+        <w:t>선택했다</w:t>
+      </w:r>
+      <w:r>
+        <w:t xml:space="preserve">. </w:t>
+      </w:r>
+      <w:r>
+        <w:t>초기</w:t>
+      </w:r>
+      <w:r>
+        <w:t xml:space="preserve"> </w:t>
+      </w:r>
+      <w:r>
+        <w:t>대비</w:t>
+      </w:r>
+      <w:r>
+        <w:t xml:space="preserve"> 104</w:t>
+      </w:r>
+      <w:r>
+        <w:t>개</w:t>
+      </w:r>
+      <w:r>
+        <w:t xml:space="preserve"> </w:t>
+      </w:r>
+      <w:r>
+        <w:t>가중치</w:t>
+      </w:r>
+      <w:r>
+        <w:t>·</w:t>
+      </w:r>
+      <w:r>
+        <w:t>통계</w:t>
+      </w:r>
+      <w:r>
+        <w:t xml:space="preserve"> </w:t>
+      </w:r>
+      <w:r>
+        <w:t>텐서가</w:t>
+      </w:r>
+      <w:r>
+        <w:t xml:space="preserve"> </w:t>
+      </w:r>
+      <w:r>
+        <w:t>바뀌었고</w:t>
+      </w:r>
+      <w:r>
+        <w:t xml:space="preserve"> </w:t>
+      </w:r>
+      <w:r>
+        <w:t>실행</w:t>
+      </w:r>
+      <w:r>
+        <w:t xml:space="preserve"> </w:t>
+      </w:r>
+      <w:r>
+        <w:t>설정</w:t>
+      </w:r>
+      <w:r>
+        <w:t>·</w:t>
+      </w:r>
+      <w:r>
+        <w:t>기록</w:t>
+      </w:r>
+      <w:r>
+        <w:t>·</w:t>
+      </w:r>
+      <w:r>
+        <w:t>파일</w:t>
+      </w:r>
+      <w:r>
+        <w:t xml:space="preserve"> </w:t>
+      </w:r>
+      <w:r>
+        <w:t>해시를</w:t>
+      </w:r>
+      <w:r>
+        <w:t xml:space="preserve"> </w:t>
+      </w:r>
+      <w:r>
+        <w:t>보존했다</w:t>
+      </w:r>
+      <w:r>
+        <w:t>.</w:t>
+      </w:r>
+    </w:p>
+    <w:p>
+      <w:pPr>
+        <w:keepNext/>
+        <w:spacing w:after="40" w:line="240" w:lineRule="auto"/>
+      </w:pPr>
+      <w:r>
+        <w:rPr>
+          <w:noProof/>
+        </w:rPr>
+        <w:drawing>
+          <wp:inline distT="0" distB="0" distL="0" distR="0" wp14:anchorId="7A787595" wp14:editId="7A43C452">
+            <wp:extent cx="6400800" cy="2314135"/>
+            <wp:effectExtent l="0" t="0" r="0" b="0"/>
+            <wp:docPr id="3" name="Picture 3"/>
+            <wp:cNvGraphicFramePr>
+              <a:graphicFrameLocks xmlns:a="http://schemas.openxmlformats.org/drawingml/2006/main" noChangeAspect="1"/>
+            </wp:cNvGraphicFramePr>
+            <a:graphic xmlns:a="http://schemas.openxmlformats.org/drawingml/2006/main">
+              <a:graphicData uri="http://schemas.openxmlformats.org/drawingml/2006/picture">
+                <pic:pic xmlns:pic="http://schemas.openxmlformats.org/drawingml/2006/picture">
+                  <pic:nvPicPr>
+                    <pic:cNvPr id="0" name="finetune-pilot01.png"/>
+                    <pic:cNvPicPr/>
+                  </pic:nvPicPr>
+                  <pic:blipFill>
+                    <a:blip r:embed="rId14"/>
+                    <a:stretch>
+                      <a:fillRect/>
+                    </a:stretch>
+                  </pic:blipFill>
+                  <pic:spPr>
+                    <a:xfrm>
+                      <a:off x="0" y="0"/>
+                      <a:ext cx="6400800" cy="2314135"/>
+                    </a:xfrm>
+                    <a:prstGeom prst="rect">
+                      <a:avLst/>
+                    </a:prstGeom>
+                  </pic:spPr>
+                </pic:pic>
+              </a:graphicData>
+            </a:graphic>
+          </wp:inline>
+        </w:drawing>
+      </w:r>
+    </w:p>
+    <w:p>
+      <w:pPr>
+        <w:pStyle w:val="af0"/>
+        <w:spacing w:after="200"/>
+      </w:pPr>
+      <w:r>
+        <w:t>실제</w:t>
+      </w:r>
+      <w:r>
+        <w:t xml:space="preserve"> </w:t>
+      </w:r>
+      <w:r>
+        <w:t>파인튜닝의</w:t>
+      </w:r>
+      <w:r>
+        <w:t xml:space="preserve"> </w:t>
+      </w:r>
+      <w:r>
+        <w:t>학습</w:t>
+      </w:r>
+      <w:r>
+        <w:t xml:space="preserve"> </w:t>
+      </w:r>
+      <w:r>
+        <w:t>곡선과</w:t>
+      </w:r>
+      <w:r>
+        <w:t xml:space="preserve"> </w:t>
+      </w:r>
+      <w:r>
+        <w:t>분리된</w:t>
+      </w:r>
+      <w:r>
+        <w:t xml:space="preserve"> </w:t>
+      </w:r>
+      <w:r>
+        <w:t>시험</w:t>
+      </w:r>
+      <w:r>
+        <w:t xml:space="preserve"> </w:t>
+      </w:r>
+      <w:r>
+        <w:t>결과</w:t>
+      </w:r>
+    </w:p>
+    <w:p>
+      <w:r>
+        <w:t>별도</w:t>
+      </w:r>
+      <w:r>
+        <w:t xml:space="preserve"> </w:t>
+      </w:r>
+      <w:r>
+        <w:t>영상의</w:t>
+      </w:r>
+      <w:r>
+        <w:t xml:space="preserve"> </w:t>
+      </w:r>
+      <w:r>
+        <w:t>시험</w:t>
+      </w:r>
+      <w:r>
+        <w:t xml:space="preserve"> 8</w:t>
+      </w:r>
+      <w:r>
+        <w:t>장에서는</w:t>
       </w:r>
       <w:r>
         <w:t xml:space="preserve"> </w:t>
@@ -7592,70 +8070,288 @@
         <w:t>도로</w:t>
       </w:r>
       <w:r>
-        <w:t xml:space="preserve"> </w:t>
-      </w:r>
-      <w:r>
-        <w:t>종류</w:t>
+        <w:t xml:space="preserve"> IoU</w:t>
+      </w:r>
+      <w:r>
+        <w:t>가</w:t>
+      </w:r>
+      <w:r>
+        <w:t xml:space="preserve"> 70.47%→79.80%</w:t>
+      </w:r>
+      <w:r>
+        <w:t>로</w:t>
+      </w:r>
+      <w:r>
+        <w:t xml:space="preserve"> </w:t>
+      </w:r>
+      <w:r>
+        <w:t>높아졌지만</w:t>
+      </w:r>
+      <w:r>
+        <w:t xml:space="preserve"> </w:t>
+      </w:r>
+      <w:r>
+        <w:t>보도는</w:t>
+      </w:r>
+      <w:r>
+        <w:t xml:space="preserve"> 62.80%→39.51%</w:t>
+      </w:r>
+      <w:r>
+        <w:t>로</w:t>
+      </w:r>
+      <w:r>
+        <w:t xml:space="preserve"> </w:t>
+      </w:r>
+      <w:r>
+        <w:t>낮아졌다</w:t>
+      </w:r>
+      <w:r>
+        <w:t xml:space="preserve">. </w:t>
+      </w:r>
+      <w:r>
+        <w:t>정답이</w:t>
+      </w:r>
+      <w:r>
+        <w:t xml:space="preserve"> </w:t>
+      </w:r>
+      <w:r>
+        <w:t>있는</w:t>
+      </w:r>
+      <w:r>
+        <w:t xml:space="preserve"> 8</w:t>
+      </w:r>
+      <w:r>
+        <w:t>개</w:t>
+      </w:r>
+      <w:r>
+        <w:t xml:space="preserve"> </w:t>
+      </w:r>
+      <w:r>
+        <w:t>클래스</w:t>
+      </w:r>
+      <w:r>
+        <w:t xml:space="preserve"> </w:t>
+      </w:r>
+      <w:r>
+        <w:t>평균</w:t>
+      </w:r>
+      <w:r>
+        <w:t xml:space="preserve"> IoU</w:t>
+      </w:r>
+      <w:r>
+        <w:t>도</w:t>
+      </w:r>
+      <w:r>
+        <w:t xml:space="preserve"> 60.44%→58.76%</w:t>
+      </w:r>
+      <w:r>
+        <w:t>로</w:t>
+      </w:r>
+      <w:r>
+        <w:t xml:space="preserve"> </w:t>
+      </w:r>
+      <w:r>
+        <w:t>내려가</w:t>
+      </w:r>
+      <w:r>
+        <w:t xml:space="preserve"> </w:t>
+      </w:r>
+      <w:r>
+        <w:t>기본</w:t>
+      </w:r>
+      <w:r>
+        <w:t xml:space="preserve"> </w:t>
+      </w:r>
+      <w:r>
+        <w:t>모델은</w:t>
+      </w:r>
+      <w:r>
+        <w:t xml:space="preserve"> </w:t>
+      </w:r>
+      <w:r>
+        <w:t>공식</w:t>
+      </w:r>
+      <w:r>
+        <w:t xml:space="preserve"> </w:t>
+      </w:r>
+      <w:r>
+        <w:t>가중치를</w:t>
+      </w:r>
+      <w:r>
+        <w:t xml:space="preserve"> </w:t>
+      </w:r>
+      <w:r>
+        <w:t>유지했다</w:t>
+      </w:r>
+      <w:r>
+        <w:t xml:space="preserve">. </w:t>
+      </w:r>
+      <w:r>
+        <w:t>부분</w:t>
+      </w:r>
+      <w:r>
+        <w:t xml:space="preserve"> </w:t>
+      </w:r>
+      <w:r>
+        <w:t>주석</w:t>
+      </w:r>
+      <w:r>
+        <w:t xml:space="preserve"> </w:t>
+      </w:r>
+      <w:r>
+        <w:t>표본의</w:t>
+      </w:r>
+      <w:r>
+        <w:t xml:space="preserve"> </w:t>
+      </w:r>
+      <w:r>
+        <w:t>결과이며</w:t>
       </w:r>
       <w:r>
         <w:t xml:space="preserve">, </w:t>
       </w:r>
       <w:r>
-        <w:t>경로</w:t>
-      </w:r>
-      <w:r>
-        <w:t xml:space="preserve"> </w:t>
-      </w:r>
-      <w:r>
-        <w:t>옵션</w:t>
-      </w:r>
-      <w:r>
-        <w:t xml:space="preserve">, </w:t>
-      </w:r>
-      <w:r>
-        <w:t>차량</w:t>
-      </w:r>
-      <w:r>
-        <w:t xml:space="preserve"> </w:t>
-      </w:r>
-      <w:r>
-        <w:t>진행</w:t>
-      </w:r>
-      <w:r>
-        <w:t xml:space="preserve"> </w:t>
-      </w:r>
-      <w:r>
-        <w:t>방향과</w:t>
-      </w:r>
-      <w:r>
-        <w:t xml:space="preserve"> </w:t>
-      </w:r>
-      <w:r>
-        <w:t>카메라</w:t>
-      </w:r>
-      <w:r>
-        <w:t xml:space="preserve"> </w:t>
-      </w:r>
-      <w:r>
-        <w:t>시선</w:t>
-      </w:r>
-      <w:r>
-        <w:t xml:space="preserve"> </w:t>
-      </w:r>
-      <w:r>
-        <w:t>방향을</w:t>
-      </w:r>
-      <w:r>
-        <w:t xml:space="preserve"> </w:t>
-      </w:r>
-      <w:r>
-        <w:t>구별해</w:t>
-      </w:r>
-      <w:r>
-        <w:t xml:space="preserve"> </w:t>
-      </w:r>
-      <w:r>
-        <w:t>사용한다</w:t>
+        <w:t>다음</w:t>
+      </w:r>
+      <w:r>
+        <w:t xml:space="preserve"> </w:t>
+      </w:r>
+      <w:r>
+        <w:t>실험에서는</w:t>
+      </w:r>
+      <w:r>
+        <w:t xml:space="preserve"> </w:t>
+      </w:r>
+      <w:r>
+        <w:t>창문</w:t>
+      </w:r>
+      <w:r>
+        <w:t>·</w:t>
+      </w:r>
+      <w:r>
+        <w:t>간판</w:t>
+      </w:r>
+      <w:r>
+        <w:t>·</w:t>
+      </w:r>
+      <w:r>
+        <w:t>보도</w:t>
+      </w:r>
+      <w:r>
+        <w:t xml:space="preserve"> </w:t>
+      </w:r>
+      <w:r>
+        <w:t>주석과</w:t>
+      </w:r>
+      <w:r>
+        <w:t xml:space="preserve"> </w:t>
+      </w:r>
+      <w:r>
+        <w:t>새로운</w:t>
+      </w:r>
+      <w:r>
+        <w:t xml:space="preserve"> </w:t>
+      </w:r>
+      <w:r>
+        <w:t>원본</w:t>
+      </w:r>
+      <w:r>
+        <w:t xml:space="preserve"> </w:t>
+      </w:r>
+      <w:r>
+        <w:t>영상을</w:t>
+      </w:r>
+      <w:r>
+        <w:t xml:space="preserve"> </w:t>
+      </w:r>
+      <w:r>
+        <w:t>보강한다</w:t>
+      </w:r>
+      <w:r>
+        <w:t xml:space="preserve">. </w:t>
+      </w:r>
+      <w:hyperlink r:id="rId15">
+        <w:r>
+          <w:rPr>
+            <w:color w:val="245C7A"/>
+          </w:rPr>
+          <w:t>학습</w:t>
+        </w:r>
+        <w:r>
+          <w:rPr>
+            <w:color w:val="245C7A"/>
+          </w:rPr>
+          <w:t xml:space="preserve"> </w:t>
+        </w:r>
+        <w:r>
+          <w:rPr>
+            <w:color w:val="245C7A"/>
+          </w:rPr>
+          <w:t>과정과</w:t>
+        </w:r>
+        <w:r>
+          <w:rPr>
+            <w:color w:val="245C7A"/>
+          </w:rPr>
+          <w:t xml:space="preserve"> </w:t>
+        </w:r>
+        <w:r>
+          <w:rPr>
+            <w:color w:val="245C7A"/>
+          </w:rPr>
+          <w:t>평가</w:t>
+        </w:r>
+        <w:r>
+          <w:rPr>
+            <w:color w:val="245C7A"/>
+          </w:rPr>
+          <w:t xml:space="preserve"> </w:t>
+        </w:r>
+        <w:r>
+          <w:rPr>
+            <w:color w:val="245C7A"/>
+          </w:rPr>
+          <w:t>원장</w:t>
+        </w:r>
+      </w:hyperlink>
+      <w:r>
+        <w:t>에</w:t>
+      </w:r>
+      <w:r>
+        <w:t xml:space="preserve"> </w:t>
+      </w:r>
+      <w:r>
+        <w:t>전후</w:t>
+      </w:r>
+      <w:r>
+        <w:t xml:space="preserve"> </w:t>
+      </w:r>
+      <w:r>
+        <w:t>수치와</w:t>
+      </w:r>
+      <w:r>
+        <w:t xml:space="preserve"> </w:t>
+      </w:r>
+      <w:r>
+        <w:t>실제</w:t>
+      </w:r>
+      <w:r>
+        <w:t xml:space="preserve"> </w:t>
+      </w:r>
+      <w:r>
+        <w:t>학습</w:t>
+      </w:r>
+      <w:r>
+        <w:t xml:space="preserve"> </w:t>
+      </w:r>
+      <w:r>
+        <w:t>증거를</w:t>
+      </w:r>
+      <w:r>
+        <w:t xml:space="preserve"> </w:t>
+      </w:r>
+      <w:r>
+        <w:t>정리했다</w:t>
       </w:r>
       <w:r>
         <w:t>.</w:t>
@@ -7688,16 +8384,28 @@
     </w:p>
     <w:p>
       <w:r>
-        <w:t>Pleos Connect</w:t>
-      </w:r>
-      <w:r>
-        <w:t>는</w:t>
-      </w:r>
-      <w:r>
-        <w:t xml:space="preserve"> Android Automotive </w:t>
-      </w:r>
-      <w:r>
-        <w:t>기반</w:t>
+        <w:t>Driving Mood</w:t>
+      </w:r>
+      <w:r>
+        <w:t>의</w:t>
+      </w:r>
+      <w:r>
+        <w:t xml:space="preserve"> </w:t>
+      </w:r>
+      <w:r>
+        <w:t>최종</w:t>
+      </w:r>
+      <w:r>
+        <w:t xml:space="preserve"> </w:t>
+      </w:r>
+      <w:r>
+        <w:t>실행</w:t>
+      </w:r>
+      <w:r>
+        <w:t xml:space="preserve"> </w:t>
+      </w:r>
+      <w:r>
+        <w:t>환경은</w:t>
       </w:r>
       <w:r>
         <w:t xml:space="preserve"> </w:t>
@@ -7709,85 +8417,223 @@
         <w:t xml:space="preserve"> </w:t>
       </w:r>
       <w:r>
-        <w:t>인포테인먼트</w:t>
-      </w:r>
-      <w:r>
-        <w:t xml:space="preserve"> </w:t>
-      </w:r>
-      <w:r>
-        <w:t>플랫폼이다</w:t>
-      </w:r>
-      <w:r>
-        <w:t>.[1] NaviHelper</w:t>
-      </w:r>
-      <w:r>
-        <w:t>와</w:t>
-      </w:r>
-      <w:r>
-        <w:t xml:space="preserve"> Vehicle SDK</w:t>
+        <w:t>인포테인먼트다</w:t>
+      </w:r>
+      <w:r>
+        <w:t>. Pleos Connect</w:t>
       </w:r>
       <w:r>
         <w:t>의</w:t>
       </w:r>
       <w:r>
-        <w:t xml:space="preserve"> </w:t>
-      </w:r>
-      <w:r>
-        <w:t>입력</w:t>
+        <w:t xml:space="preserve"> Android </w:t>
+      </w:r>
+      <w:r>
+        <w:t>기반을</w:t>
+      </w:r>
+      <w:r>
+        <w:t xml:space="preserve"> </w:t>
+      </w:r>
+      <w:r>
+        <w:t>활용해</w:t>
+      </w:r>
+      <w:r>
+        <w:t xml:space="preserve"> </w:t>
+      </w:r>
+      <w:r>
+        <w:t>무드</w:t>
+      </w:r>
+      <w:r>
+        <w:t xml:space="preserve"> </w:t>
+      </w:r>
+      <w:r>
+        <w:t>계산을</w:t>
+      </w:r>
+      <w:r>
+        <w:t xml:space="preserve"> </w:t>
+      </w:r>
+      <w:r>
+        <w:t>재사용하고</w:t>
+      </w:r>
+      <w:r>
+        <w:t xml:space="preserve">, </w:t>
+      </w:r>
+      <w:r>
+        <w:t>카메라</w:t>
       </w:r>
       <w:r>
         <w:t>·</w:t>
       </w:r>
       <w:r>
-        <w:t>제어</w:t>
-      </w:r>
-      <w:r>
-        <w:t xml:space="preserve"> </w:t>
-      </w:r>
-      <w:r>
-        <w:t>경로를</w:t>
-      </w:r>
-      <w:r>
-        <w:t xml:space="preserve"> </w:t>
-      </w:r>
-      <w:r>
-        <w:t>활용하고</w:t>
+        <w:t>내비게이션</w:t>
+      </w:r>
+      <w:r>
+        <w:t xml:space="preserve"> </w:t>
+      </w:r>
+      <w:r>
+        <w:t>입력과</w:t>
+      </w:r>
+      <w:r>
+        <w:t xml:space="preserve"> </w:t>
+      </w:r>
+      <w:r>
+        <w:t>음악</w:t>
+      </w:r>
+      <w:r>
+        <w:t>·</w:t>
+      </w:r>
+      <w:r>
+        <w:t>조명</w:t>
+      </w:r>
+      <w:r>
+        <w:t xml:space="preserve"> </w:t>
+      </w:r>
+      <w:r>
+        <w:t>출력을</w:t>
+      </w:r>
+      <w:r>
+        <w:t xml:space="preserve"> </w:t>
+      </w:r>
+      <w:r>
+        <w:t>차량용</w:t>
+      </w:r>
+      <w:r>
+        <w:t xml:space="preserve"> </w:t>
+      </w:r>
+      <w:r>
+        <w:t>연결부로</w:t>
+      </w:r>
+      <w:r>
+        <w:t xml:space="preserve"> </w:t>
+      </w:r>
+      <w:r>
+        <w:t>바꾼다</w:t>
+      </w:r>
+      <w:r>
+        <w:t xml:space="preserve">.[1] </w:t>
+      </w:r>
+      <w:r>
+        <w:t>현재</w:t>
+      </w:r>
+      <w:r>
+        <w:t xml:space="preserve"> </w:t>
+      </w:r>
+      <w:r>
+        <w:t>숫자</w:t>
+      </w:r>
+      <w:r>
+        <w:t xml:space="preserve"> </w:t>
+      </w:r>
+      <w:r>
+        <w:t>중심</w:t>
+      </w:r>
+      <w:r>
+        <w:t xml:space="preserve"> </w:t>
+      </w:r>
+      <w:r>
+        <w:t>점수기는</w:t>
+      </w:r>
+      <w:r>
+        <w:t xml:space="preserve"> </w:t>
+      </w:r>
+      <w:r>
+        <w:t>분리되어</w:t>
+      </w:r>
+      <w:r>
+        <w:t xml:space="preserve"> </w:t>
+      </w:r>
+      <w:r>
+        <w:t>있지만</w:t>
+      </w:r>
+      <w:r>
+        <w:t xml:space="preserve"> </w:t>
+      </w:r>
+      <w:r>
+        <w:t>영상</w:t>
+      </w:r>
+      <w:r>
+        <w:t>·</w:t>
+      </w:r>
+      <w:r>
+        <w:t>음원</w:t>
+      </w:r>
+      <w:r>
+        <w:t xml:space="preserve"> </w:t>
+      </w:r>
+      <w:r>
+        <w:t>계약에는</w:t>
+      </w:r>
+      <w:r>
+        <w:t xml:space="preserve"> Bitmap·Uri </w:t>
+      </w:r>
+      <w:r>
+        <w:t>참조가</w:t>
+      </w:r>
+      <w:r>
+        <w:t xml:space="preserve"> </w:t>
+      </w:r>
+      <w:r>
+        <w:t>남아</w:t>
+      </w:r>
+      <w:r>
+        <w:t xml:space="preserve"> </w:t>
+      </w:r>
+      <w:r>
+        <w:t>있어</w:t>
       </w:r>
       <w:r>
         <w:t xml:space="preserve">, </w:t>
       </w:r>
       <w:r>
-        <w:t>프로젝트</w:t>
-      </w:r>
-      <w:r>
-        <w:t xml:space="preserve"> </w:t>
-      </w:r>
-      <w:r>
-        <w:t>권한과</w:t>
-      </w:r>
-      <w:r>
-        <w:t xml:space="preserve"> </w:t>
-      </w:r>
-      <w:r>
-        <w:t>차종별</w:t>
-      </w:r>
-      <w:r>
-        <w:t xml:space="preserve"> </w:t>
-      </w:r>
-      <w:r>
-        <w:t>지원</w:t>
-      </w:r>
-      <w:r>
-        <w:t xml:space="preserve"> </w:t>
-      </w:r>
-      <w:r>
-        <w:t>범위를</w:t>
-      </w:r>
-      <w:r>
-        <w:t xml:space="preserve"> </w:t>
-      </w:r>
-      <w:r>
-        <w:t>확인한다</w:t>
+        <w:t>차량</w:t>
+      </w:r>
+      <w:r>
+        <w:t xml:space="preserve"> </w:t>
+      </w:r>
+      <w:r>
+        <w:t>모듈을</w:t>
+      </w:r>
+      <w:r>
+        <w:t xml:space="preserve"> </w:t>
+      </w:r>
+      <w:r>
+        <w:t>만들</w:t>
+      </w:r>
+      <w:r>
+        <w:t xml:space="preserve"> </w:t>
+      </w:r>
+      <w:r>
+        <w:t>때</w:t>
+      </w:r>
+      <w:r>
+        <w:t xml:space="preserve"> </w:t>
+      </w:r>
+      <w:r>
+        <w:t>자원</w:t>
+      </w:r>
+      <w:r>
+        <w:t xml:space="preserve"> </w:t>
+      </w:r>
+      <w:r>
+        <w:t>관리</w:t>
+      </w:r>
+      <w:r>
+        <w:t xml:space="preserve"> </w:t>
+      </w:r>
+      <w:r>
+        <w:t>경계를</w:t>
+      </w:r>
+      <w:r>
+        <w:t xml:space="preserve"> </w:t>
+      </w:r>
+      <w:r>
+        <w:t>함께</w:t>
+      </w:r>
+      <w:r>
+        <w:t xml:space="preserve"> </w:t>
+      </w:r>
+      <w:r>
+        <w:t>정리한다</w:t>
       </w:r>
       <w:r>
         <w:t>.</w:t>
@@ -9450,91 +10296,519 @@
     </w:p>
     <w:p>
       <w:r>
+        <w:t>차량</w:t>
+      </w:r>
+      <w:r>
+        <w:t xml:space="preserve"> </w:t>
+      </w:r>
+      <w:r>
+        <w:t>빌드는</w:t>
+      </w:r>
+      <w:r>
+        <w:t xml:space="preserve"> </w:t>
+      </w:r>
+      <w:r>
+        <w:t>공식</w:t>
+      </w:r>
+      <w:r>
+        <w:t xml:space="preserve"> </w:t>
+      </w:r>
+      <w:r>
+        <w:t>가이드에</w:t>
+      </w:r>
+      <w:r>
+        <w:t xml:space="preserve"> </w:t>
+      </w:r>
+      <w:r>
+        <w:t>따라</w:t>
+      </w:r>
+      <w:r>
+        <w:t xml:space="preserve"> minSdk 28 </w:t>
+      </w:r>
+      <w:r>
+        <w:t>이상으로</w:t>
+      </w:r>
+      <w:r>
+        <w:t xml:space="preserve"> </w:t>
+      </w:r>
+      <w:r>
+        <w:t>구성하고</w:t>
+      </w:r>
+      <w:r>
+        <w:t xml:space="preserve"> API 34 Pleos </w:t>
+      </w:r>
+      <w:r>
+        <w:t>에뮬레이터에서</w:t>
+      </w:r>
+      <w:r>
+        <w:t xml:space="preserve"> </w:t>
+      </w:r>
+      <w:r>
+        <w:t>설치</w:t>
+      </w:r>
+      <w:r>
+        <w:t>·</w:t>
+      </w:r>
+      <w:r>
+        <w:t>모델</w:t>
+      </w:r>
+      <w:r>
+        <w:t xml:space="preserve"> </w:t>
+      </w:r>
+      <w:r>
+        <w:t>로딩</w:t>
+      </w:r>
+      <w:r>
+        <w:t>·</w:t>
+      </w:r>
+      <w:r>
+        <w:t>서비스</w:t>
+      </w:r>
+      <w:r>
+        <w:t xml:space="preserve"> </w:t>
+      </w:r>
+      <w:r>
+        <w:t>연결을</w:t>
+      </w:r>
+      <w:r>
+        <w:t xml:space="preserve"> </w:t>
+      </w:r>
+      <w:r>
+        <w:t>확인한다</w:t>
+      </w:r>
+      <w:r>
+        <w:t>.[9] NaviHelper</w:t>
+      </w:r>
+      <w:r>
+        <w:t>의</w:t>
+      </w:r>
+      <w:r>
+        <w:t xml:space="preserve"> </w:t>
+      </w:r>
+      <w:r>
+        <w:t>위치</w:t>
+      </w:r>
+      <w:r>
+        <w:t>·</w:t>
+      </w:r>
+      <w:r>
+        <w:t>경로</w:t>
+      </w:r>
+      <w:r>
+        <w:t xml:space="preserve"> </w:t>
+      </w:r>
+      <w:r>
+        <w:t>입력부터</w:t>
+      </w:r>
+      <w:r>
+        <w:t xml:space="preserve"> </w:t>
+      </w:r>
+      <w:r>
+        <w:t>연결하며</w:t>
+      </w:r>
+      <w:r>
+        <w:t xml:space="preserve">, </w:t>
+      </w:r>
+      <w:r>
+        <w:t>점포</w:t>
+      </w:r>
+      <w:r>
+        <w:t xml:space="preserve"> </w:t>
+      </w:r>
+      <w:r>
+        <w:t>영업시간</w:t>
+      </w:r>
+      <w:r>
+        <w:t xml:space="preserve"> </w:t>
+      </w:r>
+      <w:r>
+        <w:t>제공과</w:t>
+      </w:r>
+      <w:r>
+        <w:t xml:space="preserve"> </w:t>
+      </w:r>
+      <w:r>
+        <w:t>영상</w:t>
+      </w:r>
+      <w:r>
+        <w:t xml:space="preserve"> </w:t>
+      </w:r>
+      <w:r>
+        <w:t>속</w:t>
+      </w:r>
+      <w:r>
+        <w:t xml:space="preserve"> </w:t>
+      </w:r>
+      <w:r>
+        <w:t>간판의</w:t>
+      </w:r>
+      <w:r>
+        <w:t xml:space="preserve"> </w:t>
+      </w:r>
+      <w:r>
+        <w:t>점포</w:t>
+      </w:r>
+      <w:r>
+        <w:t xml:space="preserve"> </w:t>
+      </w:r>
+      <w:r>
+        <w:t>대응은</w:t>
+      </w:r>
+      <w:r>
+        <w:t xml:space="preserve"> </w:t>
+      </w:r>
+      <w:r>
+        <w:t>별도</w:t>
+      </w:r>
+      <w:r>
+        <w:t xml:space="preserve"> </w:t>
+      </w:r>
+      <w:r>
+        <w:t>확인한다</w:t>
+      </w:r>
+      <w:r>
+        <w:t>. Galaxy S25+</w:t>
+      </w:r>
+      <w:r>
+        <w:t>의</w:t>
+      </w:r>
+      <w:r>
+        <w:t xml:space="preserve"> </w:t>
+      </w:r>
+      <w:r>
+        <w:t>성능</w:t>
+      </w:r>
+      <w:r>
+        <w:t xml:space="preserve"> </w:t>
+      </w:r>
+      <w:r>
+        <w:t>측정은</w:t>
+      </w:r>
+      <w:r>
+        <w:t xml:space="preserve"> </w:t>
+      </w:r>
+      <w:r>
+        <w:t>휴대폰</w:t>
+      </w:r>
+      <w:r>
+        <w:t xml:space="preserve"> </w:t>
+      </w:r>
+      <w:r>
+        <w:t>검증에</w:t>
+      </w:r>
+      <w:r>
+        <w:t xml:space="preserve"> </w:t>
+      </w:r>
+      <w:r>
+        <w:t>사용하고</w:t>
+      </w:r>
+      <w:r>
+        <w:t xml:space="preserve">, </w:t>
+      </w:r>
+      <w:r>
+        <w:t>차량에서는</w:t>
+      </w:r>
+      <w:r>
+        <w:t xml:space="preserve"> </w:t>
+      </w:r>
+      <w:r>
+        <w:t>처리</w:t>
+      </w:r>
+      <w:r>
+        <w:t xml:space="preserve"> </w:t>
+      </w:r>
+      <w:r>
+        <w:t>지연</w:t>
+      </w:r>
+      <w:r>
+        <w:t>·</w:t>
+      </w:r>
+      <w:r>
+        <w:t>최대</w:t>
+      </w:r>
+      <w:r>
+        <w:t xml:space="preserve"> </w:t>
+      </w:r>
+      <w:r>
+        <w:t>메모리</w:t>
+      </w:r>
+      <w:r>
+        <w:t>·</w:t>
+      </w:r>
+      <w:r>
+        <w:t>발열을</w:t>
+      </w:r>
+      <w:r>
+        <w:t xml:space="preserve"> </w:t>
+      </w:r>
+      <w:r>
+        <w:t>다시</w:t>
+      </w:r>
+      <w:r>
+        <w:t xml:space="preserve"> </w:t>
+      </w:r>
+      <w:r>
+        <w:t>측정한다</w:t>
+      </w:r>
+      <w:r>
+        <w:t>.</w:t>
+      </w:r>
+    </w:p>
+    <w:p>
+      <w:r>
+        <w:t>이식은</w:t>
+      </w:r>
+      <w:r>
+        <w:t xml:space="preserve"> </w:t>
+      </w:r>
+      <w:r>
+        <w:t>공통</w:t>
+      </w:r>
+      <w:r>
+        <w:t xml:space="preserve"> </w:t>
+      </w:r>
+      <w:r>
+        <w:t>계산</w:t>
+      </w:r>
+      <w:r>
+        <w:t xml:space="preserve"> </w:t>
+      </w:r>
+      <w:r>
+        <w:t>계약</w:t>
+      </w:r>
+      <w:r>
+        <w:t xml:space="preserve"> </w:t>
+      </w:r>
+      <w:r>
+        <w:t>고정</w:t>
+      </w:r>
+      <w:r>
+        <w:t xml:space="preserve"> → </w:t>
+      </w:r>
+      <w:r>
+        <w:t>차량</w:t>
+      </w:r>
+      <w:r>
+        <w:t xml:space="preserve"> </w:t>
+      </w:r>
+      <w:r>
+        <w:t>빌드</w:t>
+      </w:r>
+      <w:r>
+        <w:t>·</w:t>
+      </w:r>
+      <w:r>
         <w:t>내비게이션</w:t>
       </w:r>
       <w:r>
         <w:t xml:space="preserve"> </w:t>
       </w:r>
       <w:r>
-        <w:t>연결은</w:t>
-      </w:r>
-      <w:r>
-        <w:t xml:space="preserve"> </w:t>
-      </w:r>
-      <w:r>
-        <w:t>공식</w:t>
-      </w:r>
-      <w:r>
-        <w:t xml:space="preserve"> </w:t>
-      </w:r>
-      <w:r>
-        <w:t>샘플을</w:t>
-      </w:r>
-      <w:r>
-        <w:t xml:space="preserve"> </w:t>
-      </w:r>
-      <w:r>
-        <w:t>참고해</w:t>
-      </w:r>
-      <w:r>
-        <w:t xml:space="preserve"> </w:t>
-      </w:r>
-      <w:r>
-        <w:t>이벤트</w:t>
+        <w:t>연결</w:t>
+      </w:r>
+      <w:r>
+        <w:t xml:space="preserve"> → </w:t>
+      </w:r>
+      <w:r>
+        <w:t>주행</w:t>
+      </w:r>
+      <w:r>
+        <w:t xml:space="preserve"> </w:t>
+      </w:r>
+      <w:r>
+        <w:t>제한</w:t>
       </w:r>
       <w:r>
         <w:t>·</w:t>
       </w:r>
       <w:r>
-        <w:t>누락</w:t>
+        <w:t>오디오</w:t>
       </w:r>
       <w:r>
         <w:t>·</w:t>
       </w:r>
       <w:r>
-        <w:t>재연결을</w:t>
-      </w:r>
-      <w:r>
-        <w:t xml:space="preserve"> </w:t>
-      </w:r>
-      <w:r>
-        <w:t>검증한다</w:t>
-      </w:r>
-      <w:r>
-        <w:t xml:space="preserve">.[9] </w:t>
-      </w:r>
-      <w:r>
-        <w:t>적용</w:t>
-      </w:r>
-      <w:r>
-        <w:t xml:space="preserve"> </w:t>
-      </w:r>
-      <w:r>
-        <w:t>대상은</w:t>
-      </w:r>
-      <w:r>
-        <w:t xml:space="preserve"> </w:t>
-      </w:r>
-      <w:r>
-        <w:t>필요한</w:t>
-      </w:r>
-      <w:r>
-        <w:t xml:space="preserve"> </w:t>
-      </w:r>
-      <w:r>
-        <w:t>기능이</w:t>
-      </w:r>
-      <w:r>
-        <w:t xml:space="preserve"> </w:t>
-      </w:r>
-      <w:r>
-        <w:t>지원되는</w:t>
-      </w:r>
-      <w:r>
-        <w:t xml:space="preserve"> Pleos Connect </w:t>
-      </w:r>
-      <w:r>
-        <w:t>차량이다</w:t>
+        <w:t>절전</w:t>
+      </w:r>
+      <w:r>
+        <w:t xml:space="preserve"> </w:t>
+      </w:r>
+      <w:r>
+        <w:t>복귀</w:t>
+      </w:r>
+      <w:r>
+        <w:t xml:space="preserve"> </w:t>
+      </w:r>
+      <w:r>
+        <w:t>검증</w:t>
+      </w:r>
+      <w:r>
+        <w:t xml:space="preserve"> → </w:t>
+      </w:r>
+      <w:r>
+        <w:t>승인된</w:t>
+      </w:r>
+      <w:r>
+        <w:t xml:space="preserve"> </w:t>
+      </w:r>
+      <w:r>
+        <w:t>카메라</w:t>
+      </w:r>
+      <w:r>
+        <w:t>·</w:t>
+      </w:r>
+      <w:r>
+        <w:t>조명</w:t>
+      </w:r>
+      <w:r>
+        <w:t xml:space="preserve"> </w:t>
+      </w:r>
+      <w:r>
+        <w:t>연결</w:t>
+      </w:r>
+      <w:r>
+        <w:t xml:space="preserve"> </w:t>
+      </w:r>
+      <w:r>
+        <w:t>순서로</w:t>
+      </w:r>
+      <w:r>
+        <w:t xml:space="preserve"> </w:t>
+      </w:r>
+      <w:r>
+        <w:t>진행한다</w:t>
+      </w:r>
+      <w:r>
+        <w:t xml:space="preserve">. </w:t>
+      </w:r>
+      <w:r>
+        <w:t>상세</w:t>
+      </w:r>
+      <w:r>
+        <w:t xml:space="preserve"> </w:t>
+      </w:r>
+      <w:r>
+        <w:t>영상과</w:t>
+      </w:r>
+      <w:r>
+        <w:t xml:space="preserve"> </w:t>
+      </w:r>
+      <w:r>
+        <w:t>분석</w:t>
+      </w:r>
+      <w:r>
+        <w:t xml:space="preserve"> </w:t>
+      </w:r>
+      <w:r>
+        <w:t>근거는</w:t>
+      </w:r>
+      <w:r>
+        <w:t xml:space="preserve"> </w:t>
+      </w:r>
+      <w:r>
+        <w:t>주차</w:t>
+      </w:r>
+      <w:r>
+        <w:t xml:space="preserve"> </w:t>
+      </w:r>
+      <w:r>
+        <w:t>중</w:t>
+      </w:r>
+      <w:r>
+        <w:t xml:space="preserve"> </w:t>
+      </w:r>
+      <w:r>
+        <w:t>화면으로</w:t>
+      </w:r>
+      <w:r>
+        <w:t xml:space="preserve"> </w:t>
+      </w:r>
+      <w:r>
+        <w:t>제공하고</w:t>
+      </w:r>
+      <w:r>
+        <w:t xml:space="preserve">, </w:t>
+      </w:r>
+      <w:r>
+        <w:t>주행</w:t>
+      </w:r>
+      <w:r>
+        <w:t xml:space="preserve"> </w:t>
+      </w:r>
+      <w:r>
+        <w:t>중에는</w:t>
+      </w:r>
+      <w:r>
+        <w:t xml:space="preserve"> </w:t>
+      </w:r>
+      <w:r>
+        <w:t>차량의</w:t>
+      </w:r>
+      <w:r>
+        <w:t xml:space="preserve"> UI </w:t>
+      </w:r>
+      <w:r>
+        <w:t>제한에</w:t>
+      </w:r>
+      <w:r>
+        <w:t xml:space="preserve"> </w:t>
+      </w:r>
+      <w:r>
+        <w:t>맞춰</w:t>
+      </w:r>
+      <w:r>
+        <w:t xml:space="preserve"> </w:t>
+      </w:r>
+      <w:r>
+        <w:t>결과와</w:t>
+      </w:r>
+      <w:r>
+        <w:t xml:space="preserve"> </w:t>
+      </w:r>
+      <w:r>
+        <w:t>조작을</w:t>
+      </w:r>
+      <w:r>
+        <w:t xml:space="preserve"> </w:t>
+      </w:r>
+      <w:r>
+        <w:t>줄인다</w:t>
+      </w:r>
+      <w:r>
+        <w:t xml:space="preserve">.[10] </w:t>
+      </w:r>
+      <w:r>
+        <w:t>현재까지의</w:t>
+      </w:r>
+      <w:r>
+        <w:t xml:space="preserve"> </w:t>
+      </w:r>
+      <w:r>
+        <w:t>실행</w:t>
+      </w:r>
+      <w:r>
+        <w:t xml:space="preserve"> </w:t>
+      </w:r>
+      <w:r>
+        <w:t>검증은</w:t>
+      </w:r>
+      <w:r>
+        <w:t xml:space="preserve"> Android </w:t>
+      </w:r>
+      <w:r>
+        <w:t>휴대폰</w:t>
+      </w:r>
+      <w:r>
+        <w:t xml:space="preserve"> </w:t>
+      </w:r>
+      <w:r>
+        <w:t>프로토타입</w:t>
+      </w:r>
+      <w:r>
+        <w:t xml:space="preserve"> </w:t>
+      </w:r>
+      <w:r>
+        <w:t>범위다</w:t>
       </w:r>
       <w:r>
         <w:t>.</w:t>
@@ -11702,34 +12976,58 @@
         <w:t xml:space="preserve">. </w:t>
       </w:r>
       <w:r>
-        <w:t>다음</w:t>
-      </w:r>
-      <w:r>
-        <w:t xml:space="preserve"> </w:t>
-      </w:r>
-      <w:r>
-        <w:t>단계는</w:t>
-      </w:r>
-      <w:r>
-        <w:t xml:space="preserve"> </w:t>
-      </w:r>
-      <w:r>
-        <w:t>프로젝트</w:t>
-      </w:r>
-      <w:r>
-        <w:t xml:space="preserve"> </w:t>
-      </w:r>
-      <w:r>
-        <w:t>장면의</w:t>
-      </w:r>
-      <w:r>
-        <w:t xml:space="preserve"> </w:t>
-      </w:r>
-      <w:r>
-        <w:t>파인튜닝과</w:t>
-      </w:r>
-      <w:r>
-        <w:t xml:space="preserve"> </w:t>
+        <w:t>첫</w:t>
+      </w:r>
+      <w:r>
+        <w:t xml:space="preserve"> </w:t>
+      </w:r>
+      <w:r>
+        <w:t>파인튜닝의</w:t>
+      </w:r>
+      <w:r>
+        <w:t xml:space="preserve"> </w:t>
+      </w:r>
+      <w:r>
+        <w:t>혼합</w:t>
+      </w:r>
+      <w:r>
+        <w:t xml:space="preserve"> </w:t>
+      </w:r>
+      <w:r>
+        <w:t>결과를</w:t>
+      </w:r>
+      <w:r>
+        <w:t xml:space="preserve"> </w:t>
+      </w:r>
+      <w:r>
+        <w:t>바탕으로</w:t>
+      </w:r>
+      <w:r>
+        <w:t xml:space="preserve"> </w:t>
+      </w:r>
+      <w:r>
+        <w:t>주석과</w:t>
+      </w:r>
+      <w:r>
+        <w:t xml:space="preserve"> </w:t>
+      </w:r>
+      <w:r>
+        <w:t>평가</w:t>
+      </w:r>
+      <w:r>
+        <w:t xml:space="preserve"> </w:t>
+      </w:r>
+      <w:r>
+        <w:t>장면을</w:t>
+      </w:r>
+      <w:r>
+        <w:t xml:space="preserve"> </w:t>
+      </w:r>
+      <w:r>
+        <w:t>보강하고</w:t>
+      </w:r>
+      <w:r>
+        <w:t xml:space="preserve">, </w:t>
       </w:r>
       <w:r>
         <w:t>시간</w:t>
@@ -11762,7 +13060,13 @@
         <w:t xml:space="preserve"> </w:t>
       </w:r>
       <w:r>
-        <w:t>해석이다</w:t>
+        <w:t>해석을</w:t>
+      </w:r>
+      <w:r>
+        <w:t xml:space="preserve"> </w:t>
+      </w:r>
+      <w:r>
+        <w:t>확장한다</w:t>
       </w:r>
       <w:r>
         <w:t>.</w:t>
@@ -14747,7 +16051,6 @@
         <w:pageBreakBefore/>
       </w:pPr>
       <w:r>
-        <w:lastRenderedPageBreak/>
         <w:t xml:space="preserve">8 </w:t>
       </w:r>
       <w:r>
@@ -15897,10 +17200,10 @@
           <w:noProof/>
         </w:rPr>
         <w:drawing>
-          <wp:inline distT="0" distB="0" distL="0" distR="0" wp14:anchorId="24B96FC1" wp14:editId="79011188">
+          <wp:inline distT="0" distB="0" distL="0" distR="0" wp14:anchorId="14CF6CE9" wp14:editId="7491E881">
             <wp:extent cx="6400800" cy="3600450"/>
             <wp:effectExtent l="0" t="0" r="0" b="0"/>
-            <wp:docPr id="3" name="Picture 3"/>
+            <wp:docPr id="4" name="Picture 4"/>
             <wp:cNvGraphicFramePr>
               <a:graphicFrameLocks xmlns:a="http://schemas.openxmlformats.org/drawingml/2006/main" noChangeAspect="1"/>
             </wp:cNvGraphicFramePr>
@@ -15912,7 +17215,7 @@
                     <pic:cNvPicPr/>
                   </pic:nvPicPr>
                   <pic:blipFill>
-                    <a:blip r:embed="rId14"/>
+                    <a:blip r:embed="rId16"/>
                     <a:stretch>
                       <a:fillRect/>
                     </a:stretch>
@@ -16081,7 +17384,7 @@
       <w:r>
         <w:t xml:space="preserve"> </w:t>
       </w:r>
-      <w:hyperlink r:id="rId15">
+      <w:hyperlink r:id="rId17">
         <w:r>
           <w:rPr>
             <w:color w:val="245C7A"/>
@@ -16354,104 +17657,7 @@
           <w:noProof/>
         </w:rPr>
         <w:drawing>
-          <wp:inline distT="0" distB="0" distL="0" distR="0" wp14:anchorId="390A871E" wp14:editId="63EE5559">
-            <wp:extent cx="6400800" cy="6134100"/>
-            <wp:effectExtent l="0" t="0" r="0" b="0"/>
-            <wp:docPr id="4" name="Picture 4"/>
-            <wp:cNvGraphicFramePr>
-              <a:graphicFrameLocks xmlns:a="http://schemas.openxmlformats.org/drawingml/2006/main" noChangeAspect="1"/>
-            </wp:cNvGraphicFramePr>
-            <a:graphic xmlns:a="http://schemas.openxmlformats.org/drawingml/2006/main">
-              <a:graphicData uri="http://schemas.openxmlformats.org/drawingml/2006/picture">
-                <pic:pic xmlns:pic="http://schemas.openxmlformats.org/drawingml/2006/picture">
-                  <pic:nvPicPr>
-                    <pic:cNvPr id="0" name="clip-03-000400-report.png"/>
-                    <pic:cNvPicPr/>
-                  </pic:nvPicPr>
-                  <pic:blipFill>
-                    <a:blip r:embed="rId16"/>
-                    <a:stretch>
-                      <a:fillRect/>
-                    </a:stretch>
-                  </pic:blipFill>
-                  <pic:spPr>
-                    <a:xfrm>
-                      <a:off x="0" y="0"/>
-                      <a:ext cx="6400800" cy="6134100"/>
-                    </a:xfrm>
-                    <a:prstGeom prst="rect">
-                      <a:avLst/>
-                    </a:prstGeom>
-                  </pic:spPr>
-                </pic:pic>
-              </a:graphicData>
-            </a:graphic>
-          </wp:inline>
-        </w:drawing>
-      </w:r>
-    </w:p>
-    <w:p>
-      <w:pPr>
-        <w:pStyle w:val="af0"/>
-        <w:spacing w:after="200"/>
-      </w:pPr>
-      <w:r>
-        <w:t>작은</w:t>
-      </w:r>
-      <w:r>
-        <w:t xml:space="preserve"> </w:t>
-      </w:r>
-      <w:r>
-        <w:t>네온</w:t>
-      </w:r>
-      <w:r>
-        <w:t>·</w:t>
-      </w:r>
-      <w:r>
-        <w:t>간판과</w:t>
-      </w:r>
-      <w:r>
-        <w:t xml:space="preserve"> </w:t>
-      </w:r>
-      <w:r>
-        <w:t>오른쪽</w:t>
-      </w:r>
-      <w:r>
-        <w:t xml:space="preserve"> </w:t>
-      </w:r>
-      <w:r>
-        <w:t>건물의</w:t>
-      </w:r>
-      <w:r>
-        <w:t xml:space="preserve"> </w:t>
-      </w:r>
-      <w:r>
-        <w:t>밝은</w:t>
-      </w:r>
-      <w:r>
-        <w:t xml:space="preserve"> </w:t>
-      </w:r>
-      <w:r>
-        <w:t>면</w:t>
-      </w:r>
-      <w:r>
-        <w:t xml:space="preserve"> </w:t>
-      </w:r>
-      <w:r>
-        <w:t>복구</w:t>
-      </w:r>
-    </w:p>
-    <w:p>
-      <w:pPr>
-        <w:keepNext/>
-        <w:spacing w:after="40" w:line="240" w:lineRule="auto"/>
-      </w:pPr>
-      <w:r>
-        <w:rPr>
-          <w:noProof/>
-        </w:rPr>
-        <w:drawing>
-          <wp:inline distT="0" distB="0" distL="0" distR="0" wp14:anchorId="494D342A" wp14:editId="31D6FA43">
+          <wp:inline distT="0" distB="0" distL="0" distR="0" wp14:anchorId="1C91901B" wp14:editId="17521D60">
             <wp:extent cx="6400800" cy="6134100"/>
             <wp:effectExtent l="0" t="0" r="0" b="0"/>
             <wp:docPr id="5" name="Picture 5"/>
@@ -16462,98 +17668,7 @@
               <a:graphicData uri="http://schemas.openxmlformats.org/drawingml/2006/picture">
                 <pic:pic xmlns:pic="http://schemas.openxmlformats.org/drawingml/2006/picture">
                   <pic:nvPicPr>
-                    <pic:cNvPr id="0" name="clip-03-000500-report.png"/>
-                    <pic:cNvPicPr/>
-                  </pic:nvPicPr>
-                  <pic:blipFill>
-                    <a:blip r:embed="rId17"/>
-                    <a:stretch>
-                      <a:fillRect/>
-                    </a:stretch>
-                  </pic:blipFill>
-                  <pic:spPr>
-                    <a:xfrm>
-                      <a:off x="0" y="0"/>
-                      <a:ext cx="6400800" cy="6134100"/>
-                    </a:xfrm>
-                    <a:prstGeom prst="rect">
-                      <a:avLst/>
-                    </a:prstGeom>
-                  </pic:spPr>
-                </pic:pic>
-              </a:graphicData>
-            </a:graphic>
-          </wp:inline>
-        </w:drawing>
-      </w:r>
-    </w:p>
-    <w:p>
-      <w:pPr>
-        <w:pStyle w:val="af0"/>
-        <w:spacing w:after="200"/>
-      </w:pPr>
-      <w:r>
-        <w:t>따뜻한</w:t>
-      </w:r>
-      <w:r>
-        <w:t xml:space="preserve"> </w:t>
-      </w:r>
-      <w:r>
-        <w:t>상가</w:t>
-      </w:r>
-      <w:r>
-        <w:t xml:space="preserve"> </w:t>
-      </w:r>
-      <w:r>
-        <w:t>조명과</w:t>
-      </w:r>
-      <w:r>
-        <w:t xml:space="preserve"> </w:t>
-      </w:r>
-      <w:r>
-        <w:t>넓은</w:t>
-      </w:r>
-      <w:r>
-        <w:t xml:space="preserve"> </w:t>
-      </w:r>
-      <w:r>
-        <w:t>밝은</w:t>
-      </w:r>
-      <w:r>
-        <w:t xml:space="preserve"> </w:t>
-      </w:r>
-      <w:r>
-        <w:t>면의</w:t>
-      </w:r>
-      <w:r>
-        <w:t xml:space="preserve"> </w:t>
-      </w:r>
-      <w:r>
-        <w:t>기여</w:t>
-      </w:r>
-    </w:p>
-    <w:p>
-      <w:pPr>
-        <w:keepNext/>
-        <w:spacing w:after="40" w:line="240" w:lineRule="auto"/>
-      </w:pPr>
-      <w:r>
-        <w:rPr>
-          <w:noProof/>
-        </w:rPr>
-        <w:drawing>
-          <wp:inline distT="0" distB="0" distL="0" distR="0" wp14:anchorId="1F4BAF5D" wp14:editId="35934027">
-            <wp:extent cx="6400800" cy="6134100"/>
-            <wp:effectExtent l="0" t="0" r="0" b="0"/>
-            <wp:docPr id="6" name="Picture 6"/>
-            <wp:cNvGraphicFramePr>
-              <a:graphicFrameLocks xmlns:a="http://schemas.openxmlformats.org/drawingml/2006/main" noChangeAspect="1"/>
-            </wp:cNvGraphicFramePr>
-            <a:graphic xmlns:a="http://schemas.openxmlformats.org/drawingml/2006/main">
-              <a:graphicData uri="http://schemas.openxmlformats.org/drawingml/2006/picture">
-                <pic:pic xmlns:pic="http://schemas.openxmlformats.org/drawingml/2006/picture">
-                  <pic:nvPicPr>
-                    <pic:cNvPr id="0" name="clip-03-000600-report.png"/>
+                    <pic:cNvPr id="0" name="clip-03-000400-report.png"/>
                     <pic:cNvPicPr/>
                   </pic:nvPicPr>
                   <pic:blipFill>
@@ -16584,37 +17699,49 @@
         <w:spacing w:after="200"/>
       </w:pPr>
       <w:r>
-        <w:t>사람</w:t>
-      </w:r>
-      <w:r>
-        <w:t xml:space="preserve"> </w:t>
-      </w:r>
-      <w:r>
-        <w:t>검출과</w:t>
-      </w:r>
-      <w:r>
-        <w:t xml:space="preserve"> </w:t>
-      </w:r>
-      <w:r>
-        <w:t>주변</w:t>
-      </w:r>
-      <w:r>
-        <w:t xml:space="preserve"> </w:t>
-      </w:r>
-      <w:r>
-        <w:t>조명의</w:t>
-      </w:r>
-      <w:r>
-        <w:t xml:space="preserve"> </w:t>
-      </w:r>
-      <w:r>
-        <w:t>독립적인</w:t>
-      </w:r>
-      <w:r>
-        <w:t xml:space="preserve"> </w:t>
-      </w:r>
-      <w:r>
-        <w:t>기여</w:t>
+        <w:t>작은</w:t>
+      </w:r>
+      <w:r>
+        <w:t xml:space="preserve"> </w:t>
+      </w:r>
+      <w:r>
+        <w:t>네온</w:t>
+      </w:r>
+      <w:r>
+        <w:t>·</w:t>
+      </w:r>
+      <w:r>
+        <w:t>간판과</w:t>
+      </w:r>
+      <w:r>
+        <w:t xml:space="preserve"> </w:t>
+      </w:r>
+      <w:r>
+        <w:t>오른쪽</w:t>
+      </w:r>
+      <w:r>
+        <w:t xml:space="preserve"> </w:t>
+      </w:r>
+      <w:r>
+        <w:t>건물의</w:t>
+      </w:r>
+      <w:r>
+        <w:t xml:space="preserve"> </w:t>
+      </w:r>
+      <w:r>
+        <w:t>밝은</w:t>
+      </w:r>
+      <w:r>
+        <w:t xml:space="preserve"> </w:t>
+      </w:r>
+      <w:r>
+        <w:t>면</w:t>
+      </w:r>
+      <w:r>
+        <w:t xml:space="preserve"> </w:t>
+      </w:r>
+      <w:r>
+        <w:t>복구</w:t>
       </w:r>
     </w:p>
     <w:p>
@@ -16627,10 +17754,186 @@
           <w:noProof/>
         </w:rPr>
         <w:drawing>
-          <wp:inline distT="0" distB="0" distL="0" distR="0" wp14:anchorId="6D10E8F0" wp14:editId="3CC5380C">
+          <wp:inline distT="0" distB="0" distL="0" distR="0" wp14:anchorId="443D9CE1" wp14:editId="0AB835A3">
+            <wp:extent cx="6400800" cy="6134100"/>
+            <wp:effectExtent l="0" t="0" r="0" b="0"/>
+            <wp:docPr id="6" name="Picture 6"/>
+            <wp:cNvGraphicFramePr>
+              <a:graphicFrameLocks xmlns:a="http://schemas.openxmlformats.org/drawingml/2006/main" noChangeAspect="1"/>
+            </wp:cNvGraphicFramePr>
+            <a:graphic xmlns:a="http://schemas.openxmlformats.org/drawingml/2006/main">
+              <a:graphicData uri="http://schemas.openxmlformats.org/drawingml/2006/picture">
+                <pic:pic xmlns:pic="http://schemas.openxmlformats.org/drawingml/2006/picture">
+                  <pic:nvPicPr>
+                    <pic:cNvPr id="0" name="clip-03-000500-report.png"/>
+                    <pic:cNvPicPr/>
+                  </pic:nvPicPr>
+                  <pic:blipFill>
+                    <a:blip r:embed="rId19"/>
+                    <a:stretch>
+                      <a:fillRect/>
+                    </a:stretch>
+                  </pic:blipFill>
+                  <pic:spPr>
+                    <a:xfrm>
+                      <a:off x="0" y="0"/>
+                      <a:ext cx="6400800" cy="6134100"/>
+                    </a:xfrm>
+                    <a:prstGeom prst="rect">
+                      <a:avLst/>
+                    </a:prstGeom>
+                  </pic:spPr>
+                </pic:pic>
+              </a:graphicData>
+            </a:graphic>
+          </wp:inline>
+        </w:drawing>
+      </w:r>
+    </w:p>
+    <w:p>
+      <w:pPr>
+        <w:pStyle w:val="af0"/>
+        <w:spacing w:after="200"/>
+      </w:pPr>
+      <w:r>
+        <w:t>따뜻한</w:t>
+      </w:r>
+      <w:r>
+        <w:t xml:space="preserve"> </w:t>
+      </w:r>
+      <w:r>
+        <w:t>상가</w:t>
+      </w:r>
+      <w:r>
+        <w:t xml:space="preserve"> </w:t>
+      </w:r>
+      <w:r>
+        <w:t>조명과</w:t>
+      </w:r>
+      <w:r>
+        <w:t xml:space="preserve"> </w:t>
+      </w:r>
+      <w:r>
+        <w:t>넓은</w:t>
+      </w:r>
+      <w:r>
+        <w:t xml:space="preserve"> </w:t>
+      </w:r>
+      <w:r>
+        <w:t>밝은</w:t>
+      </w:r>
+      <w:r>
+        <w:t xml:space="preserve"> </w:t>
+      </w:r>
+      <w:r>
+        <w:t>면의</w:t>
+      </w:r>
+      <w:r>
+        <w:t xml:space="preserve"> </w:t>
+      </w:r>
+      <w:r>
+        <w:t>기여</w:t>
+      </w:r>
+    </w:p>
+    <w:p>
+      <w:pPr>
+        <w:keepNext/>
+        <w:spacing w:after="40" w:line="240" w:lineRule="auto"/>
+      </w:pPr>
+      <w:r>
+        <w:rPr>
+          <w:noProof/>
+        </w:rPr>
+        <w:drawing>
+          <wp:inline distT="0" distB="0" distL="0" distR="0" wp14:anchorId="57EE7625" wp14:editId="723751AA">
+            <wp:extent cx="6400800" cy="6134100"/>
+            <wp:effectExtent l="0" t="0" r="0" b="0"/>
+            <wp:docPr id="7" name="Picture 7"/>
+            <wp:cNvGraphicFramePr>
+              <a:graphicFrameLocks xmlns:a="http://schemas.openxmlformats.org/drawingml/2006/main" noChangeAspect="1"/>
+            </wp:cNvGraphicFramePr>
+            <a:graphic xmlns:a="http://schemas.openxmlformats.org/drawingml/2006/main">
+              <a:graphicData uri="http://schemas.openxmlformats.org/drawingml/2006/picture">
+                <pic:pic xmlns:pic="http://schemas.openxmlformats.org/drawingml/2006/picture">
+                  <pic:nvPicPr>
+                    <pic:cNvPr id="0" name="clip-03-000600-report.png"/>
+                    <pic:cNvPicPr/>
+                  </pic:nvPicPr>
+                  <pic:blipFill>
+                    <a:blip r:embed="rId20"/>
+                    <a:stretch>
+                      <a:fillRect/>
+                    </a:stretch>
+                  </pic:blipFill>
+                  <pic:spPr>
+                    <a:xfrm>
+                      <a:off x="0" y="0"/>
+                      <a:ext cx="6400800" cy="6134100"/>
+                    </a:xfrm>
+                    <a:prstGeom prst="rect">
+                      <a:avLst/>
+                    </a:prstGeom>
+                  </pic:spPr>
+                </pic:pic>
+              </a:graphicData>
+            </a:graphic>
+          </wp:inline>
+        </w:drawing>
+      </w:r>
+    </w:p>
+    <w:p>
+      <w:pPr>
+        <w:pStyle w:val="af0"/>
+        <w:spacing w:after="200"/>
+      </w:pPr>
+      <w:r>
+        <w:t>사람</w:t>
+      </w:r>
+      <w:r>
+        <w:t xml:space="preserve"> </w:t>
+      </w:r>
+      <w:r>
+        <w:t>검출과</w:t>
+      </w:r>
+      <w:r>
+        <w:t xml:space="preserve"> </w:t>
+      </w:r>
+      <w:r>
+        <w:t>주변</w:t>
+      </w:r>
+      <w:r>
+        <w:t xml:space="preserve"> </w:t>
+      </w:r>
+      <w:r>
+        <w:t>조명의</w:t>
+      </w:r>
+      <w:r>
+        <w:t xml:space="preserve"> </w:t>
+      </w:r>
+      <w:r>
+        <w:t>독립적인</w:t>
+      </w:r>
+      <w:r>
+        <w:t xml:space="preserve"> </w:t>
+      </w:r>
+      <w:r>
+        <w:t>기여</w:t>
+      </w:r>
+    </w:p>
+    <w:p>
+      <w:pPr>
+        <w:keepNext/>
+        <w:spacing w:after="40" w:line="240" w:lineRule="auto"/>
+      </w:pPr>
+      <w:r>
+        <w:rPr>
+          <w:noProof/>
+        </w:rPr>
+        <w:drawing>
+          <wp:inline distT="0" distB="0" distL="0" distR="0" wp14:anchorId="4F44D9FF" wp14:editId="1F6BF391">
             <wp:extent cx="6400800" cy="3920490"/>
             <wp:effectExtent l="0" t="0" r="0" b="0"/>
-            <wp:docPr id="7" name="Picture 7"/>
+            <wp:docPr id="8" name="Picture 8"/>
             <wp:cNvGraphicFramePr>
               <a:graphicFrameLocks xmlns:a="http://schemas.openxmlformats.org/drawingml/2006/main" noChangeAspect="1"/>
             </wp:cNvGraphicFramePr>
@@ -16642,7 +17945,7 @@
                     <pic:cNvPicPr/>
                   </pic:nvPicPr>
                   <pic:blipFill>
-                    <a:blip r:embed="rId19"/>
+                    <a:blip r:embed="rId21"/>
                     <a:stretch>
                       <a:fillRect/>
                     </a:stretch>
@@ -16784,7 +18087,7 @@
       <w:r>
         <w:t xml:space="preserve">. </w:t>
       </w:r>
-      <w:hyperlink r:id="rId20">
+      <w:hyperlink r:id="rId22">
         <w:r>
           <w:rPr>
             <w:color w:val="245C7A"/>
@@ -17177,10 +18480,10 @@
           <w:noProof/>
         </w:rPr>
         <w:drawing>
-          <wp:inline distT="0" distB="0" distL="0" distR="0" wp14:anchorId="7503FDBF" wp14:editId="352A7CFA">
+          <wp:inline distT="0" distB="0" distL="0" distR="0" wp14:anchorId="0B6BB2AF" wp14:editId="3DB28F1C">
             <wp:extent cx="6400800" cy="2560320"/>
             <wp:effectExtent l="0" t="0" r="0" b="0"/>
-            <wp:docPr id="8" name="Picture 8"/>
+            <wp:docPr id="9" name="Picture 9"/>
             <wp:cNvGraphicFramePr>
               <a:graphicFrameLocks xmlns:a="http://schemas.openxmlformats.org/drawingml/2006/main" noChangeAspect="1"/>
             </wp:cNvGraphicFramePr>
@@ -17192,7 +18495,7 @@
                     <pic:cNvPicPr/>
                   </pic:nvPicPr>
                   <pic:blipFill>
-                    <a:blip r:embed="rId21"/>
+                    <a:blip r:embed="rId23"/>
                     <a:stretch>
                       <a:fillRect/>
                     </a:stretch>
@@ -17442,7 +18745,7 @@
       <w:r>
         <w:t xml:space="preserve"> </w:t>
       </w:r>
-      <w:hyperlink r:id="rId22">
+      <w:hyperlink r:id="rId24">
         <w:r>
           <w:rPr>
             <w:color w:val="245C7A"/>
@@ -17761,7 +19064,7 @@
       <w:r>
         <w:t xml:space="preserve">. </w:t>
       </w:r>
-      <w:hyperlink r:id="rId23">
+      <w:hyperlink r:id="rId25">
         <w:r>
           <w:rPr>
             <w:color w:val="245C7A"/>
@@ -19480,7 +20783,7 @@
       <w:r>
         <w:t xml:space="preserve">1. </w:t>
       </w:r>
-      <w:hyperlink r:id="rId24">
+      <w:hyperlink r:id="rId26">
         <w:r>
           <w:rPr>
             <w:color w:val="245C7A"/>
@@ -19529,7 +20832,7 @@
       <w:r>
         <w:t xml:space="preserve">2. </w:t>
       </w:r>
-      <w:hyperlink r:id="rId25">
+      <w:hyperlink r:id="rId27">
         <w:r>
           <w:rPr>
             <w:color w:val="245C7A"/>
@@ -19590,7 +20893,7 @@
       <w:r>
         <w:t xml:space="preserve">3. </w:t>
       </w:r>
-      <w:hyperlink r:id="rId26">
+      <w:hyperlink r:id="rId28">
         <w:r>
           <w:rPr>
             <w:color w:val="245C7A"/>
@@ -19613,7 +20916,7 @@
       <w:r>
         <w:t xml:space="preserve"> </w:t>
       </w:r>
-      <w:hyperlink r:id="rId27">
+      <w:hyperlink r:id="rId29">
         <w:r>
           <w:rPr>
             <w:color w:val="245C7A"/>
@@ -19662,7 +20965,7 @@
       <w:r>
         <w:t xml:space="preserve">4. </w:t>
       </w:r>
-      <w:hyperlink r:id="rId28">
+      <w:hyperlink r:id="rId30">
         <w:r>
           <w:rPr>
             <w:color w:val="245C7A"/>
@@ -19747,7 +21050,7 @@
       <w:r>
         <w:t xml:space="preserve">5. </w:t>
       </w:r>
-      <w:hyperlink r:id="rId29">
+      <w:hyperlink r:id="rId31">
         <w:r>
           <w:rPr>
             <w:color w:val="245C7A"/>
@@ -19802,7 +21105,7 @@
       <w:r>
         <w:t xml:space="preserve">6. </w:t>
       </w:r>
-      <w:hyperlink r:id="rId30">
+      <w:hyperlink r:id="rId32">
         <w:r>
           <w:rPr>
             <w:color w:val="245C7A"/>
@@ -19863,7 +21166,7 @@
       <w:r>
         <w:t xml:space="preserve">7. </w:t>
       </w:r>
-      <w:hyperlink r:id="rId31">
+      <w:hyperlink r:id="rId33">
         <w:r>
           <w:rPr>
             <w:color w:val="245C7A"/>
@@ -19942,7 +21245,7 @@
       <w:r>
         <w:t xml:space="preserve">8. </w:t>
       </w:r>
-      <w:hyperlink r:id="rId32">
+      <w:hyperlink r:id="rId34">
         <w:r>
           <w:rPr>
             <w:color w:val="245C7A"/>
@@ -20009,7 +21312,7 @@
       <w:r>
         <w:t xml:space="preserve">9. </w:t>
       </w:r>
-      <w:hyperlink r:id="rId33">
+      <w:hyperlink r:id="rId35">
         <w:r>
           <w:rPr>
             <w:color w:val="245C7A"/>
@@ -20020,7 +21323,7 @@
           <w:rPr>
             <w:color w:val="245C7A"/>
           </w:rPr>
-          <w:t>공식</w:t>
+          <w:t>개발</w:t>
         </w:r>
         <w:r>
           <w:rPr>
@@ -20032,80 +21335,26 @@
           <w:rPr>
             <w:color w:val="245C7A"/>
           </w:rPr>
-          <w:t>내비게이션</w:t>
-        </w:r>
-        <w:r>
-          <w:rPr>
-            <w:color w:val="245C7A"/>
-          </w:rPr>
-          <w:t xml:space="preserve"> </w:t>
-        </w:r>
-        <w:r>
-          <w:rPr>
-            <w:color w:val="245C7A"/>
-          </w:rPr>
-          <w:t>샘플</w:t>
+          <w:t>환경</w:t>
         </w:r>
       </w:hyperlink>
       <w:r>
-        <w:t xml:space="preserve"> — </w:t>
-      </w:r>
-      <w:r>
-        <w:t>연동</w:t>
-      </w:r>
-      <w:r>
-        <w:t xml:space="preserve"> </w:t>
-      </w:r>
-      <w:r>
-        <w:t>구조</w:t>
-      </w:r>
-      <w:r>
-        <w:t xml:space="preserve"> </w:t>
-      </w:r>
-      <w:r>
-        <w:t>참고</w:t>
-      </w:r>
-      <w:r>
-        <w:t xml:space="preserve">. </w:t>
-      </w:r>
-      <w:r>
-        <w:t>코드</w:t>
-      </w:r>
-      <w:r>
-        <w:t xml:space="preserve"> </w:t>
-      </w:r>
-      <w:r>
-        <w:t>도입</w:t>
-      </w:r>
-      <w:r>
-        <w:t xml:space="preserve"> </w:t>
-      </w:r>
-      <w:r>
-        <w:t>전</w:t>
-      </w:r>
-      <w:r>
-        <w:t xml:space="preserve"> </w:t>
-      </w:r>
-      <w:r>
-        <w:t>라이선스</w:t>
-      </w:r>
-      <w:r>
-        <w:t xml:space="preserve"> </w:t>
-      </w:r>
-      <w:r>
-        <w:t>범위</w:t>
-      </w:r>
-      <w:r>
-        <w:t xml:space="preserve"> </w:t>
-      </w:r>
-      <w:r>
-        <w:t>확인</w:t>
-      </w:r>
-      <w:r>
-        <w:t xml:space="preserve"> </w:t>
-      </w:r>
-      <w:r>
-        <w:t>필요</w:t>
+        <w:t xml:space="preserve"> — minSdk 28 </w:t>
+      </w:r>
+      <w:r>
+        <w:t>이상과</w:t>
+      </w:r>
+      <w:r>
+        <w:t xml:space="preserve"> API 34 </w:t>
+      </w:r>
+      <w:r>
+        <w:t>에뮬레이터</w:t>
+      </w:r>
+      <w:r>
+        <w:t xml:space="preserve"> </w:t>
+      </w:r>
+      <w:r>
+        <w:t>구성</w:t>
       </w:r>
       <w:r>
         <w:t>.</w:t>
@@ -20118,7 +21367,7 @@
       <w:r>
         <w:t xml:space="preserve">10. </w:t>
       </w:r>
-      <w:hyperlink r:id="rId34">
+      <w:hyperlink r:id="rId36">
         <w:r>
           <w:rPr>
             <w:color w:val="245C7A"/>
@@ -20197,7 +21446,7 @@
       <w:r>
         <w:t xml:space="preserve">11. </w:t>
       </w:r>
-      <w:hyperlink r:id="rId35">
+      <w:hyperlink r:id="rId37">
         <w:r>
           <w:rPr>
             <w:color w:val="245C7A"/>
@@ -20318,8 +21567,8 @@
       </w:r>
     </w:p>
     <w:sectPr>
-      <w:headerReference w:type="default" r:id="rId36"/>
-      <w:footerReference w:type="default" r:id="rId37"/>
+      <w:headerReference w:type="default" r:id="rId38"/>
+      <w:footerReference w:type="default" r:id="rId39"/>
       <w:pgSz w:w="12240" w:h="15840"/>
       <w:pgMar w:top="979" w:right="1080" w:bottom="936" w:left="1080" w:header="432" w:footer="432" w:gutter="0"/>
       <w:cols w:space="720"/>
@@ -20602,31 +21851,31 @@
       </w:rPr>
     </w:lvl>
   </w:abstractNum>
-  <w:num w:numId="1" w16cid:durableId="1075786373">
+  <w:num w:numId="1" w16cid:durableId="1479374707">
     <w:abstractNumId w:val="8"/>
   </w:num>
-  <w:num w:numId="2" w16cid:durableId="1446000345">
+  <w:num w:numId="2" w16cid:durableId="377052256">
     <w:abstractNumId w:val="6"/>
   </w:num>
-  <w:num w:numId="3" w16cid:durableId="37439330">
+  <w:num w:numId="3" w16cid:durableId="450049608">
     <w:abstractNumId w:val="5"/>
   </w:num>
-  <w:num w:numId="4" w16cid:durableId="1026097174">
+  <w:num w:numId="4" w16cid:durableId="455753182">
     <w:abstractNumId w:val="4"/>
   </w:num>
-  <w:num w:numId="5" w16cid:durableId="1944923819">
+  <w:num w:numId="5" w16cid:durableId="545725023">
     <w:abstractNumId w:val="7"/>
   </w:num>
-  <w:num w:numId="6" w16cid:durableId="7829192">
+  <w:num w:numId="6" w16cid:durableId="1439132672">
     <w:abstractNumId w:val="3"/>
   </w:num>
-  <w:num w:numId="7" w16cid:durableId="1827933836">
+  <w:num w:numId="7" w16cid:durableId="1849173469">
     <w:abstractNumId w:val="2"/>
   </w:num>
-  <w:num w:numId="8" w16cid:durableId="1429235035">
+  <w:num w:numId="8" w16cid:durableId="363866981">
     <w:abstractNumId w:val="1"/>
   </w:num>
-  <w:num w:numId="9" w16cid:durableId="1155606367">
+  <w:num w:numId="9" w16cid:durableId="1216502074">
     <w:abstractNumId w:val="0"/>
   </w:num>
 </w:numbering>

--- a/docs/product/DrivingMood-Design.docx
+++ b/docs/product/DrivingMood-Design.docx
@@ -101,34 +101,28 @@
         <w:t>일</w:t>
       </w:r>
       <w:r>
-        <w:t xml:space="preserve"> · </w:t>
-      </w:r>
-      <w:r>
-        <w:t>현재</w:t>
-      </w:r>
-      <w:r>
-        <w:t xml:space="preserve"> </w:t>
-      </w:r>
-      <w:r>
-        <w:t>앱</w:t>
-      </w:r>
-      <w:r>
-        <w:t xml:space="preserve"> 0.3.1 · </w:t>
-      </w:r>
-      <w:r>
-        <w:t>제품</w:t>
-      </w:r>
-      <w:r>
-        <w:t xml:space="preserve"> </w:t>
-      </w:r>
-      <w:r>
-        <w:t>및</w:t>
-      </w:r>
-      <w:r>
-        <w:t xml:space="preserve"> </w:t>
-      </w:r>
-      <w:r>
-        <w:t>기술</w:t>
+        <w:t xml:space="preserve"> · Android </w:t>
+      </w:r>
+      <w:r>
+        <w:t>휴대폰</w:t>
+      </w:r>
+      <w:r>
+        <w:t xml:space="preserve"> </w:t>
+      </w:r>
+      <w:r>
+        <w:t>프로토타입과</w:t>
+      </w:r>
+      <w:r>
+        <w:t xml:space="preserve"> </w:t>
+      </w:r>
+      <w:r>
+        <w:t>차량</w:t>
+      </w:r>
+      <w:r>
+        <w:t xml:space="preserve"> </w:t>
+      </w:r>
+      <w:r>
+        <w:t>연동</w:t>
       </w:r>
       <w:r>
         <w:t xml:space="preserve"> </w:t>
@@ -828,7 +822,15 @@
                 <w:color w:val="FFFFFF"/>
                 <w:sz w:val="20"/>
               </w:rPr>
-              <w:t xml:space="preserve"> 0.3.1</w:t>
+              <w:t xml:space="preserve"> </w:t>
+            </w:r>
+            <w:r>
+              <w:rPr>
+                <w:b/>
+                <w:color w:val="FFFFFF"/>
+                <w:sz w:val="20"/>
+              </w:rPr>
+              <w:t>프로토타입</w:t>
             </w:r>
           </w:p>
         </w:tc>
@@ -1862,7 +1864,7 @@
           <w:noProof/>
         </w:rPr>
         <w:drawing>
-          <wp:inline distT="0" distB="0" distL="0" distR="0" wp14:anchorId="3BCCFECA" wp14:editId="42575C4E">
+          <wp:inline distT="0" distB="0" distL="0" distR="0" wp14:anchorId="58050FB1" wp14:editId="5537E220">
             <wp:extent cx="6400800" cy="3120390"/>
             <wp:effectExtent l="0" t="0" r="0" b="0"/>
             <wp:docPr id="1" name="Picture 1"/>
@@ -1966,13 +1968,7 @@
         <w:t>초</w:t>
       </w:r>
       <w:r>
-        <w:t xml:space="preserve"> </w:t>
-      </w:r>
-      <w:r>
-        <w:t>또는</w:t>
-      </w:r>
-      <w:r>
-        <w:t xml:space="preserve"> 60</w:t>
+        <w:t>·60</w:t>
       </w:r>
       <w:r>
         <w:t>초</w:t>
@@ -2017,19 +2013,13 @@
         <w:t xml:space="preserve">. </w:t>
       </w:r>
       <w:r>
-        <w:t>저장이</w:t>
-      </w:r>
-      <w:r>
-        <w:t xml:space="preserve"> </w:t>
-      </w:r>
-      <w:r>
-        <w:t>완료되면</w:t>
-      </w:r>
-      <w:r>
-        <w:t xml:space="preserve"> </w:t>
-      </w:r>
-      <w:r>
-        <w:t>영상의</w:t>
+        <w:t>저장</w:t>
+      </w:r>
+      <w:r>
+        <w:t xml:space="preserve"> </w:t>
+      </w:r>
+      <w:r>
+        <w:t>후</w:t>
       </w:r>
       <w:r>
         <w:t xml:space="preserve"> </w:t>
@@ -2041,6 +2031,12 @@
         <w:t xml:space="preserve"> </w:t>
       </w:r>
       <w:r>
+        <w:t>영상</w:t>
+      </w:r>
+      <w:r>
+        <w:t xml:space="preserve"> </w:t>
+      </w:r>
+      <w:r>
         <w:t>시각을</w:t>
       </w:r>
       <w:r>
@@ -2119,7 +2115,7 @@
         <w:t xml:space="preserve"> </w:t>
       </w:r>
       <w:r>
-        <w:t>프리셋에</w:t>
+        <w:t>미리보기에</w:t>
       </w:r>
       <w:r>
         <w:t xml:space="preserve"> </w:t>
@@ -2163,126 +2159,96 @@
     </w:p>
     <w:p>
       <w:r>
-        <w:t>사람의</w:t>
-      </w:r>
-      <w:r>
-        <w:t xml:space="preserve"> </w:t>
-      </w:r>
-      <w:r>
-        <w:t>기여</w:t>
+        <w:t>의미분할과</w:t>
+      </w:r>
+      <w:r>
+        <w:t xml:space="preserve"> </w:t>
+      </w:r>
+      <w:r>
+        <w:t>객체</w:t>
+      </w:r>
+      <w:r>
+        <w:t xml:space="preserve"> </w:t>
+      </w:r>
+      <w:r>
+        <w:t>검출로</w:t>
+      </w:r>
+      <w:r>
+        <w:t xml:space="preserve"> </w:t>
+      </w:r>
+      <w:r>
+        <w:t>차량</w:t>
+      </w:r>
+      <w:r>
+        <w:t xml:space="preserve"> </w:t>
+      </w:r>
+      <w:r>
+        <w:t>영역을</w:t>
+      </w:r>
+      <w:r>
+        <w:t xml:space="preserve"> </w:t>
+      </w:r>
+      <w:r>
+        <w:t>제외하고</w:t>
+      </w:r>
+      <w:r>
+        <w:t xml:space="preserve"> </w:t>
+      </w:r>
+      <w:r>
+        <w:t>조명</w:t>
+      </w:r>
+      <w:r>
+        <w:t>·</w:t>
+      </w:r>
+      <w:r>
+        <w:t>사람</w:t>
+      </w:r>
+      <w:r>
+        <w:t>·</w:t>
+      </w:r>
+      <w:r>
+        <w:t>하늘의</w:t>
+      </w:r>
+      <w:r>
+        <w:t xml:space="preserve"> </w:t>
+      </w:r>
+      <w:r>
+        <w:t>근거를</w:t>
+      </w:r>
+      <w:r>
+        <w:t xml:space="preserve"> </w:t>
+      </w:r>
+      <w:r>
+        <w:t>측정한다</w:t>
+      </w:r>
+      <w:r>
+        <w:t xml:space="preserve">. </w:t>
+      </w:r>
+      <w:r>
+        <w:t>관측</w:t>
+      </w:r>
+      <w:r>
+        <w:t xml:space="preserve"> </w:t>
+      </w:r>
+      <w:r>
+        <w:t>강도와</w:t>
+      </w:r>
+      <w:r>
+        <w:t xml:space="preserve"> </w:t>
+      </w:r>
+      <w:r>
+        <w:t>품질은</w:t>
+      </w:r>
+      <w:r>
+        <w:t xml:space="preserve"> </w:t>
+      </w:r>
+      <w:r>
+        <w:t>분리하며</w:t>
       </w:r>
       <w:r>
         <w:t xml:space="preserve">, </w:t>
       </w:r>
       <w:r>
-        <w:t>빛의</w:t>
-      </w:r>
-      <w:r>
-        <w:t xml:space="preserve"> </w:t>
-      </w:r>
-      <w:r>
-        <w:t>면적과</w:t>
-      </w:r>
-      <w:r>
-        <w:t xml:space="preserve"> </w:t>
-      </w:r>
-      <w:r>
-        <w:t>색</w:t>
-      </w:r>
-      <w:r>
-        <w:t xml:space="preserve"> </w:t>
-      </w:r>
-      <w:r>
-        <w:t>분포</w:t>
-      </w:r>
-      <w:r>
-        <w:t xml:space="preserve">, </w:t>
-      </w:r>
-      <w:r>
-        <w:t>하늘</w:t>
-      </w:r>
-      <w:r>
-        <w:t>·</w:t>
-      </w:r>
-      <w:r>
-        <w:t>날씨</w:t>
-      </w:r>
-      <w:r>
-        <w:t xml:space="preserve"> </w:t>
-      </w:r>
-      <w:r>
-        <w:t>근거를</w:t>
-      </w:r>
-      <w:r>
-        <w:t xml:space="preserve"> </w:t>
-      </w:r>
-      <w:r>
-        <w:t>각각</w:t>
-      </w:r>
-      <w:r>
-        <w:t xml:space="preserve"> </w:t>
-      </w:r>
-      <w:r>
-        <w:t>계산한다</w:t>
-      </w:r>
-      <w:r>
-        <w:t xml:space="preserve">. </w:t>
-      </w:r>
-      <w:r>
-        <w:t>색감</w:t>
-      </w:r>
-      <w:r>
-        <w:t>·</w:t>
-      </w:r>
-      <w:r>
-        <w:t>밝은</w:t>
-      </w:r>
-      <w:r>
-        <w:t xml:space="preserve"> </w:t>
-      </w:r>
-      <w:r>
-        <w:t>면적의</w:t>
-      </w:r>
-      <w:r>
-        <w:t xml:space="preserve"> </w:t>
-      </w:r>
-      <w:r>
-        <w:t>강도와</w:t>
-      </w:r>
-      <w:r>
-        <w:t xml:space="preserve"> </w:t>
-      </w:r>
-      <w:r>
-        <w:t>측정</w:t>
-      </w:r>
-      <w:r>
-        <w:t xml:space="preserve"> </w:t>
-      </w:r>
-      <w:r>
-        <w:t>품질을</w:t>
-      </w:r>
-      <w:r>
-        <w:t xml:space="preserve"> </w:t>
-      </w:r>
-      <w:r>
-        <w:t>분리하고</w:t>
-      </w:r>
-      <w:r>
-        <w:t xml:space="preserve">, </w:t>
-      </w:r>
-      <w:r>
-        <w:t>각</w:t>
-      </w:r>
-      <w:r>
-        <w:t xml:space="preserve"> </w:t>
-      </w:r>
-      <w:r>
-        <w:t>영역의</w:t>
-      </w:r>
-      <w:r>
-        <w:t xml:space="preserve"> </w:t>
-      </w:r>
-      <w:r>
         <w:t>실제</w:t>
       </w:r>
       <w:r>
@@ -2295,6 +2261,12 @@
         <w:t xml:space="preserve"> </w:t>
       </w:r>
       <w:r>
+        <w:t>영역별</w:t>
+      </w:r>
+      <w:r>
+        <w:t xml:space="preserve"> </w:t>
+      </w:r>
+      <w:r>
         <w:t>기여를</w:t>
       </w:r>
       <w:r>
@@ -2302,60 +2274,6 @@
       </w:r>
       <w:r>
         <w:t>배분한다</w:t>
-      </w:r>
-      <w:r>
-        <w:t xml:space="preserve">. </w:t>
-      </w:r>
-      <w:r>
-        <w:t>공간</w:t>
-      </w:r>
-      <w:r>
-        <w:t xml:space="preserve"> </w:t>
-      </w:r>
-      <w:r>
-        <w:t>분포와</w:t>
-      </w:r>
-      <w:r>
-        <w:t xml:space="preserve"> </w:t>
-      </w:r>
-      <w:r>
-        <w:t>시간에</w:t>
-      </w:r>
-      <w:r>
-        <w:t xml:space="preserve"> </w:t>
-      </w:r>
-      <w:r>
-        <w:t>걸친</w:t>
-      </w:r>
-      <w:r>
-        <w:t xml:space="preserve"> </w:t>
-      </w:r>
-      <w:r>
-        <w:t>지속성을</w:t>
-      </w:r>
-      <w:r>
-        <w:t xml:space="preserve"> </w:t>
-      </w:r>
-      <w:r>
-        <w:t>평가해</w:t>
-      </w:r>
-      <w:r>
-        <w:t xml:space="preserve"> </w:t>
-      </w:r>
-      <w:r>
-        <w:t>음악</w:t>
-      </w:r>
-      <w:r>
-        <w:t xml:space="preserve"> </w:t>
-      </w:r>
-      <w:r>
-        <w:t>후보를</w:t>
-      </w:r>
-      <w:r>
-        <w:t xml:space="preserve"> </w:t>
-      </w:r>
-      <w:r>
-        <w:t>만든다</w:t>
       </w:r>
       <w:r>
         <w:t>.</w:t>
@@ -3108,19 +3026,19 @@
               <w:rPr>
                 <w:sz w:val="20"/>
               </w:rPr>
-              <w:t>영역별</w:t>
-            </w:r>
-            <w:r>
-              <w:rPr>
-                <w:sz w:val="20"/>
-              </w:rPr>
-              <w:t xml:space="preserve"> </w:t>
-            </w:r>
-            <w:r>
-              <w:rPr>
-                <w:sz w:val="20"/>
-              </w:rPr>
-              <w:t>배분</w:t>
+              <w:t>하늘색</w:t>
+            </w:r>
+            <w:r>
+              <w:rPr>
+                <w:sz w:val="20"/>
+              </w:rPr>
+              <w:t xml:space="preserve"> </w:t>
+            </w:r>
+            <w:r>
+              <w:rPr>
+                <w:sz w:val="20"/>
+              </w:rPr>
+              <w:t>강도</w:t>
             </w:r>
           </w:p>
         </w:tc>
@@ -3144,37 +3062,31 @@
               <w:rPr>
                 <w:sz w:val="20"/>
               </w:rPr>
-              <w:t>실제</w:t>
-            </w:r>
-            <w:r>
-              <w:rPr>
-                <w:sz w:val="20"/>
-              </w:rPr>
-              <w:t xml:space="preserve"> </w:t>
-            </w:r>
-            <w:r>
-              <w:rPr>
-                <w:sz w:val="20"/>
-              </w:rPr>
-              <w:t>영역의</w:t>
-            </w:r>
-            <w:r>
-              <w:rPr>
-                <w:sz w:val="20"/>
-              </w:rPr>
-              <w:t xml:space="preserve"> </w:t>
-            </w:r>
-            <w:r>
-              <w:rPr>
-                <w:sz w:val="20"/>
-              </w:rPr>
-              <w:t>픽셀량</w:t>
-            </w:r>
-            <w:r>
-              <w:rPr>
-                <w:sz w:val="20"/>
-              </w:rPr>
-              <w:t>·</w:t>
+              <w:t xml:space="preserve">70 × </w:t>
+            </w:r>
+            <w:r>
+              <w:rPr>
+                <w:sz w:val="20"/>
+              </w:rPr>
+              <w:t>하늘</w:t>
+            </w:r>
+            <w:r>
+              <w:rPr>
+                <w:sz w:val="20"/>
+              </w:rPr>
+              <w:t xml:space="preserve"> </w:t>
+            </w:r>
+            <w:r>
+              <w:rPr>
+                <w:sz w:val="20"/>
+              </w:rPr>
+              <w:t>색상군의</w:t>
+            </w:r>
+            <w:r>
+              <w:rPr>
+                <w:sz w:val="20"/>
+              </w:rPr>
+              <w:t xml:space="preserve"> </w:t>
             </w:r>
             <w:r>
               <w:rPr>
@@ -3192,43 +3104,43 @@
               <w:rPr>
                 <w:sz w:val="20"/>
               </w:rPr>
-              <w:t>합에</w:t>
-            </w:r>
-            <w:r>
-              <w:rPr>
-                <w:sz w:val="20"/>
-              </w:rPr>
-              <w:t xml:space="preserve"> </w:t>
-            </w:r>
-            <w:r>
-              <w:rPr>
-                <w:sz w:val="20"/>
-              </w:rPr>
-              <w:t>따라</w:t>
-            </w:r>
-            <w:r>
-              <w:rPr>
-                <w:sz w:val="20"/>
-              </w:rPr>
-              <w:t xml:space="preserve"> </w:t>
-            </w:r>
-            <w:r>
-              <w:rPr>
-                <w:sz w:val="20"/>
-              </w:rPr>
-              <w:t>기여</w:t>
-            </w:r>
-            <w:r>
-              <w:rPr>
-                <w:sz w:val="20"/>
-              </w:rPr>
-              <w:t xml:space="preserve"> </w:t>
-            </w:r>
-            <w:r>
-              <w:rPr>
-                <w:sz w:val="20"/>
-              </w:rPr>
-              <w:t>배분</w:t>
+              <w:t>합</w:t>
+            </w:r>
+            <w:r>
+              <w:rPr>
+                <w:sz w:val="20"/>
+              </w:rPr>
+              <w:t xml:space="preserve"> ÷ </w:t>
+            </w:r>
+            <w:r>
+              <w:rPr>
+                <w:sz w:val="20"/>
+              </w:rPr>
+              <w:t>전체</w:t>
+            </w:r>
+            <w:r>
+              <w:rPr>
+                <w:sz w:val="20"/>
+              </w:rPr>
+              <w:t xml:space="preserve"> </w:t>
+            </w:r>
+            <w:r>
+              <w:rPr>
+                <w:sz w:val="20"/>
+              </w:rPr>
+              <w:t>픽셀</w:t>
+            </w:r>
+            <w:r>
+              <w:rPr>
+                <w:sz w:val="20"/>
+              </w:rPr>
+              <w:t xml:space="preserve"> </w:t>
+            </w:r>
+            <w:r>
+              <w:rPr>
+                <w:sz w:val="20"/>
+              </w:rPr>
+              <w:t>수</w:t>
             </w:r>
           </w:p>
         </w:tc>
@@ -3241,13 +3153,13 @@
     </w:p>
     <w:p>
       <w:r>
-        <w:t>색</w:t>
-      </w:r>
-      <w:r>
-        <w:t xml:space="preserve"> </w:t>
-      </w:r>
-      <w:r>
-        <w:t>해석은</w:t>
+        <w:t>조명</w:t>
+      </w:r>
+      <w:r>
+        <w:t xml:space="preserve"> </w:t>
+      </w:r>
+      <w:r>
+        <w:t>색감은</w:t>
       </w:r>
       <w:r>
         <w:t xml:space="preserve"> </w:t>
@@ -3265,61 +3177,127 @@
         <w:t xml:space="preserve"> 0.1% </w:t>
       </w:r>
       <w:r>
+        <w:t>이상에서</w:t>
+      </w:r>
+      <w:r>
+        <w:t xml:space="preserve"> </w:t>
+      </w:r>
+      <w:r>
+        <w:t>색상군의</w:t>
+      </w:r>
+      <w:r>
+        <w:t xml:space="preserve"> </w:t>
+      </w:r>
+      <w:r>
+        <w:t>비중을</w:t>
+      </w:r>
+      <w:r>
+        <w:t xml:space="preserve"> </w:t>
+      </w:r>
+      <w:r>
+        <w:t>해석한다</w:t>
+      </w:r>
+      <w:r>
+        <w:t xml:space="preserve">. </w:t>
+      </w:r>
+      <w:r>
+        <w:t>활력은</w:t>
+      </w:r>
+      <w:r>
+        <w:t xml:space="preserve"> </w:t>
+      </w:r>
+      <w:r>
+        <w:t>밝은</w:t>
+      </w:r>
+      <w:r>
+        <w:t xml:space="preserve"> </w:t>
+      </w:r>
+      <w:r>
+        <w:t>면적</w:t>
+      </w:r>
+      <w:r>
+        <w:t xml:space="preserve"> 2% </w:t>
+      </w:r>
+      <w:r>
         <w:t>이상과</w:t>
       </w:r>
       <w:r>
-        <w:t xml:space="preserve"> </w:t>
-      </w:r>
-      <w:r>
-        <w:t>색</w:t>
-      </w:r>
-      <w:r>
-        <w:t xml:space="preserve"> </w:t>
-      </w:r>
-      <w:r>
-        <w:t>분류</w:t>
-      </w:r>
-      <w:r>
-        <w:t xml:space="preserve"> </w:t>
-      </w:r>
-      <w:r>
-        <w:t>가능</w:t>
-      </w:r>
-      <w:r>
-        <w:t xml:space="preserve"> </w:t>
-      </w:r>
-      <w:r>
-        <w:t>범위</w:t>
-      </w:r>
-      <w:r>
-        <w:t xml:space="preserve"> </w:t>
-      </w:r>
-      <w:r>
-        <w:t>절반</w:t>
-      </w:r>
-      <w:r>
-        <w:t xml:space="preserve"> </w:t>
-      </w:r>
-      <w:r>
-        <w:t>이상을</w:t>
-      </w:r>
-      <w:r>
-        <w:t xml:space="preserve"> </w:t>
-      </w:r>
-      <w:r>
-        <w:t>확인한다</w:t>
+        <w:t xml:space="preserve"> 2×2 </w:t>
+      </w:r>
+      <w:r>
+        <w:t>구역</w:t>
+      </w:r>
+      <w:r>
+        <w:t xml:space="preserve"> </w:t>
+      </w:r>
+      <w:r>
+        <w:t>중</w:t>
+      </w:r>
+      <w:r>
+        <w:t xml:space="preserve"> </w:t>
+      </w:r>
+      <w:r>
+        <w:t>두</w:t>
+      </w:r>
+      <w:r>
+        <w:t xml:space="preserve"> </w:t>
+      </w:r>
+      <w:r>
+        <w:t>구역</w:t>
+      </w:r>
+      <w:r>
+        <w:t xml:space="preserve"> </w:t>
+      </w:r>
+      <w:r>
+        <w:t>이상의</w:t>
+      </w:r>
+      <w:r>
+        <w:t xml:space="preserve"> </w:t>
+      </w:r>
+      <w:r>
+        <w:t>분포를</w:t>
+      </w:r>
+      <w:r>
+        <w:t xml:space="preserve"> </w:t>
+      </w:r>
+      <w:r>
+        <w:t>사용한다</w:t>
       </w:r>
       <w:r>
         <w:t xml:space="preserve">. </w:t>
       </w:r>
       <w:r>
-        <w:t>한</w:t>
-      </w:r>
-      <w:r>
-        <w:t xml:space="preserve"> </w:t>
-      </w:r>
-      <w:r>
-        <w:t>색군의</w:t>
+        <w:t>하늘색은</w:t>
+      </w:r>
+      <w:r>
+        <w:t xml:space="preserve"> </w:t>
+      </w:r>
+      <w:r>
+        <w:t>면적</w:t>
+      </w:r>
+      <w:r>
+        <w:t xml:space="preserve"> 2%·</w:t>
+      </w:r>
+      <w:r>
+        <w:t>평균</w:t>
+      </w:r>
+      <w:r>
+        <w:t xml:space="preserve"> </w:t>
+      </w:r>
+      <w:r>
+        <w:t>인코딩</w:t>
+      </w:r>
+      <w:r>
+        <w:t xml:space="preserve"> </w:t>
+      </w:r>
+      <w:r>
+        <w:t>밝기</w:t>
+      </w:r>
+      <w:r>
+        <w:t xml:space="preserve"> 0.10·</w:t>
+      </w:r>
+      <w:r>
+        <w:t>평균</w:t>
       </w:r>
       <w:r>
         <w:t xml:space="preserve"> </w:t>
@@ -3328,202 +3306,22 @@
         <w:t>채도</w:t>
       </w:r>
       <w:r>
-        <w:t xml:space="preserve"> </w:t>
-      </w:r>
-      <w:r>
-        <w:t>비중</w:t>
-      </w:r>
-      <w:r>
-        <w:t xml:space="preserve"> 60% </w:t>
-      </w:r>
-      <w:r>
-        <w:t>이상을</w:t>
-      </w:r>
-      <w:r>
-        <w:t xml:space="preserve"> </w:t>
-      </w:r>
-      <w:r>
-        <w:t>주된</w:t>
-      </w:r>
-      <w:r>
-        <w:t xml:space="preserve"> </w:t>
-      </w:r>
-      <w:r>
-        <w:t>색감</w:t>
-      </w:r>
-      <w:r>
-        <w:t xml:space="preserve">, </w:t>
-      </w:r>
-      <w:r>
-        <w:t>두</w:t>
-      </w:r>
-      <w:r>
-        <w:t xml:space="preserve"> </w:t>
-      </w:r>
-      <w:r>
-        <w:t>색군이</w:t>
-      </w:r>
-      <w:r>
-        <w:t xml:space="preserve"> </w:t>
-      </w:r>
-      <w:r>
-        <w:t>각각</w:t>
-      </w:r>
-      <w:r>
-        <w:t xml:space="preserve"> 20% </w:t>
-      </w:r>
-      <w:r>
-        <w:t>이상</w:t>
-      </w:r>
-      <w:r>
-        <w:t>·</w:t>
-      </w:r>
-      <w:r>
-        <w:t>합계</w:t>
-      </w:r>
-      <w:r>
-        <w:t xml:space="preserve"> 60% </w:t>
-      </w:r>
-      <w:r>
-        <w:t>이상이면</w:t>
-      </w:r>
-      <w:r>
-        <w:t xml:space="preserve"> </w:t>
-      </w:r>
-      <w:r>
-        <w:t>혼재로</w:t>
+        <w:t xml:space="preserve"> 0.05 </w:t>
+      </w:r>
+      <w:r>
+        <w:t>이상일</w:t>
+      </w:r>
+      <w:r>
+        <w:t xml:space="preserve"> </w:t>
+      </w:r>
+      <w:r>
+        <w:t>때</w:t>
       </w:r>
       <w:r>
         <w:t xml:space="preserve"> </w:t>
       </w:r>
       <w:r>
         <w:t>해석한다</w:t>
-      </w:r>
-      <w:r>
-        <w:t xml:space="preserve">. </w:t>
-      </w:r>
-      <w:r>
-        <w:t>시각적</w:t>
-      </w:r>
-      <w:r>
-        <w:t xml:space="preserve"> </w:t>
-      </w:r>
-      <w:r>
-        <w:t>활력은</w:t>
-      </w:r>
-      <w:r>
-        <w:t xml:space="preserve"> </w:t>
-      </w:r>
-      <w:r>
-        <w:t>화면</w:t>
-      </w:r>
-      <w:r>
-        <w:t xml:space="preserve"> </w:t>
-      </w:r>
-      <w:r>
-        <w:t>점유율</w:t>
-      </w:r>
-      <w:r>
-        <w:t xml:space="preserve"> 2%</w:t>
-      </w:r>
-      <w:r>
-        <w:t>와</w:t>
-      </w:r>
-      <w:r>
-        <w:t xml:space="preserve"> 2×2 </w:t>
-      </w:r>
-      <w:r>
-        <w:t>중</w:t>
-      </w:r>
-      <w:r>
-        <w:t xml:space="preserve"> </w:t>
-      </w:r>
-      <w:r>
-        <w:t>두</w:t>
-      </w:r>
-      <w:r>
-        <w:t xml:space="preserve"> </w:t>
-      </w:r>
-      <w:r>
-        <w:t>구역</w:t>
-      </w:r>
-      <w:r>
-        <w:t xml:space="preserve"> </w:t>
-      </w:r>
-      <w:r>
-        <w:t>이상의</w:t>
-      </w:r>
-      <w:r>
-        <w:t xml:space="preserve"> </w:t>
-      </w:r>
-      <w:r>
-        <w:t>분포를</w:t>
-      </w:r>
-      <w:r>
-        <w:t xml:space="preserve"> </w:t>
-      </w:r>
-      <w:r>
-        <w:t>사용한다</w:t>
-      </w:r>
-      <w:r>
-        <w:t xml:space="preserve">. </w:t>
-      </w:r>
-      <w:r>
-        <w:t>이</w:t>
-      </w:r>
-      <w:r>
-        <w:t xml:space="preserve"> </w:t>
-      </w:r>
-      <w:r>
-        <w:t>조건들이</w:t>
-      </w:r>
-      <w:r>
-        <w:t xml:space="preserve"> </w:t>
-      </w:r>
-      <w:r>
-        <w:t>촬영</w:t>
-      </w:r>
-      <w:r>
-        <w:t xml:space="preserve"> </w:t>
-      </w:r>
-      <w:r>
-        <w:t>기간의</w:t>
-      </w:r>
-      <w:r>
-        <w:t xml:space="preserve"> </w:t>
-      </w:r>
-      <w:r>
-        <w:t>절반</w:t>
-      </w:r>
-      <w:r>
-        <w:t xml:space="preserve"> </w:t>
-      </w:r>
-      <w:r>
-        <w:t>이상</w:t>
-      </w:r>
-      <w:r>
-        <w:t xml:space="preserve"> </w:t>
-      </w:r>
-      <w:r>
-        <w:t>지속되는지</w:t>
-      </w:r>
-      <w:r>
-        <w:t xml:space="preserve"> </w:t>
-      </w:r>
-      <w:r>
-        <w:t>평가하는</w:t>
-      </w:r>
-      <w:r>
-        <w:t xml:space="preserve"> </w:t>
-      </w:r>
-      <w:r>
-        <w:t>초기</w:t>
-      </w:r>
-      <w:r>
-        <w:t xml:space="preserve"> </w:t>
-      </w:r>
-      <w:r>
-        <w:t>규칙이다</w:t>
       </w:r>
       <w:r>
         <w:t>.</w:t>
@@ -3531,88 +3329,342 @@
     </w:p>
     <w:p>
       <w:r>
-        <w:t>시간</w:t>
-      </w:r>
-      <w:r>
-        <w:t xml:space="preserve"> </w:t>
-      </w:r>
-      <w:r>
-        <w:t>구간별</w:t>
-      </w:r>
-      <w:r>
-        <w:t xml:space="preserve"> </w:t>
-      </w:r>
-      <w:r>
-        <w:t>기여를</w:t>
-      </w:r>
-      <w:r>
-        <w:t xml:space="preserve"> </w:t>
-      </w:r>
-      <w:r>
-        <w:t>평균하고</w:t>
+        <w:t>한</w:t>
+      </w:r>
+      <w:r>
+        <w:t xml:space="preserve"> </w:t>
+      </w:r>
+      <w:r>
+        <w:t>색상군의</w:t>
+      </w:r>
+      <w:r>
+        <w:t xml:space="preserve"> </w:t>
+      </w:r>
+      <w:r>
+        <w:t>채도</w:t>
+      </w:r>
+      <w:r>
+        <w:t xml:space="preserve"> </w:t>
+      </w:r>
+      <w:r>
+        <w:t>비중</w:t>
+      </w:r>
+      <w:r>
+        <w:t xml:space="preserve"> 60% </w:t>
+      </w:r>
+      <w:r>
+        <w:t>이상은</w:t>
+      </w:r>
+      <w:r>
+        <w:t xml:space="preserve"> </w:t>
+      </w:r>
+      <w:r>
+        <w:t>따뜻한</w:t>
+      </w:r>
+      <w:r>
+        <w:t>·</w:t>
+      </w:r>
+      <w:r>
+        <w:t>차가운</w:t>
+      </w:r>
+      <w:r>
+        <w:t xml:space="preserve"> </w:t>
+      </w:r>
+      <w:r>
+        <w:t>후보</w:t>
       </w:r>
       <w:r>
         <w:t xml:space="preserve">, </w:t>
       </w:r>
       <w:r>
-        <w:t>색</w:t>
+        <w:t>두</w:t>
+      </w:r>
+      <w:r>
+        <w:t xml:space="preserve"> </w:t>
+      </w:r>
+      <w:r>
+        <w:t>색상군이</w:t>
+      </w:r>
+      <w:r>
+        <w:t xml:space="preserve"> </w:t>
+      </w:r>
+      <w:r>
+        <w:t>각각</w:t>
+      </w:r>
+      <w:r>
+        <w:t xml:space="preserve"> 20% </w:t>
+      </w:r>
+      <w:r>
+        <w:t>이상</w:t>
       </w:r>
       <w:r>
         <w:t>·</w:t>
       </w:r>
       <w:r>
+        <w:t>합계</w:t>
+      </w:r>
+      <w:r>
+        <w:t xml:space="preserve"> 60% </w:t>
+      </w:r>
+      <w:r>
+        <w:t>이상이면</w:t>
+      </w:r>
+      <w:r>
+        <w:t xml:space="preserve"> </w:t>
+      </w:r>
+      <w:r>
+        <w:t>혼재</w:t>
+      </w:r>
+      <w:r>
+        <w:t xml:space="preserve"> </w:t>
+      </w:r>
+      <w:r>
+        <w:t>후보다</w:t>
+      </w:r>
+      <w:r>
+        <w:t xml:space="preserve">. </w:t>
+      </w:r>
+      <w:r>
+        <w:t>하늘색</w:t>
+      </w:r>
+      <w:r>
+        <w:t xml:space="preserve"> </w:t>
+      </w:r>
+      <w:r>
+        <w:t>혼재는</w:t>
+      </w:r>
+      <w:r>
+        <w:t xml:space="preserve"> ‘</w:t>
+      </w:r>
+      <w:r>
+        <w:t>다채로운</w:t>
+      </w:r>
+      <w:r>
+        <w:t>’</w:t>
+      </w:r>
+      <w:r>
+        <w:t>으로</w:t>
+      </w:r>
+      <w:r>
+        <w:t xml:space="preserve"> </w:t>
+      </w:r>
+      <w:r>
+        <w:t>표현한다</w:t>
+      </w:r>
+      <w:r>
+        <w:t xml:space="preserve">. </w:t>
+      </w:r>
+      <w:r>
+        <w:t>각</w:t>
+      </w:r>
+      <w:r>
+        <w:t xml:space="preserve"> </w:t>
+      </w:r>
+      <w:r>
+        <w:t>조건이</w:t>
+      </w:r>
+      <w:r>
+        <w:t xml:space="preserve"> </w:t>
+      </w:r>
+      <w:r>
+        <w:t>전체</w:t>
+      </w:r>
+      <w:r>
+        <w:t xml:space="preserve"> </w:t>
+      </w:r>
+      <w:r>
+        <w:t>관측</w:t>
+      </w:r>
+      <w:r>
+        <w:t xml:space="preserve"> </w:t>
+      </w:r>
+      <w:r>
+        <w:t>창의</w:t>
+      </w:r>
+      <w:r>
+        <w:t xml:space="preserve"> </w:t>
+      </w:r>
+      <w:r>
+        <w:t>절반</w:t>
+      </w:r>
+      <w:r>
+        <w:t xml:space="preserve"> </w:t>
+      </w:r>
+      <w:r>
+        <w:t>이상</w:t>
+      </w:r>
+      <w:r>
+        <w:t xml:space="preserve"> </w:t>
+      </w:r>
+      <w:r>
+        <w:t>지속되어야</w:t>
+      </w:r>
+      <w:r>
+        <w:t xml:space="preserve"> </w:t>
+      </w:r>
+      <w:r>
+        <w:t>키워드로</w:t>
+      </w:r>
+      <w:r>
+        <w:t xml:space="preserve"> </w:t>
+      </w:r>
+      <w:r>
+        <w:t>채택하며</w:t>
+      </w:r>
+      <w:r>
+        <w:t xml:space="preserve"> </w:t>
+      </w:r>
+      <w:r>
+        <w:t>누락</w:t>
+      </w:r>
+      <w:r>
+        <w:t xml:space="preserve"> </w:t>
+      </w:r>
+      <w:r>
+        <w:t>구간도</w:t>
+      </w:r>
+      <w:r>
+        <w:t xml:space="preserve"> </w:t>
+      </w:r>
+      <w:r>
+        <w:t>분모에</w:t>
+      </w:r>
+      <w:r>
+        <w:t xml:space="preserve"> </w:t>
+      </w:r>
+      <w:r>
+        <w:t>포함한다</w:t>
+      </w:r>
+      <w:r>
+        <w:t>.</w:t>
+      </w:r>
+    </w:p>
+    <w:p>
+      <w:r>
+        <w:t>공통</w:t>
+      </w:r>
+      <w:r>
+        <w:t xml:space="preserve"> </w:t>
+      </w:r>
+      <w:r>
+        <w:t>주변</w:t>
+      </w:r>
+      <w:r>
+        <w:t xml:space="preserve"> </w:t>
+      </w:r>
+      <w:r>
+        <w:t>무드를</w:t>
+      </w:r>
+      <w:r>
+        <w:t xml:space="preserve"> </w:t>
+      </w:r>
+      <w:r>
+        <w:t>한</w:t>
+      </w:r>
+      <w:r>
+        <w:t xml:space="preserve"> </w:t>
+      </w:r>
+      <w:r>
+        <w:t>번</w:t>
+      </w:r>
+      <w:r>
+        <w:t xml:space="preserve"> </w:t>
+      </w:r>
+      <w:r>
+        <w:t>계산해</w:t>
+      </w:r>
+      <w:r>
+        <w:t xml:space="preserve"> </w:t>
+      </w:r>
+      <w:r>
+        <w:t>화면</w:t>
+      </w:r>
+      <w:r>
+        <w:t>·</w:t>
+      </w:r>
+      <w:r>
+        <w:t>음악</w:t>
+      </w:r>
+      <w:r>
+        <w:t>·</w:t>
+      </w:r>
+      <w:r>
+        <w:t>조명</w:t>
+      </w:r>
+      <w:r>
+        <w:t xml:space="preserve"> </w:t>
+      </w:r>
+      <w:r>
+        <w:t>미리보기에</w:t>
+      </w:r>
+      <w:r>
+        <w:t xml:space="preserve"> </w:t>
+      </w:r>
+      <w:r>
+        <w:t>전달한다</w:t>
+      </w:r>
+      <w:r>
+        <w:t xml:space="preserve">. </w:t>
+      </w:r>
+      <w:r>
+        <w:t>음악</w:t>
+      </w:r>
+      <w:r>
+        <w:t xml:space="preserve"> </w:t>
+      </w:r>
+      <w:r>
+        <w:t>취향은</w:t>
+      </w:r>
+      <w:r>
+        <w:t xml:space="preserve"> </w:t>
+      </w:r>
+      <w:r>
+        <w:t>이후</w:t>
+      </w:r>
+      <w:r>
+        <w:t xml:space="preserve"> </w:t>
+      </w:r>
+      <w:r>
+        <w:t>활용</w:t>
+      </w:r>
+      <w:r>
+        <w:t xml:space="preserve"> </w:t>
+      </w:r>
+      <w:r>
+        <w:t>단계에서</w:t>
+      </w:r>
+      <w:r>
+        <w:t xml:space="preserve"> </w:t>
+      </w:r>
+      <w:r>
+        <w:t>반영한다</w:t>
+      </w:r>
+      <w:r>
+        <w:t xml:space="preserve">. </w:t>
+      </w:r>
+      <w:r>
         <w:t>빛의</w:t>
       </w:r>
       <w:r>
         <w:t xml:space="preserve"> </w:t>
       </w:r>
       <w:r>
-        <w:t>주요</w:t>
-      </w:r>
-      <w:r>
-        <w:t xml:space="preserve"> </w:t>
-      </w:r>
-      <w:r>
-        <w:t>조건이</w:t>
-      </w:r>
-      <w:r>
-        <w:t xml:space="preserve"> </w:t>
-      </w:r>
-      <w:r>
-        <w:t>촬영</w:t>
-      </w:r>
-      <w:r>
-        <w:t xml:space="preserve"> </w:t>
-      </w:r>
-      <w:r>
-        <w:t>기간의</w:t>
-      </w:r>
-      <w:r>
-        <w:t xml:space="preserve"> </w:t>
-      </w:r>
-      <w:r>
-        <w:t>절반</w:t>
-      </w:r>
-      <w:r>
-        <w:t xml:space="preserve"> </w:t>
-      </w:r>
-      <w:r>
-        <w:t>이상</w:t>
-      </w:r>
-      <w:r>
-        <w:t xml:space="preserve"> </w:t>
-      </w:r>
-      <w:r>
-        <w:t>지속되는지</w:t>
-      </w:r>
-      <w:r>
-        <w:t xml:space="preserve"> </w:t>
-      </w:r>
-      <w:r>
-        <w:t>확인한다</w:t>
-      </w:r>
-      <w:r>
-        <w:t xml:space="preserve">. </w:t>
+        <w:t>관측</w:t>
+      </w:r>
+      <w:r>
+        <w:t xml:space="preserve"> </w:t>
+      </w:r>
+      <w:r>
+        <w:t>강도와</w:t>
+      </w:r>
+      <w:r>
+        <w:t xml:space="preserve"> </w:t>
+      </w:r>
+      <w:r>
+        <w:t>하늘</w:t>
+      </w:r>
+      <w:r>
+        <w:t>·</w:t>
       </w:r>
       <w:r>
         <w:t>사람</w:t>
@@ -3621,37 +3673,13 @@
         <w:t>·</w:t>
       </w:r>
       <w:r>
-        <w:t>하늘</w:t>
-      </w:r>
-      <w:r>
-        <w:t>·</w:t>
-      </w:r>
-      <w:r>
-        <w:t>날씨의</w:t>
-      </w:r>
-      <w:r>
-        <w:t xml:space="preserve"> </w:t>
-      </w:r>
-      <w:r>
-        <w:t>점수와</w:t>
-      </w:r>
-      <w:r>
-        <w:t xml:space="preserve"> </w:t>
-      </w:r>
-      <w:r>
-        <w:t>빛의</w:t>
-      </w:r>
-      <w:r>
-        <w:t xml:space="preserve"> </w:t>
-      </w:r>
-      <w:r>
-        <w:t>면적</w:t>
-      </w:r>
-      <w:r>
-        <w:t xml:space="preserve"> </w:t>
-      </w:r>
-      <w:r>
-        <w:t>강도는</w:t>
+        <w:t>날씨</w:t>
+      </w:r>
+      <w:r>
+        <w:t xml:space="preserve"> </w:t>
+      </w:r>
+      <w:r>
+        <w:t>점수는</w:t>
       </w:r>
       <w:r>
         <w:t xml:space="preserve"> </w:t>
@@ -3663,36 +3691,32 @@
         <w:t xml:space="preserve"> </w:t>
       </w:r>
       <w:r>
-        <w:t>항목으로</w:t>
-      </w:r>
-      <w:r>
-        <w:t xml:space="preserve"> </w:t>
-      </w:r>
-      <w:r>
-        <w:t>표시한다</w:t>
-      </w:r>
-      <w:r>
-        <w:t xml:space="preserve">. </w:t>
-      </w:r>
-      <w:r>
-        <w:t>세부</w:t>
-      </w:r>
-      <w:r>
-        <w:t xml:space="preserve"> </w:t>
-      </w:r>
-      <w:r>
-        <w:t>식과</w:t>
-      </w:r>
-      <w:r>
-        <w:t xml:space="preserve"> </w:t>
-      </w:r>
-      <w:r>
-        <w:t>조건은</w:t>
-      </w:r>
-      <w:r>
-        <w:t xml:space="preserve"> </w:t>
-      </w:r>
+        <w:t>근거로</w:t>
+      </w:r>
+      <w:r>
+        <w:t xml:space="preserve"> </w:t>
+      </w:r>
+      <w:r>
+        <w:t>남긴다</w:t>
+      </w:r>
+      <w:r>
+        <w:t>.</w:t>
+      </w:r>
+    </w:p>
+    <w:p>
       <w:hyperlink r:id="rId9">
+        <w:r>
+          <w:rPr>
+            <w:color w:val="245C7A"/>
+          </w:rPr>
+          <w:t>세부</w:t>
+        </w:r>
+        <w:r>
+          <w:rPr>
+            <w:color w:val="245C7A"/>
+          </w:rPr>
+          <w:t xml:space="preserve"> </w:t>
+        </w:r>
         <w:r>
           <w:rPr>
             <w:color w:val="245C7A"/>
@@ -3709,65 +3733,7 @@
           <w:rPr>
             <w:color w:val="245C7A"/>
           </w:rPr>
-          <w:t>설계</w:t>
-        </w:r>
-      </w:hyperlink>
-      <w:r>
-        <w:t>에</w:t>
-      </w:r>
-      <w:r>
-        <w:t xml:space="preserve"> </w:t>
-      </w:r>
-      <w:r>
-        <w:t>정리했다</w:t>
-      </w:r>
-      <w:r>
-        <w:t>.</w:t>
-      </w:r>
-    </w:p>
-    <w:p>
-      <w:r>
-        <w:t>근거</w:t>
-      </w:r>
-      <w:r>
-        <w:t xml:space="preserve">: </w:t>
-      </w:r>
-      <w:r>
-        <w:rPr>
-          <w:sz w:val="20"/>
-        </w:rPr>
-        <w:t>SceneAccumulator</w:t>
-      </w:r>
-      <w:r>
-        <w:t xml:space="preserve">, </w:t>
-      </w:r>
-      <w:r>
-        <w:rPr>
-          <w:sz w:val="20"/>
-        </w:rPr>
-        <w:t>SceneMoodScorer</w:t>
-      </w:r>
-      <w:r>
-        <w:t xml:space="preserve">, </w:t>
-      </w:r>
-      <w:r>
-        <w:rPr>
-          <w:sz w:val="20"/>
-        </w:rPr>
-        <w:t>SceneObservationBuilder</w:t>
-      </w:r>
-      <w:r>
-        <w:t>와</w:t>
-      </w:r>
-      <w:r>
-        <w:t xml:space="preserve"> </w:t>
-      </w:r>
-      <w:hyperlink r:id="rId10">
-        <w:r>
-          <w:rPr>
-            <w:color w:val="245C7A"/>
-          </w:rPr>
-          <w:t>점수</w:t>
+          <w:t>식과</w:t>
         </w:r>
         <w:r>
           <w:rPr>
@@ -3779,18 +3745,7 @@
           <w:rPr>
             <w:color w:val="245C7A"/>
           </w:rPr>
-          <w:t>설계</w:t>
-        </w:r>
-      </w:hyperlink>
-      <w:r>
-        <w:t xml:space="preserve">, </w:t>
-      </w:r>
-      <w:hyperlink r:id="rId11">
-        <w:r>
-          <w:rPr>
-            <w:color w:val="245C7A"/>
-          </w:rPr>
-          <w:t>검증</w:t>
+          <w:t>영역</w:t>
         </w:r>
         <w:r>
           <w:rPr>
@@ -3802,12 +3757,44 @@
           <w:rPr>
             <w:color w:val="245C7A"/>
           </w:rPr>
-          <w:t>기록</w:t>
+          <w:t>배분</w:t>
         </w:r>
       </w:hyperlink>
       <w:r>
-        <w:t>.</w:t>
-      </w:r>
+        <w:t xml:space="preserve"> · </w:t>
+      </w:r>
+      <w:hyperlink r:id="rId10">
+        <w:r>
+          <w:rPr>
+            <w:color w:val="245C7A"/>
+          </w:rPr>
+          <w:t>하늘색</w:t>
+        </w:r>
+        <w:r>
+          <w:rPr>
+            <w:color w:val="245C7A"/>
+          </w:rPr>
+          <w:t xml:space="preserve"> </w:t>
+        </w:r>
+        <w:r>
+          <w:rPr>
+            <w:color w:val="245C7A"/>
+          </w:rPr>
+          <w:t>계산과</w:t>
+        </w:r>
+        <w:r>
+          <w:rPr>
+            <w:color w:val="245C7A"/>
+          </w:rPr>
+          <w:t xml:space="preserve"> Android </w:t>
+        </w:r>
+        <w:r>
+          <w:rPr>
+            <w:color w:val="245C7A"/>
+          </w:rPr>
+          <w:t>검증</w:t>
+        </w:r>
+      </w:hyperlink>
     </w:p>
     <w:p>
       <w:pPr>
@@ -3856,7 +3843,7 @@
           <w:noProof/>
         </w:rPr>
         <w:drawing>
-          <wp:inline distT="0" distB="0" distL="0" distR="0" wp14:anchorId="2C7CFCC5" wp14:editId="51F9E2A3">
+          <wp:inline distT="0" distB="0" distL="0" distR="0" wp14:anchorId="5BEAC3E2" wp14:editId="5869A245">
             <wp:extent cx="6400800" cy="2221454"/>
             <wp:effectExtent l="0" t="0" r="0" b="0"/>
             <wp:docPr id="2" name="Picture 2"/>
@@ -3871,7 +3858,7 @@
                     <pic:cNvPicPr/>
                   </pic:nvPicPr>
                   <pic:blipFill>
-                    <a:blip r:embed="rId12"/>
+                    <a:blip r:embed="rId11"/>
                     <a:stretch>
                       <a:fillRect/>
                     </a:stretch>
@@ -3939,10 +3926,19 @@
     </w:p>
     <w:p>
       <w:r>
-        <w:t>0.3.1</w:t>
-      </w:r>
-      <w:r>
-        <w:t>은</w:t>
+        <w:t>공통</w:t>
+      </w:r>
+      <w:r>
+        <w:t xml:space="preserve"> </w:t>
+      </w:r>
+      <w:r>
+        <w:t>계산</w:t>
+      </w:r>
+      <w:r>
+        <w:t xml:space="preserve"> </w:t>
+      </w:r>
+      <w:r>
+        <w:t>경로는</w:t>
       </w:r>
       <w:r>
         <w:t xml:space="preserve"> </w:t>
@@ -5112,61 +5108,61 @@
     </w:p>
     <w:p>
       <w:r>
-        <w:t>최종</w:t>
-      </w:r>
-      <w:r>
-        <w:t xml:space="preserve"> </w:t>
-      </w:r>
-      <w:r>
-        <w:t>키워드는</w:t>
-      </w:r>
-      <w:r>
-        <w:t xml:space="preserve"> </w:t>
-      </w:r>
-      <w:r>
-        <w:t>사용자</w:t>
-      </w:r>
-      <w:r>
-        <w:t xml:space="preserve"> </w:t>
-      </w:r>
-      <w:r>
-        <w:t>선택을</w:t>
-      </w:r>
-      <w:r>
-        <w:t xml:space="preserve"> </w:t>
-      </w:r>
-      <w:r>
-        <w:t>우선하고</w:t>
-      </w:r>
-      <w:r>
-        <w:t xml:space="preserve"> </w:t>
-      </w:r>
-      <w:r>
         <w:t>환경</w:t>
       </w:r>
       <w:r>
         <w:t xml:space="preserve"> </w:t>
       </w:r>
       <w:r>
-        <w:t>관측을</w:t>
-      </w:r>
-      <w:r>
-        <w:t xml:space="preserve"> </w:t>
-      </w:r>
-      <w:r>
-        <w:t>보조</w:t>
-      </w:r>
-      <w:r>
-        <w:t xml:space="preserve"> </w:t>
-      </w:r>
-      <w:r>
-        <w:t>근거로</w:t>
-      </w:r>
-      <w:r>
-        <w:t xml:space="preserve"> </w:t>
-      </w:r>
-      <w:r>
-        <w:t>쓴다</w:t>
+        <w:t>관측은</w:t>
+      </w:r>
+      <w:r>
+        <w:t xml:space="preserve"> </w:t>
+      </w:r>
+      <w:r>
+        <w:t>보존하고</w:t>
+      </w:r>
+      <w:r>
+        <w:t xml:space="preserve"> </w:t>
+      </w:r>
+      <w:r>
+        <w:t>음악</w:t>
+      </w:r>
+      <w:r>
+        <w:t xml:space="preserve"> </w:t>
+      </w:r>
+      <w:r>
+        <w:t>활용</w:t>
+      </w:r>
+      <w:r>
+        <w:t xml:space="preserve"> </w:t>
+      </w:r>
+      <w:r>
+        <w:t>단계에서</w:t>
+      </w:r>
+      <w:r>
+        <w:t xml:space="preserve"> </w:t>
+      </w:r>
+      <w:r>
+        <w:t>사용자가</w:t>
+      </w:r>
+      <w:r>
+        <w:t xml:space="preserve"> </w:t>
+      </w:r>
+      <w:r>
+        <w:t>원하는</w:t>
+      </w:r>
+      <w:r>
+        <w:t xml:space="preserve"> </w:t>
+      </w:r>
+      <w:r>
+        <w:t>분위기를</w:t>
+      </w:r>
+      <w:r>
+        <w:t xml:space="preserve"> </w:t>
+      </w:r>
+      <w:r>
+        <w:t>우선한다</w:t>
       </w:r>
       <w:r>
         <w:t xml:space="preserve">. </w:t>
@@ -6200,7 +6196,7 @@
               <w:rPr>
                 <w:sz w:val="20"/>
               </w:rPr>
-              <w:t>0.3.1 APK</w:t>
+              <w:t>0.3.2 APK</w:t>
             </w:r>
           </w:p>
         </w:tc>
@@ -6488,7 +6484,7 @@
               <w:rPr>
                 <w:sz w:val="20"/>
               </w:rPr>
-              <w:t xml:space="preserve"> 0.3.1 APK </w:t>
+              <w:t xml:space="preserve"> 0.3.2 APK </w:t>
             </w:r>
             <w:r>
               <w:rPr>
@@ -6965,7 +6961,7 @@
       <w:r>
         <w:t xml:space="preserve">. </w:t>
       </w:r>
-      <w:hyperlink r:id="rId13">
+      <w:hyperlink r:id="rId12">
         <w:r>
           <w:rPr>
             <w:color w:val="245C7A"/>
@@ -7960,7 +7956,7 @@
           <w:noProof/>
         </w:rPr>
         <w:drawing>
-          <wp:inline distT="0" distB="0" distL="0" distR="0" wp14:anchorId="7A787595" wp14:editId="7A43C452">
+          <wp:inline distT="0" distB="0" distL="0" distR="0" wp14:anchorId="678323DB" wp14:editId="2D036CE4">
             <wp:extent cx="6400800" cy="2314135"/>
             <wp:effectExtent l="0" t="0" r="0" b="0"/>
             <wp:docPr id="3" name="Picture 3"/>
@@ -7975,7 +7971,7 @@
                     <pic:cNvPicPr/>
                   </pic:nvPicPr>
                   <pic:blipFill>
-                    <a:blip r:embed="rId14"/>
+                    <a:blip r:embed="rId13"/>
                     <a:stretch>
                       <a:fillRect/>
                     </a:stretch>
@@ -8211,66 +8207,84 @@
         <w:t xml:space="preserve">, </w:t>
       </w:r>
       <w:r>
-        <w:t>다음</w:t>
-      </w:r>
-      <w:r>
-        <w:t xml:space="preserve"> </w:t>
-      </w:r>
-      <w:r>
-        <w:t>실험에서는</w:t>
-      </w:r>
-      <w:r>
-        <w:t xml:space="preserve"> </w:t>
-      </w:r>
-      <w:r>
-        <w:t>창문</w:t>
-      </w:r>
-      <w:r>
-        <w:t>·</w:t>
-      </w:r>
-      <w:r>
-        <w:t>간판</w:t>
-      </w:r>
-      <w:r>
-        <w:t>·</w:t>
-      </w:r>
-      <w:r>
-        <w:t>보도</w:t>
-      </w:r>
-      <w:r>
-        <w:t xml:space="preserve"> </w:t>
-      </w:r>
-      <w:r>
-        <w:t>주석과</w:t>
-      </w:r>
-      <w:r>
-        <w:t xml:space="preserve"> </w:t>
-      </w:r>
-      <w:r>
-        <w:t>새로운</w:t>
-      </w:r>
-      <w:r>
-        <w:t xml:space="preserve"> </w:t>
-      </w:r>
-      <w:r>
-        <w:t>원본</w:t>
-      </w:r>
-      <w:r>
-        <w:t xml:space="preserve"> </w:t>
-      </w:r>
-      <w:r>
-        <w:t>영상을</w:t>
-      </w:r>
-      <w:r>
-        <w:t xml:space="preserve"> </w:t>
-      </w:r>
-      <w:r>
-        <w:t>보강한다</w:t>
+        <w:t>이</w:t>
+      </w:r>
+      <w:r>
+        <w:t xml:space="preserve"> </w:t>
+      </w:r>
+      <w:r>
+        <w:t>오류를</w:t>
+      </w:r>
+      <w:r>
+        <w:t xml:space="preserve"> </w:t>
+      </w:r>
+      <w:r>
+        <w:t>줄일</w:t>
+      </w:r>
+      <w:r>
+        <w:t xml:space="preserve"> </w:t>
+      </w:r>
+      <w:r>
+        <w:t>수</w:t>
+      </w:r>
+      <w:r>
+        <w:t xml:space="preserve"> </w:t>
+      </w:r>
+      <w:r>
+        <w:t>있는지</w:t>
+      </w:r>
+      <w:r>
+        <w:t xml:space="preserve"> </w:t>
+      </w:r>
+      <w:r>
+        <w:t>새</w:t>
+      </w:r>
+      <w:r>
+        <w:t xml:space="preserve"> </w:t>
+      </w:r>
+      <w:r>
+        <w:t>영상과</w:t>
+      </w:r>
+      <w:r>
+        <w:t xml:space="preserve"> </w:t>
+      </w:r>
+      <w:r>
+        <w:t>웹</w:t>
+      </w:r>
+      <w:r>
+        <w:t xml:space="preserve"> </w:t>
+      </w:r>
+      <w:r>
+        <w:t>사진을</w:t>
+      </w:r>
+      <w:r>
+        <w:t xml:space="preserve"> </w:t>
+      </w:r>
+      <w:r>
+        <w:t>추가한</w:t>
+      </w:r>
+      <w:r>
+        <w:t xml:space="preserve"> 2</w:t>
+      </w:r>
+      <w:r>
+        <w:t>차</w:t>
+      </w:r>
+      <w:r>
+        <w:t xml:space="preserve"> </w:t>
+      </w:r>
+      <w:r>
+        <w:t>실험에서</w:t>
+      </w:r>
+      <w:r>
+        <w:t xml:space="preserve"> </w:t>
+      </w:r>
+      <w:r>
+        <w:t>확인했다</w:t>
       </w:r>
       <w:r>
         <w:t xml:space="preserve">. </w:t>
       </w:r>
-      <w:hyperlink r:id="rId15">
+      <w:hyperlink r:id="rId14">
         <w:r>
           <w:rPr>
             <w:color w:val="245C7A"/>
@@ -8359,6 +8373,745 @@
     </w:p>
     <w:p>
       <w:pPr>
+        <w:pStyle w:val="21"/>
+        <w:pageBreakBefore/>
+      </w:pPr>
+      <w:r>
+        <w:lastRenderedPageBreak/>
+        <w:t>2</w:t>
+      </w:r>
+      <w:r>
+        <w:t>차</w:t>
+      </w:r>
+      <w:r>
+        <w:t xml:space="preserve"> </w:t>
+      </w:r>
+      <w:r>
+        <w:t>파인튜닝과</w:t>
+      </w:r>
+      <w:r>
+        <w:t xml:space="preserve"> </w:t>
+      </w:r>
+      <w:r>
+        <w:t>모델</w:t>
+      </w:r>
+      <w:r>
+        <w:t xml:space="preserve"> </w:t>
+      </w:r>
+      <w:r>
+        <w:t>유지</w:t>
+      </w:r>
+      <w:r>
+        <w:t xml:space="preserve"> </w:t>
+      </w:r>
+      <w:r>
+        <w:t>결정</w:t>
+      </w:r>
+    </w:p>
+    <w:p>
+      <w:r>
+        <w:t>학습</w:t>
+      </w:r>
+      <w:r>
+        <w:t xml:space="preserve"> 24</w:t>
+      </w:r>
+      <w:r>
+        <w:t>장</w:t>
+      </w:r>
+      <w:r>
+        <w:t>·</w:t>
+      </w:r>
+      <w:r>
+        <w:t>개발</w:t>
+      </w:r>
+      <w:r>
+        <w:t xml:space="preserve"> </w:t>
+      </w:r>
+      <w:r>
+        <w:t>검증</w:t>
+      </w:r>
+      <w:r>
+        <w:t xml:space="preserve"> 8</w:t>
+      </w:r>
+      <w:r>
+        <w:t>장에</w:t>
+      </w:r>
+      <w:r>
+        <w:t xml:space="preserve"> AI </w:t>
+      </w:r>
+      <w:r>
+        <w:t>보조</w:t>
+      </w:r>
+      <w:r>
+        <w:t xml:space="preserve"> </w:t>
+      </w:r>
+      <w:r>
+        <w:t>부분</w:t>
+      </w:r>
+      <w:r>
+        <w:t xml:space="preserve"> </w:t>
+      </w:r>
+      <w:r>
+        <w:t>다각형</w:t>
+      </w:r>
+      <w:r>
+        <w:t xml:space="preserve"> </w:t>
+      </w:r>
+      <w:r>
+        <w:t>주석</w:t>
+      </w:r>
+      <w:r>
+        <w:t xml:space="preserve"> 135</w:t>
+      </w:r>
+      <w:r>
+        <w:t>개를</w:t>
+      </w:r>
+      <w:r>
+        <w:t xml:space="preserve"> </w:t>
+      </w:r>
+      <w:r>
+        <w:t>작성했다</w:t>
+      </w:r>
+      <w:r>
+        <w:t xml:space="preserve">. </w:t>
+      </w:r>
+      <w:r>
+        <w:t>기존</w:t>
+      </w:r>
+      <w:r>
+        <w:t xml:space="preserve"> </w:t>
+      </w:r>
+      <w:r>
+        <w:t>설정으로</w:t>
+      </w:r>
+      <w:r>
+        <w:t xml:space="preserve"> 30</w:t>
+      </w:r>
+      <w:r>
+        <w:t>에폭</w:t>
+      </w:r>
+      <w:r>
+        <w:t>·360</w:t>
+      </w:r>
+      <w:r>
+        <w:t>회</w:t>
+      </w:r>
+      <w:r>
+        <w:t xml:space="preserve"> </w:t>
+      </w:r>
+      <w:r>
+        <w:t>업데이트를</w:t>
+      </w:r>
+      <w:r>
+        <w:t xml:space="preserve"> </w:t>
+      </w:r>
+      <w:r>
+        <w:t>수행하고</w:t>
+      </w:r>
+      <w:r>
+        <w:t xml:space="preserve"> </w:t>
+      </w:r>
+      <w:r>
+        <w:t>개발</w:t>
+      </w:r>
+      <w:r>
+        <w:t xml:space="preserve"> </w:t>
+      </w:r>
+      <w:r>
+        <w:t>검증에서</w:t>
+      </w:r>
+      <w:r>
+        <w:t xml:space="preserve"> 5</w:t>
+      </w:r>
+      <w:r>
+        <w:t>에폭</w:t>
+      </w:r>
+      <w:r>
+        <w:t xml:space="preserve"> </w:t>
+      </w:r>
+      <w:r>
+        <w:t>체크포인트를</w:t>
+      </w:r>
+      <w:r>
+        <w:t xml:space="preserve"> </w:t>
+      </w:r>
+      <w:r>
+        <w:t>선택했다</w:t>
+      </w:r>
+      <w:r>
+        <w:t xml:space="preserve">. </w:t>
+      </w:r>
+      <w:r>
+        <w:t>초기와</w:t>
+      </w:r>
+      <w:r>
+        <w:t xml:space="preserve"> </w:t>
+      </w:r>
+      <w:r>
+        <w:t>비교해</w:t>
+      </w:r>
+      <w:r>
+        <w:t xml:space="preserve"> 104</w:t>
+      </w:r>
+      <w:r>
+        <w:t>개</w:t>
+      </w:r>
+      <w:r>
+        <w:t xml:space="preserve"> </w:t>
+      </w:r>
+      <w:r>
+        <w:t>가중치</w:t>
+      </w:r>
+      <w:r>
+        <w:t>·</w:t>
+      </w:r>
+      <w:r>
+        <w:t>통계</w:t>
+      </w:r>
+      <w:r>
+        <w:t xml:space="preserve"> </w:t>
+      </w:r>
+      <w:r>
+        <w:t>텐서의</w:t>
+      </w:r>
+      <w:r>
+        <w:t xml:space="preserve"> </w:t>
+      </w:r>
+      <w:r>
+        <w:t>변화를</w:t>
+      </w:r>
+      <w:r>
+        <w:t xml:space="preserve"> </w:t>
+      </w:r>
+      <w:r>
+        <w:t>확인했다</w:t>
+      </w:r>
+      <w:r>
+        <w:t>.</w:t>
+      </w:r>
+    </w:p>
+    <w:p>
+      <w:pPr>
+        <w:keepNext/>
+        <w:spacing w:after="40" w:line="240" w:lineRule="auto"/>
+      </w:pPr>
+      <w:r>
+        <w:rPr>
+          <w:noProof/>
+        </w:rPr>
+        <w:drawing>
+          <wp:inline distT="0" distB="0" distL="0" distR="0" wp14:anchorId="7775229E" wp14:editId="63BE05A7">
+            <wp:extent cx="6400800" cy="4023360"/>
+            <wp:effectExtent l="0" t="0" r="0" b="0"/>
+            <wp:docPr id="4" name="Picture 4"/>
+            <wp:cNvGraphicFramePr>
+              <a:graphicFrameLocks xmlns:a="http://schemas.openxmlformats.org/drawingml/2006/main" noChangeAspect="1"/>
+            </wp:cNvGraphicFramePr>
+            <a:graphic xmlns:a="http://schemas.openxmlformats.org/drawingml/2006/main">
+              <a:graphicData uri="http://schemas.openxmlformats.org/drawingml/2006/picture">
+                <pic:pic xmlns:pic="http://schemas.openxmlformats.org/drawingml/2006/picture">
+                  <pic:nvPicPr>
+                    <pic:cNvPr id="0" name="finetuning02-results.png"/>
+                    <pic:cNvPicPr/>
+                  </pic:nvPicPr>
+                  <pic:blipFill>
+                    <a:blip r:embed="rId15"/>
+                    <a:stretch>
+                      <a:fillRect/>
+                    </a:stretch>
+                  </pic:blipFill>
+                  <pic:spPr>
+                    <a:xfrm>
+                      <a:off x="0" y="0"/>
+                      <a:ext cx="6400800" cy="4023360"/>
+                    </a:xfrm>
+                    <a:prstGeom prst="rect">
+                      <a:avLst/>
+                    </a:prstGeom>
+                  </pic:spPr>
+                </pic:pic>
+              </a:graphicData>
+            </a:graphic>
+          </wp:inline>
+        </w:drawing>
+      </w:r>
+    </w:p>
+    <w:p>
+      <w:pPr>
+        <w:pStyle w:val="af0"/>
+        <w:spacing w:after="200"/>
+      </w:pPr>
+      <w:r>
+        <w:t>2</w:t>
+      </w:r>
+      <w:r>
+        <w:t>차</w:t>
+      </w:r>
+      <w:r>
+        <w:t xml:space="preserve"> </w:t>
+      </w:r>
+      <w:r>
+        <w:t>파인튜닝의</w:t>
+      </w:r>
+      <w:r>
+        <w:t xml:space="preserve"> </w:t>
+      </w:r>
+      <w:r>
+        <w:t>개발</w:t>
+      </w:r>
+      <w:r>
+        <w:t xml:space="preserve"> </w:t>
+      </w:r>
+      <w:r>
+        <w:t>검증과</w:t>
+      </w:r>
+      <w:r>
+        <w:t xml:space="preserve"> </w:t>
+      </w:r>
+      <w:r>
+        <w:t>주요</w:t>
+      </w:r>
+      <w:r>
+        <w:t xml:space="preserve"> </w:t>
+      </w:r>
+      <w:r>
+        <w:t>클래스</w:t>
+      </w:r>
+      <w:r>
+        <w:t xml:space="preserve"> </w:t>
+      </w:r>
+      <w:r>
+        <w:t>비교</w:t>
+      </w:r>
+    </w:p>
+    <w:p>
+      <w:r>
+        <w:t>개발</w:t>
+      </w:r>
+      <w:r>
+        <w:t xml:space="preserve"> </w:t>
+      </w:r>
+      <w:r>
+        <w:t>검증</w:t>
+      </w:r>
+      <w:r>
+        <w:t xml:space="preserve"> </w:t>
+      </w:r>
+      <w:r>
+        <w:t>평균</w:t>
+      </w:r>
+      <w:r>
+        <w:t xml:space="preserve"> IoU</w:t>
+      </w:r>
+      <w:r>
+        <w:t>는</w:t>
+      </w:r>
+      <w:r>
+        <w:t xml:space="preserve"> 41.98%→48.26%</w:t>
+      </w:r>
+      <w:r>
+        <w:t>로</w:t>
+      </w:r>
+      <w:r>
+        <w:t xml:space="preserve"> </w:t>
+      </w:r>
+      <w:r>
+        <w:t>높아졌지만</w:t>
+      </w:r>
+      <w:r>
+        <w:t xml:space="preserve"> </w:t>
+      </w:r>
+      <w:r>
+        <w:t>기존</w:t>
+      </w:r>
+      <w:r>
+        <w:t xml:space="preserve"> </w:t>
+      </w:r>
+      <w:r>
+        <w:t>회귀</w:t>
+      </w:r>
+      <w:r>
+        <w:t xml:space="preserve"> 8</w:t>
+      </w:r>
+      <w:r>
+        <w:t>장의</w:t>
+      </w:r>
+      <w:r>
+        <w:t xml:space="preserve"> </w:t>
+      </w:r>
+      <w:r>
+        <w:t>평균은</w:t>
+      </w:r>
+      <w:r>
+        <w:t xml:space="preserve"> 60.44%→53.38%</w:t>
+      </w:r>
+      <w:r>
+        <w:t>로</w:t>
+      </w:r>
+      <w:r>
+        <w:t xml:space="preserve"> </w:t>
+      </w:r>
+      <w:r>
+        <w:t>낮아졌다</w:t>
+      </w:r>
+      <w:r>
+        <w:t xml:space="preserve">. </w:t>
+      </w:r>
+      <w:r>
+        <w:t>간판</w:t>
+      </w:r>
+      <w:r>
+        <w:t xml:space="preserve"> </w:t>
+      </w:r>
+      <w:r>
+        <w:t>정분류는</w:t>
+      </w:r>
+      <w:r>
+        <w:t xml:space="preserve"> 383→475</w:t>
+      </w:r>
+      <w:r>
+        <w:t>픽셀로</w:t>
+      </w:r>
+      <w:r>
+        <w:t xml:space="preserve"> </w:t>
+      </w:r>
+      <w:r>
+        <w:t>늘었으나</w:t>
+      </w:r>
+      <w:r>
+        <w:t xml:space="preserve"> </w:t>
+      </w:r>
+      <w:r>
+        <w:t>다른</w:t>
+      </w:r>
+      <w:r>
+        <w:t xml:space="preserve"> </w:t>
+      </w:r>
+      <w:r>
+        <w:t>주석</w:t>
+      </w:r>
+      <w:r>
+        <w:t xml:space="preserve"> </w:t>
+      </w:r>
+      <w:r>
+        <w:t>영역의</w:t>
+      </w:r>
+      <w:r>
+        <w:t xml:space="preserve"> </w:t>
+      </w:r>
+      <w:r>
+        <w:t>간판</w:t>
+      </w:r>
+      <w:r>
+        <w:t xml:space="preserve"> </w:t>
+      </w:r>
+      <w:r>
+        <w:t>오탐도</w:t>
+      </w:r>
+      <w:r>
+        <w:t xml:space="preserve"> 0→446</w:t>
+      </w:r>
+      <w:r>
+        <w:t>픽셀로</w:t>
+      </w:r>
+      <w:r>
+        <w:t xml:space="preserve"> </w:t>
+      </w:r>
+      <w:r>
+        <w:t>늘었다</w:t>
+      </w:r>
+      <w:r>
+        <w:t xml:space="preserve">. </w:t>
+      </w:r>
+      <w:r>
+        <w:t>간판</w:t>
+      </w:r>
+      <w:r>
+        <w:t xml:space="preserve"> </w:t>
+      </w:r>
+      <w:r>
+        <w:t>오탐과</w:t>
+      </w:r>
+      <w:r>
+        <w:t xml:space="preserve"> </w:t>
+      </w:r>
+      <w:r>
+        <w:t>보도</w:t>
+      </w:r>
+      <w:r>
+        <w:t>·</w:t>
+      </w:r>
+      <w:r>
+        <w:t>사람</w:t>
+      </w:r>
+      <w:r>
+        <w:t xml:space="preserve"> </w:t>
+      </w:r>
+      <w:r>
+        <w:t>퇴행을</w:t>
+      </w:r>
+      <w:r>
+        <w:t xml:space="preserve"> </w:t>
+      </w:r>
+      <w:r>
+        <w:t>고려해</w:t>
+      </w:r>
+      <w:r>
+        <w:t xml:space="preserve"> </w:t>
+      </w:r>
+      <w:r>
+        <w:t>공식</w:t>
+      </w:r>
+      <w:r>
+        <w:t xml:space="preserve"> </w:t>
+      </w:r>
+      <w:r>
+        <w:t>기준</w:t>
+      </w:r>
+      <w:r>
+        <w:t xml:space="preserve"> </w:t>
+      </w:r>
+      <w:r>
+        <w:t>모델을</w:t>
+      </w:r>
+      <w:r>
+        <w:t xml:space="preserve"> </w:t>
+      </w:r>
+      <w:r>
+        <w:t>유지했다</w:t>
+      </w:r>
+      <w:r>
+        <w:t>.</w:t>
+      </w:r>
+    </w:p>
+    <w:p>
+      <w:r>
+        <w:t>두</w:t>
+      </w:r>
+      <w:r>
+        <w:t xml:space="preserve"> </w:t>
+      </w:r>
+      <w:r>
+        <w:t>모델은</w:t>
+      </w:r>
+      <w:r>
+        <w:t xml:space="preserve"> </w:t>
+      </w:r>
+      <w:r>
+        <w:t>같은</w:t>
+      </w:r>
+      <w:r>
+        <w:t xml:space="preserve"> RGB</w:t>
+      </w:r>
+      <w:r>
+        <w:t>와</w:t>
+      </w:r>
+      <w:r>
+        <w:t xml:space="preserve"> </w:t>
+      </w:r>
+      <w:r>
+        <w:t>원본</w:t>
+      </w:r>
+      <w:r>
+        <w:t xml:space="preserve"> </w:t>
+      </w:r>
+      <w:r>
+        <w:t>주석</w:t>
+      </w:r>
+      <w:r>
+        <w:t xml:space="preserve"> </w:t>
+      </w:r>
+      <w:r>
+        <w:t>격자에서</w:t>
+      </w:r>
+      <w:r>
+        <w:t xml:space="preserve"> </w:t>
+      </w:r>
+      <w:r>
+        <w:t>비교했다</w:t>
+      </w:r>
+      <w:r>
+        <w:t xml:space="preserve">. </w:t>
+      </w:r>
+      <w:r>
+        <w:t>수치는</w:t>
+      </w:r>
+      <w:r>
+        <w:t xml:space="preserve"> AI </w:t>
+      </w:r>
+      <w:r>
+        <w:t>부분주석의</w:t>
+      </w:r>
+      <w:r>
+        <w:t xml:space="preserve"> </w:t>
+      </w:r>
+      <w:r>
+        <w:t>개발</w:t>
+      </w:r>
+      <w:r>
+        <w:t xml:space="preserve"> </w:t>
+      </w:r>
+      <w:r>
+        <w:t>검증</w:t>
+      </w:r>
+      <w:r>
+        <w:t>·</w:t>
+      </w:r>
+      <w:r>
+        <w:t>기존</w:t>
+      </w:r>
+      <w:r>
+        <w:t xml:space="preserve"> </w:t>
+      </w:r>
+      <w:r>
+        <w:t>회귀</w:t>
+      </w:r>
+      <w:r>
+        <w:t xml:space="preserve"> </w:t>
+      </w:r>
+      <w:r>
+        <w:t>결과이며</w:t>
+      </w:r>
+      <w:r>
+        <w:t xml:space="preserve"> </w:t>
+      </w:r>
+      <w:r>
+        <w:t>새</w:t>
+      </w:r>
+      <w:r>
+        <w:t xml:space="preserve"> </w:t>
+      </w:r>
+      <w:r>
+        <w:t>독립</w:t>
+      </w:r>
+      <w:r>
+        <w:t xml:space="preserve"> </w:t>
+      </w:r>
+      <w:r>
+        <w:t>시험은</w:t>
+      </w:r>
+      <w:r>
+        <w:t xml:space="preserve"> </w:t>
+      </w:r>
+      <w:r>
+        <w:t>아니다</w:t>
+      </w:r>
+      <w:r>
+        <w:t xml:space="preserve">. </w:t>
+      </w:r>
+      <w:r>
+        <w:t>두</w:t>
+      </w:r>
+      <w:r>
+        <w:t xml:space="preserve"> </w:t>
+      </w:r>
+      <w:r>
+        <w:t>차례의</w:t>
+      </w:r>
+      <w:r>
+        <w:t xml:space="preserve"> </w:t>
+      </w:r>
+      <w:r>
+        <w:t>학습</w:t>
+      </w:r>
+      <w:r>
+        <w:t xml:space="preserve"> </w:t>
+      </w:r>
+      <w:r>
+        <w:t>설정</w:t>
+      </w:r>
+      <w:r>
+        <w:t>·</w:t>
+      </w:r>
+      <w:r>
+        <w:t>실행</w:t>
+      </w:r>
+      <w:r>
+        <w:t>·</w:t>
+      </w:r>
+      <w:r>
+        <w:t>평가</w:t>
+      </w:r>
+      <w:r>
+        <w:t xml:space="preserve"> </w:t>
+      </w:r>
+      <w:r>
+        <w:t>자료는</w:t>
+      </w:r>
+      <w:r>
+        <w:t xml:space="preserve"> </w:t>
+      </w:r>
+      <w:r>
+        <w:t>보존했고</w:t>
+      </w:r>
+      <w:r>
+        <w:t xml:space="preserve"> </w:t>
+      </w:r>
+      <w:hyperlink r:id="rId16">
+        <w:r>
+          <w:rPr>
+            <w:color w:val="245C7A"/>
+          </w:rPr>
+          <w:t>2</w:t>
+        </w:r>
+        <w:r>
+          <w:rPr>
+            <w:color w:val="245C7A"/>
+          </w:rPr>
+          <w:t>차</w:t>
+        </w:r>
+        <w:r>
+          <w:rPr>
+            <w:color w:val="245C7A"/>
+          </w:rPr>
+          <w:t xml:space="preserve"> </w:t>
+        </w:r>
+        <w:r>
+          <w:rPr>
+            <w:color w:val="245C7A"/>
+          </w:rPr>
+          <w:t>검증</w:t>
+        </w:r>
+        <w:r>
+          <w:rPr>
+            <w:color w:val="245C7A"/>
+          </w:rPr>
+          <w:t xml:space="preserve"> </w:t>
+        </w:r>
+        <w:r>
+          <w:rPr>
+            <w:color w:val="245C7A"/>
+          </w:rPr>
+          <w:t>기록</w:t>
+        </w:r>
+      </w:hyperlink>
+      <w:r>
+        <w:t>에</w:t>
+      </w:r>
+      <w:r>
+        <w:t xml:space="preserve"> </w:t>
+      </w:r>
+      <w:r>
+        <w:t>수치와</w:t>
+      </w:r>
+      <w:r>
+        <w:t xml:space="preserve"> </w:t>
+      </w:r>
+      <w:r>
+        <w:t>해시를</w:t>
+      </w:r>
+      <w:r>
+        <w:t xml:space="preserve"> </w:t>
+      </w:r>
+      <w:r>
+        <w:t>제공한다</w:t>
+      </w:r>
+      <w:r>
+        <w:t>.</w:t>
+      </w:r>
+    </w:p>
+    <w:p>
+      <w:pPr>
         <w:pStyle w:val="1"/>
         <w:pageBreakBefore/>
       </w:pPr>
@@ -11531,31 +12284,109 @@
         <w:t xml:space="preserve">6. </w:t>
       </w:r>
       <w:r>
+        <w:t>현재는</w:t>
+      </w:r>
+      <w:r>
+        <w:t xml:space="preserve"> </w:t>
+      </w:r>
+      <w:r>
         <w:t>같은</w:t>
       </w:r>
       <w:r>
+        <w:t xml:space="preserve"> </w:t>
+      </w:r>
+      <w:r>
+        <w:t>공통</w:t>
+      </w:r>
+      <w:r>
+        <w:t xml:space="preserve"> </w:t>
+      </w:r>
+      <w:r>
+        <w:t>주변</w:t>
+      </w:r>
+      <w:r>
+        <w:t xml:space="preserve"> </w:t>
+      </w:r>
+      <w:r>
+        <w:t>무드</w:t>
+      </w:r>
+      <w:r>
+        <w:t xml:space="preserve"> </w:t>
+      </w:r>
+      <w:r>
+        <w:t>목록을</w:t>
+      </w:r>
+      <w:r>
+        <w:t xml:space="preserve"> </w:t>
+      </w:r>
+      <w:r>
+        <w:t>음악과</w:t>
+      </w:r>
+      <w:r>
+        <w:t xml:space="preserve"> </w:t>
+      </w:r>
+      <w:r>
+        <w:t>조명</w:t>
+      </w:r>
+      <w:r>
+        <w:t xml:space="preserve"> </w:t>
+      </w:r>
+      <w:r>
+        <w:t>미리보기에</w:t>
+      </w:r>
+      <w:r>
+        <w:t xml:space="preserve"> </w:t>
+      </w:r>
+      <w:r>
+        <w:t>전달한다</w:t>
+      </w:r>
+      <w:r>
+        <w:t xml:space="preserve">. </w:t>
+      </w:r>
+      <w:r>
+        <w:t>차량</w:t>
+      </w:r>
+      <w:r>
+        <w:t xml:space="preserve"> </w:t>
+      </w:r>
+      <w:r>
+        <w:t>확장에서는</w:t>
+      </w:r>
+      <w:r>
+        <w:t xml:space="preserve"> </w:t>
+      </w:r>
+      <w:r>
+        <w:t>목표</w:t>
+      </w:r>
+      <w:r>
         <w:t xml:space="preserve"> MoodState</w:t>
       </w:r>
       <w:r>
-        <w:t>를</w:t>
-      </w:r>
-      <w:r>
-        <w:t xml:space="preserve"> </w:t>
-      </w:r>
-      <w:r>
-        <w:t>음악과</w:t>
-      </w:r>
-      <w:r>
-        <w:t xml:space="preserve"> </w:t>
-      </w:r>
-      <w:r>
-        <w:t>조명에</w:t>
-      </w:r>
-      <w:r>
-        <w:t xml:space="preserve"> </w:t>
-      </w:r>
-      <w:r>
-        <w:t>전달한다</w:t>
+        <w:t>와</w:t>
+      </w:r>
+      <w:r>
+        <w:t xml:space="preserve"> </w:t>
+      </w:r>
+      <w:r>
+        <w:t>승인된</w:t>
+      </w:r>
+      <w:r>
+        <w:t xml:space="preserve"> </w:t>
+      </w:r>
+      <w:r>
+        <w:t>출력</w:t>
+      </w:r>
+      <w:r>
+        <w:t xml:space="preserve"> </w:t>
+      </w:r>
+      <w:r>
+        <w:t>어댑터로</w:t>
+      </w:r>
+      <w:r>
+        <w:t xml:space="preserve"> </w:t>
+      </w:r>
+      <w:r>
+        <w:t>연결한다</w:t>
       </w:r>
       <w:r>
         <w:t xml:space="preserve">. </w:t>
@@ -12892,7 +13723,6 @@
         <w:pageBreakBefore/>
       </w:pPr>
       <w:r>
-        <w:lastRenderedPageBreak/>
         <w:t xml:space="preserve">7 </w:t>
       </w:r>
       <w:r>
@@ -12913,15 +13743,6 @@
     </w:p>
     <w:p>
       <w:r>
-        <w:t>0.3.1</w:t>
-      </w:r>
-      <w:r>
-        <w:t>은</w:t>
-      </w:r>
-      <w:r>
-        <w:t xml:space="preserve"> </w:t>
-      </w:r>
-      <w:r>
         <w:t>요청형</w:t>
       </w:r>
       <w:r>
@@ -12934,37 +13755,67 @@
         <w:t>·</w:t>
       </w:r>
       <w:r>
-        <w:t>분석</w:t>
-      </w:r>
-      <w:r>
-        <w:t xml:space="preserve"> </w:t>
-      </w:r>
-      <w:r>
-        <w:t>흐름과</w:t>
-      </w:r>
-      <w:r>
-        <w:t xml:space="preserve"> </w:t>
-      </w:r>
-      <w:r>
-        <w:t>의미분할</w:t>
-      </w:r>
-      <w:r>
-        <w:t xml:space="preserve"> </w:t>
-      </w:r>
-      <w:r>
-        <w:t>보조</w:t>
-      </w:r>
-      <w:r>
-        <w:t xml:space="preserve"> </w:t>
-      </w:r>
-      <w:r>
-        <w:t>관측을</w:t>
-      </w:r>
-      <w:r>
-        <w:t xml:space="preserve"> </w:t>
-      </w:r>
-      <w:r>
-        <w:t>모바일에</w:t>
+        <w:t>분석과</w:t>
+      </w:r>
+      <w:r>
+        <w:t xml:space="preserve"> </w:t>
+      </w:r>
+      <w:r>
+        <w:t>의미분할에</w:t>
+      </w:r>
+      <w:r>
+        <w:t xml:space="preserve"> </w:t>
+      </w:r>
+      <w:r>
+        <w:t>하늘색</w:t>
+      </w:r>
+      <w:r>
+        <w:t xml:space="preserve"> </w:t>
+      </w:r>
+      <w:r>
+        <w:t>해석을</w:t>
+      </w:r>
+      <w:r>
+        <w:t xml:space="preserve"> </w:t>
+      </w:r>
+      <w:r>
+        <w:t>더해</w:t>
+      </w:r>
+      <w:r>
+        <w:t xml:space="preserve"> </w:t>
+      </w:r>
+      <w:r>
+        <w:t>공통</w:t>
+      </w:r>
+      <w:r>
+        <w:t xml:space="preserve"> </w:t>
+      </w:r>
+      <w:r>
+        <w:t>주변</w:t>
+      </w:r>
+      <w:r>
+        <w:t xml:space="preserve"> </w:t>
+      </w:r>
+      <w:r>
+        <w:t>무드를</w:t>
+      </w:r>
+      <w:r>
+        <w:t xml:space="preserve"> </w:t>
+      </w:r>
+      <w:r>
+        <w:t>음악</w:t>
+      </w:r>
+      <w:r>
+        <w:t>·</w:t>
+      </w:r>
+      <w:r>
+        <w:t>조명</w:t>
+      </w:r>
+      <w:r>
+        <w:t xml:space="preserve"> </w:t>
+      </w:r>
+      <w:r>
+        <w:t>미리보기에</w:t>
       </w:r>
       <w:r>
         <w:t xml:space="preserve"> </w:t>
@@ -12976,97 +13827,85 @@
         <w:t xml:space="preserve">. </w:t>
       </w:r>
       <w:r>
-        <w:t>첫</w:t>
-      </w:r>
-      <w:r>
-        <w:t xml:space="preserve"> </w:t>
-      </w:r>
-      <w:r>
-        <w:t>파인튜닝의</w:t>
-      </w:r>
-      <w:r>
-        <w:t xml:space="preserve"> </w:t>
-      </w:r>
-      <w:r>
-        <w:t>혼합</w:t>
-      </w:r>
-      <w:r>
-        <w:t xml:space="preserve"> </w:t>
-      </w:r>
-      <w:r>
-        <w:t>결과를</w:t>
-      </w:r>
-      <w:r>
-        <w:t xml:space="preserve"> </w:t>
-      </w:r>
-      <w:r>
-        <w:t>바탕으로</w:t>
-      </w:r>
-      <w:r>
-        <w:t xml:space="preserve"> </w:t>
-      </w:r>
-      <w:r>
-        <w:t>주석과</w:t>
-      </w:r>
-      <w:r>
-        <w:t xml:space="preserve"> </w:t>
-      </w:r>
-      <w:r>
-        <w:t>평가</w:t>
-      </w:r>
-      <w:r>
-        <w:t xml:space="preserve"> </w:t>
-      </w:r>
-      <w:r>
-        <w:t>장면을</w:t>
-      </w:r>
-      <w:r>
-        <w:t xml:space="preserve"> </w:t>
-      </w:r>
-      <w:r>
-        <w:t>보강하고</w:t>
+        <w:t>다음</w:t>
+      </w:r>
+      <w:r>
+        <w:t xml:space="preserve"> </w:t>
+      </w:r>
+      <w:r>
+        <w:t>단계는</w:t>
+      </w:r>
+      <w:r>
+        <w:t xml:space="preserve"> </w:t>
+      </w:r>
+      <w:r>
+        <w:t>대상</w:t>
+      </w:r>
+      <w:r>
+        <w:t xml:space="preserve"> </w:t>
+      </w:r>
+      <w:r>
+        <w:t>단말에서의</w:t>
+      </w:r>
+      <w:r>
+        <w:t xml:space="preserve"> </w:t>
+      </w:r>
+      <w:r>
+        <w:t>지속</w:t>
+      </w:r>
+      <w:r>
+        <w:t xml:space="preserve"> </w:t>
+      </w:r>
+      <w:r>
+        <w:t>실행과</w:t>
+      </w:r>
+      <w:r>
+        <w:t xml:space="preserve"> </w:t>
+      </w:r>
+      <w:r>
+        <w:t>사용자</w:t>
+      </w:r>
+      <w:r>
+        <w:t xml:space="preserve"> </w:t>
+      </w:r>
+      <w:r>
+        <w:t>피드백</w:t>
       </w:r>
       <w:r>
         <w:t xml:space="preserve">, </w:t>
       </w:r>
       <w:r>
-        <w:t>시간</w:t>
+        <w:t>차량</w:t>
+      </w:r>
+      <w:r>
+        <w:t xml:space="preserve"> </w:t>
+      </w:r>
+      <w:r>
+        <w:t>입력</w:t>
       </w:r>
       <w:r>
         <w:t>·</w:t>
       </w:r>
       <w:r>
-        <w:t>날씨</w:t>
-      </w:r>
-      <w:r>
-        <w:t>·</w:t>
-      </w:r>
-      <w:r>
-        <w:t>공간에</w:t>
-      </w:r>
-      <w:r>
-        <w:t xml:space="preserve"> </w:t>
-      </w:r>
-      <w:r>
-        <w:t>따른</w:t>
-      </w:r>
-      <w:r>
-        <w:t xml:space="preserve"> </w:t>
-      </w:r>
-      <w:r>
-        <w:t>장면</w:t>
-      </w:r>
-      <w:r>
-        <w:t xml:space="preserve"> </w:t>
-      </w:r>
-      <w:r>
-        <w:t>해석을</w:t>
-      </w:r>
-      <w:r>
-        <w:t xml:space="preserve"> </w:t>
-      </w:r>
-      <w:r>
-        <w:t>확장한다</w:t>
+        <w:t>출력</w:t>
+      </w:r>
+      <w:r>
+        <w:t xml:space="preserve"> </w:t>
+      </w:r>
+      <w:r>
+        <w:t>연결을</w:t>
+      </w:r>
+      <w:r>
+        <w:t xml:space="preserve"> </w:t>
+      </w:r>
+      <w:r>
+        <w:t>검증하는</w:t>
+      </w:r>
+      <w:r>
+        <w:t xml:space="preserve"> </w:t>
+      </w:r>
+      <w:r>
+        <w:t>것이다</w:t>
       </w:r>
       <w:r>
         <w:t>.</w:t>
@@ -14777,7 +15616,7 @@
     </w:p>
     <w:p>
       <w:r>
-        <w:t>시연은</w:t>
+        <w:t>기존</w:t>
       </w:r>
       <w:r>
         <w:t xml:space="preserve"> 6</w:t>
@@ -14789,25 +15628,55 @@
         <w:t xml:space="preserve"> </w:t>
       </w:r>
       <w:r>
-        <w:t>실제</w:t>
-      </w:r>
-      <w:r>
-        <w:t xml:space="preserve"> </w:t>
-      </w:r>
-      <w:r>
-        <w:t>주행</w:t>
-      </w:r>
-      <w:r>
-        <w:t xml:space="preserve"> </w:t>
-      </w:r>
-      <w:r>
-        <w:t>소스의</w:t>
-      </w:r>
-      <w:r>
-        <w:t xml:space="preserve"> </w:t>
-      </w:r>
-      <w:r>
-        <w:t>대표</w:t>
+        <w:t>영상의</w:t>
+      </w:r>
+      <w:r>
+        <w:t xml:space="preserve"> </w:t>
+      </w:r>
+      <w:r>
+        <w:t>실험</w:t>
+      </w:r>
+      <w:r>
+        <w:t xml:space="preserve"> </w:t>
+      </w:r>
+      <w:r>
+        <w:t>자료를</w:t>
+      </w:r>
+      <w:r>
+        <w:t xml:space="preserve"> </w:t>
+      </w:r>
+      <w:r>
+        <w:t>보존하고</w:t>
+      </w:r>
+      <w:r>
+        <w:t xml:space="preserve"> </w:t>
+      </w:r>
+      <w:r>
+        <w:t>새</w:t>
+      </w:r>
+      <w:r>
+        <w:t xml:space="preserve"> 4</w:t>
+      </w:r>
+      <w:r>
+        <w:t>개</w:t>
+      </w:r>
+      <w:r>
+        <w:t xml:space="preserve"> </w:t>
+      </w:r>
+      <w:r>
+        <w:t>영상의</w:t>
+      </w:r>
+      <w:r>
+        <w:t xml:space="preserve"> </w:t>
+      </w:r>
+      <w:r>
+        <w:t>고정</w:t>
+      </w:r>
+      <w:r>
+        <w:t xml:space="preserve"> 60</w:t>
+      </w:r>
+      <w:r>
+        <w:t>초</w:t>
       </w:r>
       <w:r>
         <w:t xml:space="preserve"> </w:t>
@@ -14819,7 +15688,7 @@
         <w:t xml:space="preserve"> </w:t>
       </w:r>
       <w:r>
-        <w:t>사용한다</w:t>
+        <w:t>추가했다</w:t>
       </w:r>
       <w:r>
         <w:t xml:space="preserve">. </w:t>
@@ -14846,34 +15715,28 @@
         <w:t>종</w:t>
       </w:r>
       <w:r>
+        <w:t xml:space="preserve"> 90</w:t>
+      </w:r>
+      <w:r>
+        <w:t>초</w:t>
+      </w:r>
+      <w:r>
         <w:t xml:space="preserve"> </w:t>
       </w:r>
       <w:r>
         <w:t>영상과</w:t>
       </w:r>
       <w:r>
-        <w:t xml:space="preserve"> 90</w:t>
-      </w:r>
-      <w:r>
-        <w:t>초</w:t>
-      </w:r>
-      <w:r>
-        <w:t xml:space="preserve"> </w:t>
-      </w:r>
-      <w:r>
-        <w:t>편집본</w:t>
-      </w:r>
-      <w:r>
-        <w:t xml:space="preserve">, </w:t>
-      </w:r>
-      <w:r>
-        <w:t>객체별</w:t>
-      </w:r>
-      <w:r>
-        <w:t xml:space="preserve"> </w:t>
-      </w:r>
-      <w:r>
-        <w:t>근거를</w:t>
+        <w:t xml:space="preserve"> </w:t>
+      </w:r>
+      <w:r>
+        <w:t>영역별</w:t>
+      </w:r>
+      <w:r>
+        <w:t xml:space="preserve"> </w:t>
+      </w:r>
+      <w:r>
+        <w:t>기여를</w:t>
       </w:r>
       <w:r>
         <w:t xml:space="preserve"> </w:t>
@@ -16095,67 +16958,175 @@
         <w:t xml:space="preserve"> </w:t>
       </w:r>
       <w:r>
+        <w:t>비교와</w:t>
+      </w:r>
+      <w:r>
+        <w:t xml:space="preserve"> </w:t>
+      </w:r>
+      <w:r>
+        <w:t>주행</w:t>
+      </w:r>
+      <w:r>
+        <w:t xml:space="preserve"> </w:t>
+      </w:r>
+      <w:r>
+        <w:t>실험의</w:t>
+      </w:r>
+      <w:r>
+        <w:t xml:space="preserve"> </w:t>
+      </w:r>
+      <w:r>
+        <w:t>원본</w:t>
+      </w:r>
+      <w:r>
+        <w:t>·</w:t>
+      </w:r>
+      <w:r>
+        <w:t>출력</w:t>
+      </w:r>
+      <w:r>
+        <w:t>·</w:t>
+      </w:r>
+      <w:r>
+        <w:t>설정</w:t>
+      </w:r>
+      <w:r>
+        <w:t>·</w:t>
+      </w:r>
+      <w:r>
+        <w:t>측정값은</w:t>
+      </w:r>
+      <w:r>
+        <w:t xml:space="preserve"> </w:t>
+      </w:r>
+      <w:r>
         <w:t>비교</w:t>
       </w:r>
       <w:r>
+        <w:t xml:space="preserve"> </w:t>
+      </w:r>
+      <w:r>
+        <w:t>자료로</w:t>
+      </w:r>
+      <w:r>
+        <w:t xml:space="preserve"> </w:t>
+      </w:r>
+      <w:r>
+        <w:t>보존한다</w:t>
+      </w:r>
+      <w:r>
+        <w:t xml:space="preserve">. </w:t>
+      </w:r>
+      <w:r>
+        <w:t>대표</w:t>
+      </w:r>
+      <w:r>
+        <w:t xml:space="preserve"> </w:t>
+      </w:r>
+      <w:r>
+        <w:t>색조만으로</w:t>
+      </w:r>
+      <w:r>
+        <w:t xml:space="preserve"> </w:t>
+      </w:r>
+      <w:r>
+        <w:t>야간</w:t>
+      </w:r>
+      <w:r>
+        <w:t xml:space="preserve"> </w:t>
+      </w:r>
+      <w:r>
+        <w:t>도심을</w:t>
+      </w:r>
+      <w:r>
+        <w:t xml:space="preserve"> ‘</w:t>
+      </w:r>
+      <w:r>
+        <w:t>몽환적인</w:t>
+      </w:r>
+      <w:r>
+        <w:t>’</w:t>
+      </w:r>
+      <w:r>
+        <w:t>이라고</w:t>
+      </w:r>
+      <w:r>
+        <w:t xml:space="preserve"> </w:t>
+      </w:r>
+      <w:r>
+        <w:t>해석했던</w:t>
+      </w:r>
+      <w:r>
+        <w:t xml:space="preserve"> </w:t>
+      </w:r>
+      <w:r>
+        <w:t>오류에서</w:t>
+      </w:r>
+      <w:r>
+        <w:t xml:space="preserve"> </w:t>
+      </w:r>
+      <w:r>
+        <w:t>출발해</w:t>
+      </w:r>
+      <w:r>
         <w:t xml:space="preserve">, </w:t>
       </w:r>
       <w:r>
-        <w:t>실제</w:t>
-      </w:r>
-      <w:r>
-        <w:t xml:space="preserve"> </w:t>
-      </w:r>
-      <w:r>
-        <w:t>주행</w:t>
-      </w:r>
-      <w:r>
-        <w:t xml:space="preserve"> </w:t>
-      </w:r>
-      <w:r>
-        <w:t>실험의</w:t>
-      </w:r>
-      <w:r>
-        <w:t xml:space="preserve"> </w:t>
-      </w:r>
-      <w:r>
-        <w:t>원본</w:t>
+        <w:t>물체</w:t>
+      </w:r>
+      <w:r>
+        <w:t xml:space="preserve"> </w:t>
+      </w:r>
+      <w:r>
+        <w:t>영역의</w:t>
+      </w:r>
+      <w:r>
+        <w:t xml:space="preserve"> </w:t>
+      </w:r>
+      <w:r>
+        <w:t>빛</w:t>
       </w:r>
       <w:r>
         <w:t>·</w:t>
       </w:r>
       <w:r>
-        <w:t>출력</w:t>
+        <w:t>색</w:t>
       </w:r>
       <w:r>
         <w:t>·</w:t>
       </w:r>
       <w:r>
-        <w:t>설정</w:t>
-      </w:r>
-      <w:r>
-        <w:t>·</w:t>
-      </w:r>
-      <w:r>
-        <w:t>측정값을</w:t>
-      </w:r>
-      <w:r>
-        <w:t xml:space="preserve"> </w:t>
-      </w:r>
-      <w:r>
-        <w:t>비교</w:t>
-      </w:r>
-      <w:r>
-        <w:t xml:space="preserve"> </w:t>
-      </w:r>
-      <w:r>
-        <w:t>자료로</w:t>
-      </w:r>
-      <w:r>
-        <w:t xml:space="preserve"> </w:t>
-      </w:r>
-      <w:r>
-        <w:t>보존한다</w:t>
+        <w:t>사람과</w:t>
+      </w:r>
+      <w:r>
+        <w:t xml:space="preserve"> </w:t>
+      </w:r>
+      <w:r>
+        <w:t>구간</w:t>
+      </w:r>
+      <w:r>
+        <w:t xml:space="preserve"> </w:t>
+      </w:r>
+      <w:r>
+        <w:t>지속성을</w:t>
+      </w:r>
+      <w:r>
+        <w:t xml:space="preserve"> </w:t>
+      </w:r>
+      <w:r>
+        <w:t>분리하는</w:t>
+      </w:r>
+      <w:r>
+        <w:t xml:space="preserve"> </w:t>
+      </w:r>
+      <w:r>
+        <w:t>방식으로</w:t>
+      </w:r>
+      <w:r>
+        <w:t xml:space="preserve"> </w:t>
+      </w:r>
+      <w:r>
+        <w:t>개선했다</w:t>
       </w:r>
       <w:r>
         <w:t>.</w:t>
@@ -16293,7 +17264,7 @@
                 <w:color w:val="FFFFFF"/>
                 <w:sz w:val="20"/>
               </w:rPr>
-              <w:t>다음</w:t>
+              <w:t>개선</w:t>
             </w:r>
             <w:r>
               <w:rPr>
@@ -16309,23 +17280,7 @@
                 <w:color w:val="FFFFFF"/>
                 <w:sz w:val="20"/>
               </w:rPr>
-              <w:t>비교의</w:t>
-            </w:r>
-            <w:r>
-              <w:rPr>
-                <w:b/>
-                <w:color w:val="FFFFFF"/>
-                <w:sz w:val="20"/>
-              </w:rPr>
-              <w:t xml:space="preserve"> </w:t>
-            </w:r>
-            <w:r>
-              <w:rPr>
-                <w:b/>
-                <w:color w:val="FFFFFF"/>
-                <w:sz w:val="20"/>
-              </w:rPr>
-              <w:t>기준</w:t>
+              <w:t>방향</w:t>
             </w:r>
           </w:p>
         </w:tc>
@@ -16379,19 +17334,19 @@
               <w:rPr>
                 <w:sz w:val="20"/>
               </w:rPr>
-              <w:t>색감</w:t>
-            </w:r>
-            <w:r>
-              <w:rPr>
-                <w:sz w:val="20"/>
-              </w:rPr>
-              <w:t xml:space="preserve"> </w:t>
-            </w:r>
-            <w:r>
-              <w:rPr>
-                <w:sz w:val="20"/>
-              </w:rPr>
-              <w:t>측정</w:t>
+              <w:t>색조</w:t>
+            </w:r>
+            <w:r>
+              <w:rPr>
+                <w:sz w:val="20"/>
+              </w:rPr>
+              <w:t xml:space="preserve"> </w:t>
+            </w:r>
+            <w:r>
+              <w:rPr>
+                <w:sz w:val="20"/>
+              </w:rPr>
+              <w:t>해석</w:t>
             </w:r>
           </w:p>
         </w:tc>
@@ -16415,25 +17370,25 @@
               <w:rPr>
                 <w:sz w:val="20"/>
               </w:rPr>
-              <w:t>차량</w:t>
-            </w:r>
-            <w:r>
-              <w:rPr>
-                <w:sz w:val="20"/>
-              </w:rPr>
-              <w:t xml:space="preserve"> </w:t>
-            </w:r>
-            <w:r>
-              <w:rPr>
-                <w:sz w:val="20"/>
-              </w:rPr>
-              <w:t>제외만으로</w:t>
-            </w:r>
-            <w:r>
-              <w:rPr>
-                <w:sz w:val="20"/>
-              </w:rPr>
-              <w:t xml:space="preserve"> </w:t>
+              <w:t>작은</w:t>
+            </w:r>
+            <w:r>
+              <w:rPr>
+                <w:sz w:val="20"/>
+              </w:rPr>
+              <w:t xml:space="preserve"> </w:t>
+            </w:r>
+            <w:r>
+              <w:rPr>
+                <w:sz w:val="20"/>
+              </w:rPr>
+              <w:t>간판</w:t>
+            </w:r>
+            <w:r>
+              <w:rPr>
+                <w:sz w:val="20"/>
+              </w:rPr>
+              <w:t>·</w:t>
             </w:r>
             <w:r>
               <w:rPr>
@@ -16445,61 +17400,25 @@
               <w:rPr>
                 <w:sz w:val="20"/>
               </w:rPr>
-              <w:t>·</w:t>
-            </w:r>
-            <w:r>
-              <w:rPr>
-                <w:sz w:val="20"/>
-              </w:rPr>
-              <w:t>창문</w:t>
-            </w:r>
-            <w:r>
-              <w:rPr>
-                <w:sz w:val="20"/>
-              </w:rPr>
-              <w:t>·</w:t>
-            </w:r>
-            <w:r>
-              <w:rPr>
-                <w:sz w:val="20"/>
-              </w:rPr>
-              <w:t>간판을</w:t>
-            </w:r>
-            <w:r>
-              <w:rPr>
-                <w:sz w:val="20"/>
-              </w:rPr>
-              <w:t xml:space="preserve"> </w:t>
-            </w:r>
-            <w:r>
-              <w:rPr>
-                <w:sz w:val="20"/>
-              </w:rPr>
-              <w:t>분리할</w:t>
-            </w:r>
-            <w:r>
-              <w:rPr>
-                <w:sz w:val="20"/>
-              </w:rPr>
-              <w:t xml:space="preserve"> </w:t>
-            </w:r>
-            <w:r>
-              <w:rPr>
-                <w:sz w:val="20"/>
-              </w:rPr>
-              <w:t>수</w:t>
-            </w:r>
-            <w:r>
-              <w:rPr>
-                <w:sz w:val="20"/>
-              </w:rPr>
-              <w:t xml:space="preserve"> </w:t>
-            </w:r>
-            <w:r>
-              <w:rPr>
-                <w:sz w:val="20"/>
-              </w:rPr>
-              <w:t>없음</w:t>
+              <w:t xml:space="preserve"> </w:t>
+            </w:r>
+            <w:r>
+              <w:rPr>
+                <w:sz w:val="20"/>
+              </w:rPr>
+              <w:t>조명</w:t>
+            </w:r>
+            <w:r>
+              <w:rPr>
+                <w:sz w:val="20"/>
+              </w:rPr>
+              <w:t xml:space="preserve"> </w:t>
+            </w:r>
+            <w:r>
+              <w:rPr>
+                <w:sz w:val="20"/>
+              </w:rPr>
+              <w:t>누락</w:t>
             </w:r>
           </w:p>
         </w:tc>
@@ -16523,19 +17442,19 @@
               <w:rPr>
                 <w:sz w:val="20"/>
               </w:rPr>
-              <w:t>의미</w:t>
-            </w:r>
-            <w:r>
-              <w:rPr>
-                <w:sz w:val="20"/>
-              </w:rPr>
-              <w:t xml:space="preserve"> </w:t>
-            </w:r>
-            <w:r>
-              <w:rPr>
-                <w:sz w:val="20"/>
-              </w:rPr>
-              <w:t>분할과</w:t>
+              <w:t>의미분할과</w:t>
+            </w:r>
+            <w:r>
+              <w:rPr>
+                <w:sz w:val="20"/>
+              </w:rPr>
+              <w:t xml:space="preserve"> RGB </w:t>
+            </w:r>
+            <w:r>
+              <w:rPr>
+                <w:sz w:val="20"/>
+              </w:rPr>
+              <w:t>대비</w:t>
             </w:r>
             <w:r>
               <w:rPr>
@@ -16559,19 +17478,7 @@
               <w:rPr>
                 <w:sz w:val="20"/>
               </w:rPr>
-              <w:t>영역</w:t>
-            </w:r>
-            <w:r>
-              <w:rPr>
-                <w:sz w:val="20"/>
-              </w:rPr>
-              <w:t xml:space="preserve"> </w:t>
-            </w:r>
-            <w:r>
-              <w:rPr>
-                <w:sz w:val="20"/>
-              </w:rPr>
-              <w:t>연결</w:t>
+              <w:t>결합</w:t>
             </w:r>
           </w:p>
         </w:tc>
@@ -16601,55 +17508,43 @@
               <w:rPr>
                 <w:sz w:val="20"/>
               </w:rPr>
-              <w:t>범용</w:t>
-            </w:r>
-            <w:r>
-              <w:rPr>
-                <w:sz w:val="20"/>
-              </w:rPr>
-              <w:t>·</w:t>
-            </w:r>
-            <w:r>
-              <w:rPr>
-                <w:sz w:val="20"/>
-              </w:rPr>
-              <w:t>도로</w:t>
-            </w:r>
-            <w:r>
-              <w:rPr>
-                <w:sz w:val="20"/>
-              </w:rPr>
-              <w:t xml:space="preserve"> </w:t>
-            </w:r>
-            <w:r>
-              <w:rPr>
-                <w:sz w:val="20"/>
-              </w:rPr>
-              <w:t>분할</w:t>
-            </w:r>
-            <w:r>
-              <w:rPr>
-                <w:sz w:val="20"/>
-              </w:rPr>
-              <w:t xml:space="preserve"> </w:t>
-            </w:r>
-            <w:r>
-              <w:rPr>
-                <w:sz w:val="20"/>
-              </w:rPr>
-              <w:t>예비</w:t>
-            </w:r>
-            <w:r>
-              <w:rPr>
-                <w:sz w:val="20"/>
-              </w:rPr>
-              <w:t xml:space="preserve"> </w:t>
-            </w:r>
-            <w:r>
-              <w:rPr>
-                <w:sz w:val="20"/>
-              </w:rPr>
-              <w:t>비교</w:t>
+              <w:t>색감</w:t>
+            </w:r>
+            <w:r>
+              <w:rPr>
+                <w:sz w:val="20"/>
+              </w:rPr>
+              <w:t xml:space="preserve"> </w:t>
+            </w:r>
+            <w:r>
+              <w:rPr>
+                <w:sz w:val="20"/>
+              </w:rPr>
+              <w:t>품질로</w:t>
+            </w:r>
+            <w:r>
+              <w:rPr>
+                <w:sz w:val="20"/>
+              </w:rPr>
+              <w:t xml:space="preserve"> </w:t>
+            </w:r>
+            <w:r>
+              <w:rPr>
+                <w:sz w:val="20"/>
+              </w:rPr>
+              <w:t>일괄</w:t>
+            </w:r>
+            <w:r>
+              <w:rPr>
+                <w:sz w:val="20"/>
+              </w:rPr>
+              <w:t xml:space="preserve"> </w:t>
+            </w:r>
+            <w:r>
+              <w:rPr>
+                <w:sz w:val="20"/>
+              </w:rPr>
+              <w:t>제외</w:t>
             </w:r>
           </w:p>
         </w:tc>
@@ -16673,79 +17568,55 @@
               <w:rPr>
                 <w:sz w:val="20"/>
               </w:rPr>
-              <w:t>필요한</w:t>
-            </w:r>
-            <w:r>
-              <w:rPr>
-                <w:sz w:val="20"/>
-              </w:rPr>
-              <w:t xml:space="preserve"> </w:t>
-            </w:r>
-            <w:r>
-              <w:rPr>
-                <w:sz w:val="20"/>
-              </w:rPr>
-              <w:t>클래스</w:t>
-            </w:r>
-            <w:r>
-              <w:rPr>
-                <w:sz w:val="20"/>
-              </w:rPr>
-              <w:t xml:space="preserve"> </w:t>
-            </w:r>
-            <w:r>
-              <w:rPr>
-                <w:sz w:val="20"/>
-              </w:rPr>
-              <w:t>범위와</w:t>
-            </w:r>
-            <w:r>
-              <w:rPr>
-                <w:sz w:val="20"/>
-              </w:rPr>
-              <w:t xml:space="preserve"> </w:t>
-            </w:r>
-            <w:r>
-              <w:rPr>
-                <w:sz w:val="20"/>
-              </w:rPr>
-              <w:t>도로</w:t>
-            </w:r>
-            <w:r>
-              <w:rPr>
-                <w:sz w:val="20"/>
-              </w:rPr>
-              <w:t xml:space="preserve"> </w:t>
-            </w:r>
-            <w:r>
-              <w:rPr>
-                <w:sz w:val="20"/>
-              </w:rPr>
-              <w:t>장면</w:t>
-            </w:r>
-            <w:r>
-              <w:rPr>
-                <w:sz w:val="20"/>
-              </w:rPr>
-              <w:t xml:space="preserve"> </w:t>
-            </w:r>
-            <w:r>
-              <w:rPr>
-                <w:sz w:val="20"/>
-              </w:rPr>
-              <w:t>적합성이</w:t>
-            </w:r>
-            <w:r>
-              <w:rPr>
-                <w:sz w:val="20"/>
-              </w:rPr>
-              <w:t xml:space="preserve"> </w:t>
-            </w:r>
-            <w:r>
-              <w:rPr>
-                <w:sz w:val="20"/>
-              </w:rPr>
-              <w:t>다름</w:t>
+              <w:t>실제</w:t>
+            </w:r>
+            <w:r>
+              <w:rPr>
+                <w:sz w:val="20"/>
+              </w:rPr>
+              <w:t xml:space="preserve"> </w:t>
+            </w:r>
+            <w:r>
+              <w:rPr>
+                <w:sz w:val="20"/>
+              </w:rPr>
+              <w:t>색과</w:t>
+            </w:r>
+            <w:r>
+              <w:rPr>
+                <w:sz w:val="20"/>
+              </w:rPr>
+              <w:t xml:space="preserve"> </w:t>
+            </w:r>
+            <w:r>
+              <w:rPr>
+                <w:sz w:val="20"/>
+              </w:rPr>
+              <w:t>관측</w:t>
+            </w:r>
+            <w:r>
+              <w:rPr>
+                <w:sz w:val="20"/>
+              </w:rPr>
+              <w:t xml:space="preserve"> </w:t>
+            </w:r>
+            <w:r>
+              <w:rPr>
+                <w:sz w:val="20"/>
+              </w:rPr>
+              <w:t>강도까지</w:t>
+            </w:r>
+            <w:r>
+              <w:rPr>
+                <w:sz w:val="20"/>
+              </w:rPr>
+              <w:t xml:space="preserve"> </w:t>
+            </w:r>
+            <w:r>
+              <w:rPr>
+                <w:sz w:val="20"/>
+              </w:rPr>
+              <w:t>소실</w:t>
             </w:r>
           </w:p>
         </w:tc>
@@ -16769,79 +17640,43 @@
               <w:rPr>
                 <w:sz w:val="20"/>
               </w:rPr>
-              <w:t>같은</w:t>
-            </w:r>
-            <w:r>
-              <w:rPr>
-                <w:sz w:val="20"/>
-              </w:rPr>
-              <w:t xml:space="preserve"> </w:t>
-            </w:r>
-            <w:r>
-              <w:rPr>
-                <w:sz w:val="20"/>
-              </w:rPr>
-              <w:t>입력에서</w:t>
-            </w:r>
-            <w:r>
-              <w:rPr>
-                <w:sz w:val="20"/>
-              </w:rPr>
-              <w:t xml:space="preserve"> </w:t>
-            </w:r>
-            <w:r>
-              <w:rPr>
-                <w:sz w:val="20"/>
-              </w:rPr>
-              <w:t>차량</w:t>
-            </w:r>
-            <w:r>
-              <w:rPr>
-                <w:sz w:val="20"/>
-              </w:rPr>
-              <w:t>·</w:t>
-            </w:r>
-            <w:r>
-              <w:rPr>
-                <w:sz w:val="20"/>
-              </w:rPr>
-              <w:t>도로</w:t>
-            </w:r>
-            <w:r>
-              <w:rPr>
-                <w:sz w:val="20"/>
-              </w:rPr>
-              <w:t>·</w:t>
-            </w:r>
-            <w:r>
-              <w:rPr>
-                <w:sz w:val="20"/>
-              </w:rPr>
-              <w:t>창문</w:t>
-            </w:r>
-            <w:r>
-              <w:rPr>
-                <w:sz w:val="20"/>
-              </w:rPr>
-              <w:t>·</w:t>
-            </w:r>
-            <w:r>
-              <w:rPr>
-                <w:sz w:val="20"/>
-              </w:rPr>
-              <w:t>표지판</w:t>
-            </w:r>
-            <w:r>
-              <w:rPr>
-                <w:sz w:val="20"/>
-              </w:rPr>
-              <w:t xml:space="preserve"> </w:t>
-            </w:r>
-            <w:r>
-              <w:rPr>
-                <w:sz w:val="20"/>
-              </w:rPr>
-              <w:t>비교</w:t>
+              <w:t>원시</w:t>
+            </w:r>
+            <w:r>
+              <w:rPr>
+                <w:sz w:val="20"/>
+              </w:rPr>
+              <w:t xml:space="preserve"> </w:t>
+            </w:r>
+            <w:r>
+              <w:rPr>
+                <w:sz w:val="20"/>
+              </w:rPr>
+              <w:t>강도와</w:t>
+            </w:r>
+            <w:r>
+              <w:rPr>
+                <w:sz w:val="20"/>
+              </w:rPr>
+              <w:t xml:space="preserve"> </w:t>
+            </w:r>
+            <w:r>
+              <w:rPr>
+                <w:sz w:val="20"/>
+              </w:rPr>
+              <w:t>품질을</w:t>
+            </w:r>
+            <w:r>
+              <w:rPr>
+                <w:sz w:val="20"/>
+              </w:rPr>
+              <w:t xml:space="preserve"> </w:t>
+            </w:r>
+            <w:r>
+              <w:rPr>
+                <w:sz w:val="20"/>
+              </w:rPr>
+              <w:t>분리</w:t>
             </w:r>
           </w:p>
         </w:tc>
@@ -16871,43 +17706,31 @@
               <w:rPr>
                 <w:sz w:val="20"/>
               </w:rPr>
-              <w:t>실제</w:t>
-            </w:r>
-            <w:r>
-              <w:rPr>
-                <w:sz w:val="20"/>
-              </w:rPr>
-              <w:t xml:space="preserve"> </w:t>
-            </w:r>
-            <w:r>
-              <w:rPr>
-                <w:sz w:val="20"/>
-              </w:rPr>
-              <w:t>주행</w:t>
-            </w:r>
-            <w:r>
-              <w:rPr>
-                <w:sz w:val="20"/>
-              </w:rPr>
-              <w:t xml:space="preserve"> 6</w:t>
-            </w:r>
-            <w:r>
-              <w:rPr>
-                <w:sz w:val="20"/>
-              </w:rPr>
-              <w:t>개</w:t>
-            </w:r>
-            <w:r>
-              <w:rPr>
-                <w:sz w:val="20"/>
-              </w:rPr>
-              <w:t>·4,757</w:t>
-            </w:r>
-            <w:r>
-              <w:rPr>
-                <w:sz w:val="20"/>
-              </w:rPr>
-              <w:t>프레임</w:t>
+              <w:t>두</w:t>
+            </w:r>
+            <w:r>
+              <w:rPr>
+                <w:sz w:val="20"/>
+              </w:rPr>
+              <w:t xml:space="preserve"> </w:t>
+            </w:r>
+            <w:r>
+              <w:rPr>
+                <w:sz w:val="20"/>
+              </w:rPr>
+              <w:t>차례</w:t>
+            </w:r>
+            <w:r>
+              <w:rPr>
+                <w:sz w:val="20"/>
+              </w:rPr>
+              <w:t xml:space="preserve"> </w:t>
+            </w:r>
+            <w:r>
+              <w:rPr>
+                <w:sz w:val="20"/>
+              </w:rPr>
+              <w:t>파인튜닝</w:t>
             </w:r>
           </w:p>
         </w:tc>
@@ -16931,67 +17754,67 @@
               <w:rPr>
                 <w:sz w:val="20"/>
               </w:rPr>
-              <w:t>실내</w:t>
-            </w:r>
-            <w:r>
-              <w:rPr>
-                <w:sz w:val="20"/>
-              </w:rPr>
-              <w:t>·</w:t>
-            </w:r>
-            <w:r>
-              <w:rPr>
-                <w:sz w:val="20"/>
-              </w:rPr>
-              <w:t>반사광</w:t>
-            </w:r>
-            <w:r>
-              <w:rPr>
-                <w:sz w:val="20"/>
-              </w:rPr>
-              <w:t xml:space="preserve"> </w:t>
-            </w:r>
-            <w:r>
-              <w:rPr>
-                <w:sz w:val="20"/>
-              </w:rPr>
-              <w:t>혼동과</w:t>
-            </w:r>
-            <w:r>
-              <w:rPr>
-                <w:sz w:val="20"/>
-              </w:rPr>
-              <w:t xml:space="preserve"> </w:t>
-            </w:r>
-            <w:r>
-              <w:rPr>
-                <w:sz w:val="20"/>
-              </w:rPr>
-              <w:t>낮은</w:t>
-            </w:r>
-            <w:r>
-              <w:rPr>
-                <w:sz w:val="20"/>
-              </w:rPr>
-              <w:t xml:space="preserve"> </w:t>
-            </w:r>
-            <w:r>
-              <w:rPr>
-                <w:sz w:val="20"/>
-              </w:rPr>
-              <w:t>색감</w:t>
-            </w:r>
-            <w:r>
-              <w:rPr>
-                <w:sz w:val="20"/>
-              </w:rPr>
-              <w:t xml:space="preserve"> </w:t>
-            </w:r>
-            <w:r>
-              <w:rPr>
-                <w:sz w:val="20"/>
-              </w:rPr>
-              <w:t>사용률</w:t>
+              <w:t>일부</w:t>
+            </w:r>
+            <w:r>
+              <w:rPr>
+                <w:sz w:val="20"/>
+              </w:rPr>
+              <w:t xml:space="preserve"> </w:t>
+            </w:r>
+            <w:r>
+              <w:rPr>
+                <w:sz w:val="20"/>
+              </w:rPr>
+              <w:t>클래스</w:t>
+            </w:r>
+            <w:r>
+              <w:rPr>
+                <w:sz w:val="20"/>
+              </w:rPr>
+              <w:t xml:space="preserve"> </w:t>
+            </w:r>
+            <w:r>
+              <w:rPr>
+                <w:sz w:val="20"/>
+              </w:rPr>
+              <w:t>개선과</w:t>
+            </w:r>
+            <w:r>
+              <w:rPr>
+                <w:sz w:val="20"/>
+              </w:rPr>
+              <w:t xml:space="preserve"> </w:t>
+            </w:r>
+            <w:r>
+              <w:rPr>
+                <w:sz w:val="20"/>
+              </w:rPr>
+              <w:t>다른</w:t>
+            </w:r>
+            <w:r>
+              <w:rPr>
+                <w:sz w:val="20"/>
+              </w:rPr>
+              <w:t xml:space="preserve"> </w:t>
+            </w:r>
+            <w:r>
+              <w:rPr>
+                <w:sz w:val="20"/>
+              </w:rPr>
+              <w:t>클래스</w:t>
+            </w:r>
+            <w:r>
+              <w:rPr>
+                <w:sz w:val="20"/>
+              </w:rPr>
+              <w:t xml:space="preserve"> </w:t>
+            </w:r>
+            <w:r>
+              <w:rPr>
+                <w:sz w:val="20"/>
+              </w:rPr>
+              <w:t>퇴행</w:t>
             </w:r>
           </w:p>
         </w:tc>
@@ -17015,67 +17838,67 @@
               <w:rPr>
                 <w:sz w:val="20"/>
               </w:rPr>
-              <w:t>오류</w:t>
-            </w:r>
-            <w:r>
-              <w:rPr>
-                <w:sz w:val="20"/>
-              </w:rPr>
-              <w:t xml:space="preserve"> </w:t>
-            </w:r>
-            <w:r>
-              <w:rPr>
-                <w:sz w:val="20"/>
-              </w:rPr>
-              <w:t>원인과</w:t>
-            </w:r>
-            <w:r>
-              <w:rPr>
-                <w:sz w:val="20"/>
-              </w:rPr>
-              <w:t xml:space="preserve"> </w:t>
-            </w:r>
-            <w:r>
-              <w:rPr>
-                <w:sz w:val="20"/>
-              </w:rPr>
-              <w:t>측정</w:t>
-            </w:r>
-            <w:r>
-              <w:rPr>
-                <w:sz w:val="20"/>
-              </w:rPr>
-              <w:t xml:space="preserve"> </w:t>
-            </w:r>
-            <w:r>
-              <w:rPr>
-                <w:sz w:val="20"/>
-              </w:rPr>
-              <w:t>조건을</w:t>
-            </w:r>
-            <w:r>
-              <w:rPr>
-                <w:sz w:val="20"/>
-              </w:rPr>
-              <w:t xml:space="preserve"> </w:t>
-            </w:r>
-            <w:r>
-              <w:rPr>
-                <w:sz w:val="20"/>
-              </w:rPr>
-              <w:t>나누어</w:t>
-            </w:r>
-            <w:r>
-              <w:rPr>
-                <w:sz w:val="20"/>
-              </w:rPr>
-              <w:t xml:space="preserve"> </w:t>
-            </w:r>
-            <w:r>
-              <w:rPr>
-                <w:sz w:val="20"/>
-              </w:rPr>
-              <w:t>검증</w:t>
+              <w:t>클래스별</w:t>
+            </w:r>
+            <w:r>
+              <w:rPr>
+                <w:sz w:val="20"/>
+              </w:rPr>
+              <w:t xml:space="preserve"> </w:t>
+            </w:r>
+            <w:r>
+              <w:rPr>
+                <w:sz w:val="20"/>
+              </w:rPr>
+              <w:t>평가</w:t>
+            </w:r>
+            <w:r>
+              <w:rPr>
+                <w:sz w:val="20"/>
+              </w:rPr>
+              <w:t xml:space="preserve"> </w:t>
+            </w:r>
+            <w:r>
+              <w:rPr>
+                <w:sz w:val="20"/>
+              </w:rPr>
+              <w:t>후</w:t>
+            </w:r>
+            <w:r>
+              <w:rPr>
+                <w:sz w:val="20"/>
+              </w:rPr>
+              <w:t xml:space="preserve"> </w:t>
+            </w:r>
+            <w:r>
+              <w:rPr>
+                <w:sz w:val="20"/>
+              </w:rPr>
+              <w:t>기준</w:t>
+            </w:r>
+            <w:r>
+              <w:rPr>
+                <w:sz w:val="20"/>
+              </w:rPr>
+              <w:t xml:space="preserve"> </w:t>
+            </w:r>
+            <w:r>
+              <w:rPr>
+                <w:sz w:val="20"/>
+              </w:rPr>
+              <w:t>모델</w:t>
+            </w:r>
+            <w:r>
+              <w:rPr>
+                <w:sz w:val="20"/>
+              </w:rPr>
+              <w:t xml:space="preserve"> </w:t>
+            </w:r>
+            <w:r>
+              <w:rPr>
+                <w:sz w:val="20"/>
+              </w:rPr>
+              <w:t>유지</w:t>
             </w:r>
           </w:p>
         </w:tc>
@@ -17087,267 +17910,6 @@
       </w:pPr>
     </w:p>
     <w:p>
-      <w:r>
-        <w:t>초기</w:t>
-      </w:r>
-      <w:r>
-        <w:t xml:space="preserve"> </w:t>
-      </w:r>
-      <w:r>
-        <w:t>규칙은</w:t>
-      </w:r>
-      <w:r>
-        <w:t xml:space="preserve"> </w:t>
-      </w:r>
-      <w:r>
-        <w:t>원본</w:t>
-      </w:r>
-      <w:r>
-        <w:t xml:space="preserve"> 161.928</w:t>
-      </w:r>
-      <w:r>
-        <w:t>초에서</w:t>
-      </w:r>
-      <w:r>
-        <w:t xml:space="preserve"> ‘</w:t>
-      </w:r>
-      <w:r>
-        <w:t>몽환적인</w:t>
-      </w:r>
-      <w:r>
-        <w:t>’</w:t>
-      </w:r>
-      <w:r>
-        <w:t>을</w:t>
-      </w:r>
-      <w:r>
-        <w:t xml:space="preserve"> </w:t>
-      </w:r>
-      <w:r>
-        <w:t>출력했다</w:t>
-      </w:r>
-      <w:r>
-        <w:t xml:space="preserve">. </w:t>
-      </w:r>
-      <w:r>
-        <w:t>보행자와</w:t>
-      </w:r>
-      <w:r>
-        <w:t xml:space="preserve"> </w:t>
-      </w:r>
-      <w:r>
-        <w:t>상가</w:t>
-      </w:r>
-      <w:r>
-        <w:t xml:space="preserve"> </w:t>
-      </w:r>
-      <w:r>
-        <w:t>조명이</w:t>
-      </w:r>
-      <w:r>
-        <w:t xml:space="preserve"> </w:t>
-      </w:r>
-      <w:r>
-        <w:t>많은</w:t>
-      </w:r>
-      <w:r>
-        <w:t xml:space="preserve"> </w:t>
-      </w:r>
-      <w:r>
-        <w:t>장면을</w:t>
-      </w:r>
-      <w:r>
-        <w:t xml:space="preserve"> </w:t>
-      </w:r>
-      <w:r>
-        <w:t>대표</w:t>
-      </w:r>
-      <w:r>
-        <w:t xml:space="preserve"> </w:t>
-      </w:r>
-      <w:r>
-        <w:t>색조만으로</w:t>
-      </w:r>
-      <w:r>
-        <w:t xml:space="preserve"> </w:t>
-      </w:r>
-      <w:r>
-        <w:t>해석한</w:t>
-      </w:r>
-      <w:r>
-        <w:t xml:space="preserve"> </w:t>
-      </w:r>
-      <w:r>
-        <w:t>한계가</w:t>
-      </w:r>
-      <w:r>
-        <w:t xml:space="preserve"> </w:t>
-      </w:r>
-      <w:r>
-        <w:t>드러났다</w:t>
-      </w:r>
-      <w:r>
-        <w:t>.</w:t>
-      </w:r>
-    </w:p>
-    <w:p>
-      <w:pPr>
-        <w:keepNext/>
-        <w:spacing w:after="40" w:line="240" w:lineRule="auto"/>
-      </w:pPr>
-      <w:r>
-        <w:rPr>
-          <w:noProof/>
-        </w:rPr>
-        <w:drawing>
-          <wp:inline distT="0" distB="0" distL="0" distR="0" wp14:anchorId="14CF6CE9" wp14:editId="7491E881">
-            <wp:extent cx="6400800" cy="3600450"/>
-            <wp:effectExtent l="0" t="0" r="0" b="0"/>
-            <wp:docPr id="4" name="Picture 4"/>
-            <wp:cNvGraphicFramePr>
-              <a:graphicFrameLocks xmlns:a="http://schemas.openxmlformats.org/drawingml/2006/main" noChangeAspect="1"/>
-            </wp:cNvGraphicFramePr>
-            <a:graphic xmlns:a="http://schemas.openxmlformats.org/drawingml/2006/main">
-              <a:graphicData uri="http://schemas.openxmlformats.org/drawingml/2006/picture">
-                <pic:pic xmlns:pic="http://schemas.openxmlformats.org/drawingml/2006/picture">
-                  <pic:nvPicPr>
-                    <pic:cNvPr id="0" name="color-candidate-example.png"/>
-                    <pic:cNvPicPr/>
-                  </pic:nvPicPr>
-                  <pic:blipFill>
-                    <a:blip r:embed="rId16"/>
-                    <a:stretch>
-                      <a:fillRect/>
-                    </a:stretch>
-                  </pic:blipFill>
-                  <pic:spPr>
-                    <a:xfrm>
-                      <a:off x="0" y="0"/>
-                      <a:ext cx="6400800" cy="3600450"/>
-                    </a:xfrm>
-                    <a:prstGeom prst="rect">
-                      <a:avLst/>
-                    </a:prstGeom>
-                  </pic:spPr>
-                </pic:pic>
-              </a:graphicData>
-            </a:graphic>
-          </wp:inline>
-        </w:drawing>
-      </w:r>
-    </w:p>
-    <w:p>
-      <w:pPr>
-        <w:pStyle w:val="af0"/>
-        <w:spacing w:after="200"/>
-      </w:pPr>
-      <w:r>
-        <w:t>색감만으로</w:t>
-      </w:r>
-      <w:r>
-        <w:t xml:space="preserve"> </w:t>
-      </w:r>
-      <w:r>
-        <w:t>장면을</w:t>
-      </w:r>
-      <w:r>
-        <w:t xml:space="preserve"> </w:t>
-      </w:r>
-      <w:r>
-        <w:t>해석했던</w:t>
-      </w:r>
-      <w:r>
-        <w:t xml:space="preserve"> </w:t>
-      </w:r>
-      <w:r>
-        <w:t>초기</w:t>
-      </w:r>
-      <w:r>
-        <w:t xml:space="preserve"> </w:t>
-      </w:r>
-      <w:r>
-        <w:t>결과의</w:t>
-      </w:r>
-      <w:r>
-        <w:t xml:space="preserve"> </w:t>
-      </w:r>
-      <w:r>
-        <w:t>한계</w:t>
-      </w:r>
-    </w:p>
-    <w:p>
-      <w:r>
-        <w:t>관측</w:t>
-      </w:r>
-      <w:r>
-        <w:t xml:space="preserve"> </w:t>
-      </w:r>
-      <w:r>
-        <w:t>강도와</w:t>
-      </w:r>
-      <w:r>
-        <w:t xml:space="preserve"> </w:t>
-      </w:r>
-      <w:r>
-        <w:t>품질을</w:t>
-      </w:r>
-      <w:r>
-        <w:t xml:space="preserve"> </w:t>
-      </w:r>
-      <w:r>
-        <w:t>분리하고</w:t>
-      </w:r>
-      <w:r>
-        <w:t xml:space="preserve"> </w:t>
-      </w:r>
-      <w:r>
-        <w:t>작은</w:t>
-      </w:r>
-      <w:r>
-        <w:t xml:space="preserve"> </w:t>
-      </w:r>
-      <w:r>
-        <w:t>간판</w:t>
-      </w:r>
-      <w:r>
-        <w:t>·</w:t>
-      </w:r>
-      <w:r>
-        <w:t>넓은</w:t>
-      </w:r>
-      <w:r>
-        <w:t xml:space="preserve"> </w:t>
-      </w:r>
-      <w:r>
-        <w:t>밝은</w:t>
-      </w:r>
-      <w:r>
-        <w:t xml:space="preserve"> </w:t>
-      </w:r>
-      <w:r>
-        <w:t>면을</w:t>
-      </w:r>
-      <w:r>
-        <w:t xml:space="preserve"> </w:t>
-      </w:r>
-      <w:r>
-        <w:t>복구하는</w:t>
-      </w:r>
-      <w:r>
-        <w:t xml:space="preserve"> </w:t>
-      </w:r>
-      <w:r>
-        <w:t>방식으로</w:t>
-      </w:r>
-      <w:r>
-        <w:t xml:space="preserve"> </w:t>
-      </w:r>
-      <w:r>
-        <w:t>개선했다</w:t>
-      </w:r>
-      <w:r>
-        <w:t xml:space="preserve">. </w:t>
-      </w:r>
       <w:r>
         <w:t>대표</w:t>
       </w:r>
@@ -17405,6 +17967,83 @@
         </w:r>
       </w:hyperlink>
       <w:r>
+        <w:t xml:space="preserve">, </w:t>
+      </w:r>
+      <w:r>
+        <w:t>작은</w:t>
+      </w:r>
+      <w:r>
+        <w:t xml:space="preserve"> </w:t>
+      </w:r>
+      <w:r>
+        <w:t>간판</w:t>
+      </w:r>
+      <w:r>
+        <w:t>·</w:t>
+      </w:r>
+      <w:r>
+        <w:t>넓은</w:t>
+      </w:r>
+      <w:r>
+        <w:t xml:space="preserve"> </w:t>
+      </w:r>
+      <w:r>
+        <w:t>면</w:t>
+      </w:r>
+      <w:r>
+        <w:t xml:space="preserve"> </w:t>
+      </w:r>
+      <w:r>
+        <w:t>복구와</w:t>
+      </w:r>
+      <w:r>
+        <w:t xml:space="preserve"> </w:t>
+      </w:r>
+      <w:r>
+        <w:t>기존</w:t>
+      </w:r>
+      <w:r>
+        <w:t xml:space="preserve"> Android </w:t>
+      </w:r>
+      <w:r>
+        <w:t>비교는</w:t>
+      </w:r>
+      <w:r>
+        <w:t xml:space="preserve"> </w:t>
+      </w:r>
+      <w:hyperlink r:id="rId18">
+        <w:r>
+          <w:rPr>
+            <w:color w:val="245C7A"/>
+          </w:rPr>
+          <w:t>관측</w:t>
+        </w:r>
+        <w:r>
+          <w:rPr>
+            <w:color w:val="245C7A"/>
+          </w:rPr>
+          <w:t xml:space="preserve"> </w:t>
+        </w:r>
+        <w:r>
+          <w:rPr>
+            <w:color w:val="245C7A"/>
+          </w:rPr>
+          <w:t>개선</w:t>
+        </w:r>
+        <w:r>
+          <w:rPr>
+            <w:color w:val="245C7A"/>
+          </w:rPr>
+          <w:t xml:space="preserve"> </w:t>
+        </w:r>
+        <w:r>
+          <w:rPr>
+            <w:color w:val="245C7A"/>
+          </w:rPr>
+          <w:t>기록</w:t>
+        </w:r>
+      </w:hyperlink>
+      <w:r>
         <w:t>에</w:t>
       </w:r>
       <w:r>
@@ -17418,29 +18057,199 @@
       </w:r>
     </w:p>
     <w:p>
-      <w:r>
-        <w:t>의미분할</w:t>
-      </w:r>
-      <w:r>
-        <w:t xml:space="preserve"> </w:t>
-      </w:r>
-      <w:r>
-        <w:t>보조</w:t>
-      </w:r>
-      <w:r>
-        <w:t xml:space="preserve"> </w:t>
-      </w:r>
-      <w:r>
-        <w:t>관측은</w:t>
-      </w:r>
-      <w:r>
-        <w:t xml:space="preserve"> </w:t>
+      <w:pPr>
+        <w:pStyle w:val="21"/>
+      </w:pPr>
+      <w:r>
+        <w:t>새</w:t>
+      </w:r>
+      <w:r>
+        <w:t xml:space="preserve"> </w:t>
+      </w:r>
+      <w:r>
+        <w:t>영상에서</w:t>
+      </w:r>
+      <w:r>
+        <w:t xml:space="preserve"> </w:t>
+      </w:r>
+      <w:r>
+        <w:t>영역별</w:t>
+      </w:r>
+      <w:r>
+        <w:t xml:space="preserve"> </w:t>
+      </w:r>
+      <w:r>
+        <w:t>기여</w:t>
+      </w:r>
+      <w:r>
+        <w:t xml:space="preserve"> </w:t>
+      </w:r>
+      <w:r>
+        <w:t>확인</w:t>
+      </w:r>
+    </w:p>
+    <w:p>
+      <w:r>
+        <w:t>새</w:t>
+      </w:r>
+      <w:r>
+        <w:t xml:space="preserve"> 4</w:t>
+      </w:r>
+      <w:r>
+        <w:t>개</w:t>
+      </w:r>
+      <w:r>
+        <w:t xml:space="preserve"> </w:t>
+      </w:r>
+      <w:r>
+        <w:t>영상의</w:t>
+      </w:r>
+      <w:r>
+        <w:t xml:space="preserve"> </w:t>
+      </w:r>
+      <w:r>
+        <w:t>중앙</w:t>
+      </w:r>
+      <w:r>
+        <w:t xml:space="preserve"> </w:t>
+      </w:r>
+      <w:r>
+        <w:t>시점에서</w:t>
+      </w:r>
+      <w:r>
+        <w:t xml:space="preserve"> </w:t>
+      </w:r>
+      <w:r>
+        <w:t>각각</w:t>
+      </w:r>
+      <w:r>
+        <w:t xml:space="preserve"> 60</w:t>
+      </w:r>
+      <w:r>
+        <w:t>초를</w:t>
+      </w:r>
+      <w:r>
+        <w:t xml:space="preserve"> </w:t>
+      </w:r>
+      <w:r>
+        <w:t>고정했다</w:t>
+      </w:r>
+      <w:r>
+        <w:t xml:space="preserve">. </w:t>
+      </w:r>
+      <w:r>
+        <w:t>실제</w:t>
+      </w:r>
+      <w:r>
+        <w:t xml:space="preserve"> </w:t>
+      </w:r>
+      <w:r>
+        <w:t>시각을</w:t>
+      </w:r>
+      <w:r>
+        <w:t xml:space="preserve"> </w:t>
+      </w:r>
+      <w:r>
+        <w:t>가진</w:t>
+      </w:r>
+      <w:r>
+        <w:t xml:space="preserve"> 240</w:t>
+      </w:r>
+      <w:r>
+        <w:t>개</w:t>
+      </w:r>
+      <w:r>
+        <w:t xml:space="preserve"> RGB</w:t>
+      </w:r>
+      <w:r>
+        <w:t>와</w:t>
+      </w:r>
+      <w:r>
+        <w:t xml:space="preserve"> </w:t>
+      </w:r>
+      <w:r>
+        <w:t>공식</w:t>
+      </w:r>
+      <w:r>
+        <w:t xml:space="preserve"> </w:t>
+      </w:r>
+      <w:r>
+        <w:t>모델의</w:t>
+      </w:r>
+      <w:r>
+        <w:t xml:space="preserve"> </w:t>
+      </w:r>
+      <w:r>
+        <w:t>분할</w:t>
+      </w:r>
+      <w:r>
+        <w:t xml:space="preserve"> </w:t>
+      </w:r>
+      <w:r>
+        <w:t>예측을</w:t>
+      </w:r>
+      <w:r>
+        <w:t xml:space="preserve"> </w:t>
+      </w:r>
+      <w:r>
+        <w:t>공용</w:t>
+      </w:r>
+      <w:r>
+        <w:t xml:space="preserve"> </w:t>
+      </w:r>
+      <w:r>
+        <w:t>계산기에</w:t>
+      </w:r>
+      <w:r>
+        <w:t xml:space="preserve"> </w:t>
+      </w:r>
+      <w:r>
+        <w:t>입력했다</w:t>
+      </w:r>
+      <w:r>
+        <w:t xml:space="preserve">. </w:t>
       </w:r>
       <w:r>
         <w:t>같은</w:t>
       </w:r>
       <w:r>
-        <w:t xml:space="preserve"> 6</w:t>
+        <w:t xml:space="preserve"> 1</w:t>
+      </w:r>
+      <w:r>
+        <w:t>초</w:t>
+      </w:r>
+      <w:r>
+        <w:t xml:space="preserve"> </w:t>
+      </w:r>
+      <w:r>
+        <w:t>구간에서는</w:t>
+      </w:r>
+      <w:r>
+        <w:t xml:space="preserve"> </w:t>
+      </w:r>
+      <w:r>
+        <w:t>첫</w:t>
+      </w:r>
+      <w:r>
+        <w:t xml:space="preserve"> </w:t>
+      </w:r>
+      <w:r>
+        <w:t>표본만</w:t>
+      </w:r>
+      <w:r>
+        <w:t xml:space="preserve"> </w:t>
+      </w:r>
+      <w:r>
+        <w:t>유지해</w:t>
+      </w:r>
+      <w:r>
+        <w:t xml:space="preserve"> </w:t>
+      </w:r>
+      <w:r>
+        <w:t>총</w:t>
+      </w:r>
+      <w:r>
+        <w:t xml:space="preserve"> 236</w:t>
       </w:r>
       <w:r>
         <w:t>개</w:t>
@@ -17449,199 +18258,19 @@
         <w:t xml:space="preserve"> </w:t>
       </w:r>
       <w:r>
-        <w:t>영상의</w:t>
-      </w:r>
-      <w:r>
-        <w:t xml:space="preserve"> 176</w:t>
-      </w:r>
-      <w:r>
-        <w:t>개</w:t>
-      </w:r>
-      <w:r>
-        <w:t xml:space="preserve"> </w:t>
-      </w:r>
-      <w:r>
-        <w:t>실제</w:t>
-      </w:r>
-      <w:r>
-        <w:t xml:space="preserve"> </w:t>
-      </w:r>
-      <w:r>
-        <w:t>프레임에서</w:t>
-      </w:r>
-      <w:r>
-        <w:t xml:space="preserve"> </w:t>
-      </w:r>
-      <w:r>
-        <w:t>비교했다</w:t>
-      </w:r>
-      <w:r>
-        <w:t xml:space="preserve">. </w:t>
-      </w:r>
-      <w:r>
-        <w:t>야간</w:t>
-      </w:r>
-      <w:r>
-        <w:t xml:space="preserve"> </w:t>
-      </w:r>
-      <w:r>
-        <w:t>도심에서는</w:t>
-      </w:r>
-      <w:r>
-        <w:t xml:space="preserve"> </w:t>
-      </w:r>
-      <w:r>
-        <w:t>작은</w:t>
-      </w:r>
-      <w:r>
-        <w:t xml:space="preserve"> </w:t>
-      </w:r>
-      <w:r>
-        <w:t>네온</w:t>
-      </w:r>
-      <w:r>
-        <w:t>·</w:t>
-      </w:r>
-      <w:r>
-        <w:t>세로</w:t>
-      </w:r>
-      <w:r>
-        <w:t xml:space="preserve"> </w:t>
-      </w:r>
-      <w:r>
-        <w:t>간판과</w:t>
-      </w:r>
-      <w:r>
-        <w:t xml:space="preserve"> </w:t>
-      </w:r>
-      <w:r>
-        <w:t>건물의</w:t>
-      </w:r>
-      <w:r>
-        <w:t xml:space="preserve"> </w:t>
-      </w:r>
-      <w:r>
-        <w:t>넓은</w:t>
-      </w:r>
-      <w:r>
-        <w:t xml:space="preserve"> </w:t>
-      </w:r>
-      <w:r>
-        <w:t>밝은</w:t>
-      </w:r>
-      <w:r>
-        <w:t xml:space="preserve"> </w:t>
-      </w:r>
-      <w:r>
-        <w:t>면이</w:t>
-      </w:r>
-      <w:r>
-        <w:t xml:space="preserve"> </w:t>
-      </w:r>
-      <w:r>
-        <w:t>계산에</w:t>
-      </w:r>
-      <w:r>
-        <w:t xml:space="preserve"> </w:t>
-      </w:r>
-      <w:r>
-        <w:t>연결됐고</w:t>
-      </w:r>
-      <w:r>
-        <w:t>, 30</w:t>
-      </w:r>
-      <w:r>
-        <w:t>초</w:t>
-      </w:r>
-      <w:r>
-        <w:t xml:space="preserve"> </w:t>
-      </w:r>
-      <w:r>
-        <w:t>구간에서</w:t>
-      </w:r>
-      <w:r>
-        <w:t xml:space="preserve"> </w:t>
-      </w:r>
-      <w:r>
-        <w:t>따뜻한</w:t>
-      </w:r>
-      <w:r>
-        <w:t xml:space="preserve"> </w:t>
-      </w:r>
-      <w:r>
-        <w:t>빛과</w:t>
-      </w:r>
-      <w:r>
-        <w:t xml:space="preserve"> </w:t>
-      </w:r>
-      <w:r>
-        <w:t>차가운</w:t>
-      </w:r>
-      <w:r>
-        <w:t xml:space="preserve"> </w:t>
-      </w:r>
-      <w:r>
-        <w:t>빛의</w:t>
-      </w:r>
-      <w:r>
-        <w:t xml:space="preserve"> </w:t>
-      </w:r>
-      <w:r>
-        <w:t>혼재</w:t>
-      </w:r>
-      <w:r>
-        <w:t>·</w:t>
-      </w:r>
-      <w:r>
-        <w:t>활력</w:t>
-      </w:r>
-      <w:r>
-        <w:t xml:space="preserve"> </w:t>
-      </w:r>
-      <w:r>
-        <w:t>후보가</w:t>
-      </w:r>
-      <w:r>
-        <w:t xml:space="preserve"> </w:t>
-      </w:r>
-      <w:r>
-        <w:t>나왔다</w:t>
-      </w:r>
-      <w:r>
-        <w:t xml:space="preserve">. </w:t>
-      </w:r>
-      <w:r>
-        <w:t>아래는</w:t>
-      </w:r>
-      <w:r>
-        <w:t xml:space="preserve"> </w:t>
-      </w:r>
-      <w:r>
-        <w:t>그</w:t>
-      </w:r>
-      <w:r>
-        <w:t xml:space="preserve"> </w:t>
-      </w:r>
-      <w:r>
-        <w:t>구간의</w:t>
-      </w:r>
-      <w:r>
-        <w:t xml:space="preserve"> 3</w:t>
-      </w:r>
-      <w:r>
-        <w:t>개</w:t>
-      </w:r>
-      <w:r>
-        <w:t xml:space="preserve"> </w:t>
-      </w:r>
-      <w:r>
         <w:t>대표</w:t>
       </w:r>
       <w:r>
         <w:t xml:space="preserve"> </w:t>
       </w:r>
       <w:r>
-        <w:t>장면이다</w:t>
+        <w:t>구간을</w:t>
+      </w:r>
+      <w:r>
+        <w:t xml:space="preserve"> </w:t>
+      </w:r>
+      <w:r>
+        <w:t>사용했다</w:t>
       </w:r>
       <w:r>
         <w:t>.</w:t>
@@ -17657,8 +18286,8 @@
           <w:noProof/>
         </w:rPr>
         <w:drawing>
-          <wp:inline distT="0" distB="0" distL="0" distR="0" wp14:anchorId="1C91901B" wp14:editId="17521D60">
-            <wp:extent cx="6400800" cy="6134100"/>
+          <wp:inline distT="0" distB="0" distL="0" distR="0" wp14:anchorId="0BEBB40F" wp14:editId="6C675580">
+            <wp:extent cx="6400800" cy="3920490"/>
             <wp:effectExtent l="0" t="0" r="0" b="0"/>
             <wp:docPr id="5" name="Picture 5"/>
             <wp:cNvGraphicFramePr>
@@ -17668,284 +18297,11 @@
               <a:graphicData uri="http://schemas.openxmlformats.org/drawingml/2006/picture">
                 <pic:pic xmlns:pic="http://schemas.openxmlformats.org/drawingml/2006/picture">
                   <pic:nvPicPr>
-                    <pic:cNvPr id="0" name="clip-03-000400-report.png"/>
-                    <pic:cNvPicPr/>
-                  </pic:nvPicPr>
-                  <pic:blipFill>
-                    <a:blip r:embed="rId18"/>
-                    <a:stretch>
-                      <a:fillRect/>
-                    </a:stretch>
-                  </pic:blipFill>
-                  <pic:spPr>
-                    <a:xfrm>
-                      <a:off x="0" y="0"/>
-                      <a:ext cx="6400800" cy="6134100"/>
-                    </a:xfrm>
-                    <a:prstGeom prst="rect">
-                      <a:avLst/>
-                    </a:prstGeom>
-                  </pic:spPr>
-                </pic:pic>
-              </a:graphicData>
-            </a:graphic>
-          </wp:inline>
-        </w:drawing>
-      </w:r>
-    </w:p>
-    <w:p>
-      <w:pPr>
-        <w:pStyle w:val="af0"/>
-        <w:spacing w:after="200"/>
-      </w:pPr>
-      <w:r>
-        <w:t>작은</w:t>
-      </w:r>
-      <w:r>
-        <w:t xml:space="preserve"> </w:t>
-      </w:r>
-      <w:r>
-        <w:t>네온</w:t>
-      </w:r>
-      <w:r>
-        <w:t>·</w:t>
-      </w:r>
-      <w:r>
-        <w:t>간판과</w:t>
-      </w:r>
-      <w:r>
-        <w:t xml:space="preserve"> </w:t>
-      </w:r>
-      <w:r>
-        <w:t>오른쪽</w:t>
-      </w:r>
-      <w:r>
-        <w:t xml:space="preserve"> </w:t>
-      </w:r>
-      <w:r>
-        <w:t>건물의</w:t>
-      </w:r>
-      <w:r>
-        <w:t xml:space="preserve"> </w:t>
-      </w:r>
-      <w:r>
-        <w:t>밝은</w:t>
-      </w:r>
-      <w:r>
-        <w:t xml:space="preserve"> </w:t>
-      </w:r>
-      <w:r>
-        <w:t>면</w:t>
-      </w:r>
-      <w:r>
-        <w:t xml:space="preserve"> </w:t>
-      </w:r>
-      <w:r>
-        <w:t>복구</w:t>
-      </w:r>
-    </w:p>
-    <w:p>
-      <w:pPr>
-        <w:keepNext/>
-        <w:spacing w:after="40" w:line="240" w:lineRule="auto"/>
-      </w:pPr>
-      <w:r>
-        <w:rPr>
-          <w:noProof/>
-        </w:rPr>
-        <w:drawing>
-          <wp:inline distT="0" distB="0" distL="0" distR="0" wp14:anchorId="443D9CE1" wp14:editId="0AB835A3">
-            <wp:extent cx="6400800" cy="6134100"/>
-            <wp:effectExtent l="0" t="0" r="0" b="0"/>
-            <wp:docPr id="6" name="Picture 6"/>
-            <wp:cNvGraphicFramePr>
-              <a:graphicFrameLocks xmlns:a="http://schemas.openxmlformats.org/drawingml/2006/main" noChangeAspect="1"/>
-            </wp:cNvGraphicFramePr>
-            <a:graphic xmlns:a="http://schemas.openxmlformats.org/drawingml/2006/main">
-              <a:graphicData uri="http://schemas.openxmlformats.org/drawingml/2006/picture">
-                <pic:pic xmlns:pic="http://schemas.openxmlformats.org/drawingml/2006/picture">
-                  <pic:nvPicPr>
-                    <pic:cNvPr id="0" name="clip-03-000500-report.png"/>
+                    <pic:cNvPr id="0" name="full-03-analysis.png"/>
                     <pic:cNvPicPr/>
                   </pic:nvPicPr>
                   <pic:blipFill>
                     <a:blip r:embed="rId19"/>
-                    <a:stretch>
-                      <a:fillRect/>
-                    </a:stretch>
-                  </pic:blipFill>
-                  <pic:spPr>
-                    <a:xfrm>
-                      <a:off x="0" y="0"/>
-                      <a:ext cx="6400800" cy="6134100"/>
-                    </a:xfrm>
-                    <a:prstGeom prst="rect">
-                      <a:avLst/>
-                    </a:prstGeom>
-                  </pic:spPr>
-                </pic:pic>
-              </a:graphicData>
-            </a:graphic>
-          </wp:inline>
-        </w:drawing>
-      </w:r>
-    </w:p>
-    <w:p>
-      <w:pPr>
-        <w:pStyle w:val="af0"/>
-        <w:spacing w:after="200"/>
-      </w:pPr>
-      <w:r>
-        <w:t>따뜻한</w:t>
-      </w:r>
-      <w:r>
-        <w:t xml:space="preserve"> </w:t>
-      </w:r>
-      <w:r>
-        <w:t>상가</w:t>
-      </w:r>
-      <w:r>
-        <w:t xml:space="preserve"> </w:t>
-      </w:r>
-      <w:r>
-        <w:t>조명과</w:t>
-      </w:r>
-      <w:r>
-        <w:t xml:space="preserve"> </w:t>
-      </w:r>
-      <w:r>
-        <w:t>넓은</w:t>
-      </w:r>
-      <w:r>
-        <w:t xml:space="preserve"> </w:t>
-      </w:r>
-      <w:r>
-        <w:t>밝은</w:t>
-      </w:r>
-      <w:r>
-        <w:t xml:space="preserve"> </w:t>
-      </w:r>
-      <w:r>
-        <w:t>면의</w:t>
-      </w:r>
-      <w:r>
-        <w:t xml:space="preserve"> </w:t>
-      </w:r>
-      <w:r>
-        <w:t>기여</w:t>
-      </w:r>
-    </w:p>
-    <w:p>
-      <w:pPr>
-        <w:keepNext/>
-        <w:spacing w:after="40" w:line="240" w:lineRule="auto"/>
-      </w:pPr>
-      <w:r>
-        <w:rPr>
-          <w:noProof/>
-        </w:rPr>
-        <w:drawing>
-          <wp:inline distT="0" distB="0" distL="0" distR="0" wp14:anchorId="57EE7625" wp14:editId="723751AA">
-            <wp:extent cx="6400800" cy="6134100"/>
-            <wp:effectExtent l="0" t="0" r="0" b="0"/>
-            <wp:docPr id="7" name="Picture 7"/>
-            <wp:cNvGraphicFramePr>
-              <a:graphicFrameLocks xmlns:a="http://schemas.openxmlformats.org/drawingml/2006/main" noChangeAspect="1"/>
-            </wp:cNvGraphicFramePr>
-            <a:graphic xmlns:a="http://schemas.openxmlformats.org/drawingml/2006/main">
-              <a:graphicData uri="http://schemas.openxmlformats.org/drawingml/2006/picture">
-                <pic:pic xmlns:pic="http://schemas.openxmlformats.org/drawingml/2006/picture">
-                  <pic:nvPicPr>
-                    <pic:cNvPr id="0" name="clip-03-000600-report.png"/>
-                    <pic:cNvPicPr/>
-                  </pic:nvPicPr>
-                  <pic:blipFill>
-                    <a:blip r:embed="rId20"/>
-                    <a:stretch>
-                      <a:fillRect/>
-                    </a:stretch>
-                  </pic:blipFill>
-                  <pic:spPr>
-                    <a:xfrm>
-                      <a:off x="0" y="0"/>
-                      <a:ext cx="6400800" cy="6134100"/>
-                    </a:xfrm>
-                    <a:prstGeom prst="rect">
-                      <a:avLst/>
-                    </a:prstGeom>
-                  </pic:spPr>
-                </pic:pic>
-              </a:graphicData>
-            </a:graphic>
-          </wp:inline>
-        </w:drawing>
-      </w:r>
-    </w:p>
-    <w:p>
-      <w:pPr>
-        <w:pStyle w:val="af0"/>
-        <w:spacing w:after="200"/>
-      </w:pPr>
-      <w:r>
-        <w:t>사람</w:t>
-      </w:r>
-      <w:r>
-        <w:t xml:space="preserve"> </w:t>
-      </w:r>
-      <w:r>
-        <w:t>검출과</w:t>
-      </w:r>
-      <w:r>
-        <w:t xml:space="preserve"> </w:t>
-      </w:r>
-      <w:r>
-        <w:t>주변</w:t>
-      </w:r>
-      <w:r>
-        <w:t xml:space="preserve"> </w:t>
-      </w:r>
-      <w:r>
-        <w:t>조명의</w:t>
-      </w:r>
-      <w:r>
-        <w:t xml:space="preserve"> </w:t>
-      </w:r>
-      <w:r>
-        <w:t>독립적인</w:t>
-      </w:r>
-      <w:r>
-        <w:t xml:space="preserve"> </w:t>
-      </w:r>
-      <w:r>
-        <w:t>기여</w:t>
-      </w:r>
-    </w:p>
-    <w:p>
-      <w:pPr>
-        <w:keepNext/>
-        <w:spacing w:after="40" w:line="240" w:lineRule="auto"/>
-      </w:pPr>
-      <w:r>
-        <w:rPr>
-          <w:noProof/>
-        </w:rPr>
-        <w:drawing>
-          <wp:inline distT="0" distB="0" distL="0" distR="0" wp14:anchorId="4F44D9FF" wp14:editId="1F6BF391">
-            <wp:extent cx="6400800" cy="3920490"/>
-            <wp:effectExtent l="0" t="0" r="0" b="0"/>
-            <wp:docPr id="8" name="Picture 8"/>
-            <wp:cNvGraphicFramePr>
-              <a:graphicFrameLocks xmlns:a="http://schemas.openxmlformats.org/drawingml/2006/main" noChangeAspect="1"/>
-            </wp:cNvGraphicFramePr>
-            <a:graphic xmlns:a="http://schemas.openxmlformats.org/drawingml/2006/main">
-              <a:graphicData uri="http://schemas.openxmlformats.org/drawingml/2006/picture">
-                <pic:pic xmlns:pic="http://schemas.openxmlformats.org/drawingml/2006/picture">
-                  <pic:nvPicPr>
-                    <pic:cNvPr id="0" name="clip-03-result.png"/>
-                    <pic:cNvPicPr/>
-                  </pic:nvPicPr>
-                  <pic:blipFill>
-                    <a:blip r:embed="rId21"/>
                     <a:stretch>
                       <a:fillRect/>
                     </a:stretch>
@@ -17972,133 +18328,1369 @@
         <w:spacing w:after="200"/>
       </w:pPr>
       <w:r>
-        <w:t>30</w:t>
-      </w:r>
-      <w:r>
-        <w:t>초</w:t>
-      </w:r>
-      <w:r>
-        <w:t xml:space="preserve"> </w:t>
-      </w:r>
-      <w:r>
-        <w:t>구간에서</w:t>
-      </w:r>
-      <w:r>
-        <w:t xml:space="preserve"> </w:t>
-      </w:r>
-      <w:r>
-        <w:t>얻은</w:t>
-      </w:r>
-      <w:r>
-        <w:t xml:space="preserve"> </w:t>
-      </w:r>
-      <w:r>
-        <w:t>무드</w:t>
-      </w:r>
-      <w:r>
-        <w:t xml:space="preserve"> </w:t>
-      </w:r>
-      <w:r>
-        <w:t>후보와</w:t>
-      </w:r>
-      <w:r>
-        <w:t xml:space="preserve"> </w:t>
-      </w:r>
-      <w:r>
-        <w:t>주요</w:t>
-      </w:r>
-      <w:r>
-        <w:t xml:space="preserve"> </w:t>
-      </w:r>
-      <w:r>
-        <w:t>근거</w:t>
+        <w:t>밤</w:t>
+      </w:r>
+      <w:r>
+        <w:t xml:space="preserve"> </w:t>
+      </w:r>
+      <w:r>
+        <w:t>도심의</w:t>
+      </w:r>
+      <w:r>
+        <w:t xml:space="preserve"> </w:t>
+      </w:r>
+      <w:r>
+        <w:t>실제</w:t>
+      </w:r>
+      <w:r>
+        <w:t xml:space="preserve"> </w:t>
+      </w:r>
+      <w:r>
+        <w:t>관측</w:t>
+      </w:r>
+      <w:r>
+        <w:t xml:space="preserve"> </w:t>
+      </w:r>
+      <w:r>
+        <w:t>영역과</w:t>
+      </w:r>
+      <w:r>
+        <w:t xml:space="preserve"> </w:t>
+      </w:r>
+      <w:r>
+        <w:t>색감</w:t>
+      </w:r>
+      <w:r>
+        <w:t xml:space="preserve"> </w:t>
+      </w:r>
+      <w:r>
+        <w:t>기여</w:t>
       </w:r>
     </w:p>
     <w:p>
       <w:r>
-        <w:t>데스크톱</w:t>
-      </w:r>
-      <w:r>
-        <w:t xml:space="preserve"> </w:t>
-      </w:r>
-      <w:r>
-        <w:t>연구</w:t>
-      </w:r>
-      <w:r>
-        <w:t xml:space="preserve"> </w:t>
-      </w:r>
-      <w:r>
-        <w:t>관측의</w:t>
-      </w:r>
-      <w:r>
-        <w:t xml:space="preserve"> </w:t>
-      </w:r>
-      <w:r>
-        <w:t>결과이며</w:t>
-      </w:r>
-      <w:r>
-        <w:t>, Android 0.3.0</w:t>
-      </w:r>
-      <w:r>
-        <w:t>에는</w:t>
-      </w:r>
-      <w:r>
-        <w:t xml:space="preserve"> </w:t>
-      </w:r>
-      <w:r>
-        <w:t>기존</w:t>
-      </w:r>
-      <w:r>
-        <w:t xml:space="preserve"> </w:t>
-      </w:r>
-      <w:r>
-        <w:t>채택</w:t>
-      </w:r>
-      <w:r>
-        <w:t xml:space="preserve"> </w:t>
-      </w:r>
-      <w:r>
-        <w:t>픽셀의</w:t>
-      </w:r>
-      <w:r>
-        <w:t xml:space="preserve"> </w:t>
-      </w:r>
-      <w:r>
-        <w:t>색</w:t>
-      </w:r>
-      <w:r>
-        <w:t xml:space="preserve"> </w:t>
-      </w:r>
-      <w:r>
-        <w:t>분포</w:t>
-      </w:r>
-      <w:r>
-        <w:t xml:space="preserve"> </w:t>
-      </w:r>
-      <w:r>
-        <w:t>보존을</w:t>
-      </w:r>
-      <w:r>
-        <w:t xml:space="preserve"> </w:t>
-      </w:r>
-      <w:r>
-        <w:t>적용했다</w:t>
+        <w:t>차량</w:t>
+      </w:r>
+      <w:r>
+        <w:t xml:space="preserve"> </w:t>
+      </w:r>
+      <w:r>
+        <w:t>분할</w:t>
+      </w:r>
+      <w:r>
+        <w:t xml:space="preserve"> </w:t>
+      </w:r>
+      <w:r>
+        <w:t>영역은</w:t>
+      </w:r>
+      <w:r>
+        <w:t xml:space="preserve"> </w:t>
+      </w:r>
+      <w:r>
+        <w:t>주황색</w:t>
+      </w:r>
+      <w:r>
+        <w:t xml:space="preserve"> </w:t>
+      </w:r>
+      <w:r>
+        <w:t>경계로</w:t>
+      </w:r>
+      <w:r>
+        <w:t xml:space="preserve"> </w:t>
+      </w:r>
+      <w:r>
+        <w:t>표시하고</w:t>
+      </w:r>
+      <w:r>
+        <w:t xml:space="preserve"> </w:t>
+      </w:r>
+      <w:r>
+        <w:t>조명</w:t>
+      </w:r>
+      <w:r>
+        <w:t xml:space="preserve"> </w:t>
+      </w:r>
+      <w:r>
+        <w:t>계산에서</w:t>
+      </w:r>
+      <w:r>
+        <w:t xml:space="preserve"> </w:t>
+      </w:r>
+      <w:r>
+        <w:t>제외한다</w:t>
       </w:r>
       <w:r>
         <w:t xml:space="preserve">. </w:t>
       </w:r>
-      <w:hyperlink r:id="rId22">
+      <w:r>
+        <w:t>번호가</w:t>
+      </w:r>
+      <w:r>
+        <w:t xml:space="preserve"> </w:t>
+      </w:r>
+      <w:r>
+        <w:t>붙은</w:t>
+      </w:r>
+      <w:r>
+        <w:t xml:space="preserve"> </w:t>
+      </w:r>
+      <w:r>
+        <w:t>조명</w:t>
+      </w:r>
+      <w:r>
+        <w:t>·</w:t>
+      </w:r>
+      <w:r>
+        <w:t>사람</w:t>
+      </w:r>
+      <w:r>
+        <w:t xml:space="preserve"> </w:t>
+      </w:r>
+      <w:r>
+        <w:t>영역은</w:t>
+      </w:r>
+      <w:r>
+        <w:t xml:space="preserve"> </w:t>
+      </w:r>
+      <w:r>
+        <w:t>오른쪽</w:t>
+      </w:r>
+      <w:r>
+        <w:t xml:space="preserve"> </w:t>
+      </w:r>
+      <w:r>
+        <w:t>원장의</w:t>
+      </w:r>
+      <w:r>
+        <w:t xml:space="preserve"> </w:t>
+      </w:r>
+      <w:r>
+        <w:t>실제</w:t>
+      </w:r>
+      <w:r>
+        <w:t xml:space="preserve"> </w:t>
+      </w:r>
+      <w:r>
+        <w:t>기여와</w:t>
+      </w:r>
+      <w:r>
+        <w:t xml:space="preserve"> </w:t>
+      </w:r>
+      <w:r>
+        <w:t>연결된다</w:t>
+      </w:r>
+      <w:r>
+        <w:t xml:space="preserve">. </w:t>
+      </w:r>
+      <w:r>
+        <w:t>하늘색과</w:t>
+      </w:r>
+      <w:r>
+        <w:t xml:space="preserve"> </w:t>
+      </w:r>
+      <w:r>
+        <w:t>빛의</w:t>
+      </w:r>
+      <w:r>
+        <w:t xml:space="preserve"> </w:t>
+      </w:r>
+      <w:r>
+        <w:t>관측</w:t>
+      </w:r>
+      <w:r>
+        <w:t xml:space="preserve"> </w:t>
+      </w:r>
+      <w:r>
+        <w:t>강도는</w:t>
+      </w:r>
+      <w:r>
+        <w:t xml:space="preserve"> </w:t>
+      </w:r>
+      <w:r>
+        <w:t>별도로</w:t>
+      </w:r>
+      <w:r>
+        <w:t xml:space="preserve"> </w:t>
+      </w:r>
+      <w:r>
+        <w:t>표시한다</w:t>
+      </w:r>
+      <w:r>
+        <w:t>.</w:t>
+      </w:r>
+    </w:p>
+    <w:p>
+      <w:pPr>
+        <w:keepNext/>
+        <w:spacing w:after="40" w:line="240" w:lineRule="auto"/>
+      </w:pPr>
+      <w:r>
+        <w:rPr>
+          <w:noProof/>
+        </w:rPr>
+        <w:drawing>
+          <wp:inline distT="0" distB="0" distL="0" distR="0" wp14:anchorId="5347F63A" wp14:editId="0ABDEA1D">
+            <wp:extent cx="6400800" cy="3920490"/>
+            <wp:effectExtent l="0" t="0" r="0" b="0"/>
+            <wp:docPr id="6" name="Picture 6"/>
+            <wp:cNvGraphicFramePr>
+              <a:graphicFrameLocks xmlns:a="http://schemas.openxmlformats.org/drawingml/2006/main" noChangeAspect="1"/>
+            </wp:cNvGraphicFramePr>
+            <a:graphic xmlns:a="http://schemas.openxmlformats.org/drawingml/2006/main">
+              <a:graphicData uri="http://schemas.openxmlformats.org/drawingml/2006/picture">
+                <pic:pic xmlns:pic="http://schemas.openxmlformats.org/drawingml/2006/picture">
+                  <pic:nvPicPr>
+                    <pic:cNvPr id="0" name="full-01-analysis.png"/>
+                    <pic:cNvPicPr/>
+                  </pic:nvPicPr>
+                  <pic:blipFill>
+                    <a:blip r:embed="rId20"/>
+                    <a:stretch>
+                      <a:fillRect/>
+                    </a:stretch>
+                  </pic:blipFill>
+                  <pic:spPr>
+                    <a:xfrm>
+                      <a:off x="0" y="0"/>
+                      <a:ext cx="6400800" cy="3920490"/>
+                    </a:xfrm>
+                    <a:prstGeom prst="rect">
+                      <a:avLst/>
+                    </a:prstGeom>
+                  </pic:spPr>
+                </pic:pic>
+              </a:graphicData>
+            </a:graphic>
+          </wp:inline>
+        </w:drawing>
+      </w:r>
+    </w:p>
+    <w:p>
+      <w:pPr>
+        <w:pStyle w:val="af0"/>
+        <w:spacing w:after="200"/>
+      </w:pPr>
+      <w:r>
+        <w:t>노을</w:t>
+      </w:r>
+      <w:r>
+        <w:t xml:space="preserve"> </w:t>
+      </w:r>
+      <w:r>
+        <w:t>장면의</w:t>
+      </w:r>
+      <w:r>
+        <w:t xml:space="preserve"> </w:t>
+      </w:r>
+      <w:r>
+        <w:t>하늘색과</w:t>
+      </w:r>
+      <w:r>
+        <w:t xml:space="preserve"> </w:t>
+      </w:r>
+      <w:r>
+        <w:t>주변</w:t>
+      </w:r>
+      <w:r>
+        <w:t xml:space="preserve"> </w:t>
+      </w:r>
+      <w:r>
+        <w:t>조명</w:t>
+      </w:r>
+      <w:r>
+        <w:t xml:space="preserve"> </w:t>
+      </w:r>
+      <w:r>
+        <w:t>기여</w:t>
+      </w:r>
+    </w:p>
+    <w:p>
+      <w:pPr>
+        <w:pStyle w:val="21"/>
+      </w:pPr>
+      <w:r>
+        <w:t>구간</w:t>
+      </w:r>
+      <w:r>
+        <w:t xml:space="preserve"> </w:t>
+      </w:r>
+      <w:r>
+        <w:t>전체의</w:t>
+      </w:r>
+      <w:r>
+        <w:t xml:space="preserve"> </w:t>
+      </w:r>
+      <w:r>
+        <w:t>공통</w:t>
+      </w:r>
+      <w:r>
+        <w:t xml:space="preserve"> </w:t>
+      </w:r>
+      <w:r>
+        <w:t>무드</w:t>
+      </w:r>
+      <w:r>
+        <w:t xml:space="preserve"> </w:t>
+      </w:r>
+      <w:r>
+        <w:t>결과</w:t>
+      </w:r>
+    </w:p>
+    <w:tbl>
+      <w:tblPr>
+        <w:tblW w:w="0" w:type="auto"/>
+        <w:jc w:val="center"/>
+        <w:tblBorders>
+          <w:top w:val="single" w:sz="4" w:space="0" w:color="D9D9D9"/>
+          <w:left w:val="single" w:sz="4" w:space="0" w:color="D9D9D9"/>
+          <w:bottom w:val="single" w:sz="4" w:space="0" w:color="D9D9D9"/>
+          <w:right w:val="single" w:sz="4" w:space="0" w:color="D9D9D9"/>
+          <w:insideH w:val="single" w:sz="4" w:space="0" w:color="D9D9D9"/>
+          <w:insideV w:val="single" w:sz="4" w:space="0" w:color="D9D9D9"/>
+        </w:tblBorders>
+        <w:tblLayout w:type="fixed"/>
+        <w:tblLook w:val="04A0" w:firstRow="1" w:lastRow="0" w:firstColumn="1" w:lastColumn="0" w:noHBand="0" w:noVBand="1"/>
+      </w:tblPr>
+      <w:tblGrid>
+        <w:gridCol w:w="1843"/>
+        <w:gridCol w:w="4118"/>
+        <w:gridCol w:w="4118"/>
+      </w:tblGrid>
+      <w:tr>
+        <w:trPr>
+          <w:cantSplit/>
+          <w:tblHeader/>
+          <w:jc w:val="center"/>
+        </w:trPr>
+        <w:tc>
+          <w:tcPr>
+            <w:tcW w:w="1843" w:type="dxa"/>
+            <w:shd w:val="clear" w:color="auto" w:fill="002C5F"/>
+            <w:tcMar>
+              <w:top w:w="90" w:type="dxa"/>
+              <w:left w:w="105" w:type="dxa"/>
+              <w:bottom w:w="90" w:type="dxa"/>
+              <w:right w:w="105" w:type="dxa"/>
+            </w:tcMar>
+            <w:vAlign w:val="center"/>
+          </w:tcPr>
+          <w:p>
+            <w:pPr>
+              <w:spacing w:after="0" w:line="290" w:lineRule="exact"/>
+            </w:pPr>
+            <w:r>
+              <w:rPr>
+                <w:b/>
+                <w:color w:val="FFFFFF"/>
+                <w:sz w:val="20"/>
+              </w:rPr>
+              <w:t>장면</w:t>
+            </w:r>
+          </w:p>
+        </w:tc>
+        <w:tc>
+          <w:tcPr>
+            <w:tcW w:w="4118" w:type="dxa"/>
+            <w:shd w:val="clear" w:color="auto" w:fill="002C5F"/>
+            <w:tcMar>
+              <w:top w:w="90" w:type="dxa"/>
+              <w:left w:w="105" w:type="dxa"/>
+              <w:bottom w:w="90" w:type="dxa"/>
+              <w:right w:w="105" w:type="dxa"/>
+            </w:tcMar>
+            <w:vAlign w:val="center"/>
+          </w:tcPr>
+          <w:p>
+            <w:pPr>
+              <w:spacing w:after="0" w:line="290" w:lineRule="exact"/>
+            </w:pPr>
+            <w:r>
+              <w:rPr>
+                <w:b/>
+                <w:color w:val="FFFFFF"/>
+                <w:sz w:val="20"/>
+              </w:rPr>
+              <w:t>공통</w:t>
+            </w:r>
+            <w:r>
+              <w:rPr>
+                <w:b/>
+                <w:color w:val="FFFFFF"/>
+                <w:sz w:val="20"/>
+              </w:rPr>
+              <w:t xml:space="preserve"> </w:t>
+            </w:r>
+            <w:r>
+              <w:rPr>
+                <w:b/>
+                <w:color w:val="FFFFFF"/>
+                <w:sz w:val="20"/>
+              </w:rPr>
+              <w:t>주변</w:t>
+            </w:r>
+            <w:r>
+              <w:rPr>
+                <w:b/>
+                <w:color w:val="FFFFFF"/>
+                <w:sz w:val="20"/>
+              </w:rPr>
+              <w:t xml:space="preserve"> </w:t>
+            </w:r>
+            <w:r>
+              <w:rPr>
+                <w:b/>
+                <w:color w:val="FFFFFF"/>
+                <w:sz w:val="20"/>
+              </w:rPr>
+              <w:t>무드</w:t>
+            </w:r>
+          </w:p>
+        </w:tc>
+        <w:tc>
+          <w:tcPr>
+            <w:tcW w:w="4118" w:type="dxa"/>
+            <w:shd w:val="clear" w:color="auto" w:fill="002C5F"/>
+            <w:tcMar>
+              <w:top w:w="90" w:type="dxa"/>
+              <w:left w:w="105" w:type="dxa"/>
+              <w:bottom w:w="90" w:type="dxa"/>
+              <w:right w:w="105" w:type="dxa"/>
+            </w:tcMar>
+            <w:vAlign w:val="center"/>
+          </w:tcPr>
+          <w:p>
+            <w:pPr>
+              <w:spacing w:after="0" w:line="290" w:lineRule="exact"/>
+            </w:pPr>
+            <w:r>
+              <w:rPr>
+                <w:b/>
+                <w:color w:val="FFFFFF"/>
+                <w:sz w:val="20"/>
+              </w:rPr>
+              <w:t>구간</w:t>
+            </w:r>
+            <w:r>
+              <w:rPr>
+                <w:b/>
+                <w:color w:val="FFFFFF"/>
+                <w:sz w:val="20"/>
+              </w:rPr>
+              <w:t xml:space="preserve"> </w:t>
+            </w:r>
+            <w:r>
+              <w:rPr>
+                <w:b/>
+                <w:color w:val="FFFFFF"/>
+                <w:sz w:val="20"/>
+              </w:rPr>
+              <w:t>지속</w:t>
+            </w:r>
+            <w:r>
+              <w:rPr>
+                <w:b/>
+                <w:color w:val="FFFFFF"/>
+                <w:sz w:val="20"/>
+              </w:rPr>
+              <w:t xml:space="preserve"> </w:t>
+            </w:r>
+            <w:r>
+              <w:rPr>
+                <w:b/>
+                <w:color w:val="FFFFFF"/>
+                <w:sz w:val="20"/>
+              </w:rPr>
+              <w:t>근거</w:t>
+            </w:r>
+          </w:p>
+        </w:tc>
+      </w:tr>
+      <w:tr>
+        <w:trPr>
+          <w:cantSplit/>
+          <w:jc w:val="center"/>
+        </w:trPr>
+        <w:tc>
+          <w:tcPr>
+            <w:tcW w:w="1843" w:type="dxa"/>
+            <w:shd w:val="clear" w:color="auto" w:fill="FFFFFF"/>
+            <w:tcMar>
+              <w:top w:w="90" w:type="dxa"/>
+              <w:left w:w="105" w:type="dxa"/>
+              <w:bottom w:w="90" w:type="dxa"/>
+              <w:right w:w="105" w:type="dxa"/>
+            </w:tcMar>
+            <w:vAlign w:val="center"/>
+          </w:tcPr>
+          <w:p>
+            <w:pPr>
+              <w:spacing w:after="0" w:line="290" w:lineRule="exact"/>
+            </w:pPr>
+            <w:r>
+              <w:rPr>
+                <w:sz w:val="20"/>
+              </w:rPr>
+              <w:t>노을</w:t>
+            </w:r>
+            <w:r>
+              <w:rPr>
+                <w:sz w:val="20"/>
+              </w:rPr>
+              <w:t xml:space="preserve"> </w:t>
+            </w:r>
+            <w:r>
+              <w:rPr>
+                <w:sz w:val="20"/>
+              </w:rPr>
+              <w:t>드라이브</w:t>
+            </w:r>
+          </w:p>
+        </w:tc>
+        <w:tc>
+          <w:tcPr>
+            <w:tcW w:w="4118" w:type="dxa"/>
+            <w:shd w:val="clear" w:color="auto" w:fill="FFFFFF"/>
+            <w:tcMar>
+              <w:top w:w="90" w:type="dxa"/>
+              <w:left w:w="105" w:type="dxa"/>
+              <w:bottom w:w="90" w:type="dxa"/>
+              <w:right w:w="105" w:type="dxa"/>
+            </w:tcMar>
+            <w:vAlign w:val="center"/>
+          </w:tcPr>
+          <w:p>
+            <w:pPr>
+              <w:spacing w:after="0" w:line="290" w:lineRule="exact"/>
+            </w:pPr>
+            <w:r>
+              <w:rPr>
+                <w:sz w:val="20"/>
+              </w:rPr>
+              <w:t>따뜻한</w:t>
+            </w:r>
+          </w:p>
+        </w:tc>
+        <w:tc>
+          <w:tcPr>
+            <w:tcW w:w="4118" w:type="dxa"/>
+            <w:shd w:val="clear" w:color="auto" w:fill="FFFFFF"/>
+            <w:tcMar>
+              <w:top w:w="90" w:type="dxa"/>
+              <w:left w:w="105" w:type="dxa"/>
+              <w:bottom w:w="90" w:type="dxa"/>
+              <w:right w:w="105" w:type="dxa"/>
+            </w:tcMar>
+            <w:vAlign w:val="center"/>
+          </w:tcPr>
+          <w:p>
+            <w:pPr>
+              <w:spacing w:after="0" w:line="290" w:lineRule="exact"/>
+            </w:pPr>
+            <w:r>
+              <w:rPr>
+                <w:sz w:val="20"/>
+              </w:rPr>
+              <w:t>따뜻한</w:t>
+            </w:r>
+            <w:r>
+              <w:rPr>
+                <w:sz w:val="20"/>
+              </w:rPr>
+              <w:t xml:space="preserve"> </w:t>
+            </w:r>
+            <w:r>
+              <w:rPr>
+                <w:sz w:val="20"/>
+              </w:rPr>
+              <w:t>조명과</w:t>
+            </w:r>
+            <w:r>
+              <w:rPr>
+                <w:sz w:val="20"/>
+              </w:rPr>
+              <w:t xml:space="preserve"> </w:t>
+            </w:r>
+            <w:r>
+              <w:rPr>
+                <w:sz w:val="20"/>
+              </w:rPr>
+              <w:t>하늘색</w:t>
+            </w:r>
+            <w:r>
+              <w:rPr>
+                <w:sz w:val="20"/>
+              </w:rPr>
+              <w:t xml:space="preserve"> </w:t>
+            </w:r>
+            <w:r>
+              <w:rPr>
+                <w:sz w:val="20"/>
+              </w:rPr>
+              <w:t>각각</w:t>
+            </w:r>
+            <w:r>
+              <w:rPr>
+                <w:sz w:val="20"/>
+              </w:rPr>
+              <w:t xml:space="preserve"> 59/60</w:t>
+            </w:r>
+          </w:p>
+        </w:tc>
+      </w:tr>
+      <w:tr>
+        <w:trPr>
+          <w:cantSplit/>
+          <w:jc w:val="center"/>
+        </w:trPr>
+        <w:tc>
+          <w:tcPr>
+            <w:tcW w:w="1843" w:type="dxa"/>
+            <w:shd w:val="clear" w:color="auto" w:fill="F3F6F8"/>
+            <w:tcMar>
+              <w:top w:w="90" w:type="dxa"/>
+              <w:left w:w="105" w:type="dxa"/>
+              <w:bottom w:w="90" w:type="dxa"/>
+              <w:right w:w="105" w:type="dxa"/>
+            </w:tcMar>
+            <w:vAlign w:val="center"/>
+          </w:tcPr>
+          <w:p>
+            <w:pPr>
+              <w:spacing w:after="0" w:line="290" w:lineRule="exact"/>
+            </w:pPr>
+            <w:r>
+              <w:rPr>
+                <w:sz w:val="20"/>
+              </w:rPr>
+              <w:t>서울</w:t>
+            </w:r>
+            <w:r>
+              <w:rPr>
+                <w:sz w:val="20"/>
+              </w:rPr>
+              <w:t xml:space="preserve"> </w:t>
+            </w:r>
+            <w:r>
+              <w:rPr>
+                <w:sz w:val="20"/>
+              </w:rPr>
+              <w:t>낮</w:t>
+            </w:r>
+            <w:r>
+              <w:rPr>
+                <w:sz w:val="20"/>
+              </w:rPr>
+              <w:t xml:space="preserve"> </w:t>
+            </w:r>
+            <w:r>
+              <w:rPr>
+                <w:sz w:val="20"/>
+              </w:rPr>
+              <w:t>도심</w:t>
+            </w:r>
+          </w:p>
+        </w:tc>
+        <w:tc>
+          <w:tcPr>
+            <w:tcW w:w="4118" w:type="dxa"/>
+            <w:shd w:val="clear" w:color="auto" w:fill="F3F6F8"/>
+            <w:tcMar>
+              <w:top w:w="90" w:type="dxa"/>
+              <w:left w:w="105" w:type="dxa"/>
+              <w:bottom w:w="90" w:type="dxa"/>
+              <w:right w:w="105" w:type="dxa"/>
+            </w:tcMar>
+            <w:vAlign w:val="center"/>
+          </w:tcPr>
+          <w:p>
+            <w:pPr>
+              <w:spacing w:after="0" w:line="290" w:lineRule="exact"/>
+            </w:pPr>
+            <w:r>
+              <w:rPr>
+                <w:sz w:val="20"/>
+              </w:rPr>
+              <w:t>활기</w:t>
+            </w:r>
+            <w:r>
+              <w:rPr>
+                <w:sz w:val="20"/>
+              </w:rPr>
+              <w:t xml:space="preserve"> </w:t>
+            </w:r>
+            <w:r>
+              <w:rPr>
+                <w:sz w:val="20"/>
+              </w:rPr>
+              <w:t>넘침</w:t>
+            </w:r>
+            <w:r>
+              <w:rPr>
+                <w:sz w:val="20"/>
+              </w:rPr>
+              <w:t>·</w:t>
+            </w:r>
+            <w:r>
+              <w:rPr>
+                <w:sz w:val="20"/>
+              </w:rPr>
+              <w:t>차가운</w:t>
+            </w:r>
+          </w:p>
+        </w:tc>
+        <w:tc>
+          <w:tcPr>
+            <w:tcW w:w="4118" w:type="dxa"/>
+            <w:shd w:val="clear" w:color="auto" w:fill="F3F6F8"/>
+            <w:tcMar>
+              <w:top w:w="90" w:type="dxa"/>
+              <w:left w:w="105" w:type="dxa"/>
+              <w:bottom w:w="90" w:type="dxa"/>
+              <w:right w:w="105" w:type="dxa"/>
+            </w:tcMar>
+            <w:vAlign w:val="center"/>
+          </w:tcPr>
+          <w:p>
+            <w:pPr>
+              <w:spacing w:after="0" w:line="290" w:lineRule="exact"/>
+            </w:pPr>
+            <w:r>
+              <w:rPr>
+                <w:sz w:val="20"/>
+              </w:rPr>
+              <w:t>밝은</w:t>
+            </w:r>
+            <w:r>
+              <w:rPr>
+                <w:sz w:val="20"/>
+              </w:rPr>
+              <w:t xml:space="preserve"> </w:t>
+            </w:r>
+            <w:r>
+              <w:rPr>
+                <w:sz w:val="20"/>
+              </w:rPr>
+              <w:t>면적</w:t>
+            </w:r>
+            <w:r>
+              <w:rPr>
+                <w:sz w:val="20"/>
+              </w:rPr>
+              <w:t>·</w:t>
+            </w:r>
+            <w:r>
+              <w:rPr>
+                <w:sz w:val="20"/>
+              </w:rPr>
+              <w:t>분포</w:t>
+            </w:r>
+            <w:r>
+              <w:rPr>
+                <w:sz w:val="20"/>
+              </w:rPr>
+              <w:t xml:space="preserve"> 55/60, </w:t>
+            </w:r>
+            <w:r>
+              <w:rPr>
+                <w:sz w:val="20"/>
+              </w:rPr>
+              <w:t>차가운</w:t>
+            </w:r>
+            <w:r>
+              <w:rPr>
+                <w:sz w:val="20"/>
+              </w:rPr>
+              <w:t xml:space="preserve"> </w:t>
+            </w:r>
+            <w:r>
+              <w:rPr>
+                <w:sz w:val="20"/>
+              </w:rPr>
+              <w:t>하늘</w:t>
+            </w:r>
+            <w:r>
+              <w:rPr>
+                <w:sz w:val="20"/>
+              </w:rPr>
+              <w:t xml:space="preserve"> 60/60</w:t>
+            </w:r>
+          </w:p>
+        </w:tc>
+      </w:tr>
+      <w:tr>
+        <w:trPr>
+          <w:cantSplit/>
+          <w:jc w:val="center"/>
+        </w:trPr>
+        <w:tc>
+          <w:tcPr>
+            <w:tcW w:w="1843" w:type="dxa"/>
+            <w:shd w:val="clear" w:color="auto" w:fill="FFFFFF"/>
+            <w:tcMar>
+              <w:top w:w="90" w:type="dxa"/>
+              <w:left w:w="105" w:type="dxa"/>
+              <w:bottom w:w="90" w:type="dxa"/>
+              <w:right w:w="105" w:type="dxa"/>
+            </w:tcMar>
+            <w:vAlign w:val="center"/>
+          </w:tcPr>
+          <w:p>
+            <w:pPr>
+              <w:spacing w:after="0" w:line="290" w:lineRule="exact"/>
+            </w:pPr>
+            <w:r>
+              <w:rPr>
+                <w:sz w:val="20"/>
+              </w:rPr>
+              <w:t>서울</w:t>
+            </w:r>
+            <w:r>
+              <w:rPr>
+                <w:sz w:val="20"/>
+              </w:rPr>
+              <w:t xml:space="preserve"> </w:t>
+            </w:r>
+            <w:r>
+              <w:rPr>
+                <w:sz w:val="20"/>
+              </w:rPr>
+              <w:t>밤</w:t>
+            </w:r>
+            <w:r>
+              <w:rPr>
+                <w:sz w:val="20"/>
+              </w:rPr>
+              <w:t xml:space="preserve"> </w:t>
+            </w:r>
+            <w:r>
+              <w:rPr>
+                <w:sz w:val="20"/>
+              </w:rPr>
+              <w:t>도심</w:t>
+            </w:r>
+          </w:p>
+        </w:tc>
+        <w:tc>
+          <w:tcPr>
+            <w:tcW w:w="4118" w:type="dxa"/>
+            <w:shd w:val="clear" w:color="auto" w:fill="FFFFFF"/>
+            <w:tcMar>
+              <w:top w:w="90" w:type="dxa"/>
+              <w:left w:w="105" w:type="dxa"/>
+              <w:bottom w:w="90" w:type="dxa"/>
+              <w:right w:w="105" w:type="dxa"/>
+            </w:tcMar>
+            <w:vAlign w:val="center"/>
+          </w:tcPr>
+          <w:p>
+            <w:pPr>
+              <w:spacing w:after="0" w:line="290" w:lineRule="exact"/>
+            </w:pPr>
+            <w:r>
+              <w:rPr>
+                <w:sz w:val="20"/>
+              </w:rPr>
+              <w:t>활기</w:t>
+            </w:r>
+            <w:r>
+              <w:rPr>
+                <w:sz w:val="20"/>
+              </w:rPr>
+              <w:t xml:space="preserve"> </w:t>
+            </w:r>
+            <w:r>
+              <w:rPr>
+                <w:sz w:val="20"/>
+              </w:rPr>
+              <w:t>넘침</w:t>
+            </w:r>
+          </w:p>
+        </w:tc>
+        <w:tc>
+          <w:tcPr>
+            <w:tcW w:w="4118" w:type="dxa"/>
+            <w:shd w:val="clear" w:color="auto" w:fill="FFFFFF"/>
+            <w:tcMar>
+              <w:top w:w="90" w:type="dxa"/>
+              <w:left w:w="105" w:type="dxa"/>
+              <w:bottom w:w="90" w:type="dxa"/>
+              <w:right w:w="105" w:type="dxa"/>
+            </w:tcMar>
+            <w:vAlign w:val="center"/>
+          </w:tcPr>
+          <w:p>
+            <w:pPr>
+              <w:spacing w:after="0" w:line="290" w:lineRule="exact"/>
+            </w:pPr>
+            <w:r>
+              <w:rPr>
+                <w:sz w:val="20"/>
+              </w:rPr>
+              <w:t>밝은</w:t>
+            </w:r>
+            <w:r>
+              <w:rPr>
+                <w:sz w:val="20"/>
+              </w:rPr>
+              <w:t xml:space="preserve"> </w:t>
+            </w:r>
+            <w:r>
+              <w:rPr>
+                <w:sz w:val="20"/>
+              </w:rPr>
+              <w:t>면적</w:t>
+            </w:r>
+            <w:r>
+              <w:rPr>
+                <w:sz w:val="20"/>
+              </w:rPr>
+              <w:t>·</w:t>
+            </w:r>
+            <w:r>
+              <w:rPr>
+                <w:sz w:val="20"/>
+              </w:rPr>
+              <w:t>분포</w:t>
+            </w:r>
+            <w:r>
+              <w:rPr>
+                <w:sz w:val="20"/>
+              </w:rPr>
+              <w:t xml:space="preserve"> 49/60</w:t>
+            </w:r>
+          </w:p>
+        </w:tc>
+      </w:tr>
+      <w:tr>
+        <w:trPr>
+          <w:cantSplit/>
+          <w:jc w:val="center"/>
+        </w:trPr>
+        <w:tc>
+          <w:tcPr>
+            <w:tcW w:w="1843" w:type="dxa"/>
+            <w:shd w:val="clear" w:color="auto" w:fill="F3F6F8"/>
+            <w:tcMar>
+              <w:top w:w="90" w:type="dxa"/>
+              <w:left w:w="105" w:type="dxa"/>
+              <w:bottom w:w="90" w:type="dxa"/>
+              <w:right w:w="105" w:type="dxa"/>
+            </w:tcMar>
+            <w:vAlign w:val="center"/>
+          </w:tcPr>
+          <w:p>
+            <w:pPr>
+              <w:spacing w:after="0" w:line="290" w:lineRule="exact"/>
+            </w:pPr>
+            <w:r>
+              <w:rPr>
+                <w:sz w:val="20"/>
+              </w:rPr>
+              <w:t>흐린</w:t>
+            </w:r>
+            <w:r>
+              <w:rPr>
+                <w:sz w:val="20"/>
+              </w:rPr>
+              <w:t xml:space="preserve"> </w:t>
+            </w:r>
+            <w:r>
+              <w:rPr>
+                <w:sz w:val="20"/>
+              </w:rPr>
+              <w:t>날</w:t>
+            </w:r>
+            <w:r>
+              <w:rPr>
+                <w:sz w:val="20"/>
+              </w:rPr>
+              <w:t xml:space="preserve"> </w:t>
+            </w:r>
+            <w:r>
+              <w:rPr>
+                <w:sz w:val="20"/>
+              </w:rPr>
+              <w:t>도로</w:t>
+            </w:r>
+          </w:p>
+        </w:tc>
+        <w:tc>
+          <w:tcPr>
+            <w:tcW w:w="4118" w:type="dxa"/>
+            <w:shd w:val="clear" w:color="auto" w:fill="F3F6F8"/>
+            <w:tcMar>
+              <w:top w:w="90" w:type="dxa"/>
+              <w:left w:w="105" w:type="dxa"/>
+              <w:bottom w:w="90" w:type="dxa"/>
+              <w:right w:w="105" w:type="dxa"/>
+            </w:tcMar>
+            <w:vAlign w:val="center"/>
+          </w:tcPr>
+          <w:p>
+            <w:pPr>
+              <w:spacing w:after="0" w:line="290" w:lineRule="exact"/>
+            </w:pPr>
+            <w:r>
+              <w:rPr>
+                <w:sz w:val="20"/>
+              </w:rPr>
+              <w:t>주요</w:t>
+            </w:r>
+            <w:r>
+              <w:rPr>
+                <w:sz w:val="20"/>
+              </w:rPr>
+              <w:t xml:space="preserve"> </w:t>
+            </w:r>
+            <w:r>
+              <w:rPr>
+                <w:sz w:val="20"/>
+              </w:rPr>
+              <w:t>후보</w:t>
+            </w:r>
+            <w:r>
+              <w:rPr>
+                <w:sz w:val="20"/>
+              </w:rPr>
+              <w:t xml:space="preserve"> </w:t>
+            </w:r>
+            <w:r>
+              <w:rPr>
+                <w:sz w:val="20"/>
+              </w:rPr>
+              <w:t>없음</w:t>
+            </w:r>
+          </w:p>
+        </w:tc>
+        <w:tc>
+          <w:tcPr>
+            <w:tcW w:w="4118" w:type="dxa"/>
+            <w:shd w:val="clear" w:color="auto" w:fill="F3F6F8"/>
+            <w:tcMar>
+              <w:top w:w="90" w:type="dxa"/>
+              <w:left w:w="105" w:type="dxa"/>
+              <w:bottom w:w="90" w:type="dxa"/>
+              <w:right w:w="105" w:type="dxa"/>
+            </w:tcMar>
+            <w:vAlign w:val="center"/>
+          </w:tcPr>
+          <w:p>
+            <w:pPr>
+              <w:spacing w:after="0" w:line="290" w:lineRule="exact"/>
+            </w:pPr>
+            <w:r>
+              <w:rPr>
+                <w:sz w:val="20"/>
+              </w:rPr>
+              <w:t>차가운</w:t>
+            </w:r>
+            <w:r>
+              <w:rPr>
+                <w:sz w:val="20"/>
+              </w:rPr>
+              <w:t xml:space="preserve"> </w:t>
+            </w:r>
+            <w:r>
+              <w:rPr>
+                <w:sz w:val="20"/>
+              </w:rPr>
+              <w:t>하늘</w:t>
+            </w:r>
+            <w:r>
+              <w:rPr>
+                <w:sz w:val="20"/>
+              </w:rPr>
+              <w:t xml:space="preserve"> 28/60</w:t>
+            </w:r>
+            <w:r>
+              <w:rPr>
+                <w:sz w:val="20"/>
+              </w:rPr>
+              <w:t>으로</w:t>
+            </w:r>
+            <w:r>
+              <w:rPr>
+                <w:sz w:val="20"/>
+              </w:rPr>
+              <w:t xml:space="preserve"> </w:t>
+            </w:r>
+            <w:r>
+              <w:rPr>
+                <w:sz w:val="20"/>
+              </w:rPr>
+              <w:t>절반</w:t>
+            </w:r>
+            <w:r>
+              <w:rPr>
+                <w:sz w:val="20"/>
+              </w:rPr>
+              <w:t xml:space="preserve"> </w:t>
+            </w:r>
+            <w:r>
+              <w:rPr>
+                <w:sz w:val="20"/>
+              </w:rPr>
+              <w:t>미만</w:t>
+            </w:r>
+          </w:p>
+        </w:tc>
+      </w:tr>
+    </w:tbl>
+    <w:p>
+      <w:pPr>
+        <w:spacing w:after="40" w:line="240" w:lineRule="auto"/>
+      </w:pPr>
+    </w:p>
+    <w:p>
+      <w:r>
+        <w:t>‘</w:t>
+      </w:r>
+      <w:r>
+        <w:t>활기</w:t>
+      </w:r>
+      <w:r>
+        <w:t xml:space="preserve"> </w:t>
+      </w:r>
+      <w:r>
+        <w:t>넘침</w:t>
+      </w:r>
+      <w:r>
+        <w:t>’</w:t>
+      </w:r>
+      <w:r>
+        <w:t>은</w:t>
+      </w:r>
+      <w:r>
+        <w:t xml:space="preserve"> </w:t>
+      </w:r>
+      <w:r>
+        <w:t>이</w:t>
+      </w:r>
+      <w:r>
+        <w:t xml:space="preserve"> </w:t>
+      </w:r>
+      <w:r>
+        <w:t>실행에서</w:t>
+      </w:r>
+      <w:r>
+        <w:t xml:space="preserve"> </w:t>
+      </w:r>
+      <w:r>
+        <w:t>밝은</w:t>
+      </w:r>
+      <w:r>
+        <w:t xml:space="preserve"> </w:t>
+      </w:r>
+      <w:r>
+        <w:t>면적과</w:t>
+      </w:r>
+      <w:r>
+        <w:t xml:space="preserve"> </w:t>
+      </w:r>
+      <w:r>
+        <w:t>공간</w:t>
+      </w:r>
+      <w:r>
+        <w:t xml:space="preserve"> </w:t>
+      </w:r>
+      <w:r>
+        <w:t>분포의</w:t>
+      </w:r>
+      <w:r>
+        <w:t xml:space="preserve"> </w:t>
+      </w:r>
+      <w:r>
+        <w:t>지속성을</w:t>
+      </w:r>
+      <w:r>
+        <w:t xml:space="preserve"> </w:t>
+      </w:r>
+      <w:r>
+        <w:t>해석한</w:t>
+      </w:r>
+      <w:r>
+        <w:t xml:space="preserve"> </w:t>
+      </w:r>
+      <w:r>
+        <w:t>키워드다</w:t>
+      </w:r>
+      <w:r>
+        <w:t xml:space="preserve">. </w:t>
+      </w:r>
+      <w:r>
+        <w:t>촬영</w:t>
+      </w:r>
+      <w:r>
+        <w:t xml:space="preserve"> </w:t>
+      </w:r>
+      <w:r>
+        <w:t>날짜</w:t>
+      </w:r>
+      <w:r>
+        <w:t>·</w:t>
+      </w:r>
+      <w:r>
+        <w:t>위치</w:t>
+      </w:r>
+      <w:r>
+        <w:t>·</w:t>
+      </w:r>
+      <w:r>
+        <w:t>날씨와</w:t>
+      </w:r>
+      <w:r>
+        <w:t xml:space="preserve"> </w:t>
+      </w:r>
+      <w:r>
+        <w:t>사람</w:t>
+      </w:r>
+      <w:r>
+        <w:t xml:space="preserve"> </w:t>
+      </w:r>
+      <w:r>
+        <w:t>검출</w:t>
+      </w:r>
+      <w:r>
+        <w:t xml:space="preserve"> </w:t>
+      </w:r>
+      <w:r>
+        <w:t>수는</w:t>
+      </w:r>
+      <w:r>
+        <w:t xml:space="preserve"> </w:t>
+      </w:r>
+      <w:r>
+        <w:t>제공되지</w:t>
+      </w:r>
+      <w:r>
+        <w:t xml:space="preserve"> </w:t>
+      </w:r>
+      <w:r>
+        <w:t>않았다</w:t>
+      </w:r>
+      <w:r>
+        <w:t xml:space="preserve">. </w:t>
+      </w:r>
+      <w:r>
+        <w:t>밤</w:t>
+      </w:r>
+      <w:r>
+        <w:t xml:space="preserve"> </w:t>
+      </w:r>
+      <w:r>
+        <w:t>영상의</w:t>
+      </w:r>
+      <w:r>
+        <w:t xml:space="preserve"> </w:t>
+      </w:r>
+      <w:r>
+        <w:t>시각</w:t>
+      </w:r>
+      <w:r>
+        <w:t xml:space="preserve"> </w:t>
+      </w:r>
+      <w:r>
+        <w:t>경계에서</w:t>
+      </w:r>
+      <w:r>
+        <w:t xml:space="preserve"> </w:t>
+      </w:r>
+      <w:r>
+        <w:t>같은</w:t>
+      </w:r>
+      <w:r>
+        <w:t xml:space="preserve"> </w:t>
+      </w:r>
+      <w:r>
+        <w:t>구간에</w:t>
+      </w:r>
+      <w:r>
+        <w:t xml:space="preserve"> </w:t>
+      </w:r>
+      <w:r>
+        <w:t>들어간</w:t>
+      </w:r>
+      <w:r>
+        <w:t xml:space="preserve"> 4</w:t>
+      </w:r>
+      <w:r>
+        <w:t>개</w:t>
+      </w:r>
+      <w:r>
+        <w:t xml:space="preserve"> </w:t>
+      </w:r>
+      <w:r>
+        <w:t>표본은</w:t>
+      </w:r>
+      <w:r>
+        <w:t xml:space="preserve"> </w:t>
+      </w:r>
+      <w:r>
+        <w:t>중복으로</w:t>
+      </w:r>
+      <w:r>
+        <w:t xml:space="preserve"> </w:t>
+      </w:r>
+      <w:r>
+        <w:t>처리했고</w:t>
+      </w:r>
+      <w:r>
+        <w:t xml:space="preserve">, </w:t>
+      </w:r>
+      <w:r>
+        <w:t>결과를</w:t>
+      </w:r>
+      <w:r>
+        <w:t xml:space="preserve"> </w:t>
+      </w:r>
+      <w:r>
+        <w:t>만들기</w:t>
+      </w:r>
+      <w:r>
+        <w:t xml:space="preserve"> </w:t>
+      </w:r>
+      <w:r>
+        <w:t>위해</w:t>
+      </w:r>
+      <w:r>
+        <w:t xml:space="preserve"> </w:t>
+      </w:r>
+      <w:r>
+        <w:t>누락</w:t>
+      </w:r>
+      <w:r>
+        <w:t xml:space="preserve"> </w:t>
+      </w:r>
+      <w:r>
+        <w:t>구간이나</w:t>
+      </w:r>
+      <w:r>
+        <w:t xml:space="preserve"> </w:t>
+      </w:r>
+      <w:r>
+        <w:t>기준을</w:t>
+      </w:r>
+      <w:r>
+        <w:t xml:space="preserve"> </w:t>
+      </w:r>
+      <w:r>
+        <w:t>바꾸지</w:t>
+      </w:r>
+      <w:r>
+        <w:t xml:space="preserve"> </w:t>
+      </w:r>
+      <w:r>
+        <w:t>않았다</w:t>
+      </w:r>
+      <w:r>
+        <w:t xml:space="preserve">. </w:t>
+      </w:r>
+      <w:hyperlink r:id="rId21">
         <w:r>
           <w:rPr>
             <w:color w:val="245C7A"/>
           </w:rPr>
-          <w:t>5</w:t>
-        </w:r>
-        <w:r>
-          <w:rPr>
-            <w:color w:val="245C7A"/>
-          </w:rPr>
-          <w:t>개</w:t>
+          <w:t>원본</w:t>
         </w:r>
         <w:r>
           <w:rPr>
@@ -18110,7 +19702,7 @@
           <w:rPr>
             <w:color w:val="245C7A"/>
           </w:rPr>
-          <w:t>장면과</w:t>
+          <w:t>출처와</w:t>
         </w:r>
         <w:r>
           <w:rPr>
@@ -18122,19 +19714,7 @@
           <w:rPr>
             <w:color w:val="245C7A"/>
           </w:rPr>
-          <w:t>전체</w:t>
-        </w:r>
-        <w:r>
-          <w:rPr>
-            <w:color w:val="245C7A"/>
-          </w:rPr>
-          <w:t xml:space="preserve"> </w:t>
-        </w:r>
-        <w:r>
-          <w:rPr>
-            <w:color w:val="245C7A"/>
-          </w:rPr>
-          <w:t>영역</w:t>
+          <w:t>계산</w:t>
         </w:r>
         <w:r>
           <w:rPr>
@@ -18150,321 +19730,19 @@
         </w:r>
       </w:hyperlink>
       <w:r>
-        <w:t>에</w:t>
-      </w:r>
-      <w:r>
-        <w:t xml:space="preserve"> </w:t>
-      </w:r>
-      <w:r>
-        <w:t>비교</w:t>
-      </w:r>
-      <w:r>
-        <w:t xml:space="preserve"> </w:t>
-      </w:r>
-      <w:r>
-        <w:t>수치</w:t>
-      </w:r>
-      <w:r>
-        <w:t>·</w:t>
-      </w:r>
-      <w:r>
-        <w:t>입력</w:t>
-      </w:r>
-      <w:r>
-        <w:t xml:space="preserve"> </w:t>
-      </w:r>
-      <w:r>
-        <w:t>해시를</w:t>
+        <w:t>을</w:t>
+      </w:r>
+      <w:r>
+        <w:t xml:space="preserve"> </w:t>
+      </w:r>
+      <w:r>
+        <w:t>함께</w:t>
       </w:r>
       <w:r>
         <w:t xml:space="preserve"> </w:t>
       </w:r>
       <w:r>
         <w:t>제공한다</w:t>
-      </w:r>
-      <w:r>
-        <w:t xml:space="preserve">. </w:t>
-      </w:r>
-      <w:r>
-        <w:t>주간</w:t>
-      </w:r>
-      <w:r>
-        <w:t xml:space="preserve"> </w:t>
-      </w:r>
-      <w:r>
-        <w:t>햇빛과</w:t>
-      </w:r>
-      <w:r>
-        <w:t xml:space="preserve"> </w:t>
-      </w:r>
-      <w:r>
-        <w:t>인공</w:t>
-      </w:r>
-      <w:r>
-        <w:t xml:space="preserve"> </w:t>
-      </w:r>
-      <w:r>
-        <w:t>조명</w:t>
-      </w:r>
-      <w:r>
-        <w:t xml:space="preserve">, </w:t>
-      </w:r>
-      <w:r>
-        <w:t>반사광</w:t>
-      </w:r>
-      <w:r>
-        <w:t xml:space="preserve"> </w:t>
-      </w:r>
-      <w:r>
-        <w:t>구별은</w:t>
-      </w:r>
-      <w:r>
-        <w:t xml:space="preserve"> </w:t>
-      </w:r>
-      <w:r>
-        <w:t>후속</w:t>
-      </w:r>
-      <w:r>
-        <w:t xml:space="preserve"> </w:t>
-      </w:r>
-      <w:r>
-        <w:t>개선</w:t>
-      </w:r>
-      <w:r>
-        <w:t xml:space="preserve"> </w:t>
-      </w:r>
-      <w:r>
-        <w:t>항목이다</w:t>
-      </w:r>
-      <w:r>
-        <w:t>.</w:t>
-      </w:r>
-    </w:p>
-    <w:p>
-      <w:r>
-        <w:t>모바일</w:t>
-      </w:r>
-      <w:r>
-        <w:t xml:space="preserve"> </w:t>
-      </w:r>
-      <w:r>
-        <w:t>개발</w:t>
-      </w:r>
-      <w:r>
-        <w:t xml:space="preserve"> </w:t>
-      </w:r>
-      <w:r>
-        <w:t>후보에서도</w:t>
-      </w:r>
-      <w:r>
-        <w:t xml:space="preserve"> </w:t>
-      </w:r>
-      <w:r>
-        <w:t>같은</w:t>
-      </w:r>
-      <w:r>
-        <w:t xml:space="preserve"> </w:t>
-      </w:r>
-      <w:r>
-        <w:t>도로</w:t>
-      </w:r>
-      <w:r>
-        <w:t xml:space="preserve"> </w:t>
-      </w:r>
-      <w:r>
-        <w:t>장면을</w:t>
-      </w:r>
-      <w:r>
-        <w:t xml:space="preserve"> Android</w:t>
-      </w:r>
-      <w:r>
-        <w:t>의</w:t>
-      </w:r>
-      <w:r>
-        <w:t xml:space="preserve"> ORT·MediaPipe</w:t>
-      </w:r>
-      <w:r>
-        <w:t>에</w:t>
-      </w:r>
-      <w:r>
-        <w:t xml:space="preserve"> </w:t>
-      </w:r>
-      <w:r>
-        <w:t>직접</w:t>
-      </w:r>
-      <w:r>
-        <w:t xml:space="preserve"> </w:t>
-      </w:r>
-      <w:r>
-        <w:t>입력했다</w:t>
-      </w:r>
-      <w:r>
-        <w:t xml:space="preserve">. </w:t>
-      </w:r>
-      <w:r>
-        <w:t>기존</w:t>
-      </w:r>
-      <w:r>
-        <w:t xml:space="preserve"> </w:t>
-      </w:r>
-      <w:r>
-        <w:t>방식이</w:t>
-      </w:r>
-      <w:r>
-        <w:t xml:space="preserve"> </w:t>
-      </w:r>
-      <w:r>
-        <w:t>측정한</w:t>
-      </w:r>
-      <w:r>
-        <w:t xml:space="preserve"> 446</w:t>
-      </w:r>
-      <w:r>
-        <w:t>픽셀</w:t>
-      </w:r>
-      <w:r>
-        <w:t>·1</w:t>
-      </w:r>
-      <w:r>
-        <w:t>개</w:t>
-      </w:r>
-      <w:r>
-        <w:t xml:space="preserve"> </w:t>
-      </w:r>
-      <w:r>
-        <w:t>영역에서</w:t>
-      </w:r>
-      <w:r>
-        <w:t xml:space="preserve"> </w:t>
-      </w:r>
-      <w:r>
-        <w:t>후보는</w:t>
-      </w:r>
-      <w:r>
-        <w:t xml:space="preserve"> 2,688</w:t>
-      </w:r>
-      <w:r>
-        <w:t>픽셀</w:t>
-      </w:r>
-      <w:r>
-        <w:t>·68</w:t>
-      </w:r>
-      <w:r>
-        <w:t>개</w:t>
-      </w:r>
-      <w:r>
-        <w:t xml:space="preserve"> </w:t>
-      </w:r>
-      <w:r>
-        <w:t>영역을</w:t>
-      </w:r>
-      <w:r>
-        <w:t xml:space="preserve"> </w:t>
-      </w:r>
-      <w:r>
-        <w:t>관측했고</w:t>
-      </w:r>
-      <w:r>
-        <w:t xml:space="preserve">, </w:t>
-      </w:r>
-      <w:r>
-        <w:t>작은</w:t>
-      </w:r>
-      <w:r>
-        <w:t xml:space="preserve"> </w:t>
-      </w:r>
-      <w:r>
-        <w:t>간판과</w:t>
-      </w:r>
-      <w:r>
-        <w:t xml:space="preserve"> </w:t>
-      </w:r>
-      <w:r>
-        <w:t>넓은</w:t>
-      </w:r>
-      <w:r>
-        <w:t xml:space="preserve"> </w:t>
-      </w:r>
-      <w:r>
-        <w:t>건물</w:t>
-      </w:r>
-      <w:r>
-        <w:t xml:space="preserve"> </w:t>
-      </w:r>
-      <w:r>
-        <w:t>조명의</w:t>
-      </w:r>
-      <w:r>
-        <w:t xml:space="preserve"> </w:t>
-      </w:r>
-      <w:r>
-        <w:t>따뜻한</w:t>
-      </w:r>
-      <w:r>
-        <w:t xml:space="preserve"> </w:t>
-      </w:r>
-      <w:r>
-        <w:t>색도</w:t>
-      </w:r>
-      <w:r>
-        <w:t xml:space="preserve"> </w:t>
-      </w:r>
-      <w:r>
-        <w:t>점수에</w:t>
-      </w:r>
-      <w:r>
-        <w:t xml:space="preserve"> </w:t>
-      </w:r>
-      <w:r>
-        <w:t>남았다</w:t>
-      </w:r>
-      <w:r>
-        <w:t xml:space="preserve">. </w:t>
-      </w:r>
-      <w:r>
-        <w:t>측정</w:t>
-      </w:r>
-      <w:r>
-        <w:t xml:space="preserve"> </w:t>
-      </w:r>
-      <w:r>
-        <w:t>격자는</w:t>
-      </w:r>
-      <w:r>
-        <w:t xml:space="preserve"> 320×180</w:t>
-      </w:r>
-      <w:r>
-        <w:t>이며</w:t>
-      </w:r>
-      <w:r>
-        <w:t xml:space="preserve">, </w:t>
-      </w:r>
-      <w:r>
-        <w:t>픽셀</w:t>
-      </w:r>
-      <w:r>
-        <w:t xml:space="preserve"> </w:t>
-      </w:r>
-      <w:r>
-        <w:t>증가량은</w:t>
-      </w:r>
-      <w:r>
-        <w:t xml:space="preserve"> </w:t>
-      </w:r>
-      <w:r>
-        <w:t>관측</w:t>
-      </w:r>
-      <w:r>
-        <w:t xml:space="preserve"> </w:t>
-      </w:r>
-      <w:r>
-        <w:t>범위의</w:t>
-      </w:r>
-      <w:r>
-        <w:t xml:space="preserve"> </w:t>
-      </w:r>
-      <w:r>
-        <w:t>변화다</w:t>
       </w:r>
       <w:r>
         <w:t>.</w:t>
@@ -18480,10 +19758,10 @@
           <w:noProof/>
         </w:rPr>
         <w:drawing>
-          <wp:inline distT="0" distB="0" distL="0" distR="0" wp14:anchorId="0B6BB2AF" wp14:editId="3DB28F1C">
-            <wp:extent cx="6400800" cy="2560320"/>
+          <wp:inline distT="0" distB="0" distL="0" distR="0" wp14:anchorId="32CB0240" wp14:editId="31220F11">
+            <wp:extent cx="6400800" cy="3920490"/>
             <wp:effectExtent l="0" t="0" r="0" b="0"/>
-            <wp:docPr id="9" name="Picture 9"/>
+            <wp:docPr id="7" name="Picture 7"/>
             <wp:cNvGraphicFramePr>
               <a:graphicFrameLocks xmlns:a="http://schemas.openxmlformats.org/drawingml/2006/main" noChangeAspect="1"/>
             </wp:cNvGraphicFramePr>
@@ -18491,7 +19769,86 @@
               <a:graphicData uri="http://schemas.openxmlformats.org/drawingml/2006/picture">
                 <pic:pic xmlns:pic="http://schemas.openxmlformats.org/drawingml/2006/picture">
                   <pic:nvPicPr>
-                    <pic:cNvPr id="0" name="mobile-observation-comparison.png"/>
+                    <pic:cNvPr id="0" name="full-01-result.png"/>
+                    <pic:cNvPicPr/>
+                  </pic:nvPicPr>
+                  <pic:blipFill>
+                    <a:blip r:embed="rId22"/>
+                    <a:stretch>
+                      <a:fillRect/>
+                    </a:stretch>
+                  </pic:blipFill>
+                  <pic:spPr>
+                    <a:xfrm>
+                      <a:off x="0" y="0"/>
+                      <a:ext cx="6400800" cy="3920490"/>
+                    </a:xfrm>
+                    <a:prstGeom prst="rect">
+                      <a:avLst/>
+                    </a:prstGeom>
+                  </pic:spPr>
+                </pic:pic>
+              </a:graphicData>
+            </a:graphic>
+          </wp:inline>
+        </w:drawing>
+      </w:r>
+    </w:p>
+    <w:p>
+      <w:pPr>
+        <w:pStyle w:val="af0"/>
+        <w:spacing w:after="200"/>
+      </w:pPr>
+      <w:r>
+        <w:t>노을의</w:t>
+      </w:r>
+      <w:r>
+        <w:t xml:space="preserve"> </w:t>
+      </w:r>
+      <w:r>
+        <w:t>따뜻한</w:t>
+      </w:r>
+      <w:r>
+        <w:t xml:space="preserve"> </w:t>
+      </w:r>
+      <w:r>
+        <w:t>하늘색과</w:t>
+      </w:r>
+      <w:r>
+        <w:t xml:space="preserve"> </w:t>
+      </w:r>
+      <w:r>
+        <w:t>주변</w:t>
+      </w:r>
+      <w:r>
+        <w:t xml:space="preserve"> </w:t>
+      </w:r>
+      <w:r>
+        <w:t>무드</w:t>
+      </w:r>
+    </w:p>
+    <w:p>
+      <w:pPr>
+        <w:keepNext/>
+        <w:spacing w:after="40" w:line="240" w:lineRule="auto"/>
+      </w:pPr>
+      <w:r>
+        <w:rPr>
+          <w:noProof/>
+        </w:rPr>
+        <w:drawing>
+          <wp:inline distT="0" distB="0" distL="0" distR="0" wp14:anchorId="02A8D366" wp14:editId="21C2A9D4">
+            <wp:extent cx="6400800" cy="3920490"/>
+            <wp:effectExtent l="0" t="0" r="0" b="0"/>
+            <wp:docPr id="8" name="Picture 8"/>
+            <wp:cNvGraphicFramePr>
+              <a:graphicFrameLocks xmlns:a="http://schemas.openxmlformats.org/drawingml/2006/main" noChangeAspect="1"/>
+            </wp:cNvGraphicFramePr>
+            <a:graphic xmlns:a="http://schemas.openxmlformats.org/drawingml/2006/main">
+              <a:graphicData uri="http://schemas.openxmlformats.org/drawingml/2006/picture">
+                <pic:pic xmlns:pic="http://schemas.openxmlformats.org/drawingml/2006/picture">
+                  <pic:nvPicPr>
+                    <pic:cNvPr id="0" name="full-02-result.png"/>
                     <pic:cNvPicPr/>
                   </pic:nvPicPr>
                   <pic:blipFill>
@@ -18503,7 +19860,7 @@
                   <pic:spPr>
                     <a:xfrm>
                       <a:off x="0" y="0"/>
-                      <a:ext cx="6400800" cy="2560320"/>
+                      <a:ext cx="6400800" cy="3920490"/>
                     </a:xfrm>
                     <a:prstGeom prst="rect">
                       <a:avLst/>
@@ -18522,58 +19879,249 @@
         <w:spacing w:after="200"/>
       </w:pPr>
       <w:r>
-        <w:t>Android</w:t>
-      </w:r>
-      <w:r>
-        <w:t>의</w:t>
-      </w:r>
-      <w:r>
-        <w:t xml:space="preserve"> </w:t>
-      </w:r>
-      <w:r>
-        <w:t>동일</w:t>
-      </w:r>
-      <w:r>
-        <w:t xml:space="preserve"> </w:t>
-      </w:r>
-      <w:r>
-        <w:t>입력</w:t>
-      </w:r>
-      <w:r>
-        <w:t xml:space="preserve"> </w:t>
-      </w:r>
-      <w:r>
-        <w:t>비교</w:t>
-      </w:r>
-      <w:r>
-        <w:t xml:space="preserve">: </w:t>
-      </w:r>
-      <w:r>
-        <w:t>기존</w:t>
-      </w:r>
-      <w:r>
-        <w:t xml:space="preserve"> </w:t>
-      </w:r>
-      <w:r>
-        <w:t>관측과</w:t>
-      </w:r>
-      <w:r>
-        <w:t xml:space="preserve"> </w:t>
-      </w:r>
-      <w:r>
-        <w:t>의미분할</w:t>
-      </w:r>
-      <w:r>
-        <w:t xml:space="preserve"> </w:t>
-      </w:r>
-      <w:r>
-        <w:t>보조</w:t>
-      </w:r>
-      <w:r>
-        <w:t xml:space="preserve"> </w:t>
-      </w:r>
-      <w:r>
-        <w:t>후보</w:t>
+        <w:t>낮</w:t>
+      </w:r>
+      <w:r>
+        <w:t xml:space="preserve"> </w:t>
+      </w:r>
+      <w:r>
+        <w:t>도심의</w:t>
+      </w:r>
+      <w:r>
+        <w:t xml:space="preserve"> </w:t>
+      </w:r>
+      <w:r>
+        <w:t>밝은</w:t>
+      </w:r>
+      <w:r>
+        <w:t xml:space="preserve"> </w:t>
+      </w:r>
+      <w:r>
+        <w:t>영역과</w:t>
+      </w:r>
+      <w:r>
+        <w:t xml:space="preserve"> </w:t>
+      </w:r>
+      <w:r>
+        <w:t>푸른</w:t>
+      </w:r>
+      <w:r>
+        <w:t xml:space="preserve"> </w:t>
+      </w:r>
+      <w:r>
+        <w:t>하늘을</w:t>
+      </w:r>
+      <w:r>
+        <w:t xml:space="preserve"> </w:t>
+      </w:r>
+      <w:r>
+        <w:t>함께</w:t>
+      </w:r>
+      <w:r>
+        <w:t xml:space="preserve"> </w:t>
+      </w:r>
+      <w:r>
+        <w:t>반영한</w:t>
+      </w:r>
+      <w:r>
+        <w:t xml:space="preserve"> </w:t>
+      </w:r>
+      <w:r>
+        <w:t>결과</w:t>
+      </w:r>
+    </w:p>
+    <w:p>
+      <w:pPr>
+        <w:keepNext/>
+        <w:spacing w:after="40" w:line="240" w:lineRule="auto"/>
+      </w:pPr>
+      <w:r>
+        <w:rPr>
+          <w:noProof/>
+        </w:rPr>
+        <w:drawing>
+          <wp:inline distT="0" distB="0" distL="0" distR="0" wp14:anchorId="43F9DF38" wp14:editId="63F53079">
+            <wp:extent cx="6400800" cy="3920490"/>
+            <wp:effectExtent l="0" t="0" r="0" b="0"/>
+            <wp:docPr id="9" name="Picture 9"/>
+            <wp:cNvGraphicFramePr>
+              <a:graphicFrameLocks xmlns:a="http://schemas.openxmlformats.org/drawingml/2006/main" noChangeAspect="1"/>
+            </wp:cNvGraphicFramePr>
+            <a:graphic xmlns:a="http://schemas.openxmlformats.org/drawingml/2006/main">
+              <a:graphicData uri="http://schemas.openxmlformats.org/drawingml/2006/picture">
+                <pic:pic xmlns:pic="http://schemas.openxmlformats.org/drawingml/2006/picture">
+                  <pic:nvPicPr>
+                    <pic:cNvPr id="0" name="full-03-result.png"/>
+                    <pic:cNvPicPr/>
+                  </pic:nvPicPr>
+                  <pic:blipFill>
+                    <a:blip r:embed="rId24"/>
+                    <a:stretch>
+                      <a:fillRect/>
+                    </a:stretch>
+                  </pic:blipFill>
+                  <pic:spPr>
+                    <a:xfrm>
+                      <a:off x="0" y="0"/>
+                      <a:ext cx="6400800" cy="3920490"/>
+                    </a:xfrm>
+                    <a:prstGeom prst="rect">
+                      <a:avLst/>
+                    </a:prstGeom>
+                  </pic:spPr>
+                </pic:pic>
+              </a:graphicData>
+            </a:graphic>
+          </wp:inline>
+        </w:drawing>
+      </w:r>
+    </w:p>
+    <w:p>
+      <w:pPr>
+        <w:pStyle w:val="af0"/>
+        <w:spacing w:after="200"/>
+      </w:pPr>
+      <w:r>
+        <w:t>밤</w:t>
+      </w:r>
+      <w:r>
+        <w:t xml:space="preserve"> </w:t>
+      </w:r>
+      <w:r>
+        <w:t>도심의</w:t>
+      </w:r>
+      <w:r>
+        <w:t xml:space="preserve"> </w:t>
+      </w:r>
+      <w:r>
+        <w:t>밝은</w:t>
+      </w:r>
+      <w:r>
+        <w:t xml:space="preserve"> </w:t>
+      </w:r>
+      <w:r>
+        <w:t>영역</w:t>
+      </w:r>
+      <w:r>
+        <w:t xml:space="preserve"> </w:t>
+      </w:r>
+      <w:r>
+        <w:t>분포와</w:t>
+      </w:r>
+      <w:r>
+        <w:t xml:space="preserve"> </w:t>
+      </w:r>
+      <w:r>
+        <w:t>지속성에</w:t>
+      </w:r>
+      <w:r>
+        <w:t xml:space="preserve"> </w:t>
+      </w:r>
+      <w:r>
+        <w:t>따른</w:t>
+      </w:r>
+      <w:r>
+        <w:t xml:space="preserve"> </w:t>
+      </w:r>
+      <w:r>
+        <w:t>결과</w:t>
+      </w:r>
+    </w:p>
+    <w:p>
+      <w:pPr>
+        <w:keepNext/>
+        <w:spacing w:after="40" w:line="240" w:lineRule="auto"/>
+      </w:pPr>
+      <w:r>
+        <w:rPr>
+          <w:noProof/>
+        </w:rPr>
+        <w:drawing>
+          <wp:inline distT="0" distB="0" distL="0" distR="0" wp14:anchorId="50517696" wp14:editId="603F3028">
+            <wp:extent cx="6400800" cy="3920490"/>
+            <wp:effectExtent l="0" t="0" r="0" b="0"/>
+            <wp:docPr id="10" name="Picture 10"/>
+            <wp:cNvGraphicFramePr>
+              <a:graphicFrameLocks xmlns:a="http://schemas.openxmlformats.org/drawingml/2006/main" noChangeAspect="1"/>
+            </wp:cNvGraphicFramePr>
+            <a:graphic xmlns:a="http://schemas.openxmlformats.org/drawingml/2006/main">
+              <a:graphicData uri="http://schemas.openxmlformats.org/drawingml/2006/picture">
+                <pic:pic xmlns:pic="http://schemas.openxmlformats.org/drawingml/2006/picture">
+                  <pic:nvPicPr>
+                    <pic:cNvPr id="0" name="full-04-result.png"/>
+                    <pic:cNvPicPr/>
+                  </pic:nvPicPr>
+                  <pic:blipFill>
+                    <a:blip r:embed="rId25"/>
+                    <a:stretch>
+                      <a:fillRect/>
+                    </a:stretch>
+                  </pic:blipFill>
+                  <pic:spPr>
+                    <a:xfrm>
+                      <a:off x="0" y="0"/>
+                      <a:ext cx="6400800" cy="3920490"/>
+                    </a:xfrm>
+                    <a:prstGeom prst="rect">
+                      <a:avLst/>
+                    </a:prstGeom>
+                  </pic:spPr>
+                </pic:pic>
+              </a:graphicData>
+            </a:graphic>
+          </wp:inline>
+        </w:drawing>
+      </w:r>
+    </w:p>
+    <w:p>
+      <w:pPr>
+        <w:pStyle w:val="af0"/>
+        <w:spacing w:after="200"/>
+      </w:pPr>
+      <w:r>
+        <w:t>흐린</w:t>
+      </w:r>
+      <w:r>
+        <w:t xml:space="preserve"> </w:t>
+      </w:r>
+      <w:r>
+        <w:t>도로에서</w:t>
+      </w:r>
+      <w:r>
+        <w:t xml:space="preserve"> </w:t>
+      </w:r>
+      <w:r>
+        <w:t>충분히</w:t>
+      </w:r>
+      <w:r>
+        <w:t xml:space="preserve"> </w:t>
+      </w:r>
+      <w:r>
+        <w:t>지속되지</w:t>
+      </w:r>
+      <w:r>
+        <w:t xml:space="preserve"> </w:t>
+      </w:r>
+      <w:r>
+        <w:t>않은</w:t>
+      </w:r>
+      <w:r>
+        <w:t xml:space="preserve"> </w:t>
+      </w:r>
+      <w:r>
+        <w:t>후보를</w:t>
+      </w:r>
+      <w:r>
+        <w:t xml:space="preserve"> </w:t>
+      </w:r>
+      <w:r>
+        <w:t>제외한</w:t>
+      </w:r>
+      <w:r>
+        <w:t xml:space="preserve"> </w:t>
+      </w:r>
+      <w:r>
+        <w:t>결과</w:t>
       </w:r>
     </w:p>
     <w:p>
@@ -18608,43 +20156,88 @@
     </w:p>
     <w:p>
       <w:r>
-        <w:t>의미분할</w:t>
-      </w:r>
-      <w:r>
-        <w:t xml:space="preserve"> </w:t>
-      </w:r>
-      <w:r>
-        <w:t>관측은</w:t>
-      </w:r>
-      <w:r>
-        <w:t xml:space="preserve"> 0.3.1</w:t>
-      </w:r>
-      <w:r>
-        <w:t>의</w:t>
-      </w:r>
-      <w:r>
-        <w:t xml:space="preserve"> </w:t>
-      </w:r>
-      <w:r>
-        <w:t>기본</w:t>
-      </w:r>
-      <w:r>
-        <w:t xml:space="preserve"> </w:t>
-      </w:r>
-      <w:r>
-        <w:t>분석기로</w:t>
-      </w:r>
-      <w:r>
-        <w:t xml:space="preserve"> </w:t>
-      </w:r>
-      <w:r>
-        <w:t>통합했다</w:t>
+        <w:t>0.3.2</w:t>
+      </w:r>
+      <w:r>
+        <w:t>는</w:t>
+      </w:r>
+      <w:r>
+        <w:t xml:space="preserve"> </w:t>
+      </w:r>
+      <w:r>
+        <w:t>하늘색과</w:t>
+      </w:r>
+      <w:r>
+        <w:t xml:space="preserve"> </w:t>
+      </w:r>
+      <w:r>
+        <w:t>조명을</w:t>
+      </w:r>
+      <w:r>
+        <w:t xml:space="preserve"> </w:t>
+      </w:r>
+      <w:r>
+        <w:t>공통</w:t>
+      </w:r>
+      <w:r>
+        <w:t xml:space="preserve"> </w:t>
+      </w:r>
+      <w:r>
+        <w:t>주변</w:t>
+      </w:r>
+      <w:r>
+        <w:t xml:space="preserve"> </w:t>
+      </w:r>
+      <w:r>
+        <w:t>무드로</w:t>
+      </w:r>
+      <w:r>
+        <w:t xml:space="preserve"> </w:t>
+      </w:r>
+      <w:r>
+        <w:t>묶어</w:t>
+      </w:r>
+      <w:r>
+        <w:t xml:space="preserve"> </w:t>
+      </w:r>
+      <w:r>
+        <w:t>음악</w:t>
+      </w:r>
+      <w:r>
+        <w:t>·</w:t>
+      </w:r>
+      <w:r>
+        <w:t>조명</w:t>
+      </w:r>
+      <w:r>
+        <w:t xml:space="preserve"> </w:t>
+      </w:r>
+      <w:r>
+        <w:t>미리보기에</w:t>
+      </w:r>
+      <w:r>
+        <w:t xml:space="preserve"> </w:t>
+      </w:r>
+      <w:r>
+        <w:t>전달한다</w:t>
       </w:r>
       <w:r>
         <w:t xml:space="preserve">. </w:t>
       </w:r>
       <w:r>
-        <w:t>자동</w:t>
+        <w:t>통합</w:t>
+      </w:r>
+      <w:r>
+        <w:t xml:space="preserve"> </w:t>
+      </w:r>
+      <w:r>
+        <w:t>소스의</w:t>
+      </w:r>
+      <w:r>
+        <w:t xml:space="preserve"> </w:t>
+      </w:r>
+      <w:r>
+        <w:t>단위</w:t>
       </w:r>
       <w:r>
         <w:t xml:space="preserve"> </w:t>
@@ -18653,110 +20246,298 @@
         <w:t>검사</w:t>
       </w:r>
       <w:r>
-        <w:t xml:space="preserve"> 261</w:t>
+        <w:t xml:space="preserve"> 306</w:t>
+      </w:r>
+      <w:r>
+        <w:t>개와</w:t>
+      </w:r>
+      <w:r>
+        <w:t xml:space="preserve"> </w:t>
+      </w:r>
+      <w:r>
+        <w:t>실제</w:t>
+      </w:r>
+      <w:r>
+        <w:t xml:space="preserve"> RGB </w:t>
+      </w:r>
+      <w:r>
+        <w:t>비교</w:t>
+      </w:r>
+      <w:r>
+        <w:t>, 30</w:t>
+      </w:r>
+      <w:r>
+        <w:t>초</w:t>
+      </w:r>
+      <w:r>
+        <w:t>·60</w:t>
+      </w:r>
+      <w:r>
+        <w:t>초</w:t>
+      </w:r>
+      <w:r>
+        <w:t xml:space="preserve"> </w:t>
+      </w:r>
+      <w:r>
+        <w:t>녹화</w:t>
+      </w:r>
+      <w:r>
+        <w:t>·</w:t>
+      </w:r>
+      <w:r>
+        <w:t>취소</w:t>
+      </w:r>
+      <w:r>
+        <w:t xml:space="preserve"> </w:t>
+      </w:r>
+      <w:r>
+        <w:t>검증을</w:t>
+      </w:r>
+      <w:r>
+        <w:t xml:space="preserve"> </w:t>
+      </w:r>
+      <w:r>
+        <w:t>재사용했고</w:t>
+      </w:r>
+      <w:r>
+        <w:t xml:space="preserve"> </w:t>
+      </w:r>
+      <w:r>
+        <w:t>최종</w:t>
+      </w:r>
+      <w:r>
+        <w:t xml:space="preserve"> </w:t>
+      </w:r>
+      <w:r>
+        <w:t>서명</w:t>
+      </w:r>
+      <w:r>
+        <w:t xml:space="preserve"> APK</w:t>
+      </w:r>
+      <w:r>
+        <w:t>에서</w:t>
+      </w:r>
+      <w:r>
+        <w:t xml:space="preserve"> </w:t>
+      </w:r>
+      <w:r>
+        <w:t>제품</w:t>
+      </w:r>
+      <w:r>
+        <w:t xml:space="preserve"> </w:t>
+      </w:r>
+      <w:r>
+        <w:t>구성</w:t>
+      </w:r>
+      <w:r>
+        <w:t>·</w:t>
+      </w:r>
+      <w:r>
+        <w:t>라이선스</w:t>
+      </w:r>
+      <w:r>
+        <w:t>·</w:t>
+      </w:r>
+      <w:r>
+        <w:t>업데이트</w:t>
+      </w:r>
+      <w:r>
+        <w:t xml:space="preserve"> </w:t>
+      </w:r>
+      <w:r>
+        <w:t>설치를</w:t>
+      </w:r>
+      <w:r>
+        <w:t xml:space="preserve"> </w:t>
+      </w:r>
+      <w:r>
+        <w:t>다시</w:t>
+      </w:r>
+      <w:r>
+        <w:t xml:space="preserve"> </w:t>
+      </w:r>
+      <w:r>
+        <w:t>확인했다</w:t>
+      </w:r>
+      <w:r>
+        <w:t xml:space="preserve">. </w:t>
+      </w:r>
+      <w:r>
+        <w:t>서명</w:t>
+      </w:r>
+      <w:r>
+        <w:t xml:space="preserve">·16KB </w:t>
+      </w:r>
+      <w:r>
+        <w:t>정렬</w:t>
+      </w:r>
+      <w:r>
+        <w:t>·</w:t>
+      </w:r>
+      <w:r>
+        <w:t>문구</w:t>
+      </w:r>
+      <w:r>
+        <w:t xml:space="preserve"> </w:t>
+      </w:r>
+      <w:r>
+        <w:t>검사도</w:t>
+      </w:r>
+      <w:r>
+        <w:t xml:space="preserve"> </w:t>
+      </w:r>
+      <w:r>
+        <w:t>통과했다</w:t>
+      </w:r>
+      <w:r>
+        <w:t>.</w:t>
+      </w:r>
+    </w:p>
+    <w:p>
+      <w:r>
+        <w:t>새</w:t>
+      </w:r>
+      <w:r>
+        <w:t xml:space="preserve"> 4</w:t>
       </w:r>
       <w:r>
         <w:t>개</w:t>
       </w:r>
       <w:r>
+        <w:t xml:space="preserve"> </w:t>
+      </w:r>
+      <w:r>
+        <w:t>영상의</w:t>
+      </w:r>
+      <w:r>
+        <w:t xml:space="preserve"> 240</w:t>
+      </w:r>
+      <w:r>
+        <w:t>프레임에서는</w:t>
+      </w:r>
+      <w:r>
+        <w:t xml:space="preserve"> </w:t>
+      </w:r>
+      <w:r>
+        <w:t>관측</w:t>
+      </w:r>
+      <w:r>
+        <w:t xml:space="preserve"> </w:t>
+      </w:r>
+      <w:r>
+        <w:t>출처</w:t>
+      </w:r>
+      <w:r>
+        <w:t>·</w:t>
+      </w:r>
+      <w:r>
+        <w:t>기여</w:t>
+      </w:r>
+      <w:r>
+        <w:t xml:space="preserve"> </w:t>
+      </w:r>
+      <w:r>
+        <w:t>배분</w:t>
+      </w:r>
+      <w:r>
+        <w:t>·</w:t>
+      </w:r>
+      <w:r>
+        <w:t>하늘색</w:t>
+      </w:r>
+      <w:r>
+        <w:t xml:space="preserve"> </w:t>
+      </w:r>
+      <w:r>
+        <w:t>수치의</w:t>
+      </w:r>
+      <w:r>
+        <w:t xml:space="preserve"> </w:t>
+      </w:r>
+      <w:r>
+        <w:t>일치를</w:t>
+      </w:r>
+      <w:r>
+        <w:t xml:space="preserve"> </w:t>
+      </w:r>
+      <w:r>
+        <w:t>확인했다</w:t>
+      </w:r>
+      <w:r>
+        <w:t xml:space="preserve">. Galaxy S25+ </w:t>
+      </w:r>
+      <w:r>
+        <w:t>실기기의</w:t>
+      </w:r>
+      <w:r>
+        <w:t xml:space="preserve"> </w:t>
+      </w:r>
+      <w:r>
+        <w:t>처리</w:t>
+      </w:r>
+      <w:r>
+        <w:t xml:space="preserve"> </w:t>
+      </w:r>
+      <w:r>
+        <w:t>지연</w:t>
+      </w:r>
+      <w:r>
+        <w:t>·</w:t>
+      </w:r>
+      <w:r>
+        <w:t>발열</w:t>
+      </w:r>
+      <w:r>
         <w:t xml:space="preserve">, </w:t>
       </w:r>
       <w:r>
-        <w:t>실제</w:t>
-      </w:r>
-      <w:r>
-        <w:t xml:space="preserve"> RGB </w:t>
-      </w:r>
-      <w:r>
-        <w:t>입력</w:t>
-      </w:r>
-      <w:r>
-        <w:t xml:space="preserve"> </w:t>
-      </w:r>
-      <w:r>
-        <w:t>비교</w:t>
-      </w:r>
-      <w:r>
-        <w:t>, 30</w:t>
-      </w:r>
-      <w:r>
-        <w:t>초</w:t>
-      </w:r>
-      <w:r>
-        <w:t>·60</w:t>
-      </w:r>
-      <w:r>
-        <w:t>초</w:t>
-      </w:r>
-      <w:r>
-        <w:t xml:space="preserve"> </w:t>
-      </w:r>
-      <w:r>
-        <w:t>녹화</w:t>
-      </w:r>
-      <w:r>
-        <w:t>·</w:t>
-      </w:r>
-      <w:r>
-        <w:t>분석과</w:t>
-      </w:r>
-      <w:r>
-        <w:t xml:space="preserve"> </w:t>
-      </w:r>
-      <w:r>
-        <w:t>취소</w:t>
-      </w:r>
-      <w:r>
-        <w:t xml:space="preserve"> </w:t>
-      </w:r>
-      <w:r>
-        <w:t>검사를</w:t>
-      </w:r>
-      <w:r>
-        <w:t xml:space="preserve"> </w:t>
-      </w:r>
-      <w:r>
-        <w:t>통과했다</w:t>
+        <w:t>환경</w:t>
+      </w:r>
+      <w:r>
+        <w:t xml:space="preserve"> API </w:t>
+      </w:r>
+      <w:r>
+        <w:t>실통신과</w:t>
+      </w:r>
+      <w:r>
+        <w:t xml:space="preserve"> Pleos </w:t>
+      </w:r>
+      <w:r>
+        <w:t>실차</w:t>
+      </w:r>
+      <w:r>
+        <w:t xml:space="preserve"> </w:t>
+      </w:r>
+      <w:r>
+        <w:t>연결은</w:t>
+      </w:r>
+      <w:r>
+        <w:t xml:space="preserve"> </w:t>
+      </w:r>
+      <w:r>
+        <w:t>대상</w:t>
+      </w:r>
+      <w:r>
+        <w:t xml:space="preserve"> </w:t>
+      </w:r>
+      <w:r>
+        <w:t>환경에서</w:t>
+      </w:r>
+      <w:r>
+        <w:t xml:space="preserve"> </w:t>
+      </w:r>
+      <w:r>
+        <w:t>검증한다</w:t>
       </w:r>
       <w:r>
         <w:t xml:space="preserve">. </w:t>
       </w:r>
-      <w:r>
-        <w:t>실제</w:t>
-      </w:r>
-      <w:r>
-        <w:t xml:space="preserve"> </w:t>
-      </w:r>
-      <w:r>
-        <w:t>주행</w:t>
-      </w:r>
-      <w:r>
-        <w:t xml:space="preserve"> 6</w:t>
-      </w:r>
-      <w:r>
-        <w:t>개의</w:t>
-      </w:r>
-      <w:r>
-        <w:t xml:space="preserve"> </w:t>
-      </w:r>
-      <w:r>
-        <w:t>후속</w:t>
-      </w:r>
-      <w:r>
-        <w:t xml:space="preserve"> </w:t>
-      </w:r>
-      <w:hyperlink r:id="rId24">
+      <w:hyperlink r:id="rId26">
         <w:r>
           <w:rPr>
             <w:color w:val="245C7A"/>
           </w:rPr>
-          <w:t>90</w:t>
-        </w:r>
-        <w:r>
-          <w:rPr>
-            <w:color w:val="245C7A"/>
-          </w:rPr>
-          <w:t>초</w:t>
+          <w:t>버전별</w:t>
         </w:r>
         <w:r>
           <w:rPr>
@@ -18764,307 +20545,6 @@
           </w:rPr>
           <w:t xml:space="preserve"> </w:t>
         </w:r>
-        <w:r>
-          <w:rPr>
-            <w:color w:val="245C7A"/>
-          </w:rPr>
-          <w:t>시연</w:t>
-        </w:r>
-      </w:hyperlink>
-      <w:r>
-        <w:t>은</w:t>
-      </w:r>
-      <w:r>
-        <w:t xml:space="preserve"> 326</w:t>
-      </w:r>
-      <w:r>
-        <w:t>개</w:t>
-      </w:r>
-      <w:r>
-        <w:t xml:space="preserve"> </w:t>
-      </w:r>
-      <w:r>
-        <w:t>관측</w:t>
-      </w:r>
-      <w:r>
-        <w:t xml:space="preserve"> </w:t>
-      </w:r>
-      <w:r>
-        <w:t>프레임의</w:t>
-      </w:r>
-      <w:r>
-        <w:t xml:space="preserve"> </w:t>
-      </w:r>
-      <w:r>
-        <w:t>영역별</w:t>
-      </w:r>
-      <w:r>
-        <w:t xml:space="preserve"> </w:t>
-      </w:r>
-      <w:r>
-        <w:t>기여와</w:t>
-      </w:r>
-      <w:r>
-        <w:t xml:space="preserve"> </w:t>
-      </w:r>
-      <w:r>
-        <w:t>구간</w:t>
-      </w:r>
-      <w:r>
-        <w:t xml:space="preserve"> </w:t>
-      </w:r>
-      <w:r>
-        <w:t>결과를</w:t>
-      </w:r>
-      <w:r>
-        <w:t xml:space="preserve"> </w:t>
-      </w:r>
-      <w:r>
-        <w:t>보여준다</w:t>
-      </w:r>
-      <w:r>
-        <w:t>.</w:t>
-      </w:r>
-    </w:p>
-    <w:p>
-      <w:r>
-        <w:t>0.3.1</w:t>
-      </w:r>
-      <w:r>
-        <w:t>은</w:t>
-      </w:r>
-      <w:r>
-        <w:t xml:space="preserve"> Android </w:t>
-      </w:r>
-      <w:r>
-        <w:t>에뮬레이터</w:t>
-      </w:r>
-      <w:r>
-        <w:t xml:space="preserve"> </w:t>
-      </w:r>
-      <w:r>
-        <w:t>녹화</w:t>
-      </w:r>
-      <w:r>
-        <w:t xml:space="preserve"> </w:t>
-      </w:r>
-      <w:r>
-        <w:t>검사</w:t>
-      </w:r>
-      <w:r>
-        <w:t xml:space="preserve"> 5</w:t>
-      </w:r>
-      <w:r>
-        <w:t>개와</w:t>
-      </w:r>
-      <w:r>
-        <w:t xml:space="preserve"> </w:t>
-      </w:r>
-      <w:r>
-        <w:t>최종</w:t>
-      </w:r>
-      <w:r>
-        <w:t xml:space="preserve"> </w:t>
-      </w:r>
-      <w:r>
-        <w:t>서명</w:t>
-      </w:r>
-      <w:r>
-        <w:t xml:space="preserve"> APK</w:t>
-      </w:r>
-      <w:r>
-        <w:t>의</w:t>
-      </w:r>
-      <w:r>
-        <w:t xml:space="preserve"> </w:t>
-      </w:r>
-      <w:r>
-        <w:t>구성</w:t>
-      </w:r>
-      <w:r>
-        <w:t xml:space="preserve">·RGB </w:t>
-      </w:r>
-      <w:r>
-        <w:t>검사</w:t>
-      </w:r>
-      <w:r>
-        <w:t xml:space="preserve"> 2</w:t>
-      </w:r>
-      <w:r>
-        <w:t>개</w:t>
-      </w:r>
-      <w:r>
-        <w:t xml:space="preserve">, </w:t>
-      </w:r>
-      <w:r>
-        <w:t>빌드</w:t>
-      </w:r>
-      <w:r>
-        <w:t>·Lint·</w:t>
-      </w:r>
-      <w:r>
-        <w:t>서명</w:t>
-      </w:r>
-      <w:r>
-        <w:t>·</w:t>
-      </w:r>
-      <w:r>
-        <w:t>정렬</w:t>
-      </w:r>
-      <w:r>
-        <w:t xml:space="preserve"> </w:t>
-      </w:r>
-      <w:r>
-        <w:t>검사를</w:t>
-      </w:r>
-      <w:r>
-        <w:t xml:space="preserve"> </w:t>
-      </w:r>
-      <w:r>
-        <w:t>통과했다</w:t>
-      </w:r>
-      <w:r>
-        <w:t>. 30</w:t>
-      </w:r>
-      <w:r>
-        <w:t>초</w:t>
-      </w:r>
-      <w:r>
-        <w:t>·60</w:t>
-      </w:r>
-      <w:r>
-        <w:t>초</w:t>
-      </w:r>
-      <w:r>
-        <w:t xml:space="preserve"> </w:t>
-      </w:r>
-      <w:r>
-        <w:t>실제</w:t>
-      </w:r>
-      <w:r>
-        <w:t xml:space="preserve"> </w:t>
-      </w:r>
-      <w:r>
-        <w:t>녹화</w:t>
-      </w:r>
-      <w:r>
-        <w:t xml:space="preserve"> </w:t>
-      </w:r>
-      <w:r>
-        <w:t>파일의</w:t>
-      </w:r>
-      <w:r>
-        <w:t xml:space="preserve"> </w:t>
-      </w:r>
-      <w:r>
-        <w:t>디코딩</w:t>
-      </w:r>
-      <w:r>
-        <w:t>·</w:t>
-      </w:r>
-      <w:r>
-        <w:t>분석과</w:t>
-      </w:r>
-      <w:r>
-        <w:t xml:space="preserve"> </w:t>
-      </w:r>
-      <w:r>
-        <w:t>취소</w:t>
-      </w:r>
-      <w:r>
-        <w:t xml:space="preserve"> </w:t>
-      </w:r>
-      <w:r>
-        <w:t>후</w:t>
-      </w:r>
-      <w:r>
-        <w:t xml:space="preserve"> </w:t>
-      </w:r>
-      <w:r>
-        <w:t>임시영상</w:t>
-      </w:r>
-      <w:r>
-        <w:t xml:space="preserve"> </w:t>
-      </w:r>
-      <w:r>
-        <w:t>삭제</w:t>
-      </w:r>
-      <w:r>
-        <w:t xml:space="preserve">, </w:t>
-      </w:r>
-      <w:r>
-        <w:t>업데이트</w:t>
-      </w:r>
-      <w:r>
-        <w:t xml:space="preserve"> </w:t>
-      </w:r>
-      <w:r>
-        <w:t>설치를</w:t>
-      </w:r>
-      <w:r>
-        <w:t xml:space="preserve"> </w:t>
-      </w:r>
-      <w:r>
-        <w:t>확인했다</w:t>
-      </w:r>
-      <w:r>
-        <w:t xml:space="preserve">. Galaxy S25+ </w:t>
-      </w:r>
-      <w:r>
-        <w:t>실기기</w:t>
-      </w:r>
-      <w:r>
-        <w:t xml:space="preserve"> </w:t>
-      </w:r>
-      <w:r>
-        <w:t>성능</w:t>
-      </w:r>
-      <w:r>
-        <w:t>·</w:t>
-      </w:r>
-      <w:r>
-        <w:t>환경</w:t>
-      </w:r>
-      <w:r>
-        <w:t xml:space="preserve"> API </w:t>
-      </w:r>
-      <w:r>
-        <w:t>실통신</w:t>
-      </w:r>
-      <w:r>
-        <w:t xml:space="preserve">·Pleos </w:t>
-      </w:r>
-      <w:r>
-        <w:t>실차</w:t>
-      </w:r>
-      <w:r>
-        <w:t xml:space="preserve"> </w:t>
-      </w:r>
-      <w:r>
-        <w:t>연결은</w:t>
-      </w:r>
-      <w:r>
-        <w:t xml:space="preserve"> </w:t>
-      </w:r>
-      <w:r>
-        <w:t>후속</w:t>
-      </w:r>
-      <w:r>
-        <w:t xml:space="preserve"> </w:t>
-      </w:r>
-      <w:r>
-        <w:t>검증</w:t>
-      </w:r>
-      <w:r>
-        <w:t xml:space="preserve"> </w:t>
-      </w:r>
-      <w:r>
-        <w:t>대상이다</w:t>
-      </w:r>
-      <w:r>
-        <w:t xml:space="preserve">. </w:t>
-      </w:r>
-      <w:hyperlink r:id="rId25">
         <w:r>
           <w:rPr>
             <w:color w:val="245C7A"/>
@@ -19091,19 +20571,25 @@
         <w:t xml:space="preserve"> </w:t>
       </w:r>
       <w:r>
+        <w:t>실제</w:t>
+      </w:r>
+      <w:r>
+        <w:t xml:space="preserve"> </w:t>
+      </w:r>
+      <w:r>
         <w:t>실행</w:t>
       </w:r>
       <w:r>
         <w:t xml:space="preserve"> </w:t>
       </w:r>
       <w:r>
-        <w:t>결과를</w:t>
-      </w:r>
-      <w:r>
-        <w:t xml:space="preserve"> </w:t>
-      </w:r>
-      <w:r>
-        <w:t>제공한다</w:t>
+        <w:t>범위를</w:t>
+      </w:r>
+      <w:r>
+        <w:t xml:space="preserve"> </w:t>
+      </w:r>
+      <w:r>
+        <w:t>정리했다</w:t>
       </w:r>
       <w:r>
         <w:t>.</w:t>
@@ -20783,7 +22269,7 @@
       <w:r>
         <w:t xml:space="preserve">1. </w:t>
       </w:r>
-      <w:hyperlink r:id="rId26">
+      <w:hyperlink r:id="rId27">
         <w:r>
           <w:rPr>
             <w:color w:val="245C7A"/>
@@ -20832,7 +22318,7 @@
       <w:r>
         <w:t xml:space="preserve">2. </w:t>
       </w:r>
-      <w:hyperlink r:id="rId27">
+      <w:hyperlink r:id="rId28">
         <w:r>
           <w:rPr>
             <w:color w:val="245C7A"/>
@@ -20893,7 +22379,7 @@
       <w:r>
         <w:t xml:space="preserve">3. </w:t>
       </w:r>
-      <w:hyperlink r:id="rId28">
+      <w:hyperlink r:id="rId29">
         <w:r>
           <w:rPr>
             <w:color w:val="245C7A"/>
@@ -20916,7 +22402,7 @@
       <w:r>
         <w:t xml:space="preserve"> </w:t>
       </w:r>
-      <w:hyperlink r:id="rId29">
+      <w:hyperlink r:id="rId30">
         <w:r>
           <w:rPr>
             <w:color w:val="245C7A"/>
@@ -20965,7 +22451,7 @@
       <w:r>
         <w:t xml:space="preserve">4. </w:t>
       </w:r>
-      <w:hyperlink r:id="rId30">
+      <w:hyperlink r:id="rId31">
         <w:r>
           <w:rPr>
             <w:color w:val="245C7A"/>
@@ -21050,7 +22536,7 @@
       <w:r>
         <w:t xml:space="preserve">5. </w:t>
       </w:r>
-      <w:hyperlink r:id="rId31">
+      <w:hyperlink r:id="rId32">
         <w:r>
           <w:rPr>
             <w:color w:val="245C7A"/>
@@ -21105,7 +22591,7 @@
       <w:r>
         <w:t xml:space="preserve">6. </w:t>
       </w:r>
-      <w:hyperlink r:id="rId32">
+      <w:hyperlink r:id="rId33">
         <w:r>
           <w:rPr>
             <w:color w:val="245C7A"/>
@@ -21166,7 +22652,7 @@
       <w:r>
         <w:t xml:space="preserve">7. </w:t>
       </w:r>
-      <w:hyperlink r:id="rId33">
+      <w:hyperlink r:id="rId34">
         <w:r>
           <w:rPr>
             <w:color w:val="245C7A"/>
@@ -21245,7 +22731,7 @@
       <w:r>
         <w:t xml:space="preserve">8. </w:t>
       </w:r>
-      <w:hyperlink r:id="rId34">
+      <w:hyperlink r:id="rId35">
         <w:r>
           <w:rPr>
             <w:color w:val="245C7A"/>
@@ -21312,7 +22798,7 @@
       <w:r>
         <w:t xml:space="preserve">9. </w:t>
       </w:r>
-      <w:hyperlink r:id="rId35">
+      <w:hyperlink r:id="rId36">
         <w:r>
           <w:rPr>
             <w:color w:val="245C7A"/>
@@ -21367,7 +22853,7 @@
       <w:r>
         <w:t xml:space="preserve">10. </w:t>
       </w:r>
-      <w:hyperlink r:id="rId36">
+      <w:hyperlink r:id="rId37">
         <w:r>
           <w:rPr>
             <w:color w:val="245C7A"/>
@@ -21446,7 +22932,7 @@
       <w:r>
         <w:t xml:space="preserve">11. </w:t>
       </w:r>
-      <w:hyperlink r:id="rId37">
+      <w:hyperlink r:id="rId38">
         <w:r>
           <w:rPr>
             <w:color w:val="245C7A"/>
@@ -21567,8 +23053,8 @@
       </w:r>
     </w:p>
     <w:sectPr>
-      <w:headerReference w:type="default" r:id="rId38"/>
-      <w:footerReference w:type="default" r:id="rId39"/>
+      <w:headerReference w:type="default" r:id="rId39"/>
+      <w:footerReference w:type="default" r:id="rId40"/>
       <w:pgSz w:w="12240" w:h="15840"/>
       <w:pgMar w:top="979" w:right="1080" w:bottom="936" w:left="1080" w:header="432" w:footer="432" w:gutter="0"/>
       <w:cols w:space="720"/>
@@ -21851,31 +23337,31 @@
       </w:rPr>
     </w:lvl>
   </w:abstractNum>
-  <w:num w:numId="1" w16cid:durableId="1479374707">
+  <w:num w:numId="1" w16cid:durableId="1908153461">
     <w:abstractNumId w:val="8"/>
   </w:num>
-  <w:num w:numId="2" w16cid:durableId="377052256">
+  <w:num w:numId="2" w16cid:durableId="1989747469">
     <w:abstractNumId w:val="6"/>
   </w:num>
-  <w:num w:numId="3" w16cid:durableId="450049608">
+  <w:num w:numId="3" w16cid:durableId="1023089230">
     <w:abstractNumId w:val="5"/>
   </w:num>
-  <w:num w:numId="4" w16cid:durableId="455753182">
+  <w:num w:numId="4" w16cid:durableId="354035738">
     <w:abstractNumId w:val="4"/>
   </w:num>
-  <w:num w:numId="5" w16cid:durableId="545725023">
+  <w:num w:numId="5" w16cid:durableId="2048990602">
     <w:abstractNumId w:val="7"/>
   </w:num>
-  <w:num w:numId="6" w16cid:durableId="1439132672">
+  <w:num w:numId="6" w16cid:durableId="272711503">
     <w:abstractNumId w:val="3"/>
   </w:num>
-  <w:num w:numId="7" w16cid:durableId="1849173469">
+  <w:num w:numId="7" w16cid:durableId="1258101632">
     <w:abstractNumId w:val="2"/>
   </w:num>
-  <w:num w:numId="8" w16cid:durableId="363866981">
+  <w:num w:numId="8" w16cid:durableId="819153266">
     <w:abstractNumId w:val="1"/>
   </w:num>
-  <w:num w:numId="9" w16cid:durableId="1216502074">
+  <w:num w:numId="9" w16cid:durableId="405612558">
     <w:abstractNumId w:val="0"/>
   </w:num>
 </w:numbering>

--- a/docs/product/DrivingMood-Design.docx
+++ b/docs/product/DrivingMood-Design.docx
@@ -1864,7 +1864,7 @@
           <w:noProof/>
         </w:rPr>
         <w:drawing>
-          <wp:inline distT="0" distB="0" distL="0" distR="0" wp14:anchorId="58050FB1" wp14:editId="5537E220">
+          <wp:inline distT="0" distB="0" distL="0" distR="0" wp14:anchorId="467AF421" wp14:editId="75F47E36">
             <wp:extent cx="6400800" cy="3120390"/>
             <wp:effectExtent l="0" t="0" r="0" b="0"/>
             <wp:docPr id="1" name="Picture 1"/>
@@ -3843,7 +3843,7 @@
           <w:noProof/>
         </w:rPr>
         <w:drawing>
-          <wp:inline distT="0" distB="0" distL="0" distR="0" wp14:anchorId="5BEAC3E2" wp14:editId="5869A245">
+          <wp:inline distT="0" distB="0" distL="0" distR="0" wp14:anchorId="3F9AD0DB" wp14:editId="314B497C">
             <wp:extent cx="6400800" cy="2221454"/>
             <wp:effectExtent l="0" t="0" r="0" b="0"/>
             <wp:docPr id="2" name="Picture 2"/>
@@ -6878,16 +6878,22 @@
         <w:t xml:space="preserve"> </w:t>
       </w:r>
       <w:r>
+        <w:t>차량</w:t>
+      </w:r>
+      <w:r>
+        <w:t xml:space="preserve"> </w:t>
+      </w:r>
+      <w:r>
         <w:t>주행</w:t>
       </w:r>
       <w:r>
-        <w:t xml:space="preserve"> 6</w:t>
-      </w:r>
-      <w:r>
-        <w:t>개</w:t>
-      </w:r>
-      <w:r>
-        <w:t>·4,757</w:t>
+        <w:t xml:space="preserve"> </w:t>
+      </w:r>
+      <w:r>
+        <w:t>영상의</w:t>
+      </w:r>
+      <w:r>
+        <w:t xml:space="preserve"> </w:t>
       </w:r>
       <w:r>
         <w:t>프레임에서</w:t>
@@ -7661,34 +7667,22 @@
         <w:t>학습</w:t>
       </w:r>
       <w:r>
-        <w:t xml:space="preserve"> 12</w:t>
-      </w:r>
-      <w:r>
-        <w:t>장</w:t>
-      </w:r>
-      <w:r>
         <w:t>·</w:t>
       </w:r>
       <w:r>
         <w:t>검증</w:t>
       </w:r>
       <w:r>
-        <w:t xml:space="preserve"> 4</w:t>
-      </w:r>
-      <w:r>
-        <w:t>장</w:t>
-      </w:r>
-      <w:r>
         <w:t>·</w:t>
       </w:r>
       <w:r>
         <w:t>시험</w:t>
       </w:r>
       <w:r>
-        <w:t xml:space="preserve"> 8</w:t>
-      </w:r>
-      <w:r>
-        <w:t>장을</w:t>
+        <w:t xml:space="preserve"> </w:t>
+      </w:r>
+      <w:r>
+        <w:t>자료를</w:t>
       </w:r>
       <w:r>
         <w:t xml:space="preserve"> </w:t>
@@ -7956,7 +7950,7 @@
           <w:noProof/>
         </w:rPr>
         <w:drawing>
-          <wp:inline distT="0" distB="0" distL="0" distR="0" wp14:anchorId="678323DB" wp14:editId="2D036CE4">
+          <wp:inline distT="0" distB="0" distL="0" distR="0" wp14:anchorId="304EF16A" wp14:editId="5F904167">
             <wp:extent cx="6400800" cy="2314135"/>
             <wp:effectExtent l="0" t="0" r="0" b="0"/>
             <wp:docPr id="3" name="Picture 3"/>
@@ -8039,13 +8033,13 @@
     </w:p>
     <w:p>
       <w:r>
-        <w:t>별도</w:t>
-      </w:r>
-      <w:r>
-        <w:t xml:space="preserve"> </w:t>
-      </w:r>
-      <w:r>
-        <w:t>영상의</w:t>
+        <w:t>별도로</w:t>
+      </w:r>
+      <w:r>
+        <w:t xml:space="preserve"> </w:t>
+      </w:r>
+      <w:r>
+        <w:t>분리한</w:t>
       </w:r>
       <w:r>
         <w:t xml:space="preserve"> </w:t>
@@ -8054,25 +8048,91 @@
         <w:t>시험</w:t>
       </w:r>
       <w:r>
+        <w:t xml:space="preserve"> </w:t>
+      </w:r>
+      <w:r>
+        <w:t>영상에서는</w:t>
+      </w:r>
+      <w:r>
+        <w:t xml:space="preserve"> </w:t>
+      </w:r>
+      <w:r>
+        <w:t>도로</w:t>
+      </w:r>
+      <w:r>
+        <w:t xml:space="preserve"> IoU</w:t>
+      </w:r>
+      <w:r>
+        <w:t>가</w:t>
+      </w:r>
+      <w:r>
+        <w:t xml:space="preserve"> 70.47%→79.80%</w:t>
+      </w:r>
+      <w:r>
+        <w:t>로</w:t>
+      </w:r>
+      <w:r>
+        <w:t xml:space="preserve"> </w:t>
+      </w:r>
+      <w:r>
+        <w:t>높아졌지만</w:t>
+      </w:r>
+      <w:r>
+        <w:t xml:space="preserve"> </w:t>
+      </w:r>
+      <w:r>
+        <w:t>보도는</w:t>
+      </w:r>
+      <w:r>
+        <w:t xml:space="preserve"> 62.80%→39.51%</w:t>
+      </w:r>
+      <w:r>
+        <w:t>로</w:t>
+      </w:r>
+      <w:r>
+        <w:t xml:space="preserve"> </w:t>
+      </w:r>
+      <w:r>
+        <w:t>낮아졌다</w:t>
+      </w:r>
+      <w:r>
+        <w:t xml:space="preserve">. </w:t>
+      </w:r>
+      <w:r>
+        <w:t>정답이</w:t>
+      </w:r>
+      <w:r>
+        <w:t xml:space="preserve"> </w:t>
+      </w:r>
+      <w:r>
+        <w:t>있는</w:t>
+      </w:r>
+      <w:r>
         <w:t xml:space="preserve"> 8</w:t>
       </w:r>
       <w:r>
-        <w:t>장에서는</w:t>
-      </w:r>
-      <w:r>
-        <w:t xml:space="preserve"> </w:t>
-      </w:r>
-      <w:r>
-        <w:t>도로</w:t>
+        <w:t>개</w:t>
+      </w:r>
+      <w:r>
+        <w:t xml:space="preserve"> </w:t>
+      </w:r>
+      <w:r>
+        <w:t>클래스</w:t>
+      </w:r>
+      <w:r>
+        <w:t xml:space="preserve"> </w:t>
+      </w:r>
+      <w:r>
+        <w:t>평균</w:t>
       </w:r>
       <w:r>
         <w:t xml:space="preserve"> IoU</w:t>
       </w:r>
       <w:r>
-        <w:t>가</w:t>
-      </w:r>
-      <w:r>
-        <w:t xml:space="preserve"> 70.47%→79.80%</w:t>
+        <w:t>도</w:t>
+      </w:r>
+      <w:r>
+        <w:t xml:space="preserve"> 60.44%→58.76%</w:t>
       </w:r>
       <w:r>
         <w:t>로</w:t>
@@ -8081,108 +8141,42 @@
         <w:t xml:space="preserve"> </w:t>
       </w:r>
       <w:r>
-        <w:t>높아졌지만</w:t>
-      </w:r>
-      <w:r>
-        <w:t xml:space="preserve"> </w:t>
-      </w:r>
-      <w:r>
-        <w:t>보도는</w:t>
-      </w:r>
-      <w:r>
-        <w:t xml:space="preserve"> 62.80%→39.51%</w:t>
-      </w:r>
-      <w:r>
-        <w:t>로</w:t>
-      </w:r>
-      <w:r>
-        <w:t xml:space="preserve"> </w:t>
-      </w:r>
-      <w:r>
-        <w:t>낮아졌다</w:t>
+        <w:t>내려가</w:t>
+      </w:r>
+      <w:r>
+        <w:t xml:space="preserve"> </w:t>
+      </w:r>
+      <w:r>
+        <w:t>기본</w:t>
+      </w:r>
+      <w:r>
+        <w:t xml:space="preserve"> </w:t>
+      </w:r>
+      <w:r>
+        <w:t>모델은</w:t>
+      </w:r>
+      <w:r>
+        <w:t xml:space="preserve"> </w:t>
+      </w:r>
+      <w:r>
+        <w:t>공식</w:t>
+      </w:r>
+      <w:r>
+        <w:t xml:space="preserve"> </w:t>
+      </w:r>
+      <w:r>
+        <w:t>가중치를</w:t>
+      </w:r>
+      <w:r>
+        <w:t xml:space="preserve"> </w:t>
+      </w:r>
+      <w:r>
+        <w:t>유지했다</w:t>
       </w:r>
       <w:r>
         <w:t xml:space="preserve">. </w:t>
       </w:r>
       <w:r>
-        <w:t>정답이</w:t>
-      </w:r>
-      <w:r>
-        <w:t xml:space="preserve"> </w:t>
-      </w:r>
-      <w:r>
-        <w:t>있는</w:t>
-      </w:r>
-      <w:r>
-        <w:t xml:space="preserve"> 8</w:t>
-      </w:r>
-      <w:r>
-        <w:t>개</w:t>
-      </w:r>
-      <w:r>
-        <w:t xml:space="preserve"> </w:t>
-      </w:r>
-      <w:r>
-        <w:t>클래스</w:t>
-      </w:r>
-      <w:r>
-        <w:t xml:space="preserve"> </w:t>
-      </w:r>
-      <w:r>
-        <w:t>평균</w:t>
-      </w:r>
-      <w:r>
-        <w:t xml:space="preserve"> IoU</w:t>
-      </w:r>
-      <w:r>
-        <w:t>도</w:t>
-      </w:r>
-      <w:r>
-        <w:t xml:space="preserve"> 60.44%→58.76%</w:t>
-      </w:r>
-      <w:r>
-        <w:t>로</w:t>
-      </w:r>
-      <w:r>
-        <w:t xml:space="preserve"> </w:t>
-      </w:r>
-      <w:r>
-        <w:t>내려가</w:t>
-      </w:r>
-      <w:r>
-        <w:t xml:space="preserve"> </w:t>
-      </w:r>
-      <w:r>
-        <w:t>기본</w:t>
-      </w:r>
-      <w:r>
-        <w:t xml:space="preserve"> </w:t>
-      </w:r>
-      <w:r>
-        <w:t>모델은</w:t>
-      </w:r>
-      <w:r>
-        <w:t xml:space="preserve"> </w:t>
-      </w:r>
-      <w:r>
-        <w:t>공식</w:t>
-      </w:r>
-      <w:r>
-        <w:t xml:space="preserve"> </w:t>
-      </w:r>
-      <w:r>
-        <w:t>가중치를</w:t>
-      </w:r>
-      <w:r>
-        <w:t xml:space="preserve"> </w:t>
-      </w:r>
-      <w:r>
-        <w:t>유지했다</w:t>
-      </w:r>
-      <w:r>
-        <w:t xml:space="preserve">. </w:t>
-      </w:r>
-      <w:r>
         <w:t>부분</w:t>
       </w:r>
       <w:r>
@@ -8237,7 +8231,13 @@
         <w:t xml:space="preserve"> </w:t>
       </w:r>
       <w:r>
-        <w:t>새</w:t>
+        <w:t>차량</w:t>
+      </w:r>
+      <w:r>
+        <w:t xml:space="preserve"> </w:t>
+      </w:r>
+      <w:r>
+        <w:t>주행</w:t>
       </w:r>
       <w:r>
         <w:t xml:space="preserve"> </w:t>
@@ -8249,19 +8249,19 @@
         <w:t xml:space="preserve"> </w:t>
       </w:r>
       <w:r>
-        <w:t>웹</w:t>
-      </w:r>
-      <w:r>
-        <w:t xml:space="preserve"> </w:t>
-      </w:r>
-      <w:r>
-        <w:t>사진을</w:t>
-      </w:r>
-      <w:r>
-        <w:t xml:space="preserve"> </w:t>
-      </w:r>
-      <w:r>
-        <w:t>추가한</w:t>
+        <w:t>이미지</w:t>
+      </w:r>
+      <w:r>
+        <w:t xml:space="preserve"> </w:t>
+      </w:r>
+      <w:r>
+        <w:t>자료를</w:t>
+      </w:r>
+      <w:r>
+        <w:t xml:space="preserve"> </w:t>
+      </w:r>
+      <w:r>
+        <w:t>보강한</w:t>
       </w:r>
       <w:r>
         <w:t xml:space="preserve"> 2</w:t>
@@ -8410,15 +8410,69 @@
     </w:p>
     <w:p>
       <w:r>
+        <w:t>실제</w:t>
+      </w:r>
+      <w:r>
+        <w:t xml:space="preserve"> </w:t>
+      </w:r>
+      <w:r>
+        <w:t>차량</w:t>
+      </w:r>
+      <w:r>
+        <w:t xml:space="preserve"> </w:t>
+      </w:r>
+      <w:r>
+        <w:t>주행</w:t>
+      </w:r>
+      <w:r>
+        <w:t xml:space="preserve"> </w:t>
+      </w:r>
+      <w:r>
+        <w:t>영상과</w:t>
+      </w:r>
+      <w:r>
+        <w:t xml:space="preserve"> </w:t>
+      </w:r>
+      <w:r>
+        <w:t>이미지</w:t>
+      </w:r>
+      <w:r>
+        <w:t xml:space="preserve"> </w:t>
+      </w:r>
+      <w:r>
+        <w:t>자료들을</w:t>
+      </w:r>
+      <w:r>
+        <w:t xml:space="preserve"> </w:t>
+      </w:r>
+      <w:r>
+        <w:t>바탕으로</w:t>
+      </w:r>
+      <w:r>
+        <w:t xml:space="preserve"> </w:t>
+      </w:r>
+      <w:r>
+        <w:t>장면</w:t>
+      </w:r>
+      <w:r>
+        <w:t xml:space="preserve"> </w:t>
+      </w:r>
+      <w:r>
+        <w:t>다양성을</w:t>
+      </w:r>
+      <w:r>
+        <w:t xml:space="preserve"> </w:t>
+      </w:r>
+      <w:r>
+        <w:t>보강했다</w:t>
+      </w:r>
+      <w:r>
+        <w:t xml:space="preserve">. </w:t>
+      </w:r>
+      <w:r>
         <w:t>학습</w:t>
       </w:r>
       <w:r>
-        <w:t xml:space="preserve"> 24</w:t>
-      </w:r>
-      <w:r>
-        <w:t>장</w:t>
-      </w:r>
-      <w:r>
         <w:t>·</w:t>
       </w:r>
       <w:r>
@@ -8431,10 +8485,16 @@
         <w:t>검증</w:t>
       </w:r>
       <w:r>
-        <w:t xml:space="preserve"> 8</w:t>
-      </w:r>
-      <w:r>
-        <w:t>장에</w:t>
+        <w:t xml:space="preserve"> </w:t>
+      </w:r>
+      <w:r>
+        <w:t>자료를</w:t>
+      </w:r>
+      <w:r>
+        <w:t xml:space="preserve"> </w:t>
+      </w:r>
+      <w:r>
+        <w:t>분리하고</w:t>
       </w:r>
       <w:r>
         <w:t xml:space="preserve"> AI </w:t>
@@ -8458,13 +8518,7 @@
         <w:t xml:space="preserve"> </w:t>
       </w:r>
       <w:r>
-        <w:t>주석</w:t>
-      </w:r>
-      <w:r>
-        <w:t xml:space="preserve"> 135</w:t>
-      </w:r>
-      <w:r>
-        <w:t>개를</w:t>
+        <w:t>주석을</w:t>
       </w:r>
       <w:r>
         <w:t xml:space="preserve"> </w:t>
@@ -8600,7 +8654,7 @@
           <w:noProof/>
         </w:rPr>
         <w:drawing>
-          <wp:inline distT="0" distB="0" distL="0" distR="0" wp14:anchorId="7775229E" wp14:editId="63BE05A7">
+          <wp:inline distT="0" distB="0" distL="0" distR="0" wp14:anchorId="3C29FAB7" wp14:editId="31840058">
             <wp:extent cx="6400800" cy="4023360"/>
             <wp:effectExtent l="0" t="0" r="0" b="0"/>
             <wp:docPr id="4" name="Picture 4"/>
@@ -8731,10 +8785,10 @@
         <w:t>회귀</w:t>
       </w:r>
       <w:r>
-        <w:t xml:space="preserve"> 8</w:t>
-      </w:r>
-      <w:r>
-        <w:t>장의</w:t>
+        <w:t xml:space="preserve"> </w:t>
+      </w:r>
+      <w:r>
+        <w:t>자료의</w:t>
       </w:r>
       <w:r>
         <w:t xml:space="preserve"> </w:t>
@@ -15619,12 +15673,6 @@
         <w:t>기존</w:t>
       </w:r>
       <w:r>
-        <w:t xml:space="preserve"> 6</w:t>
-      </w:r>
-      <w:r>
-        <w:t>개</w:t>
-      </w:r>
-      <w:r>
         <w:t xml:space="preserve"> </w:t>
       </w:r>
       <w:r>
@@ -15652,13 +15700,19 @@
         <w:t xml:space="preserve"> </w:t>
       </w:r>
       <w:r>
-        <w:t>새</w:t>
-      </w:r>
-      <w:r>
-        <w:t xml:space="preserve"> 4</w:t>
-      </w:r>
-      <w:r>
-        <w:t>개</w:t>
+        <w:t>추가</w:t>
+      </w:r>
+      <w:r>
+        <w:t xml:space="preserve"> </w:t>
+      </w:r>
+      <w:r>
+        <w:t>차량</w:t>
+      </w:r>
+      <w:r>
+        <w:t xml:space="preserve"> </w:t>
+      </w:r>
+      <w:r>
+        <w:t>주행</w:t>
       </w:r>
       <w:r>
         <w:t xml:space="preserve"> </w:t>
@@ -15670,13 +15724,7 @@
         <w:t xml:space="preserve"> </w:t>
       </w:r>
       <w:r>
-        <w:t>고정</w:t>
-      </w:r>
-      <w:r>
-        <w:t xml:space="preserve"> 60</w:t>
-      </w:r>
-      <w:r>
-        <w:t>초</w:t>
+        <w:t>대표</w:t>
       </w:r>
       <w:r>
         <w:t xml:space="preserve"> </w:t>
@@ -15688,7 +15736,7 @@
         <w:t xml:space="preserve"> </w:t>
       </w:r>
       <w:r>
-        <w:t>추가했다</w:t>
+        <w:t>분석했다</w:t>
       </w:r>
       <w:r>
         <w:t xml:space="preserve">. </w:t>
@@ -18090,49 +18138,43 @@
     </w:p>
     <w:p>
       <w:r>
-        <w:t>새</w:t>
-      </w:r>
-      <w:r>
-        <w:t xml:space="preserve"> 4</w:t>
-      </w:r>
-      <w:r>
-        <w:t>개</w:t>
-      </w:r>
-      <w:r>
-        <w:t xml:space="preserve"> </w:t>
-      </w:r>
-      <w:r>
-        <w:t>영상의</w:t>
-      </w:r>
-      <w:r>
-        <w:t xml:space="preserve"> </w:t>
-      </w:r>
-      <w:r>
-        <w:t>중앙</w:t>
-      </w:r>
-      <w:r>
-        <w:t xml:space="preserve"> </w:t>
-      </w:r>
-      <w:r>
-        <w:t>시점에서</w:t>
-      </w:r>
-      <w:r>
-        <w:t xml:space="preserve"> </w:t>
-      </w:r>
-      <w:r>
-        <w:t>각각</w:t>
-      </w:r>
-      <w:r>
-        <w:t xml:space="preserve"> 60</w:t>
-      </w:r>
-      <w:r>
-        <w:t>초를</w:t>
-      </w:r>
-      <w:r>
-        <w:t xml:space="preserve"> </w:t>
-      </w:r>
-      <w:r>
-        <w:t>고정했다</w:t>
+        <w:t>차량</w:t>
+      </w:r>
+      <w:r>
+        <w:t xml:space="preserve"> </w:t>
+      </w:r>
+      <w:r>
+        <w:t>주행</w:t>
+      </w:r>
+      <w:r>
+        <w:t xml:space="preserve"> </w:t>
+      </w:r>
+      <w:r>
+        <w:t>영상에서</w:t>
+      </w:r>
+      <w:r>
+        <w:t xml:space="preserve"> </w:t>
+      </w:r>
+      <w:r>
+        <w:t>고정한</w:t>
+      </w:r>
+      <w:r>
+        <w:t xml:space="preserve"> </w:t>
+      </w:r>
+      <w:r>
+        <w:t>관측</w:t>
+      </w:r>
+      <w:r>
+        <w:t xml:space="preserve"> </w:t>
+      </w:r>
+      <w:r>
+        <w:t>구간을</w:t>
+      </w:r>
+      <w:r>
+        <w:t xml:space="preserve"> </w:t>
+      </w:r>
+      <w:r>
+        <w:t>분석했다</w:t>
       </w:r>
       <w:r>
         <w:t xml:space="preserve">. </w:t>
@@ -18153,12 +18195,6 @@
         <w:t>가진</w:t>
       </w:r>
       <w:r>
-        <w:t xml:space="preserve"> 240</w:t>
-      </w:r>
-      <w:r>
-        <w:t>개</w:t>
-      </w:r>
-      <w:r>
         <w:t xml:space="preserve"> RGB</w:t>
       </w:r>
       <w:r>
@@ -18204,73 +18240,55 @@
         <w:t xml:space="preserve"> </w:t>
       </w:r>
       <w:r>
-        <w:t>입력했다</w:t>
-      </w:r>
-      <w:r>
-        <w:t xml:space="preserve">. </w:t>
+        <w:t>입력하고</w:t>
+      </w:r>
+      <w:r>
+        <w:t xml:space="preserve">, </w:t>
       </w:r>
       <w:r>
         <w:t>같은</w:t>
       </w:r>
       <w:r>
-        <w:t xml:space="preserve"> 1</w:t>
-      </w:r>
-      <w:r>
-        <w:t>초</w:t>
-      </w:r>
-      <w:r>
-        <w:t xml:space="preserve"> </w:t>
-      </w:r>
-      <w:r>
-        <w:t>구간에서는</w:t>
-      </w:r>
-      <w:r>
-        <w:t xml:space="preserve"> </w:t>
-      </w:r>
-      <w:r>
-        <w:t>첫</w:t>
-      </w:r>
-      <w:r>
-        <w:t xml:space="preserve"> </w:t>
-      </w:r>
-      <w:r>
-        <w:t>표본만</w:t>
-      </w:r>
-      <w:r>
-        <w:t xml:space="preserve"> </w:t>
-      </w:r>
-      <w:r>
-        <w:t>유지해</w:t>
-      </w:r>
-      <w:r>
-        <w:t xml:space="preserve"> </w:t>
-      </w:r>
-      <w:r>
-        <w:t>총</w:t>
-      </w:r>
-      <w:r>
-        <w:t xml:space="preserve"> 236</w:t>
-      </w:r>
-      <w:r>
-        <w:t>개</w:t>
-      </w:r>
-      <w:r>
-        <w:t xml:space="preserve"> </w:t>
-      </w:r>
-      <w:r>
-        <w:t>대표</w:t>
-      </w:r>
-      <w:r>
-        <w:t xml:space="preserve"> </w:t>
-      </w:r>
-      <w:r>
-        <w:t>구간을</w:t>
-      </w:r>
-      <w:r>
-        <w:t xml:space="preserve"> </w:t>
-      </w:r>
-      <w:r>
-        <w:t>사용했다</w:t>
+        <w:t xml:space="preserve"> </w:t>
+      </w:r>
+      <w:r>
+        <w:t>시간</w:t>
+      </w:r>
+      <w:r>
+        <w:t xml:space="preserve"> </w:t>
+      </w:r>
+      <w:r>
+        <w:t>구간의</w:t>
+      </w:r>
+      <w:r>
+        <w:t xml:space="preserve"> </w:t>
+      </w:r>
+      <w:r>
+        <w:t>중복</w:t>
+      </w:r>
+      <w:r>
+        <w:t xml:space="preserve"> </w:t>
+      </w:r>
+      <w:r>
+        <w:t>표본을</w:t>
+      </w:r>
+      <w:r>
+        <w:t xml:space="preserve"> </w:t>
+      </w:r>
+      <w:r>
+        <w:t>제외해</w:t>
+      </w:r>
+      <w:r>
+        <w:t xml:space="preserve"> </w:t>
+      </w:r>
+      <w:r>
+        <w:t>관측을</w:t>
+      </w:r>
+      <w:r>
+        <w:t xml:space="preserve"> </w:t>
+      </w:r>
+      <w:r>
+        <w:t>누적했다</w:t>
       </w:r>
       <w:r>
         <w:t>.</w:t>
@@ -18286,7 +18304,7 @@
           <w:noProof/>
         </w:rPr>
         <w:drawing>
-          <wp:inline distT="0" distB="0" distL="0" distR="0" wp14:anchorId="0BEBB40F" wp14:editId="6C675580">
+          <wp:inline distT="0" distB="0" distL="0" distR="0" wp14:anchorId="300DFCD9" wp14:editId="23A9D23F">
             <wp:extent cx="6400800" cy="3920490"/>
             <wp:effectExtent l="0" t="0" r="0" b="0"/>
             <wp:docPr id="5" name="Picture 5"/>
@@ -18529,7 +18547,7 @@
           <w:noProof/>
         </w:rPr>
         <w:drawing>
-          <wp:inline distT="0" distB="0" distL="0" distR="0" wp14:anchorId="5347F63A" wp14:editId="0ABDEA1D">
+          <wp:inline distT="0" distB="0" distL="0" distR="0" wp14:anchorId="44F38451" wp14:editId="4D27F190">
             <wp:extent cx="6400800" cy="3920490"/>
             <wp:effectExtent l="0" t="0" r="0" b="0"/>
             <wp:docPr id="6" name="Picture 6"/>
@@ -19758,7 +19776,7 @@
           <w:noProof/>
         </w:rPr>
         <w:drawing>
-          <wp:inline distT="0" distB="0" distL="0" distR="0" wp14:anchorId="32CB0240" wp14:editId="31220F11">
+          <wp:inline distT="0" distB="0" distL="0" distR="0" wp14:anchorId="106B0EDC" wp14:editId="7625D6D3">
             <wp:extent cx="6400800" cy="3920490"/>
             <wp:effectExtent l="0" t="0" r="0" b="0"/>
             <wp:docPr id="7" name="Picture 7"/>
@@ -19837,7 +19855,7 @@
           <w:noProof/>
         </w:rPr>
         <w:drawing>
-          <wp:inline distT="0" distB="0" distL="0" distR="0" wp14:anchorId="02A8D366" wp14:editId="21C2A9D4">
+          <wp:inline distT="0" distB="0" distL="0" distR="0" wp14:anchorId="24AF52BE" wp14:editId="750600B0">
             <wp:extent cx="6400800" cy="3920490"/>
             <wp:effectExtent l="0" t="0" r="0" b="0"/>
             <wp:docPr id="8" name="Picture 8"/>
@@ -19940,7 +19958,7 @@
           <w:noProof/>
         </w:rPr>
         <w:drawing>
-          <wp:inline distT="0" distB="0" distL="0" distR="0" wp14:anchorId="43F9DF38" wp14:editId="63F53079">
+          <wp:inline distT="0" distB="0" distL="0" distR="0" wp14:anchorId="02554C96" wp14:editId="1D67D8A8">
             <wp:extent cx="6400800" cy="3920490"/>
             <wp:effectExtent l="0" t="0" r="0" b="0"/>
             <wp:docPr id="9" name="Picture 9"/>
@@ -20037,7 +20055,7 @@
           <w:noProof/>
         </w:rPr>
         <w:drawing>
-          <wp:inline distT="0" distB="0" distL="0" distR="0" wp14:anchorId="50517696" wp14:editId="603F3028">
+          <wp:inline distT="0" distB="0" distL="0" distR="0" wp14:anchorId="33EF676C" wp14:editId="025F622B">
             <wp:extent cx="6400800" cy="3920490"/>
             <wp:effectExtent l="0" t="0" r="0" b="0"/>
             <wp:docPr id="10" name="Picture 10"/>
@@ -20395,13 +20413,13 @@
     </w:p>
     <w:p>
       <w:r>
-        <w:t>새</w:t>
-      </w:r>
-      <w:r>
-        <w:t xml:space="preserve"> 4</w:t>
-      </w:r>
-      <w:r>
-        <w:t>개</w:t>
+        <w:t>차량</w:t>
+      </w:r>
+      <w:r>
+        <w:t xml:space="preserve"> </w:t>
+      </w:r>
+      <w:r>
+        <w:t>주행</w:t>
       </w:r>
       <w:r>
         <w:t xml:space="preserve"> </w:t>
@@ -20410,7 +20428,13 @@
         <w:t>영상의</w:t>
       </w:r>
       <w:r>
-        <w:t xml:space="preserve"> 240</w:t>
+        <w:t xml:space="preserve"> </w:t>
+      </w:r>
+      <w:r>
+        <w:t>연속</w:t>
+      </w:r>
+      <w:r>
+        <w:t xml:space="preserve"> </w:t>
       </w:r>
       <w:r>
         <w:t>프레임에서는</w:t>
@@ -23337,31 +23361,31 @@
       </w:rPr>
     </w:lvl>
   </w:abstractNum>
-  <w:num w:numId="1" w16cid:durableId="1908153461">
+  <w:num w:numId="1" w16cid:durableId="1504083875">
     <w:abstractNumId w:val="8"/>
   </w:num>
-  <w:num w:numId="2" w16cid:durableId="1989747469">
+  <w:num w:numId="2" w16cid:durableId="675113345">
     <w:abstractNumId w:val="6"/>
   </w:num>
-  <w:num w:numId="3" w16cid:durableId="1023089230">
+  <w:num w:numId="3" w16cid:durableId="497578769">
     <w:abstractNumId w:val="5"/>
   </w:num>
-  <w:num w:numId="4" w16cid:durableId="354035738">
+  <w:num w:numId="4" w16cid:durableId="1421563441">
     <w:abstractNumId w:val="4"/>
   </w:num>
-  <w:num w:numId="5" w16cid:durableId="2048990602">
+  <w:num w:numId="5" w16cid:durableId="1596133432">
     <w:abstractNumId w:val="7"/>
   </w:num>
-  <w:num w:numId="6" w16cid:durableId="272711503">
+  <w:num w:numId="6" w16cid:durableId="1110929864">
     <w:abstractNumId w:val="3"/>
   </w:num>
-  <w:num w:numId="7" w16cid:durableId="1258101632">
+  <w:num w:numId="7" w16cid:durableId="1406955651">
     <w:abstractNumId w:val="2"/>
   </w:num>
-  <w:num w:numId="8" w16cid:durableId="819153266">
+  <w:num w:numId="8" w16cid:durableId="559709803">
     <w:abstractNumId w:val="1"/>
   </w:num>
-  <w:num w:numId="9" w16cid:durableId="405612558">
+  <w:num w:numId="9" w16cid:durableId="1831016761">
     <w:abstractNumId w:val="0"/>
   </w:num>
 </w:numbering>
